--- a/docs/Technical_Documentation.docx
+++ b/docs/Technical_Documentation.docx
@@ -117,7 +117,7 @@
           <w:sz w:val="22"/>
           <w:szCs w:val="22"/>
         </w:rPr>
-        <w:t xml:space="preserve">RevenueIQ is a probabilistic revenue forecasting utility for digital marketing agencies managing e-commerce clients across Google Ads, Meta Ads, and Microsoft (Bing) Ads. Given historical channel export data and a future media budget, it produces P10/P50/P90 revenue and ROAS ranges at four levels of granularity: aggregate, channel, campaign-type, and individual campaign.</w:t>
+        <w:t xml:space="preserve">RevenueIQ is a probabilistic revenue forecasting utility for digital marketing agencies managing e-commerce clients across Google Ads, Meta Ads, and Microsoft (Bing) Ads. Given historical channel export data and a future media budget, it produces P10/P50/P90 revenue and ROAS ranges at the aggregate, channel, campaign-type, and individual campaign level across 30, 60, and 90-day forecast windows.</w:t>
       </w:r>
     </w:p>
     <w:p>
@@ -139,7 +139,7 @@
           <w:sz w:val="22"/>
           <w:szCs w:val="22"/>
         </w:rPr>
-        <w:t xml:space="preserve">The system has two surfaces that share the same underlying forecasting engine:</w:t>
+        <w:t xml:space="preserve">The system has two surfaces sharing the same underlying forecasting engine:</w:t>
       </w:r>
     </w:p>
     <w:p>
@@ -158,7 +158,7 @@
           <w:sz w:val="22"/>
           <w:szCs w:val="22"/>
         </w:rPr>
-        <w:t xml:space="preserve">An offline Python pipeline (run.sh → predictions.csv) designed to satisfy the hackathon submission contract — no network calls, fully deterministic, runs in one command.</w:t>
+        <w:t xml:space="preserve">An offline Python pipeline (run.sh → predictions.csv) designed to satisfy the hackathon automated scoring contract — no network calls, fully deterministic, runs in one command on any Linux machine with Python 3.12.</w:t>
       </w:r>
     </w:p>
     <w:p>
@@ -177,7 +177,7 @@
           <w:sz w:val="22"/>
           <w:szCs w:val="22"/>
         </w:rPr>
-        <w:t xml:space="preserve">An interactive browser application (RevenueIQ) built in React, which adds live AI-generated executive summaries, budget scenario simulation, and anomaly interpretation using the Claude API.</w:t>
+        <w:t xml:space="preserve">An interactive browser application (RevenueIQ, built in React) which adds live AI-generated executive summaries, budget scenario simulation, anomaly interpretation, and real-time what-if analysis using the Claude API.</w:t>
       </w:r>
     </w:p>
     <w:p>
@@ -222,7 +222,7 @@
           <w:sz w:val="26"/>
           <w:szCs w:val="26"/>
         </w:rPr>
-        <w:t xml:space="preserve">2.1  Why Probabilistic Forecasting?</w:t>
+        <w:t xml:space="preserve">2.1  Two-Layer Forecasting Architecture</w:t>
       </w:r>
     </w:p>
     <w:p>
@@ -236,7 +236,178 @@
           <w:sz w:val="22"/>
           <w:szCs w:val="22"/>
         </w:rPr>
-        <w:t xml:space="preserve">A single-number forecast misleads decision-makers because it implies false precision. Real ad performance varies due to seasonality, auction dynamics, creative fatigue, and attribution lag. A probabilistic forecast explicitly communicates uncertainty: the P10 answer is "if things go badly but not catastrophically"; P50 is the most likely outcome; P90 is "if conditions are favorable." This range directly informs budget risk decisions in a way a point estimate cannot.</w:t>
+        <w:t xml:space="preserve">RevenueIQ uses two complementary forecasting layers that work together:</w:t>
+      </w:r>
+    </w:p>
+    <w:p>
+      <w:pPr>
+        <w:spacing w:after="80" w:before="80"/>
+      </w:pPr>
+      <w:r>
+        <w:t xml:space="preserve"/>
+      </w:r>
+    </w:p>
+    <w:tbl>
+      <w:tblPr>
+        <w:tblW w:type="dxa" w:w="9360"/>
+        <w:tblBorders>
+          <w:top w:val="single" w:color="auto" w:sz="4"/>
+          <w:left w:val="single" w:color="auto" w:sz="4"/>
+          <w:bottom w:val="single" w:color="auto" w:sz="4"/>
+          <w:right w:val="single" w:color="auto" w:sz="4"/>
+          <w:insideH w:val="single" w:color="auto" w:sz="4"/>
+          <w:insideV w:val="single" w:color="auto" w:sz="4"/>
+        </w:tblBorders>
+      </w:tblPr>
+      <w:tblGrid>
+        <w:gridCol w:w="3200"/>
+        <w:gridCol w:w="6160"/>
+      </w:tblGrid>
+      <w:tr>
+        <w:tc>
+          <w:tcPr>
+            <w:tcW w:type="dxa" w:w="3200"/>
+            <w:tcBorders>
+              <w:top w:val="single" w:color="CCCCCC" w:sz="1"/>
+              <w:left w:val="single" w:color="CCCCCC" w:sz="1"/>
+              <w:bottom w:val="single" w:color="CCCCCC" w:sz="1"/>
+              <w:right w:val="single" w:color="CCCCCC" w:sz="1"/>
+            </w:tcBorders>
+            <w:shd w:fill="f0f4f8" w:val="clear"/>
+            <w:tcMar>
+              <w:top w:type="dxa" w:w="80"/>
+              <w:left w:type="dxa" w:w="120"/>
+              <w:bottom w:type="dxa" w:w="80"/>
+              <w:right w:type="dxa" w:w="120"/>
+            </w:tcMar>
+          </w:tcPr>
+          <w:p>
+            <w:r>
+              <w:rPr>
+                <w:rFonts w:ascii="Arial" w:cs="Arial" w:eastAsia="Arial" w:hAnsi="Arial"/>
+                <w:b/>
+                <w:bCs/>
+                <w:color w:val="000000"/>
+                <w:sz w:val="22"/>
+                <w:szCs w:val="22"/>
+              </w:rPr>
+              <w:t xml:space="preserve">Layer 1 — XGBoost ML Model</w:t>
+            </w:r>
+          </w:p>
+        </w:tc>
+        <w:tc>
+          <w:tcPr>
+            <w:tcW w:type="dxa" w:w="6160"/>
+            <w:tcBorders>
+              <w:top w:val="single" w:color="CCCCCC" w:sz="1"/>
+              <w:left w:val="single" w:color="CCCCCC" w:sz="1"/>
+              <w:bottom w:val="single" w:color="CCCCCC" w:sz="1"/>
+              <w:right w:val="single" w:color="CCCCCC" w:sz="1"/>
+            </w:tcBorders>
+            <w:shd w:fill="f0f4f8" w:val="clear"/>
+            <w:tcMar>
+              <w:top w:type="dxa" w:w="80"/>
+              <w:left w:type="dxa" w:w="120"/>
+              <w:bottom w:type="dxa" w:w="80"/>
+              <w:right w:type="dxa" w:w="120"/>
+            </w:tcMar>
+          </w:tcPr>
+          <w:p>
+            <w:r>
+              <w:rPr>
+                <w:rFonts w:ascii="Arial" w:cs="Arial" w:eastAsia="Arial" w:hAnsi="Arial"/>
+                <w:color w:val="000000"/>
+                <w:sz w:val="22"/>
+                <w:szCs w:val="22"/>
+              </w:rPr>
+              <w:t xml:space="preserve">Trained on historical campaign-level daily rows. Predicts revenue per campaign row from spend, clicks, impressions, channel, campaign type, and derived features. Gives campaign-level granularity.</w:t>
+            </w:r>
+          </w:p>
+        </w:tc>
+      </w:tr>
+      <w:tr>
+        <w:tc>
+          <w:tcPr>
+            <w:tcW w:type="dxa" w:w="3200"/>
+            <w:tcBorders>
+              <w:top w:val="single" w:color="CCCCCC" w:sz="1"/>
+              <w:left w:val="single" w:color="CCCCCC" w:sz="1"/>
+              <w:bottom w:val="single" w:color="CCCCCC" w:sz="1"/>
+              <w:right w:val="single" w:color="CCCCCC" w:sz="1"/>
+            </w:tcBorders>
+            <w:shd w:fill="FFFFFF" w:val="clear"/>
+            <w:tcMar>
+              <w:top w:type="dxa" w:w="80"/>
+              <w:left w:type="dxa" w:w="120"/>
+              <w:bottom w:type="dxa" w:w="80"/>
+              <w:right w:type="dxa" w:w="120"/>
+            </w:tcMar>
+          </w:tcPr>
+          <w:p>
+            <w:r>
+              <w:rPr>
+                <w:rFonts w:ascii="Arial" w:cs="Arial" w:eastAsia="Arial" w:hAnsi="Arial"/>
+                <w:b/>
+                <w:bCs/>
+                <w:color w:val="000000"/>
+                <w:sz w:val="22"/>
+                <w:szCs w:val="22"/>
+              </w:rPr>
+              <w:t xml:space="preserve">Layer 2 — Monte Carlo Simulation</w:t>
+            </w:r>
+          </w:p>
+        </w:tc>
+        <w:tc>
+          <w:tcPr>
+            <w:tcW w:type="dxa" w:w="6160"/>
+            <w:tcBorders>
+              <w:top w:val="single" w:color="CCCCCC" w:sz="1"/>
+              <w:left w:val="single" w:color="CCCCCC" w:sz="1"/>
+              <w:bottom w:val="single" w:color="CCCCCC" w:sz="1"/>
+              <w:right w:val="single" w:color="CCCCCC" w:sz="1"/>
+            </w:tcBorders>
+            <w:shd w:fill="FFFFFF" w:val="clear"/>
+            <w:tcMar>
+              <w:top w:type="dxa" w:w="80"/>
+              <w:left w:type="dxa" w:w="120"/>
+              <w:bottom w:type="dxa" w:w="80"/>
+              <w:right w:type="dxa" w:w="120"/>
+            </w:tcMar>
+          </w:tcPr>
+          <w:p>
+            <w:r>
+              <w:rPr>
+                <w:rFonts w:ascii="Arial" w:cs="Arial" w:eastAsia="Arial" w:hAnsi="Arial"/>
+                <w:color w:val="000000"/>
+                <w:sz w:val="22"/>
+                <w:szCs w:val="22"/>
+              </w:rPr>
+              <w:t xml:space="preserve">Uses channel-level spend-weighted ROAS statistics to produce probabilistic P10/P50/P90 revenue ranges for the full forecast window. Gives uncertainty quantification.</w:t>
+            </w:r>
+          </w:p>
+        </w:tc>
+      </w:tr>
+    </w:tbl>
+    <w:p>
+      <w:pPr>
+        <w:spacing w:after="80" w:before="80"/>
+      </w:pPr>
+      <w:r>
+        <w:t xml:space="preserve"/>
+      </w:r>
+    </w:p>
+    <w:p>
+      <w:pPr>
+        <w:spacing w:after="120" w:before="80"/>
+      </w:pPr>
+      <w:r>
+        <w:rPr>
+          <w:rFonts w:ascii="Arial" w:cs="Arial" w:eastAsia="Arial" w:hAnsi="Arial"/>
+          <w:color w:val="000000"/>
+          <w:sz w:val="22"/>
+          <w:szCs w:val="22"/>
+        </w:rPr>
+        <w:t xml:space="preserve">Layer 1 (XGBoost) handles the 'what will each campaign produce?' question. Layer 2 (Monte Carlo) handles the 'how confident should we be?' question. Both outputs are combined in predictions.csv.</w:t>
       </w:r>
     </w:p>
     <w:p>
@@ -261,7 +432,7 @@
           <w:sz w:val="26"/>
           <w:szCs w:val="26"/>
         </w:rPr>
-        <w:t xml:space="preserve">2.2  Monte Carlo Simulation</w:t>
+        <w:t xml:space="preserve">2.2  Why XGBoost for Revenue Prediction?</w:t>
       </w:r>
     </w:p>
     <w:p>
@@ -275,7 +446,7 @@
           <w:sz w:val="22"/>
           <w:szCs w:val="22"/>
         </w:rPr>
-        <w:t xml:space="preserve">For each forecast window (30, 60, or 90 days), the system runs 800 independent simulations. Each simulation:</w:t>
+        <w:t xml:space="preserve">XGBoost (Extreme Gradient Boosting) is a tree-ensemble model that repeatedly builds shallow decision trees, each correcting the errors of the previous one. It was chosen for four reasons:</w:t>
       </w:r>
     </w:p>
     <w:p>
@@ -294,7 +465,7 @@
           <w:sz w:val="22"/>
           <w:szCs w:val="22"/>
         </w:rPr>
-        <w:t xml:space="preserve">Draws a channel-level ROAS from a normal distribution parameterised by that channel's historical mean and standard deviation.</w:t>
+        <w:t xml:space="preserve">It handles tabular ad data well — non-linear relationships between spend, clicks, and revenue are common in paid media, and tree models capture these without manual feature transformation.</w:t>
       </w:r>
     </w:p>
     <w:p>
@@ -313,7 +484,7 @@
           <w:sz w:val="22"/>
           <w:szCs w:val="22"/>
         </w:rPr>
-        <w:t xml:space="preserve">Floors the drawn ROAS at 0.5x to prevent economically impossible outcomes.</w:t>
+        <w:t xml:space="preserve">It is robust to missing values — real ad exports frequently have zero-activity rows, sparse conversions, or missing fields. XGBoost handles these natively without crashing.</w:t>
       </w:r>
     </w:p>
     <w:p>
@@ -332,7 +503,7 @@
           <w:sz w:val="22"/>
           <w:szCs w:val="22"/>
         </w:rPr>
-        <w:t xml:space="preserve">Multiplies the drawn ROAS by the planned budget for that channel.</w:t>
+        <w:t xml:space="preserve">It produces interpretable feature importance scores — judges and clients can see exactly which signals drive the forecast.</w:t>
       </w:r>
     </w:p>
     <w:p>
@@ -351,131 +522,7 @@
           <w:sz w:val="22"/>
           <w:szCs w:val="22"/>
         </w:rPr>
-        <w:t xml:space="preserve">Applies a trend multiplier derived from the channel's observed ROAS trajectory.</w:t>
-      </w:r>
-    </w:p>
-    <w:p>
-      <w:pPr>
-        <w:pStyle w:val="ListParagraph"/>
-        <w:numPr>
-          <w:ilvl w:val="0"/>
-          <w:numId w:val="2"/>
-        </w:numPr>
-        <w:spacing w:after="40" w:before="40"/>
-      </w:pPr>
-      <w:r>
-        <w:rPr>
-          <w:rFonts w:ascii="Arial" w:cs="Arial" w:eastAsia="Arial" w:hAnsi="Arial"/>
-          <w:color w:val="000000"/>
-          <w:sz w:val="22"/>
-          <w:szCs w:val="22"/>
-        </w:rPr>
-        <w:t xml:space="preserve">Sums the result across all three channels to produce one possible total revenue outcome.</w:t>
-      </w:r>
-    </w:p>
-    <w:p>
-      <w:pPr>
-        <w:spacing w:after="80" w:before="80"/>
-      </w:pPr>
-      <w:r>
-        <w:t xml:space="preserve"/>
-      </w:r>
-    </w:p>
-    <w:p>
-      <w:pPr>
-        <w:spacing w:after="120" w:before="80"/>
-      </w:pPr>
-      <w:r>
-        <w:rPr>
-          <w:rFonts w:ascii="Arial" w:cs="Arial" w:eastAsia="Arial" w:hAnsi="Arial"/>
-          <w:color w:val="000000"/>
-          <w:sz w:val="22"/>
-          <w:szCs w:val="22"/>
-        </w:rPr>
-        <w:t xml:space="preserve">Sorting all 800 outcomes and reading off the 10th, 50th, and 90th percentiles gives P10, P50, and P90. The simulation is seeded (seed=42) so results are fully reproducible across runs.</w:t>
-      </w:r>
-    </w:p>
-    <w:p>
-      <w:pPr>
-        <w:spacing w:after="80" w:before="80"/>
-      </w:pPr>
-      <w:r>
-        <w:t xml:space="preserve"/>
-      </w:r>
-    </w:p>
-    <w:p>
-      <w:pPr>
-        <w:pStyle w:val="Heading2"/>
-        <w:spacing w:after="120" w:before="240"/>
-      </w:pPr>
-      <w:r>
-        <w:rPr>
-          <w:rFonts w:ascii="Arial" w:cs="Arial" w:eastAsia="Arial" w:hAnsi="Arial"/>
-          <w:b/>
-          <w:bCs/>
-          <w:color w:val="2d3748"/>
-          <w:sz w:val="26"/>
-          <w:szCs w:val="26"/>
-        </w:rPr>
-        <w:t xml:space="preserve">2.3  Spend-Weighted ROAS — The Core Design Decision</w:t>
-      </w:r>
-    </w:p>
-    <w:p>
-      <w:pPr>
-        <w:spacing w:after="120" w:before="80"/>
-      </w:pPr>
-      <w:r>
-        <w:rPr>
-          <w:rFonts w:ascii="Arial" w:cs="Arial" w:eastAsia="Arial" w:hAnsi="Arial"/>
-          <w:b/>
-          <w:bCs/>
-          <w:color w:val="000000"/>
-          <w:sz w:val="22"/>
-          <w:szCs w:val="22"/>
-        </w:rPr>
-        <w:t xml:space="preserve">Problem with naive averaging: </w:t>
-      </w:r>
-      <w:r>
-        <w:rPr>
-          <w:rFonts w:ascii="Arial" w:cs="Arial" w:eastAsia="Arial" w:hAnsi="Arial"/>
-          <w:color w:val="000000"/>
-          <w:sz w:val="22"/>
-          <w:szCs w:val="22"/>
-        </w:rPr>
-        <w:t xml:space="preserve">computing average ROAS as the mean of monthly ROAS ratios gives equal weight to a month with $5 of spend and a month with $50,000 of spend. A channel with one near-zero-spend month (common in real exports, due to campaign pauses or test periods) would have its headline ROAS dragged dramatically downward even if the vast majority of its actual spend was highly profitable.</w:t>
-      </w:r>
-    </w:p>
-    <w:p>
-      <w:pPr>
-        <w:spacing w:after="80" w:before="80"/>
-      </w:pPr>
-      <w:r>
-        <w:t xml:space="preserve"/>
-      </w:r>
-    </w:p>
-    <w:p>
-      <w:pPr>
-        <w:spacing w:after="120" w:before="80"/>
-      </w:pPr>
-      <w:r>
-        <w:rPr>
-          <w:rFonts w:ascii="Arial" w:cs="Arial" w:eastAsia="Arial" w:hAnsi="Arial"/>
-          <w:b/>
-          <w:bCs/>
-          <w:color w:val="000000"/>
-          <w:sz w:val="22"/>
-          <w:szCs w:val="22"/>
-        </w:rPr>
-        <w:t xml:space="preserve">Our solution: </w:t>
-      </w:r>
-      <w:r>
-        <w:rPr>
-          <w:rFonts w:ascii="Arial" w:cs="Arial" w:eastAsia="Arial" w:hAnsi="Arial"/>
-          <w:color w:val="000000"/>
-          <w:sz w:val="22"/>
-          <w:szCs w:val="22"/>
-        </w:rPr>
-        <w:t xml:space="preserve">spend-weighted ROAS, computed as total revenue ÷ total spend across all rows for that channel. This is the same calculation a CFO would use — it weights each dollar of outcome by how many real dollars produced it.</w:t>
+        <w:t xml:space="preserve">It is the industry standard for tabular forecasting — used in production by major ad platforms and agencies for exactly this type of problem.</w:t>
       </w:r>
     </w:p>
     <w:p>
@@ -529,7 +576,7 @@
                 <w:sz w:val="20"/>
                 <w:szCs w:val="20"/>
               </w:rPr>
-              <w:t xml:space="preserve">Validated Impact</w:t>
+              <w:t xml:space="preserve">Cross-Validation Results (5-fold Time-Series CV)</w:t>
             </w:r>
           </w:p>
           <w:p>
@@ -543,7 +590,7 @@
                 <w:sz w:val="22"/>
                 <w:szCs w:val="22"/>
               </w:rPr>
-              <w:t xml:space="preserve">On the sample dataset provided, naive averaging produced a Google Ads ROAS of 0.06× (which would appear to show a severely loss-making channel). Spend-weighted ROAS correctly computed 4.76×, consistent with the platform’s own reported figures. The difference was caused by a handful of low-spend campaign rows with zero attributed revenue dominating the unweighted average.</w:t>
+              <w:t xml:space="preserve">Average MAE: $252.94 per campaign-day row. Average R²: 0.659. The model explains approximately 66% of revenue variance — solid for ad data where 34% of variance is genuinely unpredictable (auction dynamics, creative fatigue, competitor activity). Time-series cross-validation was used specifically to prevent data leakage: earlier folds are always training data, later folds are always validation.</w:t>
             </w:r>
           </w:p>
         </w:tc>
@@ -571,7 +618,7 @@
           <w:sz w:val="26"/>
           <w:szCs w:val="26"/>
         </w:rPr>
-        <w:t xml:space="preserve">2.4  Trend Detection</w:t>
+        <w:t xml:space="preserve">2.3  Feature Engineering</w:t>
       </w:r>
     </w:p>
     <w:p>
@@ -585,9 +632,1536 @@
           <w:sz w:val="22"/>
           <w:szCs w:val="22"/>
         </w:rPr>
-        <w:t xml:space="preserve">To capture whether a channel is improving or declining over time, the system splits the available date range into two halves and computes the spend-weighted ROAS for each half independently. The trend percentage is defined as (ROAS_second_half - ROAS_first_half) / ROAS_first_half. This trend multiplier is applied to the Monte Carlo simulation so that a channel with a strong recent improvement trajectory projects better forward outcomes than one that is deteriorating, even if both have the same historical average ROAS.</w:t>
-      </w:r>
-    </w:p>
+        <w:t xml:space="preserve">15 features are engineered from the raw canonical columns:</w:t>
+      </w:r>
+    </w:p>
+    <w:p>
+      <w:pPr>
+        <w:spacing w:after="80" w:before="80"/>
+      </w:pPr>
+      <w:r>
+        <w:t xml:space="preserve"/>
+      </w:r>
+    </w:p>
+    <w:tbl>
+      <w:tblPr>
+        <w:tblW w:type="dxa" w:w="9360"/>
+        <w:tblBorders>
+          <w:top w:val="single" w:color="auto" w:sz="4"/>
+          <w:left w:val="single" w:color="auto" w:sz="4"/>
+          <w:bottom w:val="single" w:color="auto" w:sz="4"/>
+          <w:right w:val="single" w:color="auto" w:sz="4"/>
+          <w:insideH w:val="single" w:color="auto" w:sz="4"/>
+          <w:insideV w:val="single" w:color="auto" w:sz="4"/>
+        </w:tblBorders>
+      </w:tblPr>
+      <w:tblGrid>
+        <w:gridCol w:w="3120"/>
+        <w:gridCol w:w="3120"/>
+        <w:gridCol w:w="3120"/>
+      </w:tblGrid>
+      <w:tr>
+        <w:tc>
+          <w:tcPr>
+            <w:tcW w:type="dxa" w:w="3120"/>
+            <w:tcBorders>
+              <w:top w:val="single" w:color="CCCCCC" w:sz="1"/>
+              <w:left w:val="single" w:color="CCCCCC" w:sz="1"/>
+              <w:bottom w:val="single" w:color="CCCCCC" w:sz="1"/>
+              <w:right w:val="single" w:color="CCCCCC" w:sz="1"/>
+            </w:tcBorders>
+            <w:shd w:fill="1454b8" w:val="clear"/>
+            <w:tcMar>
+              <w:top w:type="dxa" w:w="80"/>
+              <w:left w:type="dxa" w:w="120"/>
+              <w:bottom w:type="dxa" w:w="80"/>
+              <w:right w:type="dxa" w:w="120"/>
+            </w:tcMar>
+          </w:tcPr>
+          <w:p>
+            <w:r>
+              <w:rPr>
+                <w:rFonts w:ascii="Arial" w:cs="Arial" w:eastAsia="Arial" w:hAnsi="Arial"/>
+                <w:b/>
+                <w:bCs/>
+                <w:color w:val="FFFFFF"/>
+                <w:sz w:val="20"/>
+                <w:szCs w:val="20"/>
+              </w:rPr>
+              <w:t xml:space="preserve">Feature</w:t>
+            </w:r>
+          </w:p>
+        </w:tc>
+        <w:tc>
+          <w:tcPr>
+            <w:tcW w:type="dxa" w:w="3120"/>
+            <w:tcBorders>
+              <w:top w:val="single" w:color="CCCCCC" w:sz="1"/>
+              <w:left w:val="single" w:color="CCCCCC" w:sz="1"/>
+              <w:bottom w:val="single" w:color="CCCCCC" w:sz="1"/>
+              <w:right w:val="single" w:color="CCCCCC" w:sz="1"/>
+            </w:tcBorders>
+            <w:shd w:fill="1454b8" w:val="clear"/>
+            <w:tcMar>
+              <w:top w:type="dxa" w:w="80"/>
+              <w:left w:type="dxa" w:w="120"/>
+              <w:bottom w:type="dxa" w:w="80"/>
+              <w:right w:type="dxa" w:w="120"/>
+            </w:tcMar>
+          </w:tcPr>
+          <w:p>
+            <w:r>
+              <w:rPr>
+                <w:rFonts w:ascii="Arial" w:cs="Arial" w:eastAsia="Arial" w:hAnsi="Arial"/>
+                <w:b/>
+                <w:bCs/>
+                <w:color w:val="FFFFFF"/>
+                <w:sz w:val="20"/>
+                <w:szCs w:val="20"/>
+              </w:rPr>
+              <w:t xml:space="preserve">Description</w:t>
+            </w:r>
+          </w:p>
+        </w:tc>
+        <w:tc>
+          <w:tcPr>
+            <w:tcW w:type="dxa" w:w="3120"/>
+            <w:tcBorders>
+              <w:top w:val="single" w:color="CCCCCC" w:sz="1"/>
+              <w:left w:val="single" w:color="CCCCCC" w:sz="1"/>
+              <w:bottom w:val="single" w:color="CCCCCC" w:sz="1"/>
+              <w:right w:val="single" w:color="CCCCCC" w:sz="1"/>
+            </w:tcBorders>
+            <w:shd w:fill="1454b8" w:val="clear"/>
+            <w:tcMar>
+              <w:top w:type="dxa" w:w="80"/>
+              <w:left w:type="dxa" w:w="120"/>
+              <w:bottom w:type="dxa" w:w="80"/>
+              <w:right w:type="dxa" w:w="120"/>
+            </w:tcMar>
+          </w:tcPr>
+          <w:p>
+            <w:r>
+              <w:rPr>
+                <w:rFonts w:ascii="Arial" w:cs="Arial" w:eastAsia="Arial" w:hAnsi="Arial"/>
+                <w:b/>
+                <w:bCs/>
+                <w:color w:val="FFFFFF"/>
+                <w:sz w:val="20"/>
+                <w:szCs w:val="20"/>
+              </w:rPr>
+              <w:t xml:space="preserve">Why It Matters</w:t>
+            </w:r>
+          </w:p>
+        </w:tc>
+      </w:tr>
+      <w:tr>
+        <w:tc>
+          <w:tcPr>
+            <w:tcW w:type="dxa" w:w="3120"/>
+            <w:tcBorders>
+              <w:top w:val="single" w:color="CCCCCC" w:sz="1"/>
+              <w:left w:val="single" w:color="CCCCCC" w:sz="1"/>
+              <w:bottom w:val="single" w:color="CCCCCC" w:sz="1"/>
+              <w:right w:val="single" w:color="CCCCCC" w:sz="1"/>
+            </w:tcBorders>
+            <w:shd w:fill="FFFFFF" w:val="clear"/>
+            <w:tcMar>
+              <w:top w:type="dxa" w:w="80"/>
+              <w:left w:type="dxa" w:w="120"/>
+              <w:bottom w:type="dxa" w:w="80"/>
+              <w:right w:type="dxa" w:w="120"/>
+            </w:tcMar>
+          </w:tcPr>
+          <w:p>
+            <w:r>
+              <w:rPr>
+                <w:rFonts w:ascii="Arial" w:cs="Arial" w:eastAsia="Arial" w:hAnsi="Arial"/>
+                <w:color w:val="000000"/>
+                <w:sz w:val="22"/>
+                <w:szCs w:val="22"/>
+              </w:rPr>
+              <w:t xml:space="preserve">spend</w:t>
+            </w:r>
+          </w:p>
+        </w:tc>
+        <w:tc>
+          <w:tcPr>
+            <w:tcW w:type="dxa" w:w="3120"/>
+            <w:tcBorders>
+              <w:top w:val="single" w:color="CCCCCC" w:sz="1"/>
+              <w:left w:val="single" w:color="CCCCCC" w:sz="1"/>
+              <w:bottom w:val="single" w:color="CCCCCC" w:sz="1"/>
+              <w:right w:val="single" w:color="CCCCCC" w:sz="1"/>
+            </w:tcBorders>
+            <w:shd w:fill="FFFFFF" w:val="clear"/>
+            <w:tcMar>
+              <w:top w:type="dxa" w:w="80"/>
+              <w:left w:type="dxa" w:w="120"/>
+              <w:bottom w:type="dxa" w:w="80"/>
+              <w:right w:type="dxa" w:w="120"/>
+            </w:tcMar>
+          </w:tcPr>
+          <w:p>
+            <w:r>
+              <w:rPr>
+                <w:rFonts w:ascii="Arial" w:cs="Arial" w:eastAsia="Arial" w:hAnsi="Arial"/>
+                <w:color w:val="000000"/>
+                <w:sz w:val="22"/>
+                <w:szCs w:val="22"/>
+              </w:rPr>
+              <w:t xml:space="preserve">Raw spend per row (clipped to ≥0)</w:t>
+            </w:r>
+          </w:p>
+        </w:tc>
+        <w:tc>
+          <w:tcPr>
+            <w:tcW w:type="dxa" w:w="3120"/>
+            <w:tcBorders>
+              <w:top w:val="single" w:color="CCCCCC" w:sz="1"/>
+              <w:left w:val="single" w:color="CCCCCC" w:sz="1"/>
+              <w:bottom w:val="single" w:color="CCCCCC" w:sz="1"/>
+              <w:right w:val="single" w:color="CCCCCC" w:sz="1"/>
+            </w:tcBorders>
+            <w:shd w:fill="FFFFFF" w:val="clear"/>
+            <w:tcMar>
+              <w:top w:type="dxa" w:w="80"/>
+              <w:left w:type="dxa" w:w="120"/>
+              <w:bottom w:type="dxa" w:w="80"/>
+              <w:right w:type="dxa" w:w="120"/>
+            </w:tcMar>
+          </w:tcPr>
+          <w:p>
+            <w:r>
+              <w:rPr>
+                <w:rFonts w:ascii="Arial" w:cs="Arial" w:eastAsia="Arial" w:hAnsi="Arial"/>
+                <w:color w:val="000000"/>
+                <w:sz w:val="22"/>
+                <w:szCs w:val="22"/>
+              </w:rPr>
+              <w:t xml:space="preserve">Primary budget input signal</w:t>
+            </w:r>
+          </w:p>
+        </w:tc>
+      </w:tr>
+      <w:tr>
+        <w:tc>
+          <w:tcPr>
+            <w:tcW w:type="dxa" w:w="3120"/>
+            <w:tcBorders>
+              <w:top w:val="single" w:color="CCCCCC" w:sz="1"/>
+              <w:left w:val="single" w:color="CCCCCC" w:sz="1"/>
+              <w:bottom w:val="single" w:color="CCCCCC" w:sz="1"/>
+              <w:right w:val="single" w:color="CCCCCC" w:sz="1"/>
+            </w:tcBorders>
+            <w:shd w:fill="f0f4f8" w:val="clear"/>
+            <w:tcMar>
+              <w:top w:type="dxa" w:w="80"/>
+              <w:left w:type="dxa" w:w="120"/>
+              <w:bottom w:type="dxa" w:w="80"/>
+              <w:right w:type="dxa" w:w="120"/>
+            </w:tcMar>
+          </w:tcPr>
+          <w:p>
+            <w:r>
+              <w:rPr>
+                <w:rFonts w:ascii="Arial" w:cs="Arial" w:eastAsia="Arial" w:hAnsi="Arial"/>
+                <w:color w:val="000000"/>
+                <w:sz w:val="22"/>
+                <w:szCs w:val="22"/>
+              </w:rPr>
+              <w:t xml:space="preserve">clicks</w:t>
+            </w:r>
+          </w:p>
+        </w:tc>
+        <w:tc>
+          <w:tcPr>
+            <w:tcW w:type="dxa" w:w="3120"/>
+            <w:tcBorders>
+              <w:top w:val="single" w:color="CCCCCC" w:sz="1"/>
+              <w:left w:val="single" w:color="CCCCCC" w:sz="1"/>
+              <w:bottom w:val="single" w:color="CCCCCC" w:sz="1"/>
+              <w:right w:val="single" w:color="CCCCCC" w:sz="1"/>
+            </w:tcBorders>
+            <w:shd w:fill="f0f4f8" w:val="clear"/>
+            <w:tcMar>
+              <w:top w:type="dxa" w:w="80"/>
+              <w:left w:type="dxa" w:w="120"/>
+              <w:bottom w:type="dxa" w:w="80"/>
+              <w:right w:type="dxa" w:w="120"/>
+            </w:tcMar>
+          </w:tcPr>
+          <w:p>
+            <w:r>
+              <w:rPr>
+                <w:rFonts w:ascii="Arial" w:cs="Arial" w:eastAsia="Arial" w:hAnsi="Arial"/>
+                <w:color w:val="000000"/>
+                <w:sz w:val="22"/>
+                <w:szCs w:val="22"/>
+              </w:rPr>
+              <w:t xml:space="preserve">Raw clicks per row</w:t>
+            </w:r>
+          </w:p>
+        </w:tc>
+        <w:tc>
+          <w:tcPr>
+            <w:tcW w:type="dxa" w:w="3120"/>
+            <w:tcBorders>
+              <w:top w:val="single" w:color="CCCCCC" w:sz="1"/>
+              <w:left w:val="single" w:color="CCCCCC" w:sz="1"/>
+              <w:bottom w:val="single" w:color="CCCCCC" w:sz="1"/>
+              <w:right w:val="single" w:color="CCCCCC" w:sz="1"/>
+            </w:tcBorders>
+            <w:shd w:fill="f0f4f8" w:val="clear"/>
+            <w:tcMar>
+              <w:top w:type="dxa" w:w="80"/>
+              <w:left w:type="dxa" w:w="120"/>
+              <w:bottom w:type="dxa" w:w="80"/>
+              <w:right w:type="dxa" w:w="120"/>
+            </w:tcMar>
+          </w:tcPr>
+          <w:p>
+            <w:r>
+              <w:rPr>
+                <w:rFonts w:ascii="Arial" w:cs="Arial" w:eastAsia="Arial" w:hAnsi="Arial"/>
+                <w:color w:val="000000"/>
+                <w:sz w:val="22"/>
+                <w:szCs w:val="22"/>
+              </w:rPr>
+              <w:t xml:space="preserve">Strongest predictor (r=0.832 with revenue)</w:t>
+            </w:r>
+          </w:p>
+        </w:tc>
+      </w:tr>
+      <w:tr>
+        <w:tc>
+          <w:tcPr>
+            <w:tcW w:type="dxa" w:w="3120"/>
+            <w:tcBorders>
+              <w:top w:val="single" w:color="CCCCCC" w:sz="1"/>
+              <w:left w:val="single" w:color="CCCCCC" w:sz="1"/>
+              <w:bottom w:val="single" w:color="CCCCCC" w:sz="1"/>
+              <w:right w:val="single" w:color="CCCCCC" w:sz="1"/>
+            </w:tcBorders>
+            <w:shd w:fill="FFFFFF" w:val="clear"/>
+            <w:tcMar>
+              <w:top w:type="dxa" w:w="80"/>
+              <w:left w:type="dxa" w:w="120"/>
+              <w:bottom w:type="dxa" w:w="80"/>
+              <w:right w:type="dxa" w:w="120"/>
+            </w:tcMar>
+          </w:tcPr>
+          <w:p>
+            <w:r>
+              <w:rPr>
+                <w:rFonts w:ascii="Arial" w:cs="Arial" w:eastAsia="Arial" w:hAnsi="Arial"/>
+                <w:color w:val="000000"/>
+                <w:sz w:val="22"/>
+                <w:szCs w:val="22"/>
+              </w:rPr>
+              <w:t xml:space="preserve">impressions</w:t>
+            </w:r>
+          </w:p>
+        </w:tc>
+        <w:tc>
+          <w:tcPr>
+            <w:tcW w:type="dxa" w:w="3120"/>
+            <w:tcBorders>
+              <w:top w:val="single" w:color="CCCCCC" w:sz="1"/>
+              <w:left w:val="single" w:color="CCCCCC" w:sz="1"/>
+              <w:bottom w:val="single" w:color="CCCCCC" w:sz="1"/>
+              <w:right w:val="single" w:color="CCCCCC" w:sz="1"/>
+            </w:tcBorders>
+            <w:shd w:fill="FFFFFF" w:val="clear"/>
+            <w:tcMar>
+              <w:top w:type="dxa" w:w="80"/>
+              <w:left w:type="dxa" w:w="120"/>
+              <w:bottom w:type="dxa" w:w="80"/>
+              <w:right w:type="dxa" w:w="120"/>
+            </w:tcMar>
+          </w:tcPr>
+          <w:p>
+            <w:r>
+              <w:rPr>
+                <w:rFonts w:ascii="Arial" w:cs="Arial" w:eastAsia="Arial" w:hAnsi="Arial"/>
+                <w:color w:val="000000"/>
+                <w:sz w:val="22"/>
+                <w:szCs w:val="22"/>
+              </w:rPr>
+              <w:t xml:space="preserve">Raw impressions per row</w:t>
+            </w:r>
+          </w:p>
+        </w:tc>
+        <w:tc>
+          <w:tcPr>
+            <w:tcW w:type="dxa" w:w="3120"/>
+            <w:tcBorders>
+              <w:top w:val="single" w:color="CCCCCC" w:sz="1"/>
+              <w:left w:val="single" w:color="CCCCCC" w:sz="1"/>
+              <w:bottom w:val="single" w:color="CCCCCC" w:sz="1"/>
+              <w:right w:val="single" w:color="CCCCCC" w:sz="1"/>
+            </w:tcBorders>
+            <w:shd w:fill="FFFFFF" w:val="clear"/>
+            <w:tcMar>
+              <w:top w:type="dxa" w:w="80"/>
+              <w:left w:type="dxa" w:w="120"/>
+              <w:bottom w:type="dxa" w:w="80"/>
+              <w:right w:type="dxa" w:w="120"/>
+            </w:tcMar>
+          </w:tcPr>
+          <w:p>
+            <w:r>
+              <w:rPr>
+                <w:rFonts w:ascii="Arial" w:cs="Arial" w:eastAsia="Arial" w:hAnsi="Arial"/>
+                <w:color w:val="000000"/>
+                <w:sz w:val="22"/>
+                <w:szCs w:val="22"/>
+              </w:rPr>
+              <w:t xml:space="preserve">Reach / scale signal</w:t>
+            </w:r>
+          </w:p>
+        </w:tc>
+      </w:tr>
+      <w:tr>
+        <w:tc>
+          <w:tcPr>
+            <w:tcW w:type="dxa" w:w="3120"/>
+            <w:tcBorders>
+              <w:top w:val="single" w:color="CCCCCC" w:sz="1"/>
+              <w:left w:val="single" w:color="CCCCCC" w:sz="1"/>
+              <w:bottom w:val="single" w:color="CCCCCC" w:sz="1"/>
+              <w:right w:val="single" w:color="CCCCCC" w:sz="1"/>
+            </w:tcBorders>
+            <w:shd w:fill="f0f4f8" w:val="clear"/>
+            <w:tcMar>
+              <w:top w:type="dxa" w:w="80"/>
+              <w:left w:type="dxa" w:w="120"/>
+              <w:bottom w:type="dxa" w:w="80"/>
+              <w:right w:type="dxa" w:w="120"/>
+            </w:tcMar>
+          </w:tcPr>
+          <w:p>
+            <w:r>
+              <w:rPr>
+                <w:rFonts w:ascii="Arial" w:cs="Arial" w:eastAsia="Arial" w:hAnsi="Arial"/>
+                <w:color w:val="000000"/>
+                <w:sz w:val="22"/>
+                <w:szCs w:val="22"/>
+              </w:rPr>
+              <w:t xml:space="preserve">conversions</w:t>
+            </w:r>
+          </w:p>
+        </w:tc>
+        <w:tc>
+          <w:tcPr>
+            <w:tcW w:type="dxa" w:w="3120"/>
+            <w:tcBorders>
+              <w:top w:val="single" w:color="CCCCCC" w:sz="1"/>
+              <w:left w:val="single" w:color="CCCCCC" w:sz="1"/>
+              <w:bottom w:val="single" w:color="CCCCCC" w:sz="1"/>
+              <w:right w:val="single" w:color="CCCCCC" w:sz="1"/>
+            </w:tcBorders>
+            <w:shd w:fill="f0f4f8" w:val="clear"/>
+            <w:tcMar>
+              <w:top w:type="dxa" w:w="80"/>
+              <w:left w:type="dxa" w:w="120"/>
+              <w:bottom w:type="dxa" w:w="80"/>
+              <w:right w:type="dxa" w:w="120"/>
+            </w:tcMar>
+          </w:tcPr>
+          <w:p>
+            <w:r>
+              <w:rPr>
+                <w:rFonts w:ascii="Arial" w:cs="Arial" w:eastAsia="Arial" w:hAnsi="Arial"/>
+                <w:color w:val="000000"/>
+                <w:sz w:val="22"/>
+                <w:szCs w:val="22"/>
+              </w:rPr>
+              <w:t xml:space="preserve">Raw conversions per row</w:t>
+            </w:r>
+          </w:p>
+        </w:tc>
+        <w:tc>
+          <w:tcPr>
+            <w:tcW w:type="dxa" w:w="3120"/>
+            <w:tcBorders>
+              <w:top w:val="single" w:color="CCCCCC" w:sz="1"/>
+              <w:left w:val="single" w:color="CCCCCC" w:sz="1"/>
+              <w:bottom w:val="single" w:color="CCCCCC" w:sz="1"/>
+              <w:right w:val="single" w:color="CCCCCC" w:sz="1"/>
+            </w:tcBorders>
+            <w:shd w:fill="f0f4f8" w:val="clear"/>
+            <w:tcMar>
+              <w:top w:type="dxa" w:w="80"/>
+              <w:left w:type="dxa" w:w="120"/>
+              <w:bottom w:type="dxa" w:w="80"/>
+              <w:right w:type="dxa" w:w="120"/>
+            </w:tcMar>
+          </w:tcPr>
+          <w:p>
+            <w:r>
+              <w:rPr>
+                <w:rFonts w:ascii="Arial" w:cs="Arial" w:eastAsia="Arial" w:hAnsi="Arial"/>
+                <w:color w:val="000000"/>
+                <w:sz w:val="22"/>
+                <w:szCs w:val="22"/>
+              </w:rPr>
+              <w:t xml:space="preserve">Direct purchase signal</w:t>
+            </w:r>
+          </w:p>
+        </w:tc>
+      </w:tr>
+      <w:tr>
+        <w:tc>
+          <w:tcPr>
+            <w:tcW w:type="dxa" w:w="3120"/>
+            <w:tcBorders>
+              <w:top w:val="single" w:color="CCCCCC" w:sz="1"/>
+              <w:left w:val="single" w:color="CCCCCC" w:sz="1"/>
+              <w:bottom w:val="single" w:color="CCCCCC" w:sz="1"/>
+              <w:right w:val="single" w:color="CCCCCC" w:sz="1"/>
+            </w:tcBorders>
+            <w:shd w:fill="FFFFFF" w:val="clear"/>
+            <w:tcMar>
+              <w:top w:type="dxa" w:w="80"/>
+              <w:left w:type="dxa" w:w="120"/>
+              <w:bottom w:type="dxa" w:w="80"/>
+              <w:right w:type="dxa" w:w="120"/>
+            </w:tcMar>
+          </w:tcPr>
+          <w:p>
+            <w:r>
+              <w:rPr>
+                <w:rFonts w:ascii="Arial" w:cs="Arial" w:eastAsia="Arial" w:hAnsi="Arial"/>
+                <w:color w:val="000000"/>
+                <w:sz w:val="22"/>
+                <w:szCs w:val="22"/>
+              </w:rPr>
+              <w:t xml:space="preserve">spend_log</w:t>
+            </w:r>
+          </w:p>
+        </w:tc>
+        <w:tc>
+          <w:tcPr>
+            <w:tcW w:type="dxa" w:w="3120"/>
+            <w:tcBorders>
+              <w:top w:val="single" w:color="CCCCCC" w:sz="1"/>
+              <w:left w:val="single" w:color="CCCCCC" w:sz="1"/>
+              <w:bottom w:val="single" w:color="CCCCCC" w:sz="1"/>
+              <w:right w:val="single" w:color="CCCCCC" w:sz="1"/>
+            </w:tcBorders>
+            <w:shd w:fill="FFFFFF" w:val="clear"/>
+            <w:tcMar>
+              <w:top w:type="dxa" w:w="80"/>
+              <w:left w:type="dxa" w:w="120"/>
+              <w:bottom w:type="dxa" w:w="80"/>
+              <w:right w:type="dxa" w:w="120"/>
+            </w:tcMar>
+          </w:tcPr>
+          <w:p>
+            <w:r>
+              <w:rPr>
+                <w:rFonts w:ascii="Arial" w:cs="Arial" w:eastAsia="Arial" w:hAnsi="Arial"/>
+                <w:color w:val="000000"/>
+                <w:sz w:val="22"/>
+                <w:szCs w:val="22"/>
+              </w:rPr>
+              <w:t xml:space="preserve">log(1 + spend)</w:t>
+            </w:r>
+          </w:p>
+        </w:tc>
+        <w:tc>
+          <w:tcPr>
+            <w:tcW w:type="dxa" w:w="3120"/>
+            <w:tcBorders>
+              <w:top w:val="single" w:color="CCCCCC" w:sz="1"/>
+              <w:left w:val="single" w:color="CCCCCC" w:sz="1"/>
+              <w:bottom w:val="single" w:color="CCCCCC" w:sz="1"/>
+              <w:right w:val="single" w:color="CCCCCC" w:sz="1"/>
+            </w:tcBorders>
+            <w:shd w:fill="FFFFFF" w:val="clear"/>
+            <w:tcMar>
+              <w:top w:type="dxa" w:w="80"/>
+              <w:left w:type="dxa" w:w="120"/>
+              <w:bottom w:type="dxa" w:w="80"/>
+              <w:right w:type="dxa" w:w="120"/>
+            </w:tcMar>
+          </w:tcPr>
+          <w:p>
+            <w:r>
+              <w:rPr>
+                <w:rFonts w:ascii="Arial" w:cs="Arial" w:eastAsia="Arial" w:hAnsi="Arial"/>
+                <w:color w:val="000000"/>
+                <w:sz w:val="22"/>
+                <w:szCs w:val="22"/>
+              </w:rPr>
+              <w:t xml:space="preserve">Reduces influence of outlier high-spend campaigns</w:t>
+            </w:r>
+          </w:p>
+        </w:tc>
+      </w:tr>
+      <w:tr>
+        <w:tc>
+          <w:tcPr>
+            <w:tcW w:type="dxa" w:w="3120"/>
+            <w:tcBorders>
+              <w:top w:val="single" w:color="CCCCCC" w:sz="1"/>
+              <w:left w:val="single" w:color="CCCCCC" w:sz="1"/>
+              <w:bottom w:val="single" w:color="CCCCCC" w:sz="1"/>
+              <w:right w:val="single" w:color="CCCCCC" w:sz="1"/>
+            </w:tcBorders>
+            <w:shd w:fill="f0f4f8" w:val="clear"/>
+            <w:tcMar>
+              <w:top w:type="dxa" w:w="80"/>
+              <w:left w:type="dxa" w:w="120"/>
+              <w:bottom w:type="dxa" w:w="80"/>
+              <w:right w:type="dxa" w:w="120"/>
+            </w:tcMar>
+          </w:tcPr>
+          <w:p>
+            <w:r>
+              <w:rPr>
+                <w:rFonts w:ascii="Arial" w:cs="Arial" w:eastAsia="Arial" w:hAnsi="Arial"/>
+                <w:color w:val="000000"/>
+                <w:sz w:val="22"/>
+                <w:szCs w:val="22"/>
+              </w:rPr>
+              <w:t xml:space="preserve">clicks_log</w:t>
+            </w:r>
+          </w:p>
+        </w:tc>
+        <w:tc>
+          <w:tcPr>
+            <w:tcW w:type="dxa" w:w="3120"/>
+            <w:tcBorders>
+              <w:top w:val="single" w:color="CCCCCC" w:sz="1"/>
+              <w:left w:val="single" w:color="CCCCCC" w:sz="1"/>
+              <w:bottom w:val="single" w:color="CCCCCC" w:sz="1"/>
+              <w:right w:val="single" w:color="CCCCCC" w:sz="1"/>
+            </w:tcBorders>
+            <w:shd w:fill="f0f4f8" w:val="clear"/>
+            <w:tcMar>
+              <w:top w:type="dxa" w:w="80"/>
+              <w:left w:type="dxa" w:w="120"/>
+              <w:bottom w:type="dxa" w:w="80"/>
+              <w:right w:type="dxa" w:w="120"/>
+            </w:tcMar>
+          </w:tcPr>
+          <w:p>
+            <w:r>
+              <w:rPr>
+                <w:rFonts w:ascii="Arial" w:cs="Arial" w:eastAsia="Arial" w:hAnsi="Arial"/>
+                <w:color w:val="000000"/>
+                <w:sz w:val="22"/>
+                <w:szCs w:val="22"/>
+              </w:rPr>
+              <w:t xml:space="preserve">log(1 + clicks)</w:t>
+            </w:r>
+          </w:p>
+        </w:tc>
+        <w:tc>
+          <w:tcPr>
+            <w:tcW w:type="dxa" w:w="3120"/>
+            <w:tcBorders>
+              <w:top w:val="single" w:color="CCCCCC" w:sz="1"/>
+              <w:left w:val="single" w:color="CCCCCC" w:sz="1"/>
+              <w:bottom w:val="single" w:color="CCCCCC" w:sz="1"/>
+              <w:right w:val="single" w:color="CCCCCC" w:sz="1"/>
+            </w:tcBorders>
+            <w:shd w:fill="f0f4f8" w:val="clear"/>
+            <w:tcMar>
+              <w:top w:type="dxa" w:w="80"/>
+              <w:left w:type="dxa" w:w="120"/>
+              <w:bottom w:type="dxa" w:w="80"/>
+              <w:right w:type="dxa" w:w="120"/>
+            </w:tcMar>
+          </w:tcPr>
+          <w:p>
+            <w:r>
+              <w:rPr>
+                <w:rFonts w:ascii="Arial" w:cs="Arial" w:eastAsia="Arial" w:hAnsi="Arial"/>
+                <w:color w:val="000000"/>
+                <w:sz w:val="22"/>
+                <w:szCs w:val="22"/>
+              </w:rPr>
+              <w:t xml:space="preserve">Same — clicks distribution is heavily right-skewed</w:t>
+            </w:r>
+          </w:p>
+        </w:tc>
+      </w:tr>
+      <w:tr>
+        <w:tc>
+          <w:tcPr>
+            <w:tcW w:type="dxa" w:w="3120"/>
+            <w:tcBorders>
+              <w:top w:val="single" w:color="CCCCCC" w:sz="1"/>
+              <w:left w:val="single" w:color="CCCCCC" w:sz="1"/>
+              <w:bottom w:val="single" w:color="CCCCCC" w:sz="1"/>
+              <w:right w:val="single" w:color="CCCCCC" w:sz="1"/>
+            </w:tcBorders>
+            <w:shd w:fill="FFFFFF" w:val="clear"/>
+            <w:tcMar>
+              <w:top w:type="dxa" w:w="80"/>
+              <w:left w:type="dxa" w:w="120"/>
+              <w:bottom w:type="dxa" w:w="80"/>
+              <w:right w:type="dxa" w:w="120"/>
+            </w:tcMar>
+          </w:tcPr>
+          <w:p>
+            <w:r>
+              <w:rPr>
+                <w:rFonts w:ascii="Arial" w:cs="Arial" w:eastAsia="Arial" w:hAnsi="Arial"/>
+                <w:color w:val="000000"/>
+                <w:sz w:val="22"/>
+                <w:szCs w:val="22"/>
+              </w:rPr>
+              <w:t xml:space="preserve">ctr</w:t>
+            </w:r>
+          </w:p>
+        </w:tc>
+        <w:tc>
+          <w:tcPr>
+            <w:tcW w:type="dxa" w:w="3120"/>
+            <w:tcBorders>
+              <w:top w:val="single" w:color="CCCCCC" w:sz="1"/>
+              <w:left w:val="single" w:color="CCCCCC" w:sz="1"/>
+              <w:bottom w:val="single" w:color="CCCCCC" w:sz="1"/>
+              <w:right w:val="single" w:color="CCCCCC" w:sz="1"/>
+            </w:tcBorders>
+            <w:shd w:fill="FFFFFF" w:val="clear"/>
+            <w:tcMar>
+              <w:top w:type="dxa" w:w="80"/>
+              <w:left w:type="dxa" w:w="120"/>
+              <w:bottom w:type="dxa" w:w="80"/>
+              <w:right w:type="dxa" w:w="120"/>
+            </w:tcMar>
+          </w:tcPr>
+          <w:p>
+            <w:r>
+              <w:rPr>
+                <w:rFonts w:ascii="Arial" w:cs="Arial" w:eastAsia="Arial" w:hAnsi="Arial"/>
+                <w:color w:val="000000"/>
+                <w:sz w:val="22"/>
+                <w:szCs w:val="22"/>
+              </w:rPr>
+              <w:t xml:space="preserve">clicks / impressions</w:t>
+            </w:r>
+          </w:p>
+        </w:tc>
+        <w:tc>
+          <w:tcPr>
+            <w:tcW w:type="dxa" w:w="3120"/>
+            <w:tcBorders>
+              <w:top w:val="single" w:color="CCCCCC" w:sz="1"/>
+              <w:left w:val="single" w:color="CCCCCC" w:sz="1"/>
+              <w:bottom w:val="single" w:color="CCCCCC" w:sz="1"/>
+              <w:right w:val="single" w:color="CCCCCC" w:sz="1"/>
+            </w:tcBorders>
+            <w:shd w:fill="FFFFFF" w:val="clear"/>
+            <w:tcMar>
+              <w:top w:type="dxa" w:w="80"/>
+              <w:left w:type="dxa" w:w="120"/>
+              <w:bottom w:type="dxa" w:w="80"/>
+              <w:right w:type="dxa" w:w="120"/>
+            </w:tcMar>
+          </w:tcPr>
+          <w:p>
+            <w:r>
+              <w:rPr>
+                <w:rFonts w:ascii="Arial" w:cs="Arial" w:eastAsia="Arial" w:hAnsi="Arial"/>
+                <w:color w:val="000000"/>
+                <w:sz w:val="22"/>
+                <w:szCs w:val="22"/>
+              </w:rPr>
+              <w:t xml:space="preserve">Ad relevance / quality signal</w:t>
+            </w:r>
+          </w:p>
+        </w:tc>
+      </w:tr>
+      <w:tr>
+        <w:tc>
+          <w:tcPr>
+            <w:tcW w:type="dxa" w:w="3120"/>
+            <w:tcBorders>
+              <w:top w:val="single" w:color="CCCCCC" w:sz="1"/>
+              <w:left w:val="single" w:color="CCCCCC" w:sz="1"/>
+              <w:bottom w:val="single" w:color="CCCCCC" w:sz="1"/>
+              <w:right w:val="single" w:color="CCCCCC" w:sz="1"/>
+            </w:tcBorders>
+            <w:shd w:fill="f0f4f8" w:val="clear"/>
+            <w:tcMar>
+              <w:top w:type="dxa" w:w="80"/>
+              <w:left w:type="dxa" w:w="120"/>
+              <w:bottom w:type="dxa" w:w="80"/>
+              <w:right w:type="dxa" w:w="120"/>
+            </w:tcMar>
+          </w:tcPr>
+          <w:p>
+            <w:r>
+              <w:rPr>
+                <w:rFonts w:ascii="Arial" w:cs="Arial" w:eastAsia="Arial" w:hAnsi="Arial"/>
+                <w:color w:val="000000"/>
+                <w:sz w:val="22"/>
+                <w:szCs w:val="22"/>
+              </w:rPr>
+              <w:t xml:space="preserve">cpc</w:t>
+            </w:r>
+          </w:p>
+        </w:tc>
+        <w:tc>
+          <w:tcPr>
+            <w:tcW w:type="dxa" w:w="3120"/>
+            <w:tcBorders>
+              <w:top w:val="single" w:color="CCCCCC" w:sz="1"/>
+              <w:left w:val="single" w:color="CCCCCC" w:sz="1"/>
+              <w:bottom w:val="single" w:color="CCCCCC" w:sz="1"/>
+              <w:right w:val="single" w:color="CCCCCC" w:sz="1"/>
+            </w:tcBorders>
+            <w:shd w:fill="f0f4f8" w:val="clear"/>
+            <w:tcMar>
+              <w:top w:type="dxa" w:w="80"/>
+              <w:left w:type="dxa" w:w="120"/>
+              <w:bottom w:type="dxa" w:w="80"/>
+              <w:right w:type="dxa" w:w="120"/>
+            </w:tcMar>
+          </w:tcPr>
+          <w:p>
+            <w:r>
+              <w:rPr>
+                <w:rFonts w:ascii="Arial" w:cs="Arial" w:eastAsia="Arial" w:hAnsi="Arial"/>
+                <w:color w:val="000000"/>
+                <w:sz w:val="22"/>
+                <w:szCs w:val="22"/>
+              </w:rPr>
+              <w:t xml:space="preserve">spend / clicks</w:t>
+            </w:r>
+          </w:p>
+        </w:tc>
+        <w:tc>
+          <w:tcPr>
+            <w:tcW w:type="dxa" w:w="3120"/>
+            <w:tcBorders>
+              <w:top w:val="single" w:color="CCCCCC" w:sz="1"/>
+              <w:left w:val="single" w:color="CCCCCC" w:sz="1"/>
+              <w:bottom w:val="single" w:color="CCCCCC" w:sz="1"/>
+              <w:right w:val="single" w:color="CCCCCC" w:sz="1"/>
+            </w:tcBorders>
+            <w:shd w:fill="f0f4f8" w:val="clear"/>
+            <w:tcMar>
+              <w:top w:type="dxa" w:w="80"/>
+              <w:left w:type="dxa" w:w="120"/>
+              <w:bottom w:type="dxa" w:w="80"/>
+              <w:right w:type="dxa" w:w="120"/>
+            </w:tcMar>
+          </w:tcPr>
+          <w:p>
+            <w:r>
+              <w:rPr>
+                <w:rFonts w:ascii="Arial" w:cs="Arial" w:eastAsia="Arial" w:hAnsi="Arial"/>
+                <w:color w:val="000000"/>
+                <w:sz w:val="22"/>
+                <w:szCs w:val="22"/>
+              </w:rPr>
+              <w:t xml:space="preserve">Cost efficiency signal</w:t>
+            </w:r>
+          </w:p>
+        </w:tc>
+      </w:tr>
+      <w:tr>
+        <w:tc>
+          <w:tcPr>
+            <w:tcW w:type="dxa" w:w="3120"/>
+            <w:tcBorders>
+              <w:top w:val="single" w:color="CCCCCC" w:sz="1"/>
+              <w:left w:val="single" w:color="CCCCCC" w:sz="1"/>
+              <w:bottom w:val="single" w:color="CCCCCC" w:sz="1"/>
+              <w:right w:val="single" w:color="CCCCCC" w:sz="1"/>
+            </w:tcBorders>
+            <w:shd w:fill="FFFFFF" w:val="clear"/>
+            <w:tcMar>
+              <w:top w:type="dxa" w:w="80"/>
+              <w:left w:type="dxa" w:w="120"/>
+              <w:bottom w:type="dxa" w:w="80"/>
+              <w:right w:type="dxa" w:w="120"/>
+            </w:tcMar>
+          </w:tcPr>
+          <w:p>
+            <w:r>
+              <w:rPr>
+                <w:rFonts w:ascii="Arial" w:cs="Arial" w:eastAsia="Arial" w:hAnsi="Arial"/>
+                <w:color w:val="000000"/>
+                <w:sz w:val="22"/>
+                <w:szCs w:val="22"/>
+              </w:rPr>
+              <w:t xml:space="preserve">channel_enc</w:t>
+            </w:r>
+          </w:p>
+        </w:tc>
+        <w:tc>
+          <w:tcPr>
+            <w:tcW w:type="dxa" w:w="3120"/>
+            <w:tcBorders>
+              <w:top w:val="single" w:color="CCCCCC" w:sz="1"/>
+              <w:left w:val="single" w:color="CCCCCC" w:sz="1"/>
+              <w:bottom w:val="single" w:color="CCCCCC" w:sz="1"/>
+              <w:right w:val="single" w:color="CCCCCC" w:sz="1"/>
+            </w:tcBorders>
+            <w:shd w:fill="FFFFFF" w:val="clear"/>
+            <w:tcMar>
+              <w:top w:type="dxa" w:w="80"/>
+              <w:left w:type="dxa" w:w="120"/>
+              <w:bottom w:type="dxa" w:w="80"/>
+              <w:right w:type="dxa" w:w="120"/>
+            </w:tcMar>
+          </w:tcPr>
+          <w:p>
+            <w:r>
+              <w:rPr>
+                <w:rFonts w:ascii="Arial" w:cs="Arial" w:eastAsia="Arial" w:hAnsi="Arial"/>
+                <w:color w:val="000000"/>
+                <w:sz w:val="22"/>
+                <w:szCs w:val="22"/>
+              </w:rPr>
+              <w:t xml:space="preserve">Google Ads=0, Meta=1, MS Ads=2</w:t>
+            </w:r>
+          </w:p>
+        </w:tc>
+        <w:tc>
+          <w:tcPr>
+            <w:tcW w:type="dxa" w:w="3120"/>
+            <w:tcBorders>
+              <w:top w:val="single" w:color="CCCCCC" w:sz="1"/>
+              <w:left w:val="single" w:color="CCCCCC" w:sz="1"/>
+              <w:bottom w:val="single" w:color="CCCCCC" w:sz="1"/>
+              <w:right w:val="single" w:color="CCCCCC" w:sz="1"/>
+            </w:tcBorders>
+            <w:shd w:fill="FFFFFF" w:val="clear"/>
+            <w:tcMar>
+              <w:top w:type="dxa" w:w="80"/>
+              <w:left w:type="dxa" w:w="120"/>
+              <w:bottom w:type="dxa" w:w="80"/>
+              <w:right w:type="dxa" w:w="120"/>
+            </w:tcMar>
+          </w:tcPr>
+          <w:p>
+            <w:r>
+              <w:rPr>
+                <w:rFonts w:ascii="Arial" w:cs="Arial" w:eastAsia="Arial" w:hAnsi="Arial"/>
+                <w:color w:val="000000"/>
+                <w:sz w:val="22"/>
+                <w:szCs w:val="22"/>
+              </w:rPr>
+              <w:t xml:space="preserve">Channel identity</w:t>
+            </w:r>
+          </w:p>
+        </w:tc>
+      </w:tr>
+      <w:tr>
+        <w:tc>
+          <w:tcPr>
+            <w:tcW w:type="dxa" w:w="3120"/>
+            <w:tcBorders>
+              <w:top w:val="single" w:color="CCCCCC" w:sz="1"/>
+              <w:left w:val="single" w:color="CCCCCC" w:sz="1"/>
+              <w:bottom w:val="single" w:color="CCCCCC" w:sz="1"/>
+              <w:right w:val="single" w:color="CCCCCC" w:sz="1"/>
+            </w:tcBorders>
+            <w:shd w:fill="f0f4f8" w:val="clear"/>
+            <w:tcMar>
+              <w:top w:type="dxa" w:w="80"/>
+              <w:left w:type="dxa" w:w="120"/>
+              <w:bottom w:type="dxa" w:w="80"/>
+              <w:right w:type="dxa" w:w="120"/>
+            </w:tcMar>
+          </w:tcPr>
+          <w:p>
+            <w:r>
+              <w:rPr>
+                <w:rFonts w:ascii="Arial" w:cs="Arial" w:eastAsia="Arial" w:hAnsi="Arial"/>
+                <w:color w:val="000000"/>
+                <w:sz w:val="22"/>
+                <w:szCs w:val="22"/>
+              </w:rPr>
+              <w:t xml:space="preserve">campaign_type_enc</w:t>
+            </w:r>
+          </w:p>
+        </w:tc>
+        <w:tc>
+          <w:tcPr>
+            <w:tcW w:type="dxa" w:w="3120"/>
+            <w:tcBorders>
+              <w:top w:val="single" w:color="CCCCCC" w:sz="1"/>
+              <w:left w:val="single" w:color="CCCCCC" w:sz="1"/>
+              <w:bottom w:val="single" w:color="CCCCCC" w:sz="1"/>
+              <w:right w:val="single" w:color="CCCCCC" w:sz="1"/>
+            </w:tcBorders>
+            <w:shd w:fill="f0f4f8" w:val="clear"/>
+            <w:tcMar>
+              <w:top w:type="dxa" w:w="80"/>
+              <w:left w:type="dxa" w:w="120"/>
+              <w:bottom w:type="dxa" w:w="80"/>
+              <w:right w:type="dxa" w:w="120"/>
+            </w:tcMar>
+          </w:tcPr>
+          <w:p>
+            <w:r>
+              <w:rPr>
+                <w:rFonts w:ascii="Arial" w:cs="Arial" w:eastAsia="Arial" w:hAnsi="Arial"/>
+                <w:color w:val="000000"/>
+                <w:sz w:val="22"/>
+                <w:szCs w:val="22"/>
+              </w:rPr>
+              <w:t xml:space="preserve">Normalised type encoded as integer</w:t>
+            </w:r>
+          </w:p>
+        </w:tc>
+        <w:tc>
+          <w:tcPr>
+            <w:tcW w:type="dxa" w:w="3120"/>
+            <w:tcBorders>
+              <w:top w:val="single" w:color="CCCCCC" w:sz="1"/>
+              <w:left w:val="single" w:color="CCCCCC" w:sz="1"/>
+              <w:bottom w:val="single" w:color="CCCCCC" w:sz="1"/>
+              <w:right w:val="single" w:color="CCCCCC" w:sz="1"/>
+            </w:tcBorders>
+            <w:shd w:fill="f0f4f8" w:val="clear"/>
+            <w:tcMar>
+              <w:top w:type="dxa" w:w="80"/>
+              <w:left w:type="dxa" w:w="120"/>
+              <w:bottom w:type="dxa" w:w="80"/>
+              <w:right w:type="dxa" w:w="120"/>
+            </w:tcMar>
+          </w:tcPr>
+          <w:p>
+            <w:r>
+              <w:rPr>
+                <w:rFonts w:ascii="Arial" w:cs="Arial" w:eastAsia="Arial" w:hAnsi="Arial"/>
+                <w:color w:val="000000"/>
+                <w:sz w:val="22"/>
+                <w:szCs w:val="22"/>
+              </w:rPr>
+              <w:t xml:space="preserve">Campaign structure signal</w:t>
+            </w:r>
+          </w:p>
+        </w:tc>
+      </w:tr>
+      <w:tr>
+        <w:tc>
+          <w:tcPr>
+            <w:tcW w:type="dxa" w:w="3120"/>
+            <w:tcBorders>
+              <w:top w:val="single" w:color="CCCCCC" w:sz="1"/>
+              <w:left w:val="single" w:color="CCCCCC" w:sz="1"/>
+              <w:bottom w:val="single" w:color="CCCCCC" w:sz="1"/>
+              <w:right w:val="single" w:color="CCCCCC" w:sz="1"/>
+            </w:tcBorders>
+            <w:shd w:fill="FFFFFF" w:val="clear"/>
+            <w:tcMar>
+              <w:top w:type="dxa" w:w="80"/>
+              <w:left w:type="dxa" w:w="120"/>
+              <w:bottom w:type="dxa" w:w="80"/>
+              <w:right w:type="dxa" w:w="120"/>
+            </w:tcMar>
+          </w:tcPr>
+          <w:p>
+            <w:r>
+              <w:rPr>
+                <w:rFonts w:ascii="Arial" w:cs="Arial" w:eastAsia="Arial" w:hAnsi="Arial"/>
+                <w:color w:val="000000"/>
+                <w:sz w:val="22"/>
+                <w:szCs w:val="22"/>
+              </w:rPr>
+              <w:t xml:space="preserve">month</w:t>
+            </w:r>
+          </w:p>
+        </w:tc>
+        <w:tc>
+          <w:tcPr>
+            <w:tcW w:type="dxa" w:w="3120"/>
+            <w:tcBorders>
+              <w:top w:val="single" w:color="CCCCCC" w:sz="1"/>
+              <w:left w:val="single" w:color="CCCCCC" w:sz="1"/>
+              <w:bottom w:val="single" w:color="CCCCCC" w:sz="1"/>
+              <w:right w:val="single" w:color="CCCCCC" w:sz="1"/>
+            </w:tcBorders>
+            <w:shd w:fill="FFFFFF" w:val="clear"/>
+            <w:tcMar>
+              <w:top w:type="dxa" w:w="80"/>
+              <w:left w:type="dxa" w:w="120"/>
+              <w:bottom w:type="dxa" w:w="80"/>
+              <w:right w:type="dxa" w:w="120"/>
+            </w:tcMar>
+          </w:tcPr>
+          <w:p>
+            <w:r>
+              <w:rPr>
+                <w:rFonts w:ascii="Arial" w:cs="Arial" w:eastAsia="Arial" w:hAnsi="Arial"/>
+                <w:color w:val="000000"/>
+                <w:sz w:val="22"/>
+                <w:szCs w:val="22"/>
+              </w:rPr>
+              <w:t xml:space="preserve">1–12 from date</w:t>
+            </w:r>
+          </w:p>
+        </w:tc>
+        <w:tc>
+          <w:tcPr>
+            <w:tcW w:type="dxa" w:w="3120"/>
+            <w:tcBorders>
+              <w:top w:val="single" w:color="CCCCCC" w:sz="1"/>
+              <w:left w:val="single" w:color="CCCCCC" w:sz="1"/>
+              <w:bottom w:val="single" w:color="CCCCCC" w:sz="1"/>
+              <w:right w:val="single" w:color="CCCCCC" w:sz="1"/>
+            </w:tcBorders>
+            <w:shd w:fill="FFFFFF" w:val="clear"/>
+            <w:tcMar>
+              <w:top w:type="dxa" w:w="80"/>
+              <w:left w:type="dxa" w:w="120"/>
+              <w:bottom w:type="dxa" w:w="80"/>
+              <w:right w:type="dxa" w:w="120"/>
+            </w:tcMar>
+          </w:tcPr>
+          <w:p>
+            <w:r>
+              <w:rPr>
+                <w:rFonts w:ascii="Arial" w:cs="Arial" w:eastAsia="Arial" w:hAnsi="Arial"/>
+                <w:color w:val="000000"/>
+                <w:sz w:val="22"/>
+                <w:szCs w:val="22"/>
+              </w:rPr>
+              <w:t xml:space="preserve">Seasonal patterns</w:t>
+            </w:r>
+          </w:p>
+        </w:tc>
+      </w:tr>
+      <w:tr>
+        <w:tc>
+          <w:tcPr>
+            <w:tcW w:type="dxa" w:w="3120"/>
+            <w:tcBorders>
+              <w:top w:val="single" w:color="CCCCCC" w:sz="1"/>
+              <w:left w:val="single" w:color="CCCCCC" w:sz="1"/>
+              <w:bottom w:val="single" w:color="CCCCCC" w:sz="1"/>
+              <w:right w:val="single" w:color="CCCCCC" w:sz="1"/>
+            </w:tcBorders>
+            <w:shd w:fill="f0f4f8" w:val="clear"/>
+            <w:tcMar>
+              <w:top w:type="dxa" w:w="80"/>
+              <w:left w:type="dxa" w:w="120"/>
+              <w:bottom w:type="dxa" w:w="80"/>
+              <w:right w:type="dxa" w:w="120"/>
+            </w:tcMar>
+          </w:tcPr>
+          <w:p>
+            <w:r>
+              <w:rPr>
+                <w:rFonts w:ascii="Arial" w:cs="Arial" w:eastAsia="Arial" w:hAnsi="Arial"/>
+                <w:color w:val="000000"/>
+                <w:sz w:val="22"/>
+                <w:szCs w:val="22"/>
+              </w:rPr>
+              <w:t xml:space="preserve">day_of_week</w:t>
+            </w:r>
+          </w:p>
+        </w:tc>
+        <w:tc>
+          <w:tcPr>
+            <w:tcW w:type="dxa" w:w="3120"/>
+            <w:tcBorders>
+              <w:top w:val="single" w:color="CCCCCC" w:sz="1"/>
+              <w:left w:val="single" w:color="CCCCCC" w:sz="1"/>
+              <w:bottom w:val="single" w:color="CCCCCC" w:sz="1"/>
+              <w:right w:val="single" w:color="CCCCCC" w:sz="1"/>
+            </w:tcBorders>
+            <w:shd w:fill="f0f4f8" w:val="clear"/>
+            <w:tcMar>
+              <w:top w:type="dxa" w:w="80"/>
+              <w:left w:type="dxa" w:w="120"/>
+              <w:bottom w:type="dxa" w:w="80"/>
+              <w:right w:type="dxa" w:w="120"/>
+            </w:tcMar>
+          </w:tcPr>
+          <w:p>
+            <w:r>
+              <w:rPr>
+                <w:rFonts w:ascii="Arial" w:cs="Arial" w:eastAsia="Arial" w:hAnsi="Arial"/>
+                <w:color w:val="000000"/>
+                <w:sz w:val="22"/>
+                <w:szCs w:val="22"/>
+              </w:rPr>
+              <w:t xml:space="preserve">0–6 from date</w:t>
+            </w:r>
+          </w:p>
+        </w:tc>
+        <w:tc>
+          <w:tcPr>
+            <w:tcW w:type="dxa" w:w="3120"/>
+            <w:tcBorders>
+              <w:top w:val="single" w:color="CCCCCC" w:sz="1"/>
+              <w:left w:val="single" w:color="CCCCCC" w:sz="1"/>
+              <w:bottom w:val="single" w:color="CCCCCC" w:sz="1"/>
+              <w:right w:val="single" w:color="CCCCCC" w:sz="1"/>
+            </w:tcBorders>
+            <w:shd w:fill="f0f4f8" w:val="clear"/>
+            <w:tcMar>
+              <w:top w:type="dxa" w:w="80"/>
+              <w:left w:type="dxa" w:w="120"/>
+              <w:bottom w:type="dxa" w:w="80"/>
+              <w:right w:type="dxa" w:w="120"/>
+            </w:tcMar>
+          </w:tcPr>
+          <w:p>
+            <w:r>
+              <w:rPr>
+                <w:rFonts w:ascii="Arial" w:cs="Arial" w:eastAsia="Arial" w:hAnsi="Arial"/>
+                <w:color w:val="000000"/>
+                <w:sz w:val="22"/>
+                <w:szCs w:val="22"/>
+              </w:rPr>
+              <w:t xml:space="preserve">Weekly rhythm</w:t>
+            </w:r>
+          </w:p>
+        </w:tc>
+      </w:tr>
+      <w:tr>
+        <w:tc>
+          <w:tcPr>
+            <w:tcW w:type="dxa" w:w="3120"/>
+            <w:tcBorders>
+              <w:top w:val="single" w:color="CCCCCC" w:sz="1"/>
+              <w:left w:val="single" w:color="CCCCCC" w:sz="1"/>
+              <w:bottom w:val="single" w:color="CCCCCC" w:sz="1"/>
+              <w:right w:val="single" w:color="CCCCCC" w:sz="1"/>
+            </w:tcBorders>
+            <w:shd w:fill="FFFFFF" w:val="clear"/>
+            <w:tcMar>
+              <w:top w:type="dxa" w:w="80"/>
+              <w:left w:type="dxa" w:w="120"/>
+              <w:bottom w:type="dxa" w:w="80"/>
+              <w:right w:type="dxa" w:w="120"/>
+            </w:tcMar>
+          </w:tcPr>
+          <w:p>
+            <w:r>
+              <w:rPr>
+                <w:rFonts w:ascii="Arial" w:cs="Arial" w:eastAsia="Arial" w:hAnsi="Arial"/>
+                <w:color w:val="000000"/>
+                <w:sz w:val="22"/>
+                <w:szCs w:val="22"/>
+              </w:rPr>
+              <w:t xml:space="preserve">quarter</w:t>
+            </w:r>
+          </w:p>
+        </w:tc>
+        <w:tc>
+          <w:tcPr>
+            <w:tcW w:type="dxa" w:w="3120"/>
+            <w:tcBorders>
+              <w:top w:val="single" w:color="CCCCCC" w:sz="1"/>
+              <w:left w:val="single" w:color="CCCCCC" w:sz="1"/>
+              <w:bottom w:val="single" w:color="CCCCCC" w:sz="1"/>
+              <w:right w:val="single" w:color="CCCCCC" w:sz="1"/>
+            </w:tcBorders>
+            <w:shd w:fill="FFFFFF" w:val="clear"/>
+            <w:tcMar>
+              <w:top w:type="dxa" w:w="80"/>
+              <w:left w:type="dxa" w:w="120"/>
+              <w:bottom w:type="dxa" w:w="80"/>
+              <w:right w:type="dxa" w:w="120"/>
+            </w:tcMar>
+          </w:tcPr>
+          <w:p>
+            <w:r>
+              <w:rPr>
+                <w:rFonts w:ascii="Arial" w:cs="Arial" w:eastAsia="Arial" w:hAnsi="Arial"/>
+                <w:color w:val="000000"/>
+                <w:sz w:val="22"/>
+                <w:szCs w:val="22"/>
+              </w:rPr>
+              <w:t xml:space="preserve">1–4 from date</w:t>
+            </w:r>
+          </w:p>
+        </w:tc>
+        <w:tc>
+          <w:tcPr>
+            <w:tcW w:type="dxa" w:w="3120"/>
+            <w:tcBorders>
+              <w:top w:val="single" w:color="CCCCCC" w:sz="1"/>
+              <w:left w:val="single" w:color="CCCCCC" w:sz="1"/>
+              <w:bottom w:val="single" w:color="CCCCCC" w:sz="1"/>
+              <w:right w:val="single" w:color="CCCCCC" w:sz="1"/>
+            </w:tcBorders>
+            <w:shd w:fill="FFFFFF" w:val="clear"/>
+            <w:tcMar>
+              <w:top w:type="dxa" w:w="80"/>
+              <w:left w:type="dxa" w:w="120"/>
+              <w:bottom w:type="dxa" w:w="80"/>
+              <w:right w:type="dxa" w:w="120"/>
+            </w:tcMar>
+          </w:tcPr>
+          <w:p>
+            <w:r>
+              <w:rPr>
+                <w:rFonts w:ascii="Arial" w:cs="Arial" w:eastAsia="Arial" w:hAnsi="Arial"/>
+                <w:color w:val="000000"/>
+                <w:sz w:val="22"/>
+                <w:szCs w:val="22"/>
+              </w:rPr>
+              <w:t xml:space="preserve">Quarterly budget cycles</w:t>
+            </w:r>
+          </w:p>
+        </w:tc>
+      </w:tr>
+      <w:tr>
+        <w:tc>
+          <w:tcPr>
+            <w:tcW w:type="dxa" w:w="3120"/>
+            <w:tcBorders>
+              <w:top w:val="single" w:color="CCCCCC" w:sz="1"/>
+              <w:left w:val="single" w:color="CCCCCC" w:sz="1"/>
+              <w:bottom w:val="single" w:color="CCCCCC" w:sz="1"/>
+              <w:right w:val="single" w:color="CCCCCC" w:sz="1"/>
+            </w:tcBorders>
+            <w:shd w:fill="f0f4f8" w:val="clear"/>
+            <w:tcMar>
+              <w:top w:type="dxa" w:w="80"/>
+              <w:left w:type="dxa" w:w="120"/>
+              <w:bottom w:type="dxa" w:w="80"/>
+              <w:right w:type="dxa" w:w="120"/>
+            </w:tcMar>
+          </w:tcPr>
+          <w:p>
+            <w:r>
+              <w:rPr>
+                <w:rFonts w:ascii="Arial" w:cs="Arial" w:eastAsia="Arial" w:hAnsi="Arial"/>
+                <w:color w:val="000000"/>
+                <w:sz w:val="22"/>
+                <w:szCs w:val="22"/>
+              </w:rPr>
+              <w:t xml:space="preserve">channel_monthly_roas</w:t>
+            </w:r>
+          </w:p>
+        </w:tc>
+        <w:tc>
+          <w:tcPr>
+            <w:tcW w:type="dxa" w:w="3120"/>
+            <w:tcBorders>
+              <w:top w:val="single" w:color="CCCCCC" w:sz="1"/>
+              <w:left w:val="single" w:color="CCCCCC" w:sz="1"/>
+              <w:bottom w:val="single" w:color="CCCCCC" w:sz="1"/>
+              <w:right w:val="single" w:color="CCCCCC" w:sz="1"/>
+            </w:tcBorders>
+            <w:shd w:fill="f0f4f8" w:val="clear"/>
+            <w:tcMar>
+              <w:top w:type="dxa" w:w="80"/>
+              <w:left w:type="dxa" w:w="120"/>
+              <w:bottom w:type="dxa" w:w="80"/>
+              <w:right w:type="dxa" w:w="120"/>
+            </w:tcMar>
+          </w:tcPr>
+          <w:p>
+            <w:r>
+              <w:rPr>
+                <w:rFonts w:ascii="Arial" w:cs="Arial" w:eastAsia="Arial" w:hAnsi="Arial"/>
+                <w:color w:val="000000"/>
+                <w:sz w:val="22"/>
+                <w:szCs w:val="22"/>
+              </w:rPr>
+              <w:t xml:space="preserve">Spend-weighted ROAS for this channel (training data)</w:t>
+            </w:r>
+          </w:p>
+        </w:tc>
+        <w:tc>
+          <w:tcPr>
+            <w:tcW w:type="dxa" w:w="3120"/>
+            <w:tcBorders>
+              <w:top w:val="single" w:color="CCCCCC" w:sz="1"/>
+              <w:left w:val="single" w:color="CCCCCC" w:sz="1"/>
+              <w:bottom w:val="single" w:color="CCCCCC" w:sz="1"/>
+              <w:right w:val="single" w:color="CCCCCC" w:sz="1"/>
+            </w:tcBorders>
+            <w:shd w:fill="f0f4f8" w:val="clear"/>
+            <w:tcMar>
+              <w:top w:type="dxa" w:w="80"/>
+              <w:left w:type="dxa" w:w="120"/>
+              <w:bottom w:type="dxa" w:w="80"/>
+              <w:right w:type="dxa" w:w="120"/>
+            </w:tcMar>
+          </w:tcPr>
+          <w:p>
+            <w:r>
+              <w:rPr>
+                <w:rFonts w:ascii="Arial" w:cs="Arial" w:eastAsia="Arial" w:hAnsi="Arial"/>
+                <w:color w:val="000000"/>
+                <w:sz w:val="22"/>
+                <w:szCs w:val="22"/>
+              </w:rPr>
+              <w:t xml:space="preserve">Historical performance context</w:t>
+            </w:r>
+          </w:p>
+        </w:tc>
+      </w:tr>
+      <w:tr>
+        <w:tc>
+          <w:tcPr>
+            <w:tcW w:type="dxa" w:w="3120"/>
+            <w:tcBorders>
+              <w:top w:val="single" w:color="CCCCCC" w:sz="1"/>
+              <w:left w:val="single" w:color="CCCCCC" w:sz="1"/>
+              <w:bottom w:val="single" w:color="CCCCCC" w:sz="1"/>
+              <w:right w:val="single" w:color="CCCCCC" w:sz="1"/>
+            </w:tcBorders>
+            <w:shd w:fill="FFFFFF" w:val="clear"/>
+            <w:tcMar>
+              <w:top w:type="dxa" w:w="80"/>
+              <w:left w:type="dxa" w:w="120"/>
+              <w:bottom w:type="dxa" w:w="80"/>
+              <w:right w:type="dxa" w:w="120"/>
+            </w:tcMar>
+          </w:tcPr>
+          <w:p>
+            <w:r>
+              <w:rPr>
+                <w:rFonts w:ascii="Arial" w:cs="Arial" w:eastAsia="Arial" w:hAnsi="Arial"/>
+                <w:color w:val="000000"/>
+                <w:sz w:val="22"/>
+                <w:szCs w:val="22"/>
+              </w:rPr>
+              <w:t xml:space="preserve">ctype_monthly_roas</w:t>
+            </w:r>
+          </w:p>
+        </w:tc>
+        <w:tc>
+          <w:tcPr>
+            <w:tcW w:type="dxa" w:w="3120"/>
+            <w:tcBorders>
+              <w:top w:val="single" w:color="CCCCCC" w:sz="1"/>
+              <w:left w:val="single" w:color="CCCCCC" w:sz="1"/>
+              <w:bottom w:val="single" w:color="CCCCCC" w:sz="1"/>
+              <w:right w:val="single" w:color="CCCCCC" w:sz="1"/>
+            </w:tcBorders>
+            <w:shd w:fill="FFFFFF" w:val="clear"/>
+            <w:tcMar>
+              <w:top w:type="dxa" w:w="80"/>
+              <w:left w:type="dxa" w:w="120"/>
+              <w:bottom w:type="dxa" w:w="80"/>
+              <w:right w:type="dxa" w:w="120"/>
+            </w:tcMar>
+          </w:tcPr>
+          <w:p>
+            <w:r>
+              <w:rPr>
+                <w:rFonts w:ascii="Arial" w:cs="Arial" w:eastAsia="Arial" w:hAnsi="Arial"/>
+                <w:color w:val="000000"/>
+                <w:sz w:val="22"/>
+                <w:szCs w:val="22"/>
+              </w:rPr>
+              <w:t xml:space="preserve">Spend-weighted ROAS for this campaign type</w:t>
+            </w:r>
+          </w:p>
+        </w:tc>
+        <w:tc>
+          <w:tcPr>
+            <w:tcW w:type="dxa" w:w="3120"/>
+            <w:tcBorders>
+              <w:top w:val="single" w:color="CCCCCC" w:sz="1"/>
+              <w:left w:val="single" w:color="CCCCCC" w:sz="1"/>
+              <w:bottom w:val="single" w:color="CCCCCC" w:sz="1"/>
+              <w:right w:val="single" w:color="CCCCCC" w:sz="1"/>
+            </w:tcBorders>
+            <w:shd w:fill="FFFFFF" w:val="clear"/>
+            <w:tcMar>
+              <w:top w:type="dxa" w:w="80"/>
+              <w:left w:type="dxa" w:w="120"/>
+              <w:bottom w:type="dxa" w:w="80"/>
+              <w:right w:type="dxa" w:w="120"/>
+            </w:tcMar>
+          </w:tcPr>
+          <w:p>
+            <w:r>
+              <w:rPr>
+                <w:rFonts w:ascii="Arial" w:cs="Arial" w:eastAsia="Arial" w:hAnsi="Arial"/>
+                <w:color w:val="000000"/>
+                <w:sz w:val="22"/>
+                <w:szCs w:val="22"/>
+              </w:rPr>
+              <w:t xml:space="preserve">Campaign-type performance context</w:t>
+            </w:r>
+          </w:p>
+        </w:tc>
+      </w:tr>
+    </w:tbl>
+    <w:p>
+      <w:pPr>
+        <w:spacing w:after="80" w:before="80"/>
+      </w:pPr>
+      <w:r>
+        <w:t xml:space="preserve"/>
+      </w:r>
+    </w:p>
+    <w:tbl>
+      <w:tblPr>
+        <w:tblW w:type="dxa" w:w="9360"/>
+        <w:tblBorders>
+          <w:top w:val="single" w:color="auto" w:sz="4"/>
+          <w:left w:val="single" w:color="auto" w:sz="4"/>
+          <w:bottom w:val="single" w:color="auto" w:sz="4"/>
+          <w:right w:val="single" w:color="auto" w:sz="4"/>
+          <w:insideH w:val="single" w:color="auto" w:sz="4"/>
+          <w:insideV w:val="single" w:color="auto" w:sz="4"/>
+        </w:tblBorders>
+      </w:tblPr>
+      <w:tblGrid>
+        <w:gridCol w:w="9360"/>
+      </w:tblGrid>
+      <w:tr>
+        <w:tc>
+          <w:tcPr>
+            <w:tcW w:type="dxa" w:w="9360"/>
+            <w:tcBorders>
+              <w:top w:val="none" w:color="FFFFFF" w:sz="0"/>
+              <w:left w:val="single" w:color="1e6fef" w:sz="18"/>
+              <w:bottom w:val="none" w:color="FFFFFF" w:sz="0"/>
+              <w:right w:val="none" w:color="FFFFFF" w:sz="0"/>
+            </w:tcBorders>
+            <w:shd w:fill="f0f4f8" w:val="clear"/>
+            <w:tcMar>
+              <w:top w:type="dxa" w:w="100"/>
+              <w:left w:type="dxa" w:w="180"/>
+              <w:bottom w:type="dxa" w:w="100"/>
+              <w:right w:type="dxa" w:w="120"/>
+            </w:tcMar>
+          </w:tcPr>
+          <w:p>
+            <w:r>
+              <w:rPr>
+                <w:rFonts w:ascii="Arial" w:cs="Arial" w:eastAsia="Arial" w:hAnsi="Arial"/>
+                <w:b/>
+                <w:bCs/>
+                <w:color w:val="1e6fef"/>
+                <w:sz w:val="20"/>
+                <w:szCs w:val="20"/>
+              </w:rPr>
+              <w:t xml:space="preserve">Top Features by XGBoost Importance</w:t>
+            </w:r>
+          </w:p>
+          <w:p>
+            <w:pPr>
+              <w:spacing w:before="40"/>
+            </w:pPr>
+            <w:r>
+              <w:rPr>
+                <w:rFonts w:ascii="Arial" w:cs="Arial" w:eastAsia="Arial" w:hAnsi="Arial"/>
+                <w:color w:val="000000"/>
+                <w:sz w:val="22"/>
+                <w:szCs w:val="22"/>
+              </w:rPr>
+              <w:t xml:space="preserve">clicks (0.228), clicks_log (0.223), channel_monthly_roas (0.120), conversions (0.097), campaign_type_enc (0.094), spend_log (0.072). Clicks outranks raw spend as the top predictor — consistent with the empirical correlation analysis (clicks r=0.832 vs spend r=0.773 with revenue).</w:t>
+            </w:r>
+          </w:p>
+        </w:tc>
+      </w:tr>
+    </w:tbl>
     <w:p>
       <w:pPr>
         <w:spacing w:after="80" w:before="80"/>
@@ -610,7 +2184,7 @@
           <w:sz w:val="26"/>
           <w:szCs w:val="26"/>
         </w:rPr>
-        <w:t xml:space="preserve">2.5  Seasonality</w:t>
+        <w:t xml:space="preserve">2.4  Monte Carlo Simulation</w:t>
       </w:r>
     </w:p>
     <w:p>
@@ -624,9 +2198,163 @@
           <w:sz w:val="22"/>
           <w:szCs w:val="22"/>
         </w:rPr>
-        <w:t xml:space="preserve">A sinusoidal seasonality factor (amplitude 5.5%, period 30 days) is applied when constructing the cumulative revenue series shown in the interactive app. For the scored pipeline output, seasonality is implicitly captured through the historical ROAS data itself: seasonal highs and lows in the training period are reflected in the fitted mean and standard deviation, which the Monte Carlo simulation samples from.</w:t>
-      </w:r>
-    </w:p>
+        <w:t xml:space="preserve">For each forecast window, 800 independent simulations are run per channel. Each simulation draws a ROAS value from a normal distribution parameterised by that channel's spend-weighted historical mean and standard deviation, multiplies by the planned budget, and applies a trend multiplier. Sorting all 800 outcomes gives P10, P50, and P90. The simulation is seeded (seed=42) for full reproducibility.</w:t>
+      </w:r>
+    </w:p>
+    <w:p>
+      <w:pPr>
+        <w:spacing w:after="80" w:before="80"/>
+      </w:pPr>
+      <w:r>
+        <w:t xml:space="preserve"/>
+      </w:r>
+    </w:p>
+    <w:p>
+      <w:pPr>
+        <w:pStyle w:val="Heading2"/>
+        <w:spacing w:after="120" w:before="240"/>
+      </w:pPr>
+      <w:r>
+        <w:rPr>
+          <w:rFonts w:ascii="Arial" w:cs="Arial" w:eastAsia="Arial" w:hAnsi="Arial"/>
+          <w:b/>
+          <w:bCs/>
+          <w:color w:val="2d3748"/>
+          <w:sz w:val="26"/>
+          <w:szCs w:val="26"/>
+        </w:rPr>
+        <w:t xml:space="preserve">2.5  Spend-Weighted ROAS — Core Design Decision</w:t>
+      </w:r>
+    </w:p>
+    <w:p>
+      <w:pPr>
+        <w:spacing w:after="120" w:before="80"/>
+      </w:pPr>
+      <w:r>
+        <w:rPr>
+          <w:rFonts w:ascii="Arial" w:cs="Arial" w:eastAsia="Arial" w:hAnsi="Arial"/>
+          <w:b/>
+          <w:bCs/>
+          <w:color w:val="000000"/>
+          <w:sz w:val="22"/>
+          <w:szCs w:val="22"/>
+        </w:rPr>
+        <w:t xml:space="preserve">The problem: </w:t>
+      </w:r>
+      <w:r>
+        <w:rPr>
+          <w:rFonts w:ascii="Arial" w:cs="Arial" w:eastAsia="Arial" w:hAnsi="Arial"/>
+          <w:color w:val="000000"/>
+          <w:sz w:val="22"/>
+          <w:szCs w:val="22"/>
+        </w:rPr>
+        <w:t xml:space="preserve">computing ROAS as the mean of monthly ratios gives equal weight to a month with $5 of spend and a month with $50,000 of spend. One low-spend month with zero revenue can drag the channel ROAS to near-zero even if the vast majority of spend is profitable.</w:t>
+      </w:r>
+    </w:p>
+    <w:p>
+      <w:pPr>
+        <w:spacing w:after="80" w:before="80"/>
+      </w:pPr>
+      <w:r>
+        <w:t xml:space="preserve"/>
+      </w:r>
+    </w:p>
+    <w:p>
+      <w:pPr>
+        <w:spacing w:after="120" w:before="80"/>
+      </w:pPr>
+      <w:r>
+        <w:rPr>
+          <w:rFonts w:ascii="Arial" w:cs="Arial" w:eastAsia="Arial" w:hAnsi="Arial"/>
+          <w:b/>
+          <w:bCs/>
+          <w:color w:val="000000"/>
+          <w:sz w:val="22"/>
+          <w:szCs w:val="22"/>
+        </w:rPr>
+        <w:t xml:space="preserve">Our solution: </w:t>
+      </w:r>
+      <w:r>
+        <w:rPr>
+          <w:rFonts w:ascii="Arial" w:cs="Arial" w:eastAsia="Arial" w:hAnsi="Arial"/>
+          <w:color w:val="000000"/>
+          <w:sz w:val="22"/>
+          <w:szCs w:val="22"/>
+        </w:rPr>
+        <w:t xml:space="preserve">spend-weighted ROAS = total revenue ÷ total spend. Every dollar of outcome is weighted by the real dollars that produced it — the same calculation a CFO would use.</w:t>
+      </w:r>
+    </w:p>
+    <w:p>
+      <w:pPr>
+        <w:spacing w:after="80" w:before="80"/>
+      </w:pPr>
+      <w:r>
+        <w:t xml:space="preserve"/>
+      </w:r>
+    </w:p>
+    <w:tbl>
+      <w:tblPr>
+        <w:tblW w:type="dxa" w:w="9360"/>
+        <w:tblBorders>
+          <w:top w:val="single" w:color="auto" w:sz="4"/>
+          <w:left w:val="single" w:color="auto" w:sz="4"/>
+          <w:bottom w:val="single" w:color="auto" w:sz="4"/>
+          <w:right w:val="single" w:color="auto" w:sz="4"/>
+          <w:insideH w:val="single" w:color="auto" w:sz="4"/>
+          <w:insideV w:val="single" w:color="auto" w:sz="4"/>
+        </w:tblBorders>
+      </w:tblPr>
+      <w:tblGrid>
+        <w:gridCol w:w="9360"/>
+      </w:tblGrid>
+      <w:tr>
+        <w:tc>
+          <w:tcPr>
+            <w:tcW w:type="dxa" w:w="9360"/>
+            <w:tcBorders>
+              <w:top w:val="none" w:color="FFFFFF" w:sz="0"/>
+              <w:left w:val="single" w:color="00b875" w:sz="18"/>
+              <w:bottom w:val="none" w:color="FFFFFF" w:sz="0"/>
+              <w:right w:val="none" w:color="FFFFFF" w:sz="0"/>
+            </w:tcBorders>
+            <w:shd w:fill="f0f4f8" w:val="clear"/>
+            <w:tcMar>
+              <w:top w:type="dxa" w:w="100"/>
+              <w:left w:type="dxa" w:w="180"/>
+              <w:bottom w:type="dxa" w:w="100"/>
+              <w:right w:type="dxa" w:w="120"/>
+            </w:tcMar>
+          </w:tcPr>
+          <w:p>
+            <w:r>
+              <w:rPr>
+                <w:rFonts w:ascii="Arial" w:cs="Arial" w:eastAsia="Arial" w:hAnsi="Arial"/>
+                <w:b/>
+                <w:bCs/>
+                <w:color w:val="00b875"/>
+                <w:sz w:val="20"/>
+                <w:szCs w:val="20"/>
+              </w:rPr>
+              <w:t xml:space="preserve">Validated Impact on Sample Data</w:t>
+            </w:r>
+          </w:p>
+          <w:p>
+            <w:pPr>
+              <w:spacing w:before="40"/>
+            </w:pPr>
+            <w:r>
+              <w:rPr>
+                <w:rFonts w:ascii="Arial" w:cs="Arial" w:eastAsia="Arial" w:hAnsi="Arial"/>
+                <w:color w:val="000000"/>
+                <w:sz w:val="22"/>
+                <w:szCs w:val="22"/>
+              </w:rPr>
+              <w:t xml:space="preserve">Naive averaging produced a Google Ads ROAS of 0.06× (implying a severely loss-making channel). Spend-weighted ROAS correctly computed 4.76×, consistent with the platform’s own reported figures. The difference was caused by low-spend campaign rows with zero attributed revenue dominating the unweighted average.</w:t>
+            </w:r>
+          </w:p>
+        </w:tc>
+      </w:tr>
+    </w:tbl>
     <w:p>
       <w:pPr>
         <w:spacing w:after="80" w:before="80"/>
@@ -669,7 +2397,7 @@
           <w:sz w:val="26"/>
           <w:szCs w:val="26"/>
         </w:rPr>
-        <w:t xml:space="preserve">3.1  Platform Detection</w:t>
+        <w:t xml:space="preserve">3.1  Platform Auto-Detection</w:t>
       </w:r>
     </w:p>
     <w:p>
@@ -683,7 +2411,7 @@
           <w:sz w:val="22"/>
           <w:szCs w:val="22"/>
         </w:rPr>
-        <w:t xml:space="preserve">Each file in the data/ directory is read and its ad platform is identified by column signature — not by filename. This means renaming a file does not break the pipeline. Detection is done by checking for combinations of distinctive column names:</w:t>
+        <w:t xml:space="preserve">Each file in data/ is identified by its column signature — not its filename — so renaming a file never breaks the pipeline:</w:t>
       </w:r>
     </w:p>
     <w:p>
@@ -980,7 +2708,7 @@
                 <w:sz w:val="22"/>
                 <w:szCs w:val="22"/>
               </w:rPr>
-              <w:t xml:space="preserve">Canonical (merged)</w:t>
+              <w:t xml:space="preserve">Canonical / merged</w:t>
             </w:r>
           </w:p>
         </w:tc>
@@ -1010,6 +2738,66 @@
                 <w:szCs w:val="22"/>
               </w:rPr>
               <w:t xml:space="preserve">date, channel, campaign_type, spend, revenue</w:t>
+            </w:r>
+          </w:p>
+        </w:tc>
+      </w:tr>
+      <w:tr>
+        <w:tc>
+          <w:tcPr>
+            <w:tcW w:type="dxa" w:w="4680"/>
+            <w:tcBorders>
+              <w:top w:val="single" w:color="CCCCCC" w:sz="1"/>
+              <w:left w:val="single" w:color="CCCCCC" w:sz="1"/>
+              <w:bottom w:val="single" w:color="CCCCCC" w:sz="1"/>
+              <w:right w:val="single" w:color="CCCCCC" w:sz="1"/>
+            </w:tcBorders>
+            <w:shd w:fill="FFFFFF" w:val="clear"/>
+            <w:tcMar>
+              <w:top w:type="dxa" w:w="80"/>
+              <w:left w:type="dxa" w:w="120"/>
+              <w:bottom w:type="dxa" w:w="80"/>
+              <w:right w:type="dxa" w:w="120"/>
+            </w:tcMar>
+          </w:tcPr>
+          <w:p>
+            <w:r>
+              <w:rPr>
+                <w:rFonts w:ascii="Arial" w:cs="Arial" w:eastAsia="Arial" w:hAnsi="Arial"/>
+                <w:color w:val="000000"/>
+                <w:sz w:val="22"/>
+                <w:szCs w:val="22"/>
+              </w:rPr>
+              <w:t xml:space="preserve">Unknown / non-ad file</w:t>
+            </w:r>
+          </w:p>
+        </w:tc>
+        <w:tc>
+          <w:tcPr>
+            <w:tcW w:type="dxa" w:w="4680"/>
+            <w:tcBorders>
+              <w:top w:val="single" w:color="CCCCCC" w:sz="1"/>
+              <w:left w:val="single" w:color="CCCCCC" w:sz="1"/>
+              <w:bottom w:val="single" w:color="CCCCCC" w:sz="1"/>
+              <w:right w:val="single" w:color="CCCCCC" w:sz="1"/>
+            </w:tcBorders>
+            <w:shd w:fill="FFFFFF" w:val="clear"/>
+            <w:tcMar>
+              <w:top w:type="dxa" w:w="80"/>
+              <w:left w:type="dxa" w:w="120"/>
+              <w:bottom w:type="dxa" w:w="80"/>
+              <w:right w:type="dxa" w:w="120"/>
+            </w:tcMar>
+          </w:tcPr>
+          <w:p>
+            <w:r>
+              <w:rPr>
+                <w:rFonts w:ascii="Arial" w:cs="Arial" w:eastAsia="Arial" w:hAnsi="Arial"/>
+                <w:color w:val="000000"/>
+                <w:sz w:val="22"/>
+                <w:szCs w:val="22"/>
+              </w:rPr>
+              <w:t xml:space="preserve">Skipped with a warning (e.g. budget.csv) — pipeline does not crash</w:t>
             </w:r>
           </w:p>
         </w:tc>
@@ -1038,28 +2826,6 @@
           <w:szCs w:val="26"/>
         </w:rPr>
         <w:t xml:space="preserve">3.2  Schema Normalization</w:t>
-      </w:r>
-    </w:p>
-    <w:p>
-      <w:pPr>
-        <w:spacing w:after="120" w:before="80"/>
-      </w:pPr>
-      <w:r>
-        <w:rPr>
-          <w:rFonts w:ascii="Arial" w:cs="Arial" w:eastAsia="Arial" w:hAnsi="Arial"/>
-          <w:color w:val="000000"/>
-          <w:sz w:val="22"/>
-          <w:szCs w:val="22"/>
-        </w:rPr>
-        <w:t xml:space="preserve">Each platform's raw export uses different column names, units, and date fields. The normalizers translate each into a single canonical schema:</w:t>
-      </w:r>
-    </w:p>
-    <w:p>
-      <w:pPr>
-        <w:spacing w:after="80" w:before="80"/>
-      </w:pPr>
-      <w:r>
-        <w:t xml:space="preserve"/>
       </w:r>
     </w:p>
     <w:tbl>
@@ -1822,7 +3588,7 @@
                 <w:sz w:val="22"/>
                 <w:szCs w:val="22"/>
               </w:rPr>
-              <w:t xml:space="preserve">impressions</w:t>
+              <w:t xml:space="preserve">campaign_type</w:t>
             </w:r>
           </w:p>
         </w:tc>
@@ -1851,7 +3617,7 @@
                 <w:sz w:val="22"/>
                 <w:szCs w:val="22"/>
               </w:rPr>
-              <w:t xml:space="preserve">Impressions</w:t>
+              <w:t xml:space="preserve">CampaignType</w:t>
             </w:r>
           </w:p>
         </w:tc>
@@ -1880,7 +3646,7 @@
                 <w:sz w:val="22"/>
                 <w:szCs w:val="22"/>
               </w:rPr>
-              <w:t xml:space="preserve">metrics_impressions</w:t>
+              <w:t xml:space="preserve">campaign_advertising_channel_type</w:t>
             </w:r>
           </w:p>
         </w:tc>
@@ -1909,314 +3675,7 @@
                 <w:sz w:val="22"/>
                 <w:szCs w:val="22"/>
               </w:rPr>
-              <w:t xml:space="preserve">impressions</w:t>
-            </w:r>
-          </w:p>
-        </w:tc>
-      </w:tr>
-      <w:tr>
-        <w:tc>
-          <w:tcPr>
-            <w:tcW w:type="dxa" w:w="2340"/>
-            <w:tcBorders>
-              <w:top w:val="single" w:color="CCCCCC" w:sz="1"/>
-              <w:left w:val="single" w:color="CCCCCC" w:sz="1"/>
-              <w:bottom w:val="single" w:color="CCCCCC" w:sz="1"/>
-              <w:right w:val="single" w:color="CCCCCC" w:sz="1"/>
-            </w:tcBorders>
-            <w:shd w:fill="FFFFFF" w:val="clear"/>
-            <w:tcMar>
-              <w:top w:type="dxa" w:w="80"/>
-              <w:left w:type="dxa" w:w="120"/>
-              <w:bottom w:type="dxa" w:w="80"/>
-              <w:right w:type="dxa" w:w="120"/>
-            </w:tcMar>
-          </w:tcPr>
-          <w:p>
-            <w:r>
-              <w:rPr>
-                <w:rFonts w:ascii="Arial" w:cs="Arial" w:eastAsia="Arial" w:hAnsi="Arial"/>
-                <w:color w:val="000000"/>
-                <w:sz w:val="22"/>
-                <w:szCs w:val="22"/>
-              </w:rPr>
-              <w:t xml:space="preserve">campaign_type</w:t>
-            </w:r>
-          </w:p>
-        </w:tc>
-        <w:tc>
-          <w:tcPr>
-            <w:tcW w:type="dxa" w:w="2340"/>
-            <w:tcBorders>
-              <w:top w:val="single" w:color="CCCCCC" w:sz="1"/>
-              <w:left w:val="single" w:color="CCCCCC" w:sz="1"/>
-              <w:bottom w:val="single" w:color="CCCCCC" w:sz="1"/>
-              <w:right w:val="single" w:color="CCCCCC" w:sz="1"/>
-            </w:tcBorders>
-            <w:shd w:fill="FFFFFF" w:val="clear"/>
-            <w:tcMar>
-              <w:top w:type="dxa" w:w="80"/>
-              <w:left w:type="dxa" w:w="120"/>
-              <w:bottom w:type="dxa" w:w="80"/>
-              <w:right w:type="dxa" w:w="120"/>
-            </w:tcMar>
-          </w:tcPr>
-          <w:p>
-            <w:r>
-              <w:rPr>
-                <w:rFonts w:ascii="Arial" w:cs="Arial" w:eastAsia="Arial" w:hAnsi="Arial"/>
-                <w:color w:val="000000"/>
-                <w:sz w:val="22"/>
-                <w:szCs w:val="22"/>
-              </w:rPr>
-              <w:t xml:space="preserve">CampaignType</w:t>
-            </w:r>
-          </w:p>
-        </w:tc>
-        <w:tc>
-          <w:tcPr>
-            <w:tcW w:type="dxa" w:w="2340"/>
-            <w:tcBorders>
-              <w:top w:val="single" w:color="CCCCCC" w:sz="1"/>
-              <w:left w:val="single" w:color="CCCCCC" w:sz="1"/>
-              <w:bottom w:val="single" w:color="CCCCCC" w:sz="1"/>
-              <w:right w:val="single" w:color="CCCCCC" w:sz="1"/>
-            </w:tcBorders>
-            <w:shd w:fill="FFFFFF" w:val="clear"/>
-            <w:tcMar>
-              <w:top w:type="dxa" w:w="80"/>
-              <w:left w:type="dxa" w:w="120"/>
-              <w:bottom w:type="dxa" w:w="80"/>
-              <w:right w:type="dxa" w:w="120"/>
-            </w:tcMar>
-          </w:tcPr>
-          <w:p>
-            <w:r>
-              <w:rPr>
-                <w:rFonts w:ascii="Arial" w:cs="Arial" w:eastAsia="Arial" w:hAnsi="Arial"/>
-                <w:color w:val="000000"/>
-                <w:sz w:val="22"/>
-                <w:szCs w:val="22"/>
-              </w:rPr>
-              <w:t xml:space="preserve">campaign_advertising_channel_type</w:t>
-            </w:r>
-          </w:p>
-        </w:tc>
-        <w:tc>
-          <w:tcPr>
-            <w:tcW w:type="dxa" w:w="2340"/>
-            <w:tcBorders>
-              <w:top w:val="single" w:color="CCCCCC" w:sz="1"/>
-              <w:left w:val="single" w:color="CCCCCC" w:sz="1"/>
-              <w:bottom w:val="single" w:color="CCCCCC" w:sz="1"/>
-              <w:right w:val="single" w:color="CCCCCC" w:sz="1"/>
-            </w:tcBorders>
-            <w:shd w:fill="FFFFFF" w:val="clear"/>
-            <w:tcMar>
-              <w:top w:type="dxa" w:w="80"/>
-              <w:left w:type="dxa" w:w="120"/>
-              <w:bottom w:type="dxa" w:w="80"/>
-              <w:right w:type="dxa" w:w="120"/>
-            </w:tcMar>
-          </w:tcPr>
-          <w:p>
-            <w:r>
-              <w:rPr>
-                <w:rFonts w:ascii="Arial" w:cs="Arial" w:eastAsia="Arial" w:hAnsi="Arial"/>
-                <w:color w:val="000000"/>
-                <w:sz w:val="22"/>
-                <w:szCs w:val="22"/>
-              </w:rPr>
-              <w:t xml:space="preserve">inferred from name</w:t>
-            </w:r>
-          </w:p>
-        </w:tc>
-      </w:tr>
-      <w:tr>
-        <w:tc>
-          <w:tcPr>
-            <w:tcW w:type="dxa" w:w="2340"/>
-            <w:tcBorders>
-              <w:top w:val="single" w:color="CCCCCC" w:sz="1"/>
-              <w:left w:val="single" w:color="CCCCCC" w:sz="1"/>
-              <w:bottom w:val="single" w:color="CCCCCC" w:sz="1"/>
-              <w:right w:val="single" w:color="CCCCCC" w:sz="1"/>
-            </w:tcBorders>
-            <w:shd w:fill="f0f4f8" w:val="clear"/>
-            <w:tcMar>
-              <w:top w:type="dxa" w:w="80"/>
-              <w:left w:type="dxa" w:w="120"/>
-              <w:bottom w:type="dxa" w:w="80"/>
-              <w:right w:type="dxa" w:w="120"/>
-            </w:tcMar>
-          </w:tcPr>
-          <w:p>
-            <w:r>
-              <w:rPr>
-                <w:rFonts w:ascii="Arial" w:cs="Arial" w:eastAsia="Arial" w:hAnsi="Arial"/>
-                <w:color w:val="000000"/>
-                <w:sz w:val="22"/>
-                <w:szCs w:val="22"/>
-              </w:rPr>
-              <w:t xml:space="preserve">campaign_name</w:t>
-            </w:r>
-          </w:p>
-        </w:tc>
-        <w:tc>
-          <w:tcPr>
-            <w:tcW w:type="dxa" w:w="2340"/>
-            <w:tcBorders>
-              <w:top w:val="single" w:color="CCCCCC" w:sz="1"/>
-              <w:left w:val="single" w:color="CCCCCC" w:sz="1"/>
-              <w:bottom w:val="single" w:color="CCCCCC" w:sz="1"/>
-              <w:right w:val="single" w:color="CCCCCC" w:sz="1"/>
-            </w:tcBorders>
-            <w:shd w:fill="f0f4f8" w:val="clear"/>
-            <w:tcMar>
-              <w:top w:type="dxa" w:w="80"/>
-              <w:left w:type="dxa" w:w="120"/>
-              <w:bottom w:type="dxa" w:w="80"/>
-              <w:right w:type="dxa" w:w="120"/>
-            </w:tcMar>
-          </w:tcPr>
-          <w:p>
-            <w:r>
-              <w:rPr>
-                <w:rFonts w:ascii="Arial" w:cs="Arial" w:eastAsia="Arial" w:hAnsi="Arial"/>
-                <w:color w:val="000000"/>
-                <w:sz w:val="22"/>
-                <w:szCs w:val="22"/>
-              </w:rPr>
-              <w:t xml:space="preserve">CampaignName</w:t>
-            </w:r>
-          </w:p>
-        </w:tc>
-        <w:tc>
-          <w:tcPr>
-            <w:tcW w:type="dxa" w:w="2340"/>
-            <w:tcBorders>
-              <w:top w:val="single" w:color="CCCCCC" w:sz="1"/>
-              <w:left w:val="single" w:color="CCCCCC" w:sz="1"/>
-              <w:bottom w:val="single" w:color="CCCCCC" w:sz="1"/>
-              <w:right w:val="single" w:color="CCCCCC" w:sz="1"/>
-            </w:tcBorders>
-            <w:shd w:fill="f0f4f8" w:val="clear"/>
-            <w:tcMar>
-              <w:top w:type="dxa" w:w="80"/>
-              <w:left w:type="dxa" w:w="120"/>
-              <w:bottom w:type="dxa" w:w="80"/>
-              <w:right w:type="dxa" w:w="120"/>
-            </w:tcMar>
-          </w:tcPr>
-          <w:p>
-            <w:r>
-              <w:rPr>
-                <w:rFonts w:ascii="Arial" w:cs="Arial" w:eastAsia="Arial" w:hAnsi="Arial"/>
-                <w:color w:val="000000"/>
-                <w:sz w:val="22"/>
-                <w:szCs w:val="22"/>
-              </w:rPr>
-              <w:t xml:space="preserve">campaign_name</w:t>
-            </w:r>
-          </w:p>
-        </w:tc>
-        <w:tc>
-          <w:tcPr>
-            <w:tcW w:type="dxa" w:w="2340"/>
-            <w:tcBorders>
-              <w:top w:val="single" w:color="CCCCCC" w:sz="1"/>
-              <w:left w:val="single" w:color="CCCCCC" w:sz="1"/>
-              <w:bottom w:val="single" w:color="CCCCCC" w:sz="1"/>
-              <w:right w:val="single" w:color="CCCCCC" w:sz="1"/>
-            </w:tcBorders>
-            <w:shd w:fill="f0f4f8" w:val="clear"/>
-            <w:tcMar>
-              <w:top w:type="dxa" w:w="80"/>
-              <w:left w:type="dxa" w:w="120"/>
-              <w:bottom w:type="dxa" w:w="80"/>
-              <w:right w:type="dxa" w:w="120"/>
-            </w:tcMar>
-          </w:tcPr>
-          <w:p>
-            <w:r>
-              <w:rPr>
-                <w:rFonts w:ascii="Arial" w:cs="Arial" w:eastAsia="Arial" w:hAnsi="Arial"/>
-                <w:color w:val="000000"/>
-                <w:sz w:val="22"/>
-                <w:szCs w:val="22"/>
-              </w:rPr>
-              <w:t xml:space="preserve">campaign_name</w:t>
-            </w:r>
-          </w:p>
-        </w:tc>
-      </w:tr>
-    </w:tbl>
-    <w:p>
-      <w:pPr>
-        <w:spacing w:after="80" w:before="80"/>
-      </w:pPr>
-      <w:r>
-        <w:t xml:space="preserve"/>
-      </w:r>
-    </w:p>
-    <w:tbl>
-      <w:tblPr>
-        <w:tblW w:type="dxa" w:w="9360"/>
-        <w:tblBorders>
-          <w:top w:val="single" w:color="auto" w:sz="4"/>
-          <w:left w:val="single" w:color="auto" w:sz="4"/>
-          <w:bottom w:val="single" w:color="auto" w:sz="4"/>
-          <w:right w:val="single" w:color="auto" w:sz="4"/>
-          <w:insideH w:val="single" w:color="auto" w:sz="4"/>
-          <w:insideV w:val="single" w:color="auto" w:sz="4"/>
-        </w:tblBorders>
-      </w:tblPr>
-      <w:tblGrid>
-        <w:gridCol w:w="9360"/>
-      </w:tblGrid>
-      <w:tr>
-        <w:tc>
-          <w:tcPr>
-            <w:tcW w:type="dxa" w:w="9360"/>
-            <w:tcBorders>
-              <w:top w:val="none" w:color="FFFFFF" w:sz="0"/>
-              <w:left w:val="single" w:color="f5a623" w:sz="18"/>
-              <w:bottom w:val="none" w:color="FFFFFF" w:sz="0"/>
-              <w:right w:val="none" w:color="FFFFFF" w:sz="0"/>
-            </w:tcBorders>
-            <w:shd w:fill="f0f4f8" w:val="clear"/>
-            <w:tcMar>
-              <w:top w:type="dxa" w:w="100"/>
-              <w:left w:type="dxa" w:w="180"/>
-              <w:bottom w:type="dxa" w:w="100"/>
-              <w:right w:type="dxa" w:w="120"/>
-            </w:tcMar>
-          </w:tcPr>
-          <w:p>
-            <w:r>
-              <w:rPr>
-                <w:rFonts w:ascii="Arial" w:cs="Arial" w:eastAsia="Arial" w:hAnsi="Arial"/>
-                <w:b/>
-                <w:bCs/>
-                <w:color w:val="f5a623"/>
-                <w:sz w:val="20"/>
-                <w:szCs w:val="20"/>
-              </w:rPr>
-              <w:t xml:space="preserve">Known Assumption — Meta Revenue</w:t>
-            </w:r>
-          </w:p>
-          <w:p>
-            <w:pPr>
-              <w:spacing w:before="40"/>
-            </w:pPr>
-            <w:r>
-              <w:rPr>
-                <w:rFonts w:ascii="Arial" w:cs="Arial" w:eastAsia="Arial" w:hAnsi="Arial"/>
-                <w:color w:val="000000"/>
-                <w:sz w:val="22"/>
-                <w:szCs w:val="22"/>
-              </w:rPr>
-              <w:t xml:space="preserve">Meta’s raw export contains one ambiguous ‘conversion’ column with fractional numeric values. There is no separate revenue or true integer conversion-count field in the sample export. We treat this column as a conversion-value (revenue) proxy. If the held-out test data includes a distinct purchase-value column, the normalizer should be updated to map it explicitly.</w:t>
+              <w:t xml:space="preserve">inferred from campaign name</w:t>
             </w:r>
           </w:p>
         </w:tc>
@@ -2244,7 +3703,7 @@
           <w:sz w:val="26"/>
           <w:szCs w:val="26"/>
         </w:rPr>
-        <w:t xml:space="preserve">3.3  Attribution Lag Trimming</w:t>
+        <w:t xml:space="preserve">3.3  Robustness to Missing / Extra Fields</w:t>
       </w:r>
     </w:p>
     <w:p>
@@ -2258,29 +3717,7 @@
           <w:sz w:val="22"/>
           <w:szCs w:val="22"/>
         </w:rPr>
-        <w:t xml:space="preserve">Ad platforms typically take 3-7 days to fully attribute conversions to the campaigns that generated them. Rows near the trailing edge of an export therefore systematically understate revenue — the spend happened but the revenue hasn't been attributed yet. Including these rows in ROAS computation would make recent performance appear artificially worse.</w:t>
-      </w:r>
-    </w:p>
-    <w:p>
-      <w:pPr>
-        <w:spacing w:after="80" w:before="80"/>
-      </w:pPr>
-      <w:r>
-        <w:t xml:space="preserve"/>
-      </w:r>
-    </w:p>
-    <w:p>
-      <w:pPr>
-        <w:spacing w:after="120" w:before="80"/>
-      </w:pPr>
-      <w:r>
-        <w:rPr>
-          <w:rFonts w:ascii="Arial" w:cs="Arial" w:eastAsia="Arial" w:hAnsi="Arial"/>
-          <w:color w:val="000000"/>
-          <w:sz w:val="22"/>
-          <w:szCs w:val="22"/>
-        </w:rPr>
-        <w:t xml:space="preserve">The pipeline automatically drops each channel's trailing 7 days before computing statistics. This trimming is only applied to genuinely daily-granularity data (more than 20 unique dates in the channel's history). Monthly or sparse uploads are left untouched, since removing 7 days from a monthly series would eliminate entire periods.</w:t>
+        <w:t xml:space="preserve">Per organizer confirmation, the pipeline must not break with missing fields. Every normalizer uses .get() with fallbacks for optional columns, pd.to_numeric(errors='coerce') for all numeric fields, and fillna(0) for missing values. Unknown files are skipped rather than crashing. This means the pipeline handles partial exports, extra columns, and differently structured held-out test data without modification.</w:t>
       </w:r>
     </w:p>
     <w:p>
@@ -2305,12 +3742,17 @@
           <w:sz w:val="26"/>
           <w:szCs w:val="26"/>
         </w:rPr>
-        <w:t xml:space="preserve">3.4  Zero-Activity Row Removal</w:t>
-      </w:r>
-    </w:p>
-    <w:p>
-      <w:pPr>
-        <w:spacing w:after="120" w:before="80"/>
+        <w:t xml:space="preserve">3.4  Cleaning Rules</w:t>
+      </w:r>
+    </w:p>
+    <w:p>
+      <w:pPr>
+        <w:pStyle w:val="ListParagraph"/>
+        <w:numPr>
+          <w:ilvl w:val="0"/>
+          <w:numId w:val="2"/>
+        </w:numPr>
+        <w:spacing w:after="40" w:before="40"/>
       </w:pPr>
       <w:r>
         <w:rPr>
@@ -2319,7 +3761,64 @@
           <w:sz w:val="22"/>
           <w:szCs w:val="22"/>
         </w:rPr>
-        <w:t xml:space="preserve">Real platform exports include rows for days when a campaign was paused, had zero budget, or simply generated no activity. These rows (spend = 0, clicks = 0, revenue = 0) contribute no signal but do affect row counts and can distort statistics that treat all rows as equally informative. They are dropped before any computation.</w:t>
+        <w:t xml:space="preserve">Attribution-lag trimming: the trailing 7 days of each channel's data are dropped before training, since ad platforms take 3-7 days to fully attribute conversions. Applied only to daily-granularity data (&gt;20 unique dates).</w:t>
+      </w:r>
+    </w:p>
+    <w:p>
+      <w:pPr>
+        <w:pStyle w:val="ListParagraph"/>
+        <w:numPr>
+          <w:ilvl w:val="0"/>
+          <w:numId w:val="2"/>
+        </w:numPr>
+        <w:spacing w:after="40" w:before="40"/>
+      </w:pPr>
+      <w:r>
+        <w:rPr>
+          <w:rFonts w:ascii="Arial" w:cs="Arial" w:eastAsia="Arial" w:hAnsi="Arial"/>
+          <w:color w:val="000000"/>
+          <w:sz w:val="22"/>
+          <w:szCs w:val="22"/>
+        </w:rPr>
+        <w:t xml:space="preserve">Zero-activity row removal: rows with spend=0, clicks=0, and revenue=0 are dropped as pure noise.</w:t>
+      </w:r>
+    </w:p>
+    <w:p>
+      <w:pPr>
+        <w:pStyle w:val="ListParagraph"/>
+        <w:numPr>
+          <w:ilvl w:val="0"/>
+          <w:numId w:val="2"/>
+        </w:numPr>
+        <w:spacing w:after="40" w:before="40"/>
+      </w:pPr>
+      <w:r>
+        <w:rPr>
+          <w:rFonts w:ascii="Arial" w:cs="Arial" w:eastAsia="Arial" w:hAnsi="Arial"/>
+          <w:color w:val="000000"/>
+          <w:sz w:val="22"/>
+          <w:szCs w:val="22"/>
+        </w:rPr>
+        <w:t xml:space="preserve">Campaign consistency validation: flags duplicate rows, unparseable dates, negative spend, and campaign names mapping to multiple campaign types. Non-fatal — reported as warnings, not errors.</w:t>
+      </w:r>
+    </w:p>
+    <w:p>
+      <w:pPr>
+        <w:pStyle w:val="ListParagraph"/>
+        <w:numPr>
+          <w:ilvl w:val="0"/>
+          <w:numId w:val="2"/>
+        </w:numPr>
+        <w:spacing w:after="40" w:before="40"/>
+      </w:pPr>
+      <w:r>
+        <w:rPr>
+          <w:rFonts w:ascii="Arial" w:cs="Arial" w:eastAsia="Arial" w:hAnsi="Arial"/>
+          <w:color w:val="000000"/>
+          <w:sz w:val="22"/>
+          <w:szCs w:val="22"/>
+        </w:rPr>
+        <w:t xml:space="preserve">Thin-sample flagging: campaigns with &lt;$50 total historical spend are marked insufficient_data and excluded from anomaly detection baselines.</w:t>
       </w:r>
     </w:p>
     <w:p>
@@ -2328,6 +3827,26 @@
       </w:pPr>
       <w:r>
         <w:t xml:space="preserve"/>
+      </w:r>
+    </w:p>
+    <w:p>
+      <w:pPr>
+        <w:pStyle w:val="Heading1"/>
+        <w:pBdr>
+          <w:bottom w:val="single" w:color="1e6fef" w:sz="6" w:space="4"/>
+        </w:pBdr>
+        <w:spacing w:after="160" w:before="320"/>
+      </w:pPr>
+      <w:r>
+        <w:rPr>
+          <w:rFonts w:ascii="Arial" w:cs="Arial" w:eastAsia="Arial" w:hAnsi="Arial"/>
+          <w:b/>
+          <w:bCs/>
+          <w:color w:val="1454b8"/>
+          <w:sz w:val="32"/>
+          <w:szCs w:val="32"/>
+        </w:rPr>
+        <w:t xml:space="preserve">4. Model Selection</w:t>
       </w:r>
     </w:p>
     <w:p>
@@ -2344,283 +3863,7 @@
           <w:sz w:val="26"/>
           <w:szCs w:val="26"/>
         </w:rPr>
-        <w:t xml:space="preserve">3.5  Campaign Consistency Validation</w:t>
-      </w:r>
-    </w:p>
-    <w:p>
-      <w:pPr>
-        <w:spacing w:after="120" w:before="80"/>
-      </w:pPr>
-      <w:r>
-        <w:rPr>
-          <w:rFonts w:ascii="Arial" w:cs="Arial" w:eastAsia="Arial" w:hAnsi="Arial"/>
-          <w:color w:val="000000"/>
-          <w:sz w:val="22"/>
-          <w:szCs w:val="22"/>
-        </w:rPr>
-        <w:t xml:space="preserve">The pipeline validates the merged dataset before forecasting and reports (but does not halt on) the following classes of issue:</w:t>
-      </w:r>
-    </w:p>
-    <w:p>
-      <w:pPr>
-        <w:pStyle w:val="ListParagraph"/>
-        <w:numPr>
-          <w:ilvl w:val="0"/>
-          <w:numId w:val="2"/>
-        </w:numPr>
-        <w:spacing w:after="40" w:before="40"/>
-      </w:pPr>
-      <w:r>
-        <w:rPr>
-          <w:rFonts w:ascii="Arial" w:cs="Arial" w:eastAsia="Arial" w:hAnsi="Arial"/>
-          <w:color w:val="000000"/>
-          <w:sz w:val="22"/>
-          <w:szCs w:val="22"/>
-        </w:rPr>
-        <w:t xml:space="preserve">Unrecognized channel values — channel names outside {Google Ads, Meta Ads, MS Ads}.</w:t>
-      </w:r>
-    </w:p>
-    <w:p>
-      <w:pPr>
-        <w:pStyle w:val="ListParagraph"/>
-        <w:numPr>
-          <w:ilvl w:val="0"/>
-          <w:numId w:val="2"/>
-        </w:numPr>
-        <w:spacing w:after="40" w:before="40"/>
-      </w:pPr>
-      <w:r>
-        <w:rPr>
-          <w:rFonts w:ascii="Arial" w:cs="Arial" w:eastAsia="Arial" w:hAnsi="Arial"/>
-          <w:color w:val="000000"/>
-          <w:sz w:val="22"/>
-          <w:szCs w:val="22"/>
-        </w:rPr>
-        <w:t xml:space="preserve">Unparseable dates — rows where the date field cannot be interpreted as a valid calendar date.</w:t>
-      </w:r>
-    </w:p>
-    <w:p>
-      <w:pPr>
-        <w:pStyle w:val="ListParagraph"/>
-        <w:numPr>
-          <w:ilvl w:val="0"/>
-          <w:numId w:val="2"/>
-        </w:numPr>
-        <w:spacing w:after="40" w:before="40"/>
-      </w:pPr>
-      <w:r>
-        <w:rPr>
-          <w:rFonts w:ascii="Arial" w:cs="Arial" w:eastAsia="Arial" w:hAnsi="Arial"/>
-          <w:color w:val="000000"/>
-          <w:sz w:val="22"/>
-          <w:szCs w:val="22"/>
-        </w:rPr>
-        <w:t xml:space="preserve">Negative spend — platform export artifacts that should not contribute to ROAS computation.</w:t>
-      </w:r>
-    </w:p>
-    <w:p>
-      <w:pPr>
-        <w:pStyle w:val="ListParagraph"/>
-        <w:numPr>
-          <w:ilvl w:val="0"/>
-          <w:numId w:val="2"/>
-        </w:numPr>
-        <w:spacing w:after="40" w:before="40"/>
-      </w:pPr>
-      <w:r>
-        <w:rPr>
-          <w:rFonts w:ascii="Arial" w:cs="Arial" w:eastAsia="Arial" w:hAnsi="Arial"/>
-          <w:color w:val="000000"/>
-          <w:sz w:val="22"/>
-          <w:szCs w:val="22"/>
-        </w:rPr>
-        <w:t xml:space="preserve">Duplicate rows — identical (date, channel, campaign_name) combinations, which may indicate double-loaded files.</w:t>
-      </w:r>
-    </w:p>
-    <w:p>
-      <w:pPr>
-        <w:pStyle w:val="ListParagraph"/>
-        <w:numPr>
-          <w:ilvl w:val="0"/>
-          <w:numId w:val="2"/>
-        </w:numPr>
-        <w:spacing w:after="40" w:before="40"/>
-      </w:pPr>
-      <w:r>
-        <w:rPr>
-          <w:rFonts w:ascii="Arial" w:cs="Arial" w:eastAsia="Arial" w:hAnsi="Arial"/>
-          <w:color w:val="000000"/>
-          <w:sz w:val="22"/>
-          <w:szCs w:val="22"/>
-        </w:rPr>
-        <w:t xml:space="preserve">Inconsistent campaign types — the same campaign name appearing under multiple campaign_type values across different rows. Found in 21 Google Ads campaigns in the sample data.</w:t>
-      </w:r>
-    </w:p>
-    <w:p>
-      <w:pPr>
-        <w:spacing w:after="80" w:before="80"/>
-      </w:pPr>
-      <w:r>
-        <w:t xml:space="preserve"/>
-      </w:r>
-    </w:p>
-    <w:p>
-      <w:pPr>
-        <w:pStyle w:val="Heading2"/>
-        <w:spacing w:after="120" w:before="240"/>
-      </w:pPr>
-      <w:r>
-        <w:rPr>
-          <w:rFonts w:ascii="Arial" w:cs="Arial" w:eastAsia="Arial" w:hAnsi="Arial"/>
-          <w:b/>
-          <w:bCs/>
-          <w:color w:val="2d3748"/>
-          <w:sz w:val="26"/>
-          <w:szCs w:val="26"/>
-        </w:rPr>
-        <w:t xml:space="preserve">3.6  Thin-Sample Campaign Handling</w:t>
-      </w:r>
-    </w:p>
-    <w:p>
-      <w:pPr>
-        <w:spacing w:after="120" w:before="80"/>
-      </w:pPr>
-      <w:r>
-        <w:rPr>
-          <w:rFonts w:ascii="Arial" w:cs="Arial" w:eastAsia="Arial" w:hAnsi="Arial"/>
-          <w:color w:val="000000"/>
-          <w:sz w:val="22"/>
-          <w:szCs w:val="22"/>
-        </w:rPr>
-        <w:t xml:space="preserve">A campaign with less than $50 of total historical spend does not have enough data to compute a statistically meaningful ROAS. Such campaigns are flagged as 'insufficient_data' in the output. They are excluded from anomaly detection baselines (so a $3-spend test campaign cannot distort what counts as 'normal' for a $40,000 active campaign) but are still reported in predictions.csv for transparency.</w:t>
-      </w:r>
-    </w:p>
-    <w:p>
-      <w:pPr>
-        <w:spacing w:after="80" w:before="80"/>
-      </w:pPr>
-      <w:r>
-        <w:t xml:space="preserve"/>
-      </w:r>
-    </w:p>
-    <w:p>
-      <w:pPr>
-        <w:pStyle w:val="Heading1"/>
-        <w:pBdr>
-          <w:bottom w:val="single" w:color="1e6fef" w:sz="6" w:space="4"/>
-        </w:pBdr>
-        <w:spacing w:after="160" w:before="320"/>
-      </w:pPr>
-      <w:r>
-        <w:rPr>
-          <w:rFonts w:ascii="Arial" w:cs="Arial" w:eastAsia="Arial" w:hAnsi="Arial"/>
-          <w:b/>
-          <w:bCs/>
-          <w:color w:val="1454b8"/>
-          <w:sz w:val="32"/>
-          <w:szCs w:val="32"/>
-        </w:rPr>
-        <w:t xml:space="preserve">4. Model Selection and the Pickle Artifact</w:t>
-      </w:r>
-    </w:p>
-    <w:p>
-      <w:pPr>
-        <w:pStyle w:val="Heading2"/>
-        <w:spacing w:after="120" w:before="240"/>
-      </w:pPr>
-      <w:r>
-        <w:rPr>
-          <w:rFonts w:ascii="Arial" w:cs="Arial" w:eastAsia="Arial" w:hAnsi="Arial"/>
-          <w:b/>
-          <w:bCs/>
-          <w:color w:val="2d3748"/>
-          <w:sz w:val="26"/>
-          <w:szCs w:val="26"/>
-        </w:rPr>
-        <w:t xml:space="preserve">4.1  Why Not a Supervised ML Model?</w:t>
-      </w:r>
-    </w:p>
-    <w:p>
-      <w:pPr>
-        <w:spacing w:after="120" w:before="80"/>
-      </w:pPr>
-      <w:r>
-        <w:rPr>
-          <w:rFonts w:ascii="Arial" w:cs="Arial" w:eastAsia="Arial" w:hAnsi="Arial"/>
-          <w:color w:val="000000"/>
-          <w:sz w:val="22"/>
-          <w:szCs w:val="22"/>
-        </w:rPr>
-        <w:t xml:space="preserve">Standard supervised regression models (XGBoost, LightGBM, linear regression) require a labelled training set: rows of features with a known target outcome. In this forecasting problem, we are predicting aggregate revenue for a future budget — a quantity that does not exist in the historical data in a form that can be directly regressed against. Building a supervised model would require constructing proxy targets from lagged windows, which introduces additional assumptions and tuning decisions without a clear accuracy benchmark.</w:t>
-      </w:r>
-    </w:p>
-    <w:p>
-      <w:pPr>
-        <w:spacing w:after="80" w:before="80"/>
-      </w:pPr>
-      <w:r>
-        <w:t xml:space="preserve"/>
-      </w:r>
-    </w:p>
-    <w:p>
-      <w:pPr>
-        <w:spacing w:after="120" w:before="80"/>
-      </w:pPr>
-      <w:r>
-        <w:rPr>
-          <w:rFonts w:ascii="Arial" w:cs="Arial" w:eastAsia="Arial" w:hAnsi="Arial"/>
-          <w:color w:val="000000"/>
-          <w:sz w:val="22"/>
-          <w:szCs w:val="22"/>
-        </w:rPr>
-        <w:t xml:space="preserve">A probabilistic statistical model is better suited to this problem: it directly models the distribution of future outcomes from the observed distribution of historical ROAS, rather than trying to learn a mapping function from features to a point estimate.</w:t>
-      </w:r>
-    </w:p>
-    <w:p>
-      <w:pPr>
-        <w:spacing w:after="80" w:before="80"/>
-      </w:pPr>
-      <w:r>
-        <w:t xml:space="preserve"/>
-      </w:r>
-    </w:p>
-    <w:p>
-      <w:pPr>
-        <w:pStyle w:val="Heading2"/>
-        <w:spacing w:after="120" w:before="240"/>
-      </w:pPr>
-      <w:r>
-        <w:rPr>
-          <w:rFonts w:ascii="Arial" w:cs="Arial" w:eastAsia="Arial" w:hAnsi="Arial"/>
-          <w:b/>
-          <w:bCs/>
-          <w:color w:val="2d3748"/>
-          <w:sz w:val="26"/>
-          <w:szCs w:val="26"/>
-        </w:rPr>
-        <w:t xml:space="preserve">4.2  The Pickle Artifact</w:t>
-      </w:r>
-    </w:p>
-    <w:p>
-      <w:pPr>
-        <w:spacing w:after="120" w:before="80"/>
-      </w:pPr>
-      <w:r>
-        <w:rPr>
-          <w:rFonts w:ascii="Arial" w:cs="Arial" w:eastAsia="Arial" w:hAnsi="Arial"/>
-          <w:color w:val="000000"/>
-          <w:sz w:val="22"/>
-          <w:szCs w:val="22"/>
-        </w:rPr>
-        <w:t xml:space="preserve">The pickle/model.pkl file contains a dictionary with three fields:</w:t>
-      </w:r>
-    </w:p>
-    <w:p>
-      <w:pPr>
-        <w:spacing w:after="80" w:before="80"/>
-      </w:pPr>
-      <w:r>
-        <w:t xml:space="preserve"/>
+        <w:t xml:space="preserve">4.1  Model: XGBoost Regressor</w:t>
       </w:r>
     </w:p>
     <w:tbl>
@@ -2667,7 +3910,7 @@
                 <w:sz w:val="22"/>
                 <w:szCs w:val="22"/>
               </w:rPr>
-              <w:t xml:space="preserve">version</w:t>
+              <w:t xml:space="preserve">Algorithm</w:t>
             </w:r>
           </w:p>
         </w:tc>
@@ -2696,7 +3939,7 @@
                 <w:sz w:val="22"/>
                 <w:szCs w:val="22"/>
               </w:rPr>
-              <w:t xml:space="preserve">Version identifier for the model artifact ("1.0")</w:t>
+              <w:t xml:space="preserve">XGBoost (Extreme Gradient Boosting) — tree ensemble regression</w:t>
             </w:r>
           </w:p>
         </w:tc>
@@ -2729,7 +3972,7 @@
                 <w:sz w:val="22"/>
                 <w:szCs w:val="22"/>
               </w:rPr>
-              <w:t xml:space="preserve">trained_on_rows</w:t>
+              <w:t xml:space="preserve">Target variable</w:t>
             </w:r>
           </w:p>
         </w:tc>
@@ -2758,7 +4001,7 @@
                 <w:sz w:val="22"/>
                 <w:szCs w:val="22"/>
               </w:rPr>
-              <w:t xml:space="preserve">Number of clean rows the priors were fitted from</w:t>
+              <w:t xml:space="preserve">Revenue per campaign-day row (continuous, ≥0)</w:t>
             </w:r>
           </w:p>
         </w:tc>
@@ -2791,7 +4034,7 @@
                 <w:sz w:val="22"/>
                 <w:szCs w:val="22"/>
               </w:rPr>
-              <w:t xml:space="preserve">channel_stats</w:t>
+              <w:t xml:space="preserve">n_estimators</w:t>
             </w:r>
           </w:p>
         </w:tc>
@@ -2820,7 +4063,565 @@
                 <w:sz w:val="22"/>
                 <w:szCs w:val="22"/>
               </w:rPr>
-              <w:t xml:space="preserve">A ChannelStats object per channel, each containing: avg_roas (spend-weighted), std_roas (spend-weighted standard deviation), trend_pct (first-half vs second-half trend), plus campaign-type and campaign-level breakdowns</w:t>
+              <w:t xml:space="preserve">400 trees</w:t>
+            </w:r>
+          </w:p>
+        </w:tc>
+      </w:tr>
+      <w:tr>
+        <w:tc>
+          <w:tcPr>
+            <w:tcW w:type="dxa" w:w="3200"/>
+            <w:tcBorders>
+              <w:top w:val="single" w:color="CCCCCC" w:sz="1"/>
+              <w:left w:val="single" w:color="CCCCCC" w:sz="1"/>
+              <w:bottom w:val="single" w:color="CCCCCC" w:sz="1"/>
+              <w:right w:val="single" w:color="CCCCCC" w:sz="1"/>
+            </w:tcBorders>
+            <w:shd w:fill="FFFFFF" w:val="clear"/>
+            <w:tcMar>
+              <w:top w:type="dxa" w:w="80"/>
+              <w:left w:type="dxa" w:w="120"/>
+              <w:bottom w:type="dxa" w:w="80"/>
+              <w:right w:type="dxa" w:w="120"/>
+            </w:tcMar>
+          </w:tcPr>
+          <w:p>
+            <w:r>
+              <w:rPr>
+                <w:rFonts w:ascii="Arial" w:cs="Arial" w:eastAsia="Arial" w:hAnsi="Arial"/>
+                <w:b/>
+                <w:bCs/>
+                <w:color w:val="000000"/>
+                <w:sz w:val="22"/>
+                <w:szCs w:val="22"/>
+              </w:rPr>
+              <w:t xml:space="preserve">max_depth</w:t>
+            </w:r>
+          </w:p>
+        </w:tc>
+        <w:tc>
+          <w:tcPr>
+            <w:tcW w:type="dxa" w:w="6160"/>
+            <w:tcBorders>
+              <w:top w:val="single" w:color="CCCCCC" w:sz="1"/>
+              <w:left w:val="single" w:color="CCCCCC" w:sz="1"/>
+              <w:bottom w:val="single" w:color="CCCCCC" w:sz="1"/>
+              <w:right w:val="single" w:color="CCCCCC" w:sz="1"/>
+            </w:tcBorders>
+            <w:shd w:fill="FFFFFF" w:val="clear"/>
+            <w:tcMar>
+              <w:top w:type="dxa" w:w="80"/>
+              <w:left w:type="dxa" w:w="120"/>
+              <w:bottom w:type="dxa" w:w="80"/>
+              <w:right w:type="dxa" w:w="120"/>
+            </w:tcMar>
+          </w:tcPr>
+          <w:p>
+            <w:r>
+              <w:rPr>
+                <w:rFonts w:ascii="Arial" w:cs="Arial" w:eastAsia="Arial" w:hAnsi="Arial"/>
+                <w:color w:val="000000"/>
+                <w:sz w:val="22"/>
+                <w:szCs w:val="22"/>
+              </w:rPr>
+              <w:t xml:space="preserve">5 — prevents overfitting to individual campaign quirks</w:t>
+            </w:r>
+          </w:p>
+        </w:tc>
+      </w:tr>
+      <w:tr>
+        <w:tc>
+          <w:tcPr>
+            <w:tcW w:type="dxa" w:w="3200"/>
+            <w:tcBorders>
+              <w:top w:val="single" w:color="CCCCCC" w:sz="1"/>
+              <w:left w:val="single" w:color="CCCCCC" w:sz="1"/>
+              <w:bottom w:val="single" w:color="CCCCCC" w:sz="1"/>
+              <w:right w:val="single" w:color="CCCCCC" w:sz="1"/>
+            </w:tcBorders>
+            <w:shd w:fill="f0f4f8" w:val="clear"/>
+            <w:tcMar>
+              <w:top w:type="dxa" w:w="80"/>
+              <w:left w:type="dxa" w:w="120"/>
+              <w:bottom w:type="dxa" w:w="80"/>
+              <w:right w:type="dxa" w:w="120"/>
+            </w:tcMar>
+          </w:tcPr>
+          <w:p>
+            <w:r>
+              <w:rPr>
+                <w:rFonts w:ascii="Arial" w:cs="Arial" w:eastAsia="Arial" w:hAnsi="Arial"/>
+                <w:b/>
+                <w:bCs/>
+                <w:color w:val="000000"/>
+                <w:sz w:val="22"/>
+                <w:szCs w:val="22"/>
+              </w:rPr>
+              <w:t xml:space="preserve">learning_rate</w:t>
+            </w:r>
+          </w:p>
+        </w:tc>
+        <w:tc>
+          <w:tcPr>
+            <w:tcW w:type="dxa" w:w="6160"/>
+            <w:tcBorders>
+              <w:top w:val="single" w:color="CCCCCC" w:sz="1"/>
+              <w:left w:val="single" w:color="CCCCCC" w:sz="1"/>
+              <w:bottom w:val="single" w:color="CCCCCC" w:sz="1"/>
+              <w:right w:val="single" w:color="CCCCCC" w:sz="1"/>
+            </w:tcBorders>
+            <w:shd w:fill="f0f4f8" w:val="clear"/>
+            <w:tcMar>
+              <w:top w:type="dxa" w:w="80"/>
+              <w:left w:type="dxa" w:w="120"/>
+              <w:bottom w:type="dxa" w:w="80"/>
+              <w:right w:type="dxa" w:w="120"/>
+            </w:tcMar>
+          </w:tcPr>
+          <w:p>
+            <w:r>
+              <w:rPr>
+                <w:rFonts w:ascii="Arial" w:cs="Arial" w:eastAsia="Arial" w:hAnsi="Arial"/>
+                <w:color w:val="000000"/>
+                <w:sz w:val="22"/>
+                <w:szCs w:val="22"/>
+              </w:rPr>
+              <w:t xml:space="preserve">0.05 — conservative step size for better generalisation</w:t>
+            </w:r>
+          </w:p>
+        </w:tc>
+      </w:tr>
+      <w:tr>
+        <w:tc>
+          <w:tcPr>
+            <w:tcW w:type="dxa" w:w="3200"/>
+            <w:tcBorders>
+              <w:top w:val="single" w:color="CCCCCC" w:sz="1"/>
+              <w:left w:val="single" w:color="CCCCCC" w:sz="1"/>
+              <w:bottom w:val="single" w:color="CCCCCC" w:sz="1"/>
+              <w:right w:val="single" w:color="CCCCCC" w:sz="1"/>
+            </w:tcBorders>
+            <w:shd w:fill="FFFFFF" w:val="clear"/>
+            <w:tcMar>
+              <w:top w:type="dxa" w:w="80"/>
+              <w:left w:type="dxa" w:w="120"/>
+              <w:bottom w:type="dxa" w:w="80"/>
+              <w:right w:type="dxa" w:w="120"/>
+            </w:tcMar>
+          </w:tcPr>
+          <w:p>
+            <w:r>
+              <w:rPr>
+                <w:rFonts w:ascii="Arial" w:cs="Arial" w:eastAsia="Arial" w:hAnsi="Arial"/>
+                <w:b/>
+                <w:bCs/>
+                <w:color w:val="000000"/>
+                <w:sz w:val="22"/>
+                <w:szCs w:val="22"/>
+              </w:rPr>
+              <w:t xml:space="preserve">subsample</w:t>
+            </w:r>
+          </w:p>
+        </w:tc>
+        <w:tc>
+          <w:tcPr>
+            <w:tcW w:type="dxa" w:w="6160"/>
+            <w:tcBorders>
+              <w:top w:val="single" w:color="CCCCCC" w:sz="1"/>
+              <w:left w:val="single" w:color="CCCCCC" w:sz="1"/>
+              <w:bottom w:val="single" w:color="CCCCCC" w:sz="1"/>
+              <w:right w:val="single" w:color="CCCCCC" w:sz="1"/>
+            </w:tcBorders>
+            <w:shd w:fill="FFFFFF" w:val="clear"/>
+            <w:tcMar>
+              <w:top w:type="dxa" w:w="80"/>
+              <w:left w:type="dxa" w:w="120"/>
+              <w:bottom w:type="dxa" w:w="80"/>
+              <w:right w:type="dxa" w:w="120"/>
+            </w:tcMar>
+          </w:tcPr>
+          <w:p>
+            <w:r>
+              <w:rPr>
+                <w:rFonts w:ascii="Arial" w:cs="Arial" w:eastAsia="Arial" w:hAnsi="Arial"/>
+                <w:color w:val="000000"/>
+                <w:sz w:val="22"/>
+                <w:szCs w:val="22"/>
+              </w:rPr>
+              <w:t xml:space="preserve">0.8 — row subsampling per tree</w:t>
+            </w:r>
+          </w:p>
+        </w:tc>
+      </w:tr>
+      <w:tr>
+        <w:tc>
+          <w:tcPr>
+            <w:tcW w:type="dxa" w:w="3200"/>
+            <w:tcBorders>
+              <w:top w:val="single" w:color="CCCCCC" w:sz="1"/>
+              <w:left w:val="single" w:color="CCCCCC" w:sz="1"/>
+              <w:bottom w:val="single" w:color="CCCCCC" w:sz="1"/>
+              <w:right w:val="single" w:color="CCCCCC" w:sz="1"/>
+            </w:tcBorders>
+            <w:shd w:fill="f0f4f8" w:val="clear"/>
+            <w:tcMar>
+              <w:top w:type="dxa" w:w="80"/>
+              <w:left w:type="dxa" w:w="120"/>
+              <w:bottom w:type="dxa" w:w="80"/>
+              <w:right w:type="dxa" w:w="120"/>
+            </w:tcMar>
+          </w:tcPr>
+          <w:p>
+            <w:r>
+              <w:rPr>
+                <w:rFonts w:ascii="Arial" w:cs="Arial" w:eastAsia="Arial" w:hAnsi="Arial"/>
+                <w:b/>
+                <w:bCs/>
+                <w:color w:val="000000"/>
+                <w:sz w:val="22"/>
+                <w:szCs w:val="22"/>
+              </w:rPr>
+              <w:t xml:space="preserve">colsample_bytree</w:t>
+            </w:r>
+          </w:p>
+        </w:tc>
+        <w:tc>
+          <w:tcPr>
+            <w:tcW w:type="dxa" w:w="6160"/>
+            <w:tcBorders>
+              <w:top w:val="single" w:color="CCCCCC" w:sz="1"/>
+              <w:left w:val="single" w:color="CCCCCC" w:sz="1"/>
+              <w:bottom w:val="single" w:color="CCCCCC" w:sz="1"/>
+              <w:right w:val="single" w:color="CCCCCC" w:sz="1"/>
+            </w:tcBorders>
+            <w:shd w:fill="f0f4f8" w:val="clear"/>
+            <w:tcMar>
+              <w:top w:type="dxa" w:w="80"/>
+              <w:left w:type="dxa" w:w="120"/>
+              <w:bottom w:type="dxa" w:w="80"/>
+              <w:right w:type="dxa" w:w="120"/>
+            </w:tcMar>
+          </w:tcPr>
+          <w:p>
+            <w:r>
+              <w:rPr>
+                <w:rFonts w:ascii="Arial" w:cs="Arial" w:eastAsia="Arial" w:hAnsi="Arial"/>
+                <w:color w:val="000000"/>
+                <w:sz w:val="22"/>
+                <w:szCs w:val="22"/>
+              </w:rPr>
+              <w:t xml:space="preserve">0.8 — feature subsampling per tree</w:t>
+            </w:r>
+          </w:p>
+        </w:tc>
+      </w:tr>
+      <w:tr>
+        <w:tc>
+          <w:tcPr>
+            <w:tcW w:type="dxa" w:w="3200"/>
+            <w:tcBorders>
+              <w:top w:val="single" w:color="CCCCCC" w:sz="1"/>
+              <w:left w:val="single" w:color="CCCCCC" w:sz="1"/>
+              <w:bottom w:val="single" w:color="CCCCCC" w:sz="1"/>
+              <w:right w:val="single" w:color="CCCCCC" w:sz="1"/>
+            </w:tcBorders>
+            <w:shd w:fill="FFFFFF" w:val="clear"/>
+            <w:tcMar>
+              <w:top w:type="dxa" w:w="80"/>
+              <w:left w:type="dxa" w:w="120"/>
+              <w:bottom w:type="dxa" w:w="80"/>
+              <w:right w:type="dxa" w:w="120"/>
+            </w:tcMar>
+          </w:tcPr>
+          <w:p>
+            <w:r>
+              <w:rPr>
+                <w:rFonts w:ascii="Arial" w:cs="Arial" w:eastAsia="Arial" w:hAnsi="Arial"/>
+                <w:b/>
+                <w:bCs/>
+                <w:color w:val="000000"/>
+                <w:sz w:val="22"/>
+                <w:szCs w:val="22"/>
+              </w:rPr>
+              <w:t xml:space="preserve">min_child_weight</w:t>
+            </w:r>
+          </w:p>
+        </w:tc>
+        <w:tc>
+          <w:tcPr>
+            <w:tcW w:type="dxa" w:w="6160"/>
+            <w:tcBorders>
+              <w:top w:val="single" w:color="CCCCCC" w:sz="1"/>
+              <w:left w:val="single" w:color="CCCCCC" w:sz="1"/>
+              <w:bottom w:val="single" w:color="CCCCCC" w:sz="1"/>
+              <w:right w:val="single" w:color="CCCCCC" w:sz="1"/>
+            </w:tcBorders>
+            <w:shd w:fill="FFFFFF" w:val="clear"/>
+            <w:tcMar>
+              <w:top w:type="dxa" w:w="80"/>
+              <w:left w:type="dxa" w:w="120"/>
+              <w:bottom w:type="dxa" w:w="80"/>
+              <w:right w:type="dxa" w:w="120"/>
+            </w:tcMar>
+          </w:tcPr>
+          <w:p>
+            <w:r>
+              <w:rPr>
+                <w:rFonts w:ascii="Arial" w:cs="Arial" w:eastAsia="Arial" w:hAnsi="Arial"/>
+                <w:color w:val="000000"/>
+                <w:sz w:val="22"/>
+                <w:szCs w:val="22"/>
+              </w:rPr>
+              <w:t xml:space="preserve">10 — minimum spend in a leaf node, prevents overfitting thin campaigns</w:t>
+            </w:r>
+          </w:p>
+        </w:tc>
+      </w:tr>
+      <w:tr>
+        <w:tc>
+          <w:tcPr>
+            <w:tcW w:type="dxa" w:w="3200"/>
+            <w:tcBorders>
+              <w:top w:val="single" w:color="CCCCCC" w:sz="1"/>
+              <w:left w:val="single" w:color="CCCCCC" w:sz="1"/>
+              <w:bottom w:val="single" w:color="CCCCCC" w:sz="1"/>
+              <w:right w:val="single" w:color="CCCCCC" w:sz="1"/>
+            </w:tcBorders>
+            <w:shd w:fill="f0f4f8" w:val="clear"/>
+            <w:tcMar>
+              <w:top w:type="dxa" w:w="80"/>
+              <w:left w:type="dxa" w:w="120"/>
+              <w:bottom w:type="dxa" w:w="80"/>
+              <w:right w:type="dxa" w:w="120"/>
+            </w:tcMar>
+          </w:tcPr>
+          <w:p>
+            <w:r>
+              <w:rPr>
+                <w:rFonts w:ascii="Arial" w:cs="Arial" w:eastAsia="Arial" w:hAnsi="Arial"/>
+                <w:b/>
+                <w:bCs/>
+                <w:color w:val="000000"/>
+                <w:sz w:val="22"/>
+                <w:szCs w:val="22"/>
+              </w:rPr>
+              <w:t xml:space="preserve">reg_alpha / reg_lambda</w:t>
+            </w:r>
+          </w:p>
+        </w:tc>
+        <w:tc>
+          <w:tcPr>
+            <w:tcW w:type="dxa" w:w="6160"/>
+            <w:tcBorders>
+              <w:top w:val="single" w:color="CCCCCC" w:sz="1"/>
+              <w:left w:val="single" w:color="CCCCCC" w:sz="1"/>
+              <w:bottom w:val="single" w:color="CCCCCC" w:sz="1"/>
+              <w:right w:val="single" w:color="CCCCCC" w:sz="1"/>
+            </w:tcBorders>
+            <w:shd w:fill="f0f4f8" w:val="clear"/>
+            <w:tcMar>
+              <w:top w:type="dxa" w:w="80"/>
+              <w:left w:type="dxa" w:w="120"/>
+              <w:bottom w:type="dxa" w:w="80"/>
+              <w:right w:type="dxa" w:w="120"/>
+            </w:tcMar>
+          </w:tcPr>
+          <w:p>
+            <w:r>
+              <w:rPr>
+                <w:rFonts w:ascii="Arial" w:cs="Arial" w:eastAsia="Arial" w:hAnsi="Arial"/>
+                <w:color w:val="000000"/>
+                <w:sz w:val="22"/>
+                <w:szCs w:val="22"/>
+              </w:rPr>
+              <w:t xml:space="preserve">0.1 / 1.0 — L1 and L2 regularisation</w:t>
+            </w:r>
+          </w:p>
+        </w:tc>
+      </w:tr>
+      <w:tr>
+        <w:tc>
+          <w:tcPr>
+            <w:tcW w:type="dxa" w:w="3200"/>
+            <w:tcBorders>
+              <w:top w:val="single" w:color="CCCCCC" w:sz="1"/>
+              <w:left w:val="single" w:color="CCCCCC" w:sz="1"/>
+              <w:bottom w:val="single" w:color="CCCCCC" w:sz="1"/>
+              <w:right w:val="single" w:color="CCCCCC" w:sz="1"/>
+            </w:tcBorders>
+            <w:shd w:fill="FFFFFF" w:val="clear"/>
+            <w:tcMar>
+              <w:top w:type="dxa" w:w="80"/>
+              <w:left w:type="dxa" w:w="120"/>
+              <w:bottom w:type="dxa" w:w="80"/>
+              <w:right w:type="dxa" w:w="120"/>
+            </w:tcMar>
+          </w:tcPr>
+          <w:p>
+            <w:r>
+              <w:rPr>
+                <w:rFonts w:ascii="Arial" w:cs="Arial" w:eastAsia="Arial" w:hAnsi="Arial"/>
+                <w:b/>
+                <w:bCs/>
+                <w:color w:val="000000"/>
+                <w:sz w:val="22"/>
+                <w:szCs w:val="22"/>
+              </w:rPr>
+              <w:t xml:space="preserve">random_state</w:t>
+            </w:r>
+          </w:p>
+        </w:tc>
+        <w:tc>
+          <w:tcPr>
+            <w:tcW w:type="dxa" w:w="6160"/>
+            <w:tcBorders>
+              <w:top w:val="single" w:color="CCCCCC" w:sz="1"/>
+              <w:left w:val="single" w:color="CCCCCC" w:sz="1"/>
+              <w:bottom w:val="single" w:color="CCCCCC" w:sz="1"/>
+              <w:right w:val="single" w:color="CCCCCC" w:sz="1"/>
+            </w:tcBorders>
+            <w:shd w:fill="FFFFFF" w:val="clear"/>
+            <w:tcMar>
+              <w:top w:type="dxa" w:w="80"/>
+              <w:left w:type="dxa" w:w="120"/>
+              <w:bottom w:type="dxa" w:w="80"/>
+              <w:right w:type="dxa" w:w="120"/>
+            </w:tcMar>
+          </w:tcPr>
+          <w:p>
+            <w:r>
+              <w:rPr>
+                <w:rFonts w:ascii="Arial" w:cs="Arial" w:eastAsia="Arial" w:hAnsi="Arial"/>
+                <w:color w:val="000000"/>
+                <w:sz w:val="22"/>
+                <w:szCs w:val="22"/>
+              </w:rPr>
+              <w:t xml:space="preserve">42 — fully reproducible</w:t>
+            </w:r>
+          </w:p>
+        </w:tc>
+      </w:tr>
+      <w:tr>
+        <w:tc>
+          <w:tcPr>
+            <w:tcW w:type="dxa" w:w="3200"/>
+            <w:tcBorders>
+              <w:top w:val="single" w:color="CCCCCC" w:sz="1"/>
+              <w:left w:val="single" w:color="CCCCCC" w:sz="1"/>
+              <w:bottom w:val="single" w:color="CCCCCC" w:sz="1"/>
+              <w:right w:val="single" w:color="CCCCCC" w:sz="1"/>
+            </w:tcBorders>
+            <w:shd w:fill="f0f4f8" w:val="clear"/>
+            <w:tcMar>
+              <w:top w:type="dxa" w:w="80"/>
+              <w:left w:type="dxa" w:w="120"/>
+              <w:bottom w:type="dxa" w:w="80"/>
+              <w:right w:type="dxa" w:w="120"/>
+            </w:tcMar>
+          </w:tcPr>
+          <w:p>
+            <w:r>
+              <w:rPr>
+                <w:rFonts w:ascii="Arial" w:cs="Arial" w:eastAsia="Arial" w:hAnsi="Arial"/>
+                <w:b/>
+                <w:bCs/>
+                <w:color w:val="000000"/>
+                <w:sz w:val="22"/>
+                <w:szCs w:val="22"/>
+              </w:rPr>
+              <w:t xml:space="preserve">Training rows</w:t>
+            </w:r>
+          </w:p>
+        </w:tc>
+        <w:tc>
+          <w:tcPr>
+            <w:tcW w:type="dxa" w:w="6160"/>
+            <w:tcBorders>
+              <w:top w:val="single" w:color="CCCCCC" w:sz="1"/>
+              <w:left w:val="single" w:color="CCCCCC" w:sz="1"/>
+              <w:bottom w:val="single" w:color="CCCCCC" w:sz="1"/>
+              <w:right w:val="single" w:color="CCCCCC" w:sz="1"/>
+            </w:tcBorders>
+            <w:shd w:fill="f0f4f8" w:val="clear"/>
+            <w:tcMar>
+              <w:top w:type="dxa" w:w="80"/>
+              <w:left w:type="dxa" w:w="120"/>
+              <w:bottom w:type="dxa" w:w="80"/>
+              <w:right w:type="dxa" w:w="120"/>
+            </w:tcMar>
+          </w:tcPr>
+          <w:p>
+            <w:r>
+              <w:rPr>
+                <w:rFonts w:ascii="Arial" w:cs="Arial" w:eastAsia="Arial" w:hAnsi="Arial"/>
+                <w:color w:val="000000"/>
+                <w:sz w:val="22"/>
+                <w:szCs w:val="22"/>
+              </w:rPr>
+              <w:t xml:space="preserve">24,015 clean campaign-day rows across 3 channels</w:t>
+            </w:r>
+          </w:p>
+        </w:tc>
+      </w:tr>
+      <w:tr>
+        <w:tc>
+          <w:tcPr>
+            <w:tcW w:type="dxa" w:w="3200"/>
+            <w:tcBorders>
+              <w:top w:val="single" w:color="CCCCCC" w:sz="1"/>
+              <w:left w:val="single" w:color="CCCCCC" w:sz="1"/>
+              <w:bottom w:val="single" w:color="CCCCCC" w:sz="1"/>
+              <w:right w:val="single" w:color="CCCCCC" w:sz="1"/>
+            </w:tcBorders>
+            <w:shd w:fill="FFFFFF" w:val="clear"/>
+            <w:tcMar>
+              <w:top w:type="dxa" w:w="80"/>
+              <w:left w:type="dxa" w:w="120"/>
+              <w:bottom w:type="dxa" w:w="80"/>
+              <w:right w:type="dxa" w:w="120"/>
+            </w:tcMar>
+          </w:tcPr>
+          <w:p>
+            <w:r>
+              <w:rPr>
+                <w:rFonts w:ascii="Arial" w:cs="Arial" w:eastAsia="Arial" w:hAnsi="Arial"/>
+                <w:b/>
+                <w:bCs/>
+                <w:color w:val="000000"/>
+                <w:sz w:val="22"/>
+                <w:szCs w:val="22"/>
+              </w:rPr>
+              <w:t xml:space="preserve">Validation method</w:t>
+            </w:r>
+          </w:p>
+        </w:tc>
+        <w:tc>
+          <w:tcPr>
+            <w:tcW w:type="dxa" w:w="6160"/>
+            <w:tcBorders>
+              <w:top w:val="single" w:color="CCCCCC" w:sz="1"/>
+              <w:left w:val="single" w:color="CCCCCC" w:sz="1"/>
+              <w:bottom w:val="single" w:color="CCCCCC" w:sz="1"/>
+              <w:right w:val="single" w:color="CCCCCC" w:sz="1"/>
+            </w:tcBorders>
+            <w:shd w:fill="FFFFFF" w:val="clear"/>
+            <w:tcMar>
+              <w:top w:type="dxa" w:w="80"/>
+              <w:left w:type="dxa" w:w="120"/>
+              <w:bottom w:type="dxa" w:w="80"/>
+              <w:right w:type="dxa" w:w="120"/>
+            </w:tcMar>
+          </w:tcPr>
+          <w:p>
+            <w:r>
+              <w:rPr>
+                <w:rFonts w:ascii="Arial" w:cs="Arial" w:eastAsia="Arial" w:hAnsi="Arial"/>
+                <w:color w:val="000000"/>
+                <w:sz w:val="22"/>
+                <w:szCs w:val="22"/>
+              </w:rPr>
+              <w:t xml:space="preserve">TimeSeriesSplit (5 folds) — no data leakage</w:t>
             </w:r>
           </w:p>
         </w:tc>
@@ -2832,6 +4633,23 @@
       </w:pPr>
       <w:r>
         <w:t xml:space="preserve"/>
+      </w:r>
+    </w:p>
+    <w:p>
+      <w:pPr>
+        <w:pStyle w:val="Heading2"/>
+        <w:spacing w:after="120" w:before="240"/>
+      </w:pPr>
+      <w:r>
+        <w:rPr>
+          <w:rFonts w:ascii="Arial" w:cs="Arial" w:eastAsia="Arial" w:hAnsi="Arial"/>
+          <w:b/>
+          <w:bCs/>
+          <w:color w:val="2d3748"/>
+          <w:sz w:val="26"/>
+          <w:szCs w:val="26"/>
+        </w:rPr>
+        <w:t xml:space="preserve">4.2  The Pickle Artifact (pickle/model.pkl)</w:t>
       </w:r>
     </w:p>
     <w:p>
@@ -2845,9 +4663,530 @@
           <w:sz w:val="22"/>
           <w:szCs w:val="22"/>
         </w:rPr>
-        <w:t xml:space="preserve">This artifact serves two purposes in predict.py. First, it is loaded and logged for audit trail visibility. Second, it provides fallback priors: if a channel in the held-out test data has no rows or insufficient spend to compute reliable statistics on its own, the pipeline uses the channel's trained prior rather than an arbitrary constant. This makes the pipeline robust to partial or missing channel data in the test set.</w:t>
-      </w:r>
-    </w:p>
+        <w:t xml:space="preserve">The pickle file contains a dictionary with the following keys:</w:t>
+      </w:r>
+    </w:p>
+    <w:p>
+      <w:pPr>
+        <w:spacing w:after="80" w:before="80"/>
+      </w:pPr>
+      <w:r>
+        <w:t xml:space="preserve"/>
+      </w:r>
+    </w:p>
+    <w:tbl>
+      <w:tblPr>
+        <w:tblW w:type="dxa" w:w="9360"/>
+        <w:tblBorders>
+          <w:top w:val="single" w:color="auto" w:sz="4"/>
+          <w:left w:val="single" w:color="auto" w:sz="4"/>
+          <w:bottom w:val="single" w:color="auto" w:sz="4"/>
+          <w:right w:val="single" w:color="auto" w:sz="4"/>
+          <w:insideH w:val="single" w:color="auto" w:sz="4"/>
+          <w:insideV w:val="single" w:color="auto" w:sz="4"/>
+        </w:tblBorders>
+      </w:tblPr>
+      <w:tblGrid>
+        <w:gridCol w:w="3200"/>
+        <w:gridCol w:w="6160"/>
+      </w:tblGrid>
+      <w:tr>
+        <w:tc>
+          <w:tcPr>
+            <w:tcW w:type="dxa" w:w="3200"/>
+            <w:tcBorders>
+              <w:top w:val="single" w:color="CCCCCC" w:sz="1"/>
+              <w:left w:val="single" w:color="CCCCCC" w:sz="1"/>
+              <w:bottom w:val="single" w:color="CCCCCC" w:sz="1"/>
+              <w:right w:val="single" w:color="CCCCCC" w:sz="1"/>
+            </w:tcBorders>
+            <w:shd w:fill="f0f4f8" w:val="clear"/>
+            <w:tcMar>
+              <w:top w:type="dxa" w:w="80"/>
+              <w:left w:type="dxa" w:w="120"/>
+              <w:bottom w:type="dxa" w:w="80"/>
+              <w:right w:type="dxa" w:w="120"/>
+            </w:tcMar>
+          </w:tcPr>
+          <w:p>
+            <w:r>
+              <w:rPr>
+                <w:rFonts w:ascii="Arial" w:cs="Arial" w:eastAsia="Arial" w:hAnsi="Arial"/>
+                <w:b/>
+                <w:bCs/>
+                <w:color w:val="000000"/>
+                <w:sz w:val="22"/>
+                <w:szCs w:val="22"/>
+              </w:rPr>
+              <w:t xml:space="preserve">version</w:t>
+            </w:r>
+          </w:p>
+        </w:tc>
+        <w:tc>
+          <w:tcPr>
+            <w:tcW w:type="dxa" w:w="6160"/>
+            <w:tcBorders>
+              <w:top w:val="single" w:color="CCCCCC" w:sz="1"/>
+              <w:left w:val="single" w:color="CCCCCC" w:sz="1"/>
+              <w:bottom w:val="single" w:color="CCCCCC" w:sz="1"/>
+              <w:right w:val="single" w:color="CCCCCC" w:sz="1"/>
+            </w:tcBorders>
+            <w:shd w:fill="f0f4f8" w:val="clear"/>
+            <w:tcMar>
+              <w:top w:type="dxa" w:w="80"/>
+              <w:left w:type="dxa" w:w="120"/>
+              <w:bottom w:type="dxa" w:w="80"/>
+              <w:right w:type="dxa" w:w="120"/>
+            </w:tcMar>
+          </w:tcPr>
+          <w:p>
+            <w:r>
+              <w:rPr>
+                <w:rFonts w:ascii="Arial" w:cs="Arial" w:eastAsia="Arial" w:hAnsi="Arial"/>
+                <w:color w:val="000000"/>
+                <w:sz w:val="22"/>
+                <w:szCs w:val="22"/>
+              </w:rPr>
+              <w:t xml:space="preserve">2.0</w:t>
+            </w:r>
+          </w:p>
+        </w:tc>
+      </w:tr>
+      <w:tr>
+        <w:tc>
+          <w:tcPr>
+            <w:tcW w:type="dxa" w:w="3200"/>
+            <w:tcBorders>
+              <w:top w:val="single" w:color="CCCCCC" w:sz="1"/>
+              <w:left w:val="single" w:color="CCCCCC" w:sz="1"/>
+              <w:bottom w:val="single" w:color="CCCCCC" w:sz="1"/>
+              <w:right w:val="single" w:color="CCCCCC" w:sz="1"/>
+            </w:tcBorders>
+            <w:shd w:fill="FFFFFF" w:val="clear"/>
+            <w:tcMar>
+              <w:top w:type="dxa" w:w="80"/>
+              <w:left w:type="dxa" w:w="120"/>
+              <w:bottom w:type="dxa" w:w="80"/>
+              <w:right w:type="dxa" w:w="120"/>
+            </w:tcMar>
+          </w:tcPr>
+          <w:p>
+            <w:r>
+              <w:rPr>
+                <w:rFonts w:ascii="Arial" w:cs="Arial" w:eastAsia="Arial" w:hAnsi="Arial"/>
+                <w:b/>
+                <w:bCs/>
+                <w:color w:val="000000"/>
+                <w:sz w:val="22"/>
+                <w:szCs w:val="22"/>
+              </w:rPr>
+              <w:t xml:space="preserve">model</w:t>
+            </w:r>
+          </w:p>
+        </w:tc>
+        <w:tc>
+          <w:tcPr>
+            <w:tcW w:type="dxa" w:w="6160"/>
+            <w:tcBorders>
+              <w:top w:val="single" w:color="CCCCCC" w:sz="1"/>
+              <w:left w:val="single" w:color="CCCCCC" w:sz="1"/>
+              <w:bottom w:val="single" w:color="CCCCCC" w:sz="1"/>
+              <w:right w:val="single" w:color="CCCCCC" w:sz="1"/>
+            </w:tcBorders>
+            <w:shd w:fill="FFFFFF" w:val="clear"/>
+            <w:tcMar>
+              <w:top w:type="dxa" w:w="80"/>
+              <w:left w:type="dxa" w:w="120"/>
+              <w:bottom w:type="dxa" w:w="80"/>
+              <w:right w:type="dxa" w:w="120"/>
+            </w:tcMar>
+          </w:tcPr>
+          <w:p>
+            <w:r>
+              <w:rPr>
+                <w:rFonts w:ascii="Arial" w:cs="Arial" w:eastAsia="Arial" w:hAnsi="Arial"/>
+                <w:color w:val="000000"/>
+                <w:sz w:val="22"/>
+                <w:szCs w:val="22"/>
+              </w:rPr>
+              <w:t xml:space="preserve">Trained XGBoost regressor (the primary ML model)</w:t>
+            </w:r>
+          </w:p>
+        </w:tc>
+      </w:tr>
+      <w:tr>
+        <w:tc>
+          <w:tcPr>
+            <w:tcW w:type="dxa" w:w="3200"/>
+            <w:tcBorders>
+              <w:top w:val="single" w:color="CCCCCC" w:sz="1"/>
+              <w:left w:val="single" w:color="CCCCCC" w:sz="1"/>
+              <w:bottom w:val="single" w:color="CCCCCC" w:sz="1"/>
+              <w:right w:val="single" w:color="CCCCCC" w:sz="1"/>
+            </w:tcBorders>
+            <w:shd w:fill="f0f4f8" w:val="clear"/>
+            <w:tcMar>
+              <w:top w:type="dxa" w:w="80"/>
+              <w:left w:type="dxa" w:w="120"/>
+              <w:bottom w:type="dxa" w:w="80"/>
+              <w:right w:type="dxa" w:w="120"/>
+            </w:tcMar>
+          </w:tcPr>
+          <w:p>
+            <w:r>
+              <w:rPr>
+                <w:rFonts w:ascii="Arial" w:cs="Arial" w:eastAsia="Arial" w:hAnsi="Arial"/>
+                <w:b/>
+                <w:bCs/>
+                <w:color w:val="000000"/>
+                <w:sz w:val="22"/>
+                <w:szCs w:val="22"/>
+              </w:rPr>
+              <w:t xml:space="preserve">roas_lookup</w:t>
+            </w:r>
+          </w:p>
+        </w:tc>
+        <w:tc>
+          <w:tcPr>
+            <w:tcW w:type="dxa" w:w="6160"/>
+            <w:tcBorders>
+              <w:top w:val="single" w:color="CCCCCC" w:sz="1"/>
+              <w:left w:val="single" w:color="CCCCCC" w:sz="1"/>
+              <w:bottom w:val="single" w:color="CCCCCC" w:sz="1"/>
+              <w:right w:val="single" w:color="CCCCCC" w:sz="1"/>
+            </w:tcBorders>
+            <w:shd w:fill="f0f4f8" w:val="clear"/>
+            <w:tcMar>
+              <w:top w:type="dxa" w:w="80"/>
+              <w:left w:type="dxa" w:w="120"/>
+              <w:bottom w:type="dxa" w:w="80"/>
+              <w:right w:type="dxa" w:w="120"/>
+            </w:tcMar>
+          </w:tcPr>
+          <w:p>
+            <w:r>
+              <w:rPr>
+                <w:rFonts w:ascii="Arial" w:cs="Arial" w:eastAsia="Arial" w:hAnsi="Arial"/>
+                <w:color w:val="000000"/>
+                <w:sz w:val="22"/>
+                <w:szCs w:val="22"/>
+              </w:rPr>
+              <w:t xml:space="preserve">Spend-weighted ROAS per channel and campaign-type from training data — used to enrich features at inference time</w:t>
+            </w:r>
+          </w:p>
+        </w:tc>
+      </w:tr>
+      <w:tr>
+        <w:tc>
+          <w:tcPr>
+            <w:tcW w:type="dxa" w:w="3200"/>
+            <w:tcBorders>
+              <w:top w:val="single" w:color="CCCCCC" w:sz="1"/>
+              <w:left w:val="single" w:color="CCCCCC" w:sz="1"/>
+              <w:bottom w:val="single" w:color="CCCCCC" w:sz="1"/>
+              <w:right w:val="single" w:color="CCCCCC" w:sz="1"/>
+            </w:tcBorders>
+            <w:shd w:fill="FFFFFF" w:val="clear"/>
+            <w:tcMar>
+              <w:top w:type="dxa" w:w="80"/>
+              <w:left w:type="dxa" w:w="120"/>
+              <w:bottom w:type="dxa" w:w="80"/>
+              <w:right w:type="dxa" w:w="120"/>
+            </w:tcMar>
+          </w:tcPr>
+          <w:p>
+            <w:r>
+              <w:rPr>
+                <w:rFonts w:ascii="Arial" w:cs="Arial" w:eastAsia="Arial" w:hAnsi="Arial"/>
+                <w:b/>
+                <w:bCs/>
+                <w:color w:val="000000"/>
+                <w:sz w:val="22"/>
+                <w:szCs w:val="22"/>
+              </w:rPr>
+              <w:t xml:space="preserve">channel_stats</w:t>
+            </w:r>
+          </w:p>
+        </w:tc>
+        <w:tc>
+          <w:tcPr>
+            <w:tcW w:type="dxa" w:w="6160"/>
+            <w:tcBorders>
+              <w:top w:val="single" w:color="CCCCCC" w:sz="1"/>
+              <w:left w:val="single" w:color="CCCCCC" w:sz="1"/>
+              <w:bottom w:val="single" w:color="CCCCCC" w:sz="1"/>
+              <w:right w:val="single" w:color="CCCCCC" w:sz="1"/>
+            </w:tcBorders>
+            <w:shd w:fill="FFFFFF" w:val="clear"/>
+            <w:tcMar>
+              <w:top w:type="dxa" w:w="80"/>
+              <w:left w:type="dxa" w:w="120"/>
+              <w:bottom w:type="dxa" w:w="80"/>
+              <w:right w:type="dxa" w:w="120"/>
+            </w:tcMar>
+          </w:tcPr>
+          <w:p>
+            <w:r>
+              <w:rPr>
+                <w:rFonts w:ascii="Arial" w:cs="Arial" w:eastAsia="Arial" w:hAnsi="Arial"/>
+                <w:color w:val="000000"/>
+                <w:sz w:val="22"/>
+                <w:szCs w:val="22"/>
+              </w:rPr>
+              <w:t xml:space="preserve">ChannelStats objects per channel — avg_roas, std_roas, trend_pct — used as Monte Carlo parameters and as fallback priors when test data has insufficient history for a channel</w:t>
+            </w:r>
+          </w:p>
+        </w:tc>
+      </w:tr>
+      <w:tr>
+        <w:tc>
+          <w:tcPr>
+            <w:tcW w:type="dxa" w:w="3200"/>
+            <w:tcBorders>
+              <w:top w:val="single" w:color="CCCCCC" w:sz="1"/>
+              <w:left w:val="single" w:color="CCCCCC" w:sz="1"/>
+              <w:bottom w:val="single" w:color="CCCCCC" w:sz="1"/>
+              <w:right w:val="single" w:color="CCCCCC" w:sz="1"/>
+            </w:tcBorders>
+            <w:shd w:fill="f0f4f8" w:val="clear"/>
+            <w:tcMar>
+              <w:top w:type="dxa" w:w="80"/>
+              <w:left w:type="dxa" w:w="120"/>
+              <w:bottom w:type="dxa" w:w="80"/>
+              <w:right w:type="dxa" w:w="120"/>
+            </w:tcMar>
+          </w:tcPr>
+          <w:p>
+            <w:r>
+              <w:rPr>
+                <w:rFonts w:ascii="Arial" w:cs="Arial" w:eastAsia="Arial" w:hAnsi="Arial"/>
+                <w:b/>
+                <w:bCs/>
+                <w:color w:val="000000"/>
+                <w:sz w:val="22"/>
+                <w:szCs w:val="22"/>
+              </w:rPr>
+              <w:t xml:space="preserve">feature_cols</w:t>
+            </w:r>
+          </w:p>
+        </w:tc>
+        <w:tc>
+          <w:tcPr>
+            <w:tcW w:type="dxa" w:w="6160"/>
+            <w:tcBorders>
+              <w:top w:val="single" w:color="CCCCCC" w:sz="1"/>
+              <w:left w:val="single" w:color="CCCCCC" w:sz="1"/>
+              <w:bottom w:val="single" w:color="CCCCCC" w:sz="1"/>
+              <w:right w:val="single" w:color="CCCCCC" w:sz="1"/>
+            </w:tcBorders>
+            <w:shd w:fill="f0f4f8" w:val="clear"/>
+            <w:tcMar>
+              <w:top w:type="dxa" w:w="80"/>
+              <w:left w:type="dxa" w:w="120"/>
+              <w:bottom w:type="dxa" w:w="80"/>
+              <w:right w:type="dxa" w:w="120"/>
+            </w:tcMar>
+          </w:tcPr>
+          <w:p>
+            <w:r>
+              <w:rPr>
+                <w:rFonts w:ascii="Arial" w:cs="Arial" w:eastAsia="Arial" w:hAnsi="Arial"/>
+                <w:color w:val="000000"/>
+                <w:sz w:val="22"/>
+                <w:szCs w:val="22"/>
+              </w:rPr>
+              <w:t xml:space="preserve">Ordered list of the 15 feature column names — ensures inference always uses the same feature order as training</w:t>
+            </w:r>
+          </w:p>
+        </w:tc>
+      </w:tr>
+      <w:tr>
+        <w:tc>
+          <w:tcPr>
+            <w:tcW w:type="dxa" w:w="3200"/>
+            <w:tcBorders>
+              <w:top w:val="single" w:color="CCCCCC" w:sz="1"/>
+              <w:left w:val="single" w:color="CCCCCC" w:sz="1"/>
+              <w:bottom w:val="single" w:color="CCCCCC" w:sz="1"/>
+              <w:right w:val="single" w:color="CCCCCC" w:sz="1"/>
+            </w:tcBorders>
+            <w:shd w:fill="FFFFFF" w:val="clear"/>
+            <w:tcMar>
+              <w:top w:type="dxa" w:w="80"/>
+              <w:left w:type="dxa" w:w="120"/>
+              <w:bottom w:type="dxa" w:w="80"/>
+              <w:right w:type="dxa" w:w="120"/>
+            </w:tcMar>
+          </w:tcPr>
+          <w:p>
+            <w:r>
+              <w:rPr>
+                <w:rFonts w:ascii="Arial" w:cs="Arial" w:eastAsia="Arial" w:hAnsi="Arial"/>
+                <w:b/>
+                <w:bCs/>
+                <w:color w:val="000000"/>
+                <w:sz w:val="22"/>
+                <w:szCs w:val="22"/>
+              </w:rPr>
+              <w:t xml:space="preserve">trained_on_rows</w:t>
+            </w:r>
+          </w:p>
+        </w:tc>
+        <w:tc>
+          <w:tcPr>
+            <w:tcW w:type="dxa" w:w="6160"/>
+            <w:tcBorders>
+              <w:top w:val="single" w:color="CCCCCC" w:sz="1"/>
+              <w:left w:val="single" w:color="CCCCCC" w:sz="1"/>
+              <w:bottom w:val="single" w:color="CCCCCC" w:sz="1"/>
+              <w:right w:val="single" w:color="CCCCCC" w:sz="1"/>
+            </w:tcBorders>
+            <w:shd w:fill="FFFFFF" w:val="clear"/>
+            <w:tcMar>
+              <w:top w:type="dxa" w:w="80"/>
+              <w:left w:type="dxa" w:w="120"/>
+              <w:bottom w:type="dxa" w:w="80"/>
+              <w:right w:type="dxa" w:w="120"/>
+            </w:tcMar>
+          </w:tcPr>
+          <w:p>
+            <w:r>
+              <w:rPr>
+                <w:rFonts w:ascii="Arial" w:cs="Arial" w:eastAsia="Arial" w:hAnsi="Arial"/>
+                <w:color w:val="000000"/>
+                <w:sz w:val="22"/>
+                <w:szCs w:val="22"/>
+              </w:rPr>
+              <w:t xml:space="preserve">24,015</w:t>
+            </w:r>
+          </w:p>
+        </w:tc>
+      </w:tr>
+      <w:tr>
+        <w:tc>
+          <w:tcPr>
+            <w:tcW w:type="dxa" w:w="3200"/>
+            <w:tcBorders>
+              <w:top w:val="single" w:color="CCCCCC" w:sz="1"/>
+              <w:left w:val="single" w:color="CCCCCC" w:sz="1"/>
+              <w:bottom w:val="single" w:color="CCCCCC" w:sz="1"/>
+              <w:right w:val="single" w:color="CCCCCC" w:sz="1"/>
+            </w:tcBorders>
+            <w:shd w:fill="f0f4f8" w:val="clear"/>
+            <w:tcMar>
+              <w:top w:type="dxa" w:w="80"/>
+              <w:left w:type="dxa" w:w="120"/>
+              <w:bottom w:type="dxa" w:w="80"/>
+              <w:right w:type="dxa" w:w="120"/>
+            </w:tcMar>
+          </w:tcPr>
+          <w:p>
+            <w:r>
+              <w:rPr>
+                <w:rFonts w:ascii="Arial" w:cs="Arial" w:eastAsia="Arial" w:hAnsi="Arial"/>
+                <w:b/>
+                <w:bCs/>
+                <w:color w:val="000000"/>
+                <w:sz w:val="22"/>
+                <w:szCs w:val="22"/>
+              </w:rPr>
+              <w:t xml:space="preserve">cv_mae_mean</w:t>
+            </w:r>
+          </w:p>
+        </w:tc>
+        <w:tc>
+          <w:tcPr>
+            <w:tcW w:type="dxa" w:w="6160"/>
+            <w:tcBorders>
+              <w:top w:val="single" w:color="CCCCCC" w:sz="1"/>
+              <w:left w:val="single" w:color="CCCCCC" w:sz="1"/>
+              <w:bottom w:val="single" w:color="CCCCCC" w:sz="1"/>
+              <w:right w:val="single" w:color="CCCCCC" w:sz="1"/>
+            </w:tcBorders>
+            <w:shd w:fill="f0f4f8" w:val="clear"/>
+            <w:tcMar>
+              <w:top w:type="dxa" w:w="80"/>
+              <w:left w:type="dxa" w:w="120"/>
+              <w:bottom w:type="dxa" w:w="80"/>
+              <w:right w:type="dxa" w:w="120"/>
+            </w:tcMar>
+          </w:tcPr>
+          <w:p>
+            <w:r>
+              <w:rPr>
+                <w:rFonts w:ascii="Arial" w:cs="Arial" w:eastAsia="Arial" w:hAnsi="Arial"/>
+                <w:color w:val="000000"/>
+                <w:sz w:val="22"/>
+                <w:szCs w:val="22"/>
+              </w:rPr>
+              <w:t xml:space="preserve">$252.94</w:t>
+            </w:r>
+          </w:p>
+        </w:tc>
+      </w:tr>
+      <w:tr>
+        <w:tc>
+          <w:tcPr>
+            <w:tcW w:type="dxa" w:w="3200"/>
+            <w:tcBorders>
+              <w:top w:val="single" w:color="CCCCCC" w:sz="1"/>
+              <w:left w:val="single" w:color="CCCCCC" w:sz="1"/>
+              <w:bottom w:val="single" w:color="CCCCCC" w:sz="1"/>
+              <w:right w:val="single" w:color="CCCCCC" w:sz="1"/>
+            </w:tcBorders>
+            <w:shd w:fill="FFFFFF" w:val="clear"/>
+            <w:tcMar>
+              <w:top w:type="dxa" w:w="80"/>
+              <w:left w:type="dxa" w:w="120"/>
+              <w:bottom w:type="dxa" w:w="80"/>
+              <w:right w:type="dxa" w:w="120"/>
+            </w:tcMar>
+          </w:tcPr>
+          <w:p>
+            <w:r>
+              <w:rPr>
+                <w:rFonts w:ascii="Arial" w:cs="Arial" w:eastAsia="Arial" w:hAnsi="Arial"/>
+                <w:b/>
+                <w:bCs/>
+                <w:color w:val="000000"/>
+                <w:sz w:val="22"/>
+                <w:szCs w:val="22"/>
+              </w:rPr>
+              <w:t xml:space="preserve">cv_r2_mean</w:t>
+            </w:r>
+          </w:p>
+        </w:tc>
+        <w:tc>
+          <w:tcPr>
+            <w:tcW w:type="dxa" w:w="6160"/>
+            <w:tcBorders>
+              <w:top w:val="single" w:color="CCCCCC" w:sz="1"/>
+              <w:left w:val="single" w:color="CCCCCC" w:sz="1"/>
+              <w:bottom w:val="single" w:color="CCCCCC" w:sz="1"/>
+              <w:right w:val="single" w:color="CCCCCC" w:sz="1"/>
+            </w:tcBorders>
+            <w:shd w:fill="FFFFFF" w:val="clear"/>
+            <w:tcMar>
+              <w:top w:type="dxa" w:w="80"/>
+              <w:left w:type="dxa" w:w="120"/>
+              <w:bottom w:type="dxa" w:w="80"/>
+              <w:right w:type="dxa" w:w="120"/>
+            </w:tcMar>
+          </w:tcPr>
+          <w:p>
+            <w:r>
+              <w:rPr>
+                <w:rFonts w:ascii="Arial" w:cs="Arial" w:eastAsia="Arial" w:hAnsi="Arial"/>
+                <w:color w:val="000000"/>
+                <w:sz w:val="22"/>
+                <w:szCs w:val="22"/>
+              </w:rPr>
+              <w:t xml:space="preserve">0.659</w:t>
+            </w:r>
+          </w:p>
+        </w:tc>
+      </w:tr>
+    </w:tbl>
     <w:p>
       <w:pPr>
         <w:spacing w:after="80" w:before="80"/>
@@ -2873,7 +5212,839 @@
           <w:sz w:val="32"/>
           <w:szCs w:val="32"/>
         </w:rPr>
-        <w:t xml:space="preserve">5. Assumptions</w:t>
+        <w:t xml:space="preserve">5. AI Integration Strategy</w:t>
+      </w:r>
+    </w:p>
+    <w:p>
+      <w:pPr>
+        <w:pStyle w:val="Heading2"/>
+        <w:spacing w:after="120" w:before="240"/>
+      </w:pPr>
+      <w:r>
+        <w:rPr>
+          <w:rFonts w:ascii="Arial" w:cs="Arial" w:eastAsia="Arial" w:hAnsi="Arial"/>
+          <w:b/>
+          <w:bCs/>
+          <w:color w:val="2d3748"/>
+          <w:sz w:val="26"/>
+          <w:szCs w:val="26"/>
+        </w:rPr>
+        <w:t xml:space="preserve">5.1  Two Access Modes</w:t>
+      </w:r>
+    </w:p>
+    <w:p>
+      <w:pPr>
+        <w:spacing w:after="120" w:before="80"/>
+      </w:pPr>
+      <w:r>
+        <w:rPr>
+          <w:rFonts w:ascii="Arial" w:cs="Arial" w:eastAsia="Arial" w:hAnsi="Arial"/>
+          <w:color w:val="000000"/>
+          <w:sz w:val="22"/>
+          <w:szCs w:val="22"/>
+        </w:rPr>
+        <w:t xml:space="preserve">Per organizer confirmation, LLM calls should be triggered from the UI, with a backend function also provided for direct programmatic access. Both are implemented:</w:t>
+      </w:r>
+    </w:p>
+    <w:p>
+      <w:pPr>
+        <w:spacing w:after="80" w:before="80"/>
+      </w:pPr>
+      <w:r>
+        <w:t xml:space="preserve"/>
+      </w:r>
+    </w:p>
+    <w:tbl>
+      <w:tblPr>
+        <w:tblW w:type="dxa" w:w="9360"/>
+        <w:tblBorders>
+          <w:top w:val="single" w:color="auto" w:sz="4"/>
+          <w:left w:val="single" w:color="auto" w:sz="4"/>
+          <w:bottom w:val="single" w:color="auto" w:sz="4"/>
+          <w:right w:val="single" w:color="auto" w:sz="4"/>
+          <w:insideH w:val="single" w:color="auto" w:sz="4"/>
+          <w:insideV w:val="single" w:color="auto" w:sz="4"/>
+        </w:tblBorders>
+      </w:tblPr>
+      <w:tblGrid>
+        <w:gridCol w:w="3200"/>
+        <w:gridCol w:w="6160"/>
+      </w:tblGrid>
+      <w:tr>
+        <w:tc>
+          <w:tcPr>
+            <w:tcW w:type="dxa" w:w="3200"/>
+            <w:tcBorders>
+              <w:top w:val="single" w:color="CCCCCC" w:sz="1"/>
+              <w:left w:val="single" w:color="CCCCCC" w:sz="1"/>
+              <w:bottom w:val="single" w:color="CCCCCC" w:sz="1"/>
+              <w:right w:val="single" w:color="CCCCCC" w:sz="1"/>
+            </w:tcBorders>
+            <w:shd w:fill="f0f4f8" w:val="clear"/>
+            <w:tcMar>
+              <w:top w:type="dxa" w:w="80"/>
+              <w:left w:type="dxa" w:w="120"/>
+              <w:bottom w:type="dxa" w:w="80"/>
+              <w:right w:type="dxa" w:w="120"/>
+            </w:tcMar>
+          </w:tcPr>
+          <w:p>
+            <w:r>
+              <w:rPr>
+                <w:rFonts w:ascii="Arial" w:cs="Arial" w:eastAsia="Arial" w:hAnsi="Arial"/>
+                <w:b/>
+                <w:bCs/>
+                <w:color w:val="000000"/>
+                <w:sz w:val="22"/>
+                <w:szCs w:val="22"/>
+              </w:rPr>
+              <w:t xml:space="preserve">Interactive UI (React app)</w:t>
+            </w:r>
+          </w:p>
+        </w:tc>
+        <w:tc>
+          <w:tcPr>
+            <w:tcW w:type="dxa" w:w="6160"/>
+            <w:tcBorders>
+              <w:top w:val="single" w:color="CCCCCC" w:sz="1"/>
+              <w:left w:val="single" w:color="CCCCCC" w:sz="1"/>
+              <w:bottom w:val="single" w:color="CCCCCC" w:sz="1"/>
+              <w:right w:val="single" w:color="CCCCCC" w:sz="1"/>
+            </w:tcBorders>
+            <w:shd w:fill="f0f4f8" w:val="clear"/>
+            <w:tcMar>
+              <w:top w:type="dxa" w:w="80"/>
+              <w:left w:type="dxa" w:w="120"/>
+              <w:bottom w:type="dxa" w:w="80"/>
+              <w:right w:type="dxa" w:w="120"/>
+            </w:tcMar>
+          </w:tcPr>
+          <w:p>
+            <w:r>
+              <w:rPr>
+                <w:rFonts w:ascii="Arial" w:cs="Arial" w:eastAsia="Arial" w:hAnsi="Arial"/>
+                <w:color w:val="000000"/>
+                <w:sz w:val="22"/>
+                <w:szCs w:val="22"/>
+              </w:rPr>
+              <w:t xml:space="preserve">Four AI analysis blocks auto-run when a forecast is generated. Each can be refreshed independently. Calls the Claude API directly from the browser.</w:t>
+            </w:r>
+          </w:p>
+        </w:tc>
+      </w:tr>
+      <w:tr>
+        <w:tc>
+          <w:tcPr>
+            <w:tcW w:type="dxa" w:w="3200"/>
+            <w:tcBorders>
+              <w:top w:val="single" w:color="CCCCCC" w:sz="1"/>
+              <w:left w:val="single" w:color="CCCCCC" w:sz="1"/>
+              <w:bottom w:val="single" w:color="CCCCCC" w:sz="1"/>
+              <w:right w:val="single" w:color="CCCCCC" w:sz="1"/>
+            </w:tcBorders>
+            <w:shd w:fill="FFFFFF" w:val="clear"/>
+            <w:tcMar>
+              <w:top w:type="dxa" w:w="80"/>
+              <w:left w:type="dxa" w:w="120"/>
+              <w:bottom w:type="dxa" w:w="80"/>
+              <w:right w:type="dxa" w:w="120"/>
+            </w:tcMar>
+          </w:tcPr>
+          <w:p>
+            <w:r>
+              <w:rPr>
+                <w:rFonts w:ascii="Arial" w:cs="Arial" w:eastAsia="Arial" w:hAnsi="Arial"/>
+                <w:b/>
+                <w:bCs/>
+                <w:color w:val="000000"/>
+                <w:sz w:val="22"/>
+                <w:szCs w:val="22"/>
+              </w:rPr>
+              <w:t xml:space="preserve">Backend function (ai_insights.py)</w:t>
+            </w:r>
+          </w:p>
+        </w:tc>
+        <w:tc>
+          <w:tcPr>
+            <w:tcW w:type="dxa" w:w="6160"/>
+            <w:tcBorders>
+              <w:top w:val="single" w:color="CCCCCC" w:sz="1"/>
+              <w:left w:val="single" w:color="CCCCCC" w:sz="1"/>
+              <w:bottom w:val="single" w:color="CCCCCC" w:sz="1"/>
+              <w:right w:val="single" w:color="CCCCCC" w:sz="1"/>
+            </w:tcBorders>
+            <w:shd w:fill="FFFFFF" w:val="clear"/>
+            <w:tcMar>
+              <w:top w:type="dxa" w:w="80"/>
+              <w:left w:type="dxa" w:w="120"/>
+              <w:bottom w:type="dxa" w:w="80"/>
+              <w:right w:type="dxa" w:w="120"/>
+            </w:tcMar>
+          </w:tcPr>
+          <w:p>
+            <w:r>
+              <w:rPr>
+                <w:rFonts w:ascii="Arial" w:cs="Arial" w:eastAsia="Arial" w:hAnsi="Arial"/>
+                <w:color w:val="000000"/>
+                <w:sz w:val="22"/>
+                <w:szCs w:val="22"/>
+              </w:rPr>
+              <w:t xml:space="preserve">A standalone Python module that reads predictions.csv and calls Claude for all four analyses. Can be run from the command line or imported and called programmatically.</w:t>
+            </w:r>
+          </w:p>
+        </w:tc>
+      </w:tr>
+    </w:tbl>
+    <w:p>
+      <w:pPr>
+        <w:spacing w:after="80" w:before="80"/>
+      </w:pPr>
+      <w:r>
+        <w:t xml:space="preserve"/>
+      </w:r>
+    </w:p>
+    <w:p>
+      <w:pPr>
+        <w:pStyle w:val="Heading2"/>
+        <w:spacing w:after="120" w:before="240"/>
+      </w:pPr>
+      <w:r>
+        <w:rPr>
+          <w:rFonts w:ascii="Arial" w:cs="Arial" w:eastAsia="Arial" w:hAnsi="Arial"/>
+          <w:b/>
+          <w:bCs/>
+          <w:color w:val="2d3748"/>
+          <w:sz w:val="26"/>
+          <w:szCs w:val="26"/>
+        </w:rPr>
+        <w:t xml:space="preserve">5.2  How to Call the Backend AI Function</w:t>
+      </w:r>
+    </w:p>
+    <w:p>
+      <w:pPr>
+        <w:spacing w:after="120" w:before="80"/>
+      </w:pPr>
+      <w:r>
+        <w:rPr>
+          <w:rFonts w:ascii="Arial" w:cs="Arial" w:eastAsia="Arial" w:hAnsi="Arial"/>
+          <w:color w:val="000000"/>
+          <w:sz w:val="22"/>
+          <w:szCs w:val="22"/>
+        </w:rPr>
+        <w:t xml:space="preserve">Command line:</w:t>
+      </w:r>
+    </w:p>
+    <w:p>
+      <w:pPr>
+        <w:spacing w:after="80" w:before="80"/>
+      </w:pPr>
+      <w:r>
+        <w:t xml:space="preserve"/>
+      </w:r>
+    </w:p>
+    <w:tbl>
+      <w:tblPr>
+        <w:tblW w:type="dxa" w:w="9360"/>
+        <w:tblBorders>
+          <w:top w:val="single" w:color="auto" w:sz="4"/>
+          <w:left w:val="single" w:color="auto" w:sz="4"/>
+          <w:bottom w:val="single" w:color="auto" w:sz="4"/>
+          <w:right w:val="single" w:color="auto" w:sz="4"/>
+          <w:insideH w:val="single" w:color="auto" w:sz="4"/>
+          <w:insideV w:val="single" w:color="auto" w:sz="4"/>
+        </w:tblBorders>
+      </w:tblPr>
+      <w:tblGrid>
+        <w:gridCol w:w="9360"/>
+      </w:tblGrid>
+      <w:tr>
+        <w:tc>
+          <w:tcPr>
+            <w:tcW w:type="dxa" w:w="9360"/>
+            <w:tcBorders>
+              <w:top w:val="none" w:color="FFFFFF" w:sz="0"/>
+              <w:left w:val="single" w:color="2d3748" w:sz="18"/>
+              <w:bottom w:val="none" w:color="FFFFFF" w:sz="0"/>
+              <w:right w:val="none" w:color="FFFFFF" w:sz="0"/>
+            </w:tcBorders>
+            <w:shd w:fill="f0f4f8" w:val="clear"/>
+            <w:tcMar>
+              <w:top w:type="dxa" w:w="100"/>
+              <w:left w:type="dxa" w:w="180"/>
+              <w:bottom w:type="dxa" w:w="100"/>
+              <w:right w:type="dxa" w:w="120"/>
+            </w:tcMar>
+          </w:tcPr>
+          <w:p>
+            <w:r>
+              <w:rPr>
+                <w:rFonts w:ascii="Arial" w:cs="Arial" w:eastAsia="Arial" w:hAnsi="Arial"/>
+                <w:b/>
+                <w:bCs/>
+                <w:color w:val="2d3748"/>
+                <w:sz w:val="20"/>
+                <w:szCs w:val="20"/>
+              </w:rPr>
+              <w:t xml:space="preserve">Example usage</w:t>
+            </w:r>
+          </w:p>
+          <w:p>
+            <w:pPr>
+              <w:spacing w:before="40"/>
+            </w:pPr>
+            <w:r>
+              <w:rPr>
+                <w:rFonts w:ascii="Arial" w:cs="Arial" w:eastAsia="Arial" w:hAnsi="Arial"/>
+                <w:color w:val="000000"/>
+                <w:sz w:val="22"/>
+                <w:szCs w:val="22"/>
+              </w:rPr>
+              <w:t xml:space="preserve">export ANTHROPIC_API_KEY=sk-ant-...
+python3 src/ai_insights.py --predictions output/predictions.csv --window 30
+Optional — save results as JSON:
+python3 src/ai_insights.py --predictions output/predictions.csv --output output/insights.json</w:t>
+            </w:r>
+          </w:p>
+        </w:tc>
+      </w:tr>
+    </w:tbl>
+    <w:p>
+      <w:pPr>
+        <w:spacing w:after="80" w:before="80"/>
+      </w:pPr>
+      <w:r>
+        <w:t xml:space="preserve"/>
+      </w:r>
+    </w:p>
+    <w:p>
+      <w:pPr>
+        <w:spacing w:after="120" w:before="80"/>
+      </w:pPr>
+      <w:r>
+        <w:rPr>
+          <w:rFonts w:ascii="Arial" w:cs="Arial" w:eastAsia="Arial" w:hAnsi="Arial"/>
+          <w:color w:val="000000"/>
+          <w:sz w:val="22"/>
+          <w:szCs w:val="22"/>
+        </w:rPr>
+        <w:t xml:space="preserve">Programmatic import:</w:t>
+      </w:r>
+    </w:p>
+    <w:p>
+      <w:pPr>
+        <w:spacing w:after="80" w:before="80"/>
+      </w:pPr>
+      <w:r>
+        <w:t xml:space="preserve"/>
+      </w:r>
+    </w:p>
+    <w:tbl>
+      <w:tblPr>
+        <w:tblW w:type="dxa" w:w="9360"/>
+        <w:tblBorders>
+          <w:top w:val="single" w:color="auto" w:sz="4"/>
+          <w:left w:val="single" w:color="auto" w:sz="4"/>
+          <w:bottom w:val="single" w:color="auto" w:sz="4"/>
+          <w:right w:val="single" w:color="auto" w:sz="4"/>
+          <w:insideH w:val="single" w:color="auto" w:sz="4"/>
+          <w:insideV w:val="single" w:color="auto" w:sz="4"/>
+        </w:tblBorders>
+      </w:tblPr>
+      <w:tblGrid>
+        <w:gridCol w:w="9360"/>
+      </w:tblGrid>
+      <w:tr>
+        <w:tc>
+          <w:tcPr>
+            <w:tcW w:type="dxa" w:w="9360"/>
+            <w:tcBorders>
+              <w:top w:val="none" w:color="FFFFFF" w:sz="0"/>
+              <w:left w:val="single" w:color="2d3748" w:sz="18"/>
+              <w:bottom w:val="none" w:color="FFFFFF" w:sz="0"/>
+              <w:right w:val="none" w:color="FFFFFF" w:sz="0"/>
+            </w:tcBorders>
+            <w:shd w:fill="f0f4f8" w:val="clear"/>
+            <w:tcMar>
+              <w:top w:type="dxa" w:w="100"/>
+              <w:left w:type="dxa" w:w="180"/>
+              <w:bottom w:type="dxa" w:w="100"/>
+              <w:right w:type="dxa" w:w="120"/>
+            </w:tcMar>
+          </w:tcPr>
+          <w:p>
+            <w:r>
+              <w:rPr>
+                <w:rFonts w:ascii="Arial" w:cs="Arial" w:eastAsia="Arial" w:hAnsi="Arial"/>
+                <w:b/>
+                <w:bCs/>
+                <w:color w:val="2d3748"/>
+                <w:sz w:val="20"/>
+                <w:szCs w:val="20"/>
+              </w:rPr>
+              <w:t xml:space="preserve">Python import example</w:t>
+            </w:r>
+          </w:p>
+          <w:p>
+            <w:pPr>
+              <w:spacing w:before="40"/>
+            </w:pPr>
+            <w:r>
+              <w:rPr>
+                <w:rFonts w:ascii="Arial" w:cs="Arial" w:eastAsia="Arial" w:hAnsi="Arial"/>
+                <w:color w:val="000000"/>
+                <w:sz w:val="22"/>
+                <w:szCs w:val="22"/>
+              </w:rPr>
+              <w:t xml:space="preserve">import pandas as pd
+from src.ai_insights import run_all_insights
+df = pd.read_csv('output/predictions.csv')
+results = run_all_insights(df, api_key='sk-ant-...', window=30)
+for name, text in results.items():
+    print(name, text)</w:t>
+            </w:r>
+          </w:p>
+        </w:tc>
+      </w:tr>
+    </w:tbl>
+    <w:p>
+      <w:pPr>
+        <w:spacing w:after="80" w:before="80"/>
+      </w:pPr>
+      <w:r>
+        <w:t xml:space="preserve"/>
+      </w:r>
+    </w:p>
+    <w:p>
+      <w:pPr>
+        <w:pStyle w:val="Heading2"/>
+        <w:spacing w:after="120" w:before="240"/>
+      </w:pPr>
+      <w:r>
+        <w:rPr>
+          <w:rFonts w:ascii="Arial" w:cs="Arial" w:eastAsia="Arial" w:hAnsi="Arial"/>
+          <w:b/>
+          <w:bCs/>
+          <w:color w:val="2d3748"/>
+          <w:sz w:val="26"/>
+          <w:szCs w:val="26"/>
+        </w:rPr>
+        <w:t xml:space="preserve">5.3  Four Analysis Types</w:t>
+      </w:r>
+    </w:p>
+    <w:tbl>
+      <w:tblPr>
+        <w:tblW w:type="dxa" w:w="9360"/>
+        <w:tblBorders>
+          <w:top w:val="single" w:color="auto" w:sz="4"/>
+          <w:left w:val="single" w:color="auto" w:sz="4"/>
+          <w:bottom w:val="single" w:color="auto" w:sz="4"/>
+          <w:right w:val="single" w:color="auto" w:sz="4"/>
+          <w:insideH w:val="single" w:color="auto" w:sz="4"/>
+          <w:insideV w:val="single" w:color="auto" w:sz="4"/>
+        </w:tblBorders>
+      </w:tblPr>
+      <w:tblGrid>
+        <w:gridCol w:w="3200"/>
+        <w:gridCol w:w="6160"/>
+      </w:tblGrid>
+      <w:tr>
+        <w:tc>
+          <w:tcPr>
+            <w:tcW w:type="dxa" w:w="3200"/>
+            <w:tcBorders>
+              <w:top w:val="single" w:color="CCCCCC" w:sz="1"/>
+              <w:left w:val="single" w:color="CCCCCC" w:sz="1"/>
+              <w:bottom w:val="single" w:color="CCCCCC" w:sz="1"/>
+              <w:right w:val="single" w:color="CCCCCC" w:sz="1"/>
+            </w:tcBorders>
+            <w:shd w:fill="f0f4f8" w:val="clear"/>
+            <w:tcMar>
+              <w:top w:type="dxa" w:w="80"/>
+              <w:left w:type="dxa" w:w="120"/>
+              <w:bottom w:type="dxa" w:w="80"/>
+              <w:right w:type="dxa" w:w="120"/>
+            </w:tcMar>
+          </w:tcPr>
+          <w:p>
+            <w:r>
+              <w:rPr>
+                <w:rFonts w:ascii="Arial" w:cs="Arial" w:eastAsia="Arial" w:hAnsi="Arial"/>
+                <w:b/>
+                <w:bCs/>
+                <w:color w:val="000000"/>
+                <w:sz w:val="22"/>
+                <w:szCs w:val="22"/>
+              </w:rPr>
+              <w:t xml:space="preserve">Executive Summary</w:t>
+            </w:r>
+          </w:p>
+        </w:tc>
+        <w:tc>
+          <w:tcPr>
+            <w:tcW w:type="dxa" w:w="6160"/>
+            <w:tcBorders>
+              <w:top w:val="single" w:color="CCCCCC" w:sz="1"/>
+              <w:left w:val="single" w:color="CCCCCC" w:sz="1"/>
+              <w:bottom w:val="single" w:color="CCCCCC" w:sz="1"/>
+              <w:right w:val="single" w:color="CCCCCC" w:sz="1"/>
+            </w:tcBorders>
+            <w:shd w:fill="f0f4f8" w:val="clear"/>
+            <w:tcMar>
+              <w:top w:type="dxa" w:w="80"/>
+              <w:left w:type="dxa" w:w="120"/>
+              <w:bottom w:type="dxa" w:w="80"/>
+              <w:right w:type="dxa" w:w="120"/>
+            </w:tcMar>
+          </w:tcPr>
+          <w:p>
+            <w:r>
+              <w:rPr>
+                <w:rFonts w:ascii="Arial" w:cs="Arial" w:eastAsia="Arial" w:hAnsi="Arial"/>
+                <w:color w:val="000000"/>
+                <w:sz w:val="22"/>
+                <w:szCs w:val="22"/>
+              </w:rPr>
+              <w:t xml:space="preserve">5-sentence board-level brief: revenue range, strongest/weakest channel, P10 trigger, one specific dollar-amount budget action.</w:t>
+            </w:r>
+          </w:p>
+        </w:tc>
+      </w:tr>
+      <w:tr>
+        <w:tc>
+          <w:tcPr>
+            <w:tcW w:type="dxa" w:w="3200"/>
+            <w:tcBorders>
+              <w:top w:val="single" w:color="CCCCCC" w:sz="1"/>
+              <w:left w:val="single" w:color="CCCCCC" w:sz="1"/>
+              <w:bottom w:val="single" w:color="CCCCCC" w:sz="1"/>
+              <w:right w:val="single" w:color="CCCCCC" w:sz="1"/>
+            </w:tcBorders>
+            <w:shd w:fill="FFFFFF" w:val="clear"/>
+            <w:tcMar>
+              <w:top w:type="dxa" w:w="80"/>
+              <w:left w:type="dxa" w:w="120"/>
+              <w:bottom w:type="dxa" w:w="80"/>
+              <w:right w:type="dxa" w:w="120"/>
+            </w:tcMar>
+          </w:tcPr>
+          <w:p>
+            <w:r>
+              <w:rPr>
+                <w:rFonts w:ascii="Arial" w:cs="Arial" w:eastAsia="Arial" w:hAnsi="Arial"/>
+                <w:b/>
+                <w:bCs/>
+                <w:color w:val="000000"/>
+                <w:sz w:val="22"/>
+                <w:szCs w:val="22"/>
+              </w:rPr>
+              <w:t xml:space="preserve">Anomaly Detection</w:t>
+            </w:r>
+          </w:p>
+        </w:tc>
+        <w:tc>
+          <w:tcPr>
+            <w:tcW w:type="dxa" w:w="6160"/>
+            <w:tcBorders>
+              <w:top w:val="single" w:color="CCCCCC" w:sz="1"/>
+              <w:left w:val="single" w:color="CCCCCC" w:sz="1"/>
+              <w:bottom w:val="single" w:color="CCCCCC" w:sz="1"/>
+              <w:right w:val="single" w:color="CCCCCC" w:sz="1"/>
+            </w:tcBorders>
+            <w:shd w:fill="FFFFFF" w:val="clear"/>
+            <w:tcMar>
+              <w:top w:type="dxa" w:w="80"/>
+              <w:left w:type="dxa" w:w="120"/>
+              <w:bottom w:type="dxa" w:w="80"/>
+              <w:right w:type="dxa" w:w="120"/>
+            </w:tcMar>
+          </w:tcPr>
+          <w:p>
+            <w:r>
+              <w:rPr>
+                <w:rFonts w:ascii="Arial" w:cs="Arial" w:eastAsia="Arial" w:hAnsi="Arial"/>
+                <w:color w:val="000000"/>
+                <w:sz w:val="22"/>
+                <w:szCs w:val="22"/>
+              </w:rPr>
+              <w:t xml:space="preserve">Most significant ROAS outlier and its likely cause, a compounding growth trend, the highest operational risk from underperforming segments.</w:t>
+            </w:r>
+          </w:p>
+        </w:tc>
+      </w:tr>
+      <w:tr>
+        <w:tc>
+          <w:tcPr>
+            <w:tcW w:type="dxa" w:w="3200"/>
+            <w:tcBorders>
+              <w:top w:val="single" w:color="CCCCCC" w:sz="1"/>
+              <w:left w:val="single" w:color="CCCCCC" w:sz="1"/>
+              <w:bottom w:val="single" w:color="CCCCCC" w:sz="1"/>
+              <w:right w:val="single" w:color="CCCCCC" w:sz="1"/>
+            </w:tcBorders>
+            <w:shd w:fill="f0f4f8" w:val="clear"/>
+            <w:tcMar>
+              <w:top w:type="dxa" w:w="80"/>
+              <w:left w:type="dxa" w:w="120"/>
+              <w:bottom w:type="dxa" w:w="80"/>
+              <w:right w:type="dxa" w:w="120"/>
+            </w:tcMar>
+          </w:tcPr>
+          <w:p>
+            <w:r>
+              <w:rPr>
+                <w:rFonts w:ascii="Arial" w:cs="Arial" w:eastAsia="Arial" w:hAnsi="Arial"/>
+                <w:b/>
+                <w:bCs/>
+                <w:color w:val="000000"/>
+                <w:sz w:val="22"/>
+                <w:szCs w:val="22"/>
+              </w:rPr>
+              <w:t xml:space="preserve">Budget Reallocation</w:t>
+            </w:r>
+          </w:p>
+        </w:tc>
+        <w:tc>
+          <w:tcPr>
+            <w:tcW w:type="dxa" w:w="6160"/>
+            <w:tcBorders>
+              <w:top w:val="single" w:color="CCCCCC" w:sz="1"/>
+              <w:left w:val="single" w:color="CCCCCC" w:sz="1"/>
+              <w:bottom w:val="single" w:color="CCCCCC" w:sz="1"/>
+              <w:right w:val="single" w:color="CCCCCC" w:sz="1"/>
+            </w:tcBorders>
+            <w:shd w:fill="f0f4f8" w:val="clear"/>
+            <w:tcMar>
+              <w:top w:type="dxa" w:w="80"/>
+              <w:left w:type="dxa" w:w="120"/>
+              <w:bottom w:type="dxa" w:w="80"/>
+              <w:right w:type="dxa" w:w="120"/>
+            </w:tcMar>
+          </w:tcPr>
+          <w:p>
+            <w:r>
+              <w:rPr>
+                <w:rFonts w:ascii="Arial" w:cs="Arial" w:eastAsia="Arial" w:hAnsi="Arial"/>
+                <w:color w:val="000000"/>
+                <w:sz w:val="22"/>
+                <w:szCs w:val="22"/>
+              </w:rPr>
+              <w:t xml:space="preserve">One specific reallocation with exact dollar amounts, which channel gains/loses, projected ROAS improvement, one CVR optimisation action.</w:t>
+            </w:r>
+          </w:p>
+        </w:tc>
+      </w:tr>
+      <w:tr>
+        <w:tc>
+          <w:tcPr>
+            <w:tcW w:type="dxa" w:w="3200"/>
+            <w:tcBorders>
+              <w:top w:val="single" w:color="CCCCCC" w:sz="1"/>
+              <w:left w:val="single" w:color="CCCCCC" w:sz="1"/>
+              <w:bottom w:val="single" w:color="CCCCCC" w:sz="1"/>
+              <w:right w:val="single" w:color="CCCCCC" w:sz="1"/>
+            </w:tcBorders>
+            <w:shd w:fill="FFFFFF" w:val="clear"/>
+            <w:tcMar>
+              <w:top w:type="dxa" w:w="80"/>
+              <w:left w:type="dxa" w:w="120"/>
+              <w:bottom w:type="dxa" w:w="80"/>
+              <w:right w:type="dxa" w:w="120"/>
+            </w:tcMar>
+          </w:tcPr>
+          <w:p>
+            <w:r>
+              <w:rPr>
+                <w:rFonts w:ascii="Arial" w:cs="Arial" w:eastAsia="Arial" w:hAnsi="Arial"/>
+                <w:b/>
+                <w:bCs/>
+                <w:color w:val="000000"/>
+                <w:sz w:val="22"/>
+                <w:szCs w:val="22"/>
+              </w:rPr>
+              <w:t xml:space="preserve">Risk Assessment</w:t>
+            </w:r>
+          </w:p>
+        </w:tc>
+        <w:tc>
+          <w:tcPr>
+            <w:tcW w:type="dxa" w:w="6160"/>
+            <w:tcBorders>
+              <w:top w:val="single" w:color="CCCCCC" w:sz="1"/>
+              <w:left w:val="single" w:color="CCCCCC" w:sz="1"/>
+              <w:bottom w:val="single" w:color="CCCCCC" w:sz="1"/>
+              <w:right w:val="single" w:color="CCCCCC" w:sz="1"/>
+            </w:tcBorders>
+            <w:shd w:fill="FFFFFF" w:val="clear"/>
+            <w:tcMar>
+              <w:top w:type="dxa" w:w="80"/>
+              <w:left w:type="dxa" w:w="120"/>
+              <w:bottom w:type="dxa" w:w="80"/>
+              <w:right w:type="dxa" w:w="120"/>
+            </w:tcMar>
+          </w:tcPr>
+          <w:p>
+            <w:r>
+              <w:rPr>
+                <w:rFonts w:ascii="Arial" w:cs="Arial" w:eastAsia="Arial" w:hAnsi="Arial"/>
+                <w:color w:val="000000"/>
+                <w:sz w:val="22"/>
+                <w:szCs w:val="22"/>
+              </w:rPr>
+              <w:t xml:space="preserve">Top 3 risks that could push revenue below P10, with specific dollar-impact estimates and one mitigation per risk.</w:t>
+            </w:r>
+          </w:p>
+        </w:tc>
+      </w:tr>
+    </w:tbl>
+    <w:p>
+      <w:pPr>
+        <w:spacing w:after="80" w:before="80"/>
+      </w:pPr>
+      <w:r>
+        <w:t xml:space="preserve"/>
+      </w:r>
+    </w:p>
+    <w:p>
+      <w:pPr>
+        <w:pStyle w:val="Heading2"/>
+        <w:spacing w:after="120" w:before="240"/>
+      </w:pPr>
+      <w:r>
+        <w:rPr>
+          <w:rFonts w:ascii="Arial" w:cs="Arial" w:eastAsia="Arial" w:hAnsi="Arial"/>
+          <w:b/>
+          <w:bCs/>
+          <w:color w:val="2d3748"/>
+          <w:sz w:val="26"/>
+          <w:szCs w:val="26"/>
+        </w:rPr>
+        <w:t xml:space="preserve">5.4  Prompt Design Principles</w:t>
+      </w:r>
+    </w:p>
+    <w:p>
+      <w:pPr>
+        <w:pStyle w:val="ListParagraph"/>
+        <w:numPr>
+          <w:ilvl w:val="0"/>
+          <w:numId w:val="2"/>
+        </w:numPr>
+        <w:spacing w:after="40" w:before="40"/>
+      </w:pPr>
+      <w:r>
+        <w:rPr>
+          <w:rFonts w:ascii="Arial" w:cs="Arial" w:eastAsia="Arial" w:hAnsi="Arial"/>
+          <w:color w:val="000000"/>
+          <w:sz w:val="22"/>
+          <w:szCs w:val="22"/>
+        </w:rPr>
+        <w:t xml:space="preserve">All prompts inject real computed numbers from predictions.csv — the LLM interprets data, it never generates numbers.</w:t>
+      </w:r>
+    </w:p>
+    <w:p>
+      <w:pPr>
+        <w:pStyle w:val="ListParagraph"/>
+        <w:numPr>
+          <w:ilvl w:val="0"/>
+          <w:numId w:val="2"/>
+        </w:numPr>
+        <w:spacing w:after="40" w:before="40"/>
+      </w:pPr>
+      <w:r>
+        <w:rPr>
+          <w:rFonts w:ascii="Arial" w:cs="Arial" w:eastAsia="Arial" w:hAnsi="Arial"/>
+          <w:color w:val="000000"/>
+          <w:sz w:val="22"/>
+          <w:szCs w:val="22"/>
+        </w:rPr>
+        <w:t xml:space="preserve">Output format is constrained per prompt ('exactly 5 sentences', '3 sentences only') to prevent vague or verbose responses.</w:t>
+      </w:r>
+    </w:p>
+    <w:p>
+      <w:pPr>
+        <w:pStyle w:val="ListParagraph"/>
+        <w:numPr>
+          <w:ilvl w:val="0"/>
+          <w:numId w:val="2"/>
+        </w:numPr>
+        <w:spacing w:after="40" w:before="40"/>
+      </w:pPr>
+      <w:r>
+        <w:rPr>
+          <w:rFonts w:ascii="Arial" w:cs="Arial" w:eastAsia="Arial" w:hAnsi="Arial"/>
+          <w:color w:val="000000"/>
+          <w:sz w:val="22"/>
+          <w:szCs w:val="22"/>
+        </w:rPr>
+        <w:t xml:space="preserve">Role framing sets the analytical perspective for each analysis type.</w:t>
+      </w:r>
+    </w:p>
+    <w:p>
+      <w:pPr>
+        <w:pStyle w:val="ListParagraph"/>
+        <w:numPr>
+          <w:ilvl w:val="0"/>
+          <w:numId w:val="2"/>
+        </w:numPr>
+        <w:spacing w:after="40" w:before="40"/>
+      </w:pPr>
+      <w:r>
+        <w:rPr>
+          <w:rFonts w:ascii="Arial" w:cs="Arial" w:eastAsia="Arial" w:hAnsi="Arial"/>
+          <w:color w:val="000000"/>
+          <w:sz w:val="22"/>
+          <w:szCs w:val="22"/>
+        </w:rPr>
+        <w:t xml:space="preserve">The offline pipeline (run.sh) makes zero network calls — all AI analysis is via the UI or ai_insights.py, both of which require an explicit API key.</w:t>
+      </w:r>
+    </w:p>
+    <w:p>
+      <w:pPr>
+        <w:spacing w:after="80" w:before="80"/>
+      </w:pPr>
+      <w:r>
+        <w:t xml:space="preserve"/>
+      </w:r>
+    </w:p>
+    <w:p>
+      <w:pPr>
+        <w:pStyle w:val="Heading1"/>
+        <w:pBdr>
+          <w:bottom w:val="single" w:color="1e6fef" w:sz="6" w:space="4"/>
+        </w:pBdr>
+        <w:spacing w:after="160" w:before="320"/>
+      </w:pPr>
+      <w:r>
+        <w:rPr>
+          <w:rFonts w:ascii="Arial" w:cs="Arial" w:eastAsia="Arial" w:hAnsi="Arial"/>
+          <w:b/>
+          <w:bCs/>
+          <w:color w:val="1454b8"/>
+          <w:sz w:val="32"/>
+          <w:szCs w:val="32"/>
+        </w:rPr>
+        <w:t xml:space="preserve">6. Output Format</w:t>
+      </w:r>
+    </w:p>
+    <w:p>
+      <w:pPr>
+        <w:spacing w:after="120" w:before="80"/>
+      </w:pPr>
+      <w:r>
+        <w:rPr>
+          <w:rFonts w:ascii="Arial" w:cs="Arial" w:eastAsia="Arial" w:hAnsi="Arial"/>
+          <w:color w:val="000000"/>
+          <w:sz w:val="22"/>
+          <w:szCs w:val="22"/>
+        </w:rPr>
+        <w:t xml:space="preserve">Per organizer confirmation: predictions.csv uses the same columns as the training data plus the forecasted metrics. One row per (channel, campaign_type, campaign_name, forecast_window_days) combination:</w:t>
+      </w:r>
+    </w:p>
+    <w:p>
+      <w:pPr>
+        <w:spacing w:after="80" w:before="80"/>
+      </w:pPr>
+      <w:r>
+        <w:t xml:space="preserve"/>
       </w:r>
     </w:p>
     <w:tbl>
@@ -2921,7 +6092,7 @@
                 <w:sz w:val="20"/>
                 <w:szCs w:val="20"/>
               </w:rPr>
-              <w:t xml:space="preserve">Assumption</w:t>
+              <w:t xml:space="preserve">Column</w:t>
             </w:r>
           </w:p>
         </w:tc>
@@ -2952,7 +6123,7 @@
                 <w:sz w:val="20"/>
                 <w:szCs w:val="20"/>
               </w:rPr>
-              <w:t xml:space="preserve">Justification</w:t>
+              <w:t xml:space="preserve">Type</w:t>
             </w:r>
           </w:p>
         </w:tc>
@@ -2983,7 +6154,7 @@
                 <w:sz w:val="20"/>
                 <w:szCs w:val="20"/>
               </w:rPr>
-              <w:t xml:space="preserve">Risk if Wrong</w:t>
+              <w:t xml:space="preserve">Description</w:t>
             </w:r>
           </w:p>
         </w:tc>
@@ -3014,65 +6185,65 @@
                 <w:sz w:val="22"/>
                 <w:szCs w:val="22"/>
               </w:rPr>
-              <w:t xml:space="preserve">Historical ROAS is predictive of future ROAS</w:t>
-            </w:r>
-          </w:p>
-        </w:tc>
-        <w:tc>
-          <w:tcPr>
-            <w:tcW w:type="dxa" w:w="3120"/>
-            <w:tcBorders>
-              <w:top w:val="single" w:color="CCCCCC" w:sz="1"/>
-              <w:left w:val="single" w:color="CCCCCC" w:sz="1"/>
-              <w:bottom w:val="single" w:color="CCCCCC" w:sz="1"/>
-              <w:right w:val="single" w:color="CCCCCC" w:sz="1"/>
-            </w:tcBorders>
-            <w:shd w:fill="FFFFFF" w:val="clear"/>
-            <w:tcMar>
-              <w:top w:type="dxa" w:w="80"/>
-              <w:left w:type="dxa" w:w="120"/>
-              <w:bottom w:type="dxa" w:w="80"/>
-              <w:right w:type="dxa" w:w="120"/>
-            </w:tcMar>
-          </w:tcPr>
-          <w:p>
-            <w:r>
-              <w:rPr>
-                <w:rFonts w:ascii="Arial" w:cs="Arial" w:eastAsia="Arial" w:hAnsi="Arial"/>
-                <w:color w:val="000000"/>
-                <w:sz w:val="22"/>
-                <w:szCs w:val="22"/>
-              </w:rPr>
-              <w:t xml:space="preserve">Standard industry assumption for short-horizon forecasts. Agencies routinely plan budgets from trailing ROAS.</w:t>
-            </w:r>
-          </w:p>
-        </w:tc>
-        <w:tc>
-          <w:tcPr>
-            <w:tcW w:type="dxa" w:w="3120"/>
-            <w:tcBorders>
-              <w:top w:val="single" w:color="CCCCCC" w:sz="1"/>
-              <w:left w:val="single" w:color="CCCCCC" w:sz="1"/>
-              <w:bottom w:val="single" w:color="CCCCCC" w:sz="1"/>
-              <w:right w:val="single" w:color="CCCCCC" w:sz="1"/>
-            </w:tcBorders>
-            <w:shd w:fill="FFFFFF" w:val="clear"/>
-            <w:tcMar>
-              <w:top w:type="dxa" w:w="80"/>
-              <w:left w:type="dxa" w:w="120"/>
-              <w:bottom w:type="dxa" w:w="80"/>
-              <w:right w:type="dxa" w:w="120"/>
-            </w:tcMar>
-          </w:tcPr>
-          <w:p>
-            <w:r>
-              <w:rPr>
-                <w:rFonts w:ascii="Arial" w:cs="Arial" w:eastAsia="Arial" w:hAnsi="Arial"/>
-                <w:color w:val="000000"/>
-                <w:sz w:val="22"/>
-                <w:szCs w:val="22"/>
-              </w:rPr>
-              <w:t xml:space="preserve">If a major creative or audience change occurred at the end of the historical window, the forecast will understate or overstate performance.</w:t>
+              <w:t xml:space="preserve">channel</w:t>
+            </w:r>
+          </w:p>
+        </w:tc>
+        <w:tc>
+          <w:tcPr>
+            <w:tcW w:type="dxa" w:w="3120"/>
+            <w:tcBorders>
+              <w:top w:val="single" w:color="CCCCCC" w:sz="1"/>
+              <w:left w:val="single" w:color="CCCCCC" w:sz="1"/>
+              <w:bottom w:val="single" w:color="CCCCCC" w:sz="1"/>
+              <w:right w:val="single" w:color="CCCCCC" w:sz="1"/>
+            </w:tcBorders>
+            <w:shd w:fill="FFFFFF" w:val="clear"/>
+            <w:tcMar>
+              <w:top w:type="dxa" w:w="80"/>
+              <w:left w:type="dxa" w:w="120"/>
+              <w:bottom w:type="dxa" w:w="80"/>
+              <w:right w:type="dxa" w:w="120"/>
+            </w:tcMar>
+          </w:tcPr>
+          <w:p>
+            <w:r>
+              <w:rPr>
+                <w:rFonts w:ascii="Arial" w:cs="Arial" w:eastAsia="Arial" w:hAnsi="Arial"/>
+                <w:color w:val="000000"/>
+                <w:sz w:val="22"/>
+                <w:szCs w:val="22"/>
+              </w:rPr>
+              <w:t xml:space="preserve">string</w:t>
+            </w:r>
+          </w:p>
+        </w:tc>
+        <w:tc>
+          <w:tcPr>
+            <w:tcW w:type="dxa" w:w="3120"/>
+            <w:tcBorders>
+              <w:top w:val="single" w:color="CCCCCC" w:sz="1"/>
+              <w:left w:val="single" w:color="CCCCCC" w:sz="1"/>
+              <w:bottom w:val="single" w:color="CCCCCC" w:sz="1"/>
+              <w:right w:val="single" w:color="CCCCCC" w:sz="1"/>
+            </w:tcBorders>
+            <w:shd w:fill="FFFFFF" w:val="clear"/>
+            <w:tcMar>
+              <w:top w:type="dxa" w:w="80"/>
+              <w:left w:type="dxa" w:w="120"/>
+              <w:bottom w:type="dxa" w:w="80"/>
+              <w:right w:type="dxa" w:w="120"/>
+            </w:tcMar>
+          </w:tcPr>
+          <w:p>
+            <w:r>
+              <w:rPr>
+                <w:rFonts w:ascii="Arial" w:cs="Arial" w:eastAsia="Arial" w:hAnsi="Arial"/>
+                <w:color w:val="000000"/>
+                <w:sz w:val="22"/>
+                <w:szCs w:val="22"/>
+              </w:rPr>
+              <w:t xml:space="preserve">Google Ads / Meta Ads / MS Ads</w:t>
             </w:r>
           </w:p>
         </w:tc>
@@ -3103,65 +6274,65 @@
                 <w:sz w:val="22"/>
                 <w:szCs w:val="22"/>
               </w:rPr>
-              <w:t xml:space="preserve">ROAS follows a roughly normal distribution around its historical mean</w:t>
-            </w:r>
-          </w:p>
-        </w:tc>
-        <w:tc>
-          <w:tcPr>
-            <w:tcW w:type="dxa" w:w="3120"/>
-            <w:tcBorders>
-              <w:top w:val="single" w:color="CCCCCC" w:sz="1"/>
-              <w:left w:val="single" w:color="CCCCCC" w:sz="1"/>
-              <w:bottom w:val="single" w:color="CCCCCC" w:sz="1"/>
-              <w:right w:val="single" w:color="CCCCCC" w:sz="1"/>
-            </w:tcBorders>
-            <w:shd w:fill="f0f4f8" w:val="clear"/>
-            <w:tcMar>
-              <w:top w:type="dxa" w:w="80"/>
-              <w:left w:type="dxa" w:w="120"/>
-              <w:bottom w:type="dxa" w:w="80"/>
-              <w:right w:type="dxa" w:w="120"/>
-            </w:tcMar>
-          </w:tcPr>
-          <w:p>
-            <w:r>
-              <w:rPr>
-                <w:rFonts w:ascii="Arial" w:cs="Arial" w:eastAsia="Arial" w:hAnsi="Arial"/>
-                <w:color w:val="000000"/>
-                <w:sz w:val="22"/>
-                <w:szCs w:val="22"/>
-              </w:rPr>
-              <w:t xml:space="preserve">Month-to-month ROAS variation in the sample data is approximately symmetric. The normal approximation is standard in Monte Carlo financial modelling.</w:t>
-            </w:r>
-          </w:p>
-        </w:tc>
-        <w:tc>
-          <w:tcPr>
-            <w:tcW w:type="dxa" w:w="3120"/>
-            <w:tcBorders>
-              <w:top w:val="single" w:color="CCCCCC" w:sz="1"/>
-              <w:left w:val="single" w:color="CCCCCC" w:sz="1"/>
-              <w:bottom w:val="single" w:color="CCCCCC" w:sz="1"/>
-              <w:right w:val="single" w:color="CCCCCC" w:sz="1"/>
-            </w:tcBorders>
-            <w:shd w:fill="f0f4f8" w:val="clear"/>
-            <w:tcMar>
-              <w:top w:type="dxa" w:w="80"/>
-              <w:left w:type="dxa" w:w="120"/>
-              <w:bottom w:type="dxa" w:w="80"/>
-              <w:right w:type="dxa" w:w="120"/>
-            </w:tcMar>
-          </w:tcPr>
-          <w:p>
-            <w:r>
-              <w:rPr>
-                <w:rFonts w:ascii="Arial" w:cs="Arial" w:eastAsia="Arial" w:hAnsi="Arial"/>
-                <w:color w:val="000000"/>
-                <w:sz w:val="22"/>
-                <w:szCs w:val="22"/>
-              </w:rPr>
-              <w:t xml:space="preserve">Heavy-tailed events (viral campaigns, algorithm changes) are underrepresented. P90 may be too conservative.</w:t>
+              <w:t xml:space="preserve">campaign_type</w:t>
+            </w:r>
+          </w:p>
+        </w:tc>
+        <w:tc>
+          <w:tcPr>
+            <w:tcW w:type="dxa" w:w="3120"/>
+            <w:tcBorders>
+              <w:top w:val="single" w:color="CCCCCC" w:sz="1"/>
+              <w:left w:val="single" w:color="CCCCCC" w:sz="1"/>
+              <w:bottom w:val="single" w:color="CCCCCC" w:sz="1"/>
+              <w:right w:val="single" w:color="CCCCCC" w:sz="1"/>
+            </w:tcBorders>
+            <w:shd w:fill="f0f4f8" w:val="clear"/>
+            <w:tcMar>
+              <w:top w:type="dxa" w:w="80"/>
+              <w:left w:type="dxa" w:w="120"/>
+              <w:bottom w:type="dxa" w:w="80"/>
+              <w:right w:type="dxa" w:w="120"/>
+            </w:tcMar>
+          </w:tcPr>
+          <w:p>
+            <w:r>
+              <w:rPr>
+                <w:rFonts w:ascii="Arial" w:cs="Arial" w:eastAsia="Arial" w:hAnsi="Arial"/>
+                <w:color w:val="000000"/>
+                <w:sz w:val="22"/>
+                <w:szCs w:val="22"/>
+              </w:rPr>
+              <w:t xml:space="preserve">string</w:t>
+            </w:r>
+          </w:p>
+        </w:tc>
+        <w:tc>
+          <w:tcPr>
+            <w:tcW w:type="dxa" w:w="3120"/>
+            <w:tcBorders>
+              <w:top w:val="single" w:color="CCCCCC" w:sz="1"/>
+              <w:left w:val="single" w:color="CCCCCC" w:sz="1"/>
+              <w:bottom w:val="single" w:color="CCCCCC" w:sz="1"/>
+              <w:right w:val="single" w:color="CCCCCC" w:sz="1"/>
+            </w:tcBorders>
+            <w:shd w:fill="f0f4f8" w:val="clear"/>
+            <w:tcMar>
+              <w:top w:type="dxa" w:w="80"/>
+              <w:left w:type="dxa" w:w="120"/>
+              <w:bottom w:type="dxa" w:w="80"/>
+              <w:right w:type="dxa" w:w="120"/>
+            </w:tcMar>
+          </w:tcPr>
+          <w:p>
+            <w:r>
+              <w:rPr>
+                <w:rFonts w:ascii="Arial" w:cs="Arial" w:eastAsia="Arial" w:hAnsi="Arial"/>
+                <w:color w:val="000000"/>
+                <w:sz w:val="22"/>
+                <w:szCs w:val="22"/>
+              </w:rPr>
+              <w:t xml:space="preserve">Search / Shopping / Performance Max / etc.</w:t>
             </w:r>
           </w:p>
         </w:tc>
@@ -3192,65 +6363,65 @@
                 <w:sz w:val="22"/>
                 <w:szCs w:val="22"/>
               </w:rPr>
-              <w:t xml:space="preserve">Attribution data is the source of truth</w:t>
-            </w:r>
-          </w:p>
-        </w:tc>
-        <w:tc>
-          <w:tcPr>
-            <w:tcW w:type="dxa" w:w="3120"/>
-            <w:tcBorders>
-              <w:top w:val="single" w:color="CCCCCC" w:sz="1"/>
-              <w:left w:val="single" w:color="CCCCCC" w:sz="1"/>
-              <w:bottom w:val="single" w:color="CCCCCC" w:sz="1"/>
-              <w:right w:val="single" w:color="CCCCCC" w:sz="1"/>
-            </w:tcBorders>
-            <w:shd w:fill="FFFFFF" w:val="clear"/>
-            <w:tcMar>
-              <w:top w:type="dxa" w:w="80"/>
-              <w:left w:type="dxa" w:w="120"/>
-              <w:bottom w:type="dxa" w:w="80"/>
-              <w:right w:type="dxa" w:w="120"/>
-            </w:tcMar>
-          </w:tcPr>
-          <w:p>
-            <w:r>
-              <w:rPr>
-                <w:rFonts w:ascii="Arial" w:cs="Arial" w:eastAsia="Arial" w:hAnsi="Arial"/>
-                <w:color w:val="000000"/>
-                <w:sz w:val="22"/>
-                <w:szCs w:val="22"/>
-              </w:rPr>
-              <w:t xml:space="preserve">Explicitly required by the challenge brief: 'Existing attribution should be treated as the source of truth.'</w:t>
-            </w:r>
-          </w:p>
-        </w:tc>
-        <w:tc>
-          <w:tcPr>
-            <w:tcW w:type="dxa" w:w="3120"/>
-            <w:tcBorders>
-              <w:top w:val="single" w:color="CCCCCC" w:sz="1"/>
-              <w:left w:val="single" w:color="CCCCCC" w:sz="1"/>
-              <w:bottom w:val="single" w:color="CCCCCC" w:sz="1"/>
-              <w:right w:val="single" w:color="CCCCCC" w:sz="1"/>
-            </w:tcBorders>
-            <w:shd w:fill="FFFFFF" w:val="clear"/>
-            <w:tcMar>
-              <w:top w:type="dxa" w:w="80"/>
-              <w:left w:type="dxa" w:w="120"/>
-              <w:bottom w:type="dxa" w:w="80"/>
-              <w:right w:type="dxa" w:w="120"/>
-            </w:tcMar>
-          </w:tcPr>
-          <w:p>
-            <w:r>
-              <w:rPr>
-                <w:rFonts w:ascii="Arial" w:cs="Arial" w:eastAsia="Arial" w:hAnsi="Arial"/>
-                <w:color w:val="000000"/>
-                <w:sz w:val="22"/>
-                <w:szCs w:val="22"/>
-              </w:rPr>
-              <w:t xml:space="preserve">Attribution discrepancies across platforms (view-through vs click-through) can double-count conversions.</w:t>
+              <w:t xml:space="preserve">campaign_name</w:t>
+            </w:r>
+          </w:p>
+        </w:tc>
+        <w:tc>
+          <w:tcPr>
+            <w:tcW w:type="dxa" w:w="3120"/>
+            <w:tcBorders>
+              <w:top w:val="single" w:color="CCCCCC" w:sz="1"/>
+              <w:left w:val="single" w:color="CCCCCC" w:sz="1"/>
+              <w:bottom w:val="single" w:color="CCCCCC" w:sz="1"/>
+              <w:right w:val="single" w:color="CCCCCC" w:sz="1"/>
+            </w:tcBorders>
+            <w:shd w:fill="FFFFFF" w:val="clear"/>
+            <w:tcMar>
+              <w:top w:type="dxa" w:w="80"/>
+              <w:left w:type="dxa" w:w="120"/>
+              <w:bottom w:type="dxa" w:w="80"/>
+              <w:right w:type="dxa" w:w="120"/>
+            </w:tcMar>
+          </w:tcPr>
+          <w:p>
+            <w:r>
+              <w:rPr>
+                <w:rFonts w:ascii="Arial" w:cs="Arial" w:eastAsia="Arial" w:hAnsi="Arial"/>
+                <w:color w:val="000000"/>
+                <w:sz w:val="22"/>
+                <w:szCs w:val="22"/>
+              </w:rPr>
+              <w:t xml:space="preserve">string</w:t>
+            </w:r>
+          </w:p>
+        </w:tc>
+        <w:tc>
+          <w:tcPr>
+            <w:tcW w:type="dxa" w:w="3120"/>
+            <w:tcBorders>
+              <w:top w:val="single" w:color="CCCCCC" w:sz="1"/>
+              <w:left w:val="single" w:color="CCCCCC" w:sz="1"/>
+              <w:bottom w:val="single" w:color="CCCCCC" w:sz="1"/>
+              <w:right w:val="single" w:color="CCCCCC" w:sz="1"/>
+            </w:tcBorders>
+            <w:shd w:fill="FFFFFF" w:val="clear"/>
+            <w:tcMar>
+              <w:top w:type="dxa" w:w="80"/>
+              <w:left w:type="dxa" w:w="120"/>
+              <w:bottom w:type="dxa" w:w="80"/>
+              <w:right w:type="dxa" w:w="120"/>
+            </w:tcMar>
+          </w:tcPr>
+          <w:p>
+            <w:r>
+              <w:rPr>
+                <w:rFonts w:ascii="Arial" w:cs="Arial" w:eastAsia="Arial" w:hAnsi="Arial"/>
+                <w:color w:val="000000"/>
+                <w:sz w:val="22"/>
+                <w:szCs w:val="22"/>
+              </w:rPr>
+              <w:t xml:space="preserve">Individual campaign identifier</w:t>
             </w:r>
           </w:p>
         </w:tc>
@@ -3281,65 +6452,65 @@
                 <w:sz w:val="22"/>
                 <w:szCs w:val="22"/>
               </w:rPr>
-              <w:t xml:space="preserve">GA4 and Shopify data are not required</w:t>
-            </w:r>
-          </w:p>
-        </w:tc>
-        <w:tc>
-          <w:tcPr>
-            <w:tcW w:type="dxa" w:w="3120"/>
-            <w:tcBorders>
-              <w:top w:val="single" w:color="CCCCCC" w:sz="1"/>
-              <w:left w:val="single" w:color="CCCCCC" w:sz="1"/>
-              <w:bottom w:val="single" w:color="CCCCCC" w:sz="1"/>
-              <w:right w:val="single" w:color="CCCCCC" w:sz="1"/>
-            </w:tcBorders>
-            <w:shd w:fill="f0f4f8" w:val="clear"/>
-            <w:tcMar>
-              <w:top w:type="dxa" w:w="80"/>
-              <w:left w:type="dxa" w:w="120"/>
-              <w:bottom w:type="dxa" w:w="80"/>
-              <w:right w:type="dxa" w:w="120"/>
-            </w:tcMar>
-          </w:tcPr>
-          <w:p>
-            <w:r>
-              <w:rPr>
-                <w:rFonts w:ascii="Arial" w:cs="Arial" w:eastAsia="Arial" w:hAnsi="Arial"/>
-                <w:color w:val="000000"/>
-                <w:sz w:val="22"/>
-                <w:szCs w:val="22"/>
-              </w:rPr>
-              <w:t xml:space="preserve">Confirmed in Q&amp;A session: only Google/Meta/Bing ad platform data is required.</w:t>
-            </w:r>
-          </w:p>
-        </w:tc>
-        <w:tc>
-          <w:tcPr>
-            <w:tcW w:type="dxa" w:w="3120"/>
-            <w:tcBorders>
-              <w:top w:val="single" w:color="CCCCCC" w:sz="1"/>
-              <w:left w:val="single" w:color="CCCCCC" w:sz="1"/>
-              <w:bottom w:val="single" w:color="CCCCCC" w:sz="1"/>
-              <w:right w:val="single" w:color="CCCCCC" w:sz="1"/>
-            </w:tcBorders>
-            <w:shd w:fill="f0f4f8" w:val="clear"/>
-            <w:tcMar>
-              <w:top w:type="dxa" w:w="80"/>
-              <w:left w:type="dxa" w:w="120"/>
-              <w:bottom w:type="dxa" w:w="80"/>
-              <w:right w:type="dxa" w:w="120"/>
-            </w:tcMar>
-          </w:tcPr>
-          <w:p>
-            <w:r>
-              <w:rPr>
-                <w:rFonts w:ascii="Arial" w:cs="Arial" w:eastAsia="Arial" w:hAnsi="Arial"/>
-                <w:color w:val="000000"/>
-                <w:sz w:val="22"/>
-                <w:szCs w:val="22"/>
-              </w:rPr>
-              <w:t xml:space="preserve">Session-level and order-level data could improve AOV and CVR forecasts if available.</w:t>
+              <w:t xml:space="preserve">spend</w:t>
+            </w:r>
+          </w:p>
+        </w:tc>
+        <w:tc>
+          <w:tcPr>
+            <w:tcW w:type="dxa" w:w="3120"/>
+            <w:tcBorders>
+              <w:top w:val="single" w:color="CCCCCC" w:sz="1"/>
+              <w:left w:val="single" w:color="CCCCCC" w:sz="1"/>
+              <w:bottom w:val="single" w:color="CCCCCC" w:sz="1"/>
+              <w:right w:val="single" w:color="CCCCCC" w:sz="1"/>
+            </w:tcBorders>
+            <w:shd w:fill="f0f4f8" w:val="clear"/>
+            <w:tcMar>
+              <w:top w:type="dxa" w:w="80"/>
+              <w:left w:type="dxa" w:w="120"/>
+              <w:bottom w:type="dxa" w:w="80"/>
+              <w:right w:type="dxa" w:w="120"/>
+            </w:tcMar>
+          </w:tcPr>
+          <w:p>
+            <w:r>
+              <w:rPr>
+                <w:rFonts w:ascii="Arial" w:cs="Arial" w:eastAsia="Arial" w:hAnsi="Arial"/>
+                <w:color w:val="000000"/>
+                <w:sz w:val="22"/>
+                <w:szCs w:val="22"/>
+              </w:rPr>
+              <w:t xml:space="preserve">float</w:t>
+            </w:r>
+          </w:p>
+        </w:tc>
+        <w:tc>
+          <w:tcPr>
+            <w:tcW w:type="dxa" w:w="3120"/>
+            <w:tcBorders>
+              <w:top w:val="single" w:color="CCCCCC" w:sz="1"/>
+              <w:left w:val="single" w:color="CCCCCC" w:sz="1"/>
+              <w:bottom w:val="single" w:color="CCCCCC" w:sz="1"/>
+              <w:right w:val="single" w:color="CCCCCC" w:sz="1"/>
+            </w:tcBorders>
+            <w:shd w:fill="f0f4f8" w:val="clear"/>
+            <w:tcMar>
+              <w:top w:type="dxa" w:w="80"/>
+              <w:left w:type="dxa" w:w="120"/>
+              <w:bottom w:type="dxa" w:w="80"/>
+              <w:right w:type="dxa" w:w="120"/>
+            </w:tcMar>
+          </w:tcPr>
+          <w:p>
+            <w:r>
+              <w:rPr>
+                <w:rFonts w:ascii="Arial" w:cs="Arial" w:eastAsia="Arial" w:hAnsi="Arial"/>
+                <w:color w:val="000000"/>
+                <w:sz w:val="22"/>
+                <w:szCs w:val="22"/>
+              </w:rPr>
+              <w:t xml:space="preserve">Projected spend for the forecast window ($)</w:t>
             </w:r>
           </w:p>
         </w:tc>
@@ -3370,65 +6541,1133 @@
                 <w:sz w:val="22"/>
                 <w:szCs w:val="22"/>
               </w:rPr>
-              <w:t xml:space="preserve">Meta conversion column is a revenue proxy</w:t>
-            </w:r>
-          </w:p>
-        </w:tc>
-        <w:tc>
-          <w:tcPr>
-            <w:tcW w:type="dxa" w:w="3120"/>
-            <w:tcBorders>
-              <w:top w:val="single" w:color="CCCCCC" w:sz="1"/>
-              <w:left w:val="single" w:color="CCCCCC" w:sz="1"/>
-              <w:bottom w:val="single" w:color="CCCCCC" w:sz="1"/>
-              <w:right w:val="single" w:color="CCCCCC" w:sz="1"/>
-            </w:tcBorders>
-            <w:shd w:fill="FFFFFF" w:val="clear"/>
-            <w:tcMar>
-              <w:top w:type="dxa" w:w="80"/>
-              <w:left w:type="dxa" w:w="120"/>
-              <w:bottom w:type="dxa" w:w="80"/>
-              <w:right w:type="dxa" w:w="120"/>
-            </w:tcMar>
-          </w:tcPr>
-          <w:p>
-            <w:r>
-              <w:rPr>
-                <w:rFonts w:ascii="Arial" w:cs="Arial" w:eastAsia="Arial" w:hAnsi="Arial"/>
-                <w:color w:val="000000"/>
-                <w:sz w:val="22"/>
-                <w:szCs w:val="22"/>
-              </w:rPr>
-              <w:t xml:space="preserve">Meta's raw export contains no separate revenue field. The 'conversion' column has fractional values consistent with value attribution, not integer counts.</w:t>
-            </w:r>
-          </w:p>
-        </w:tc>
-        <w:tc>
-          <w:tcPr>
-            <w:tcW w:type="dxa" w:w="3120"/>
-            <w:tcBorders>
-              <w:top w:val="single" w:color="CCCCCC" w:sz="1"/>
-              <w:left w:val="single" w:color="CCCCCC" w:sz="1"/>
-              <w:bottom w:val="single" w:color="CCCCCC" w:sz="1"/>
-              <w:right w:val="single" w:color="CCCCCC" w:sz="1"/>
-            </w:tcBorders>
-            <w:shd w:fill="FFFFFF" w:val="clear"/>
-            <w:tcMar>
-              <w:top w:type="dxa" w:w="80"/>
-              <w:left w:type="dxa" w:w="120"/>
-              <w:bottom w:type="dxa" w:w="80"/>
-              <w:right w:type="dxa" w:w="120"/>
-            </w:tcMar>
-          </w:tcPr>
-          <w:p>
-            <w:r>
-              <w:rPr>
-                <w:rFonts w:ascii="Arial" w:cs="Arial" w:eastAsia="Arial" w:hAnsi="Arial"/>
-                <w:color w:val="000000"/>
-                <w:sz w:val="22"/>
-                <w:szCs w:val="22"/>
-              </w:rPr>
-              <w:t xml:space="preserve">If the column is actually a count and revenue is not tracked in the export, Meta ROAS will be significantly overstated.</w:t>
+              <w:t xml:space="preserve">revenue</w:t>
+            </w:r>
+          </w:p>
+        </w:tc>
+        <w:tc>
+          <w:tcPr>
+            <w:tcW w:type="dxa" w:w="3120"/>
+            <w:tcBorders>
+              <w:top w:val="single" w:color="CCCCCC" w:sz="1"/>
+              <w:left w:val="single" w:color="CCCCCC" w:sz="1"/>
+              <w:bottom w:val="single" w:color="CCCCCC" w:sz="1"/>
+              <w:right w:val="single" w:color="CCCCCC" w:sz="1"/>
+            </w:tcBorders>
+            <w:shd w:fill="FFFFFF" w:val="clear"/>
+            <w:tcMar>
+              <w:top w:type="dxa" w:w="80"/>
+              <w:left w:type="dxa" w:w="120"/>
+              <w:bottom w:type="dxa" w:w="80"/>
+              <w:right w:type="dxa" w:w="120"/>
+            </w:tcMar>
+          </w:tcPr>
+          <w:p>
+            <w:r>
+              <w:rPr>
+                <w:rFonts w:ascii="Arial" w:cs="Arial" w:eastAsia="Arial" w:hAnsi="Arial"/>
+                <w:color w:val="000000"/>
+                <w:sz w:val="22"/>
+                <w:szCs w:val="22"/>
+              </w:rPr>
+              <w:t xml:space="preserve">float</w:t>
+            </w:r>
+          </w:p>
+        </w:tc>
+        <w:tc>
+          <w:tcPr>
+            <w:tcW w:type="dxa" w:w="3120"/>
+            <w:tcBorders>
+              <w:top w:val="single" w:color="CCCCCC" w:sz="1"/>
+              <w:left w:val="single" w:color="CCCCCC" w:sz="1"/>
+              <w:bottom w:val="single" w:color="CCCCCC" w:sz="1"/>
+              <w:right w:val="single" w:color="CCCCCC" w:sz="1"/>
+            </w:tcBorders>
+            <w:shd w:fill="FFFFFF" w:val="clear"/>
+            <w:tcMar>
+              <w:top w:type="dxa" w:w="80"/>
+              <w:left w:type="dxa" w:w="120"/>
+              <w:bottom w:type="dxa" w:w="80"/>
+              <w:right w:type="dxa" w:w="120"/>
+            </w:tcMar>
+          </w:tcPr>
+          <w:p>
+            <w:r>
+              <w:rPr>
+                <w:rFonts w:ascii="Arial" w:cs="Arial" w:eastAsia="Arial" w:hAnsi="Arial"/>
+                <w:color w:val="000000"/>
+                <w:sz w:val="22"/>
+                <w:szCs w:val="22"/>
+              </w:rPr>
+              <w:t xml:space="preserve">Historical revenue from training data ($)</w:t>
+            </w:r>
+          </w:p>
+        </w:tc>
+      </w:tr>
+      <w:tr>
+        <w:tc>
+          <w:tcPr>
+            <w:tcW w:type="dxa" w:w="3120"/>
+            <w:tcBorders>
+              <w:top w:val="single" w:color="CCCCCC" w:sz="1"/>
+              <w:left w:val="single" w:color="CCCCCC" w:sz="1"/>
+              <w:bottom w:val="single" w:color="CCCCCC" w:sz="1"/>
+              <w:right w:val="single" w:color="CCCCCC" w:sz="1"/>
+            </w:tcBorders>
+            <w:shd w:fill="f0f4f8" w:val="clear"/>
+            <w:tcMar>
+              <w:top w:type="dxa" w:w="80"/>
+              <w:left w:type="dxa" w:w="120"/>
+              <w:bottom w:type="dxa" w:w="80"/>
+              <w:right w:type="dxa" w:w="120"/>
+            </w:tcMar>
+          </w:tcPr>
+          <w:p>
+            <w:r>
+              <w:rPr>
+                <w:rFonts w:ascii="Arial" w:cs="Arial" w:eastAsia="Arial" w:hAnsi="Arial"/>
+                <w:color w:val="000000"/>
+                <w:sz w:val="22"/>
+                <w:szCs w:val="22"/>
+              </w:rPr>
+              <w:t xml:space="preserve">conversions</w:t>
+            </w:r>
+          </w:p>
+        </w:tc>
+        <w:tc>
+          <w:tcPr>
+            <w:tcW w:type="dxa" w:w="3120"/>
+            <w:tcBorders>
+              <w:top w:val="single" w:color="CCCCCC" w:sz="1"/>
+              <w:left w:val="single" w:color="CCCCCC" w:sz="1"/>
+              <w:bottom w:val="single" w:color="CCCCCC" w:sz="1"/>
+              <w:right w:val="single" w:color="CCCCCC" w:sz="1"/>
+            </w:tcBorders>
+            <w:shd w:fill="f0f4f8" w:val="clear"/>
+            <w:tcMar>
+              <w:top w:type="dxa" w:w="80"/>
+              <w:left w:type="dxa" w:w="120"/>
+              <w:bottom w:type="dxa" w:w="80"/>
+              <w:right w:type="dxa" w:w="120"/>
+            </w:tcMar>
+          </w:tcPr>
+          <w:p>
+            <w:r>
+              <w:rPr>
+                <w:rFonts w:ascii="Arial" w:cs="Arial" w:eastAsia="Arial" w:hAnsi="Arial"/>
+                <w:color w:val="000000"/>
+                <w:sz w:val="22"/>
+                <w:szCs w:val="22"/>
+              </w:rPr>
+              <w:t xml:space="preserve">float</w:t>
+            </w:r>
+          </w:p>
+        </w:tc>
+        <w:tc>
+          <w:tcPr>
+            <w:tcW w:type="dxa" w:w="3120"/>
+            <w:tcBorders>
+              <w:top w:val="single" w:color="CCCCCC" w:sz="1"/>
+              <w:left w:val="single" w:color="CCCCCC" w:sz="1"/>
+              <w:bottom w:val="single" w:color="CCCCCC" w:sz="1"/>
+              <w:right w:val="single" w:color="CCCCCC" w:sz="1"/>
+            </w:tcBorders>
+            <w:shd w:fill="f0f4f8" w:val="clear"/>
+            <w:tcMar>
+              <w:top w:type="dxa" w:w="80"/>
+              <w:left w:type="dxa" w:w="120"/>
+              <w:bottom w:type="dxa" w:w="80"/>
+              <w:right w:type="dxa" w:w="120"/>
+            </w:tcMar>
+          </w:tcPr>
+          <w:p>
+            <w:r>
+              <w:rPr>
+                <w:rFonts w:ascii="Arial" w:cs="Arial" w:eastAsia="Arial" w:hAnsi="Arial"/>
+                <w:color w:val="000000"/>
+                <w:sz w:val="22"/>
+                <w:szCs w:val="22"/>
+              </w:rPr>
+              <w:t xml:space="preserve">Historical conversions</w:t>
+            </w:r>
+          </w:p>
+        </w:tc>
+      </w:tr>
+      <w:tr>
+        <w:tc>
+          <w:tcPr>
+            <w:tcW w:type="dxa" w:w="3120"/>
+            <w:tcBorders>
+              <w:top w:val="single" w:color="CCCCCC" w:sz="1"/>
+              <w:left w:val="single" w:color="CCCCCC" w:sz="1"/>
+              <w:bottom w:val="single" w:color="CCCCCC" w:sz="1"/>
+              <w:right w:val="single" w:color="CCCCCC" w:sz="1"/>
+            </w:tcBorders>
+            <w:shd w:fill="FFFFFF" w:val="clear"/>
+            <w:tcMar>
+              <w:top w:type="dxa" w:w="80"/>
+              <w:left w:type="dxa" w:w="120"/>
+              <w:bottom w:type="dxa" w:w="80"/>
+              <w:right w:type="dxa" w:w="120"/>
+            </w:tcMar>
+          </w:tcPr>
+          <w:p>
+            <w:r>
+              <w:rPr>
+                <w:rFonts w:ascii="Arial" w:cs="Arial" w:eastAsia="Arial" w:hAnsi="Arial"/>
+                <w:color w:val="000000"/>
+                <w:sz w:val="22"/>
+                <w:szCs w:val="22"/>
+              </w:rPr>
+              <w:t xml:space="preserve">clicks</w:t>
+            </w:r>
+          </w:p>
+        </w:tc>
+        <w:tc>
+          <w:tcPr>
+            <w:tcW w:type="dxa" w:w="3120"/>
+            <w:tcBorders>
+              <w:top w:val="single" w:color="CCCCCC" w:sz="1"/>
+              <w:left w:val="single" w:color="CCCCCC" w:sz="1"/>
+              <w:bottom w:val="single" w:color="CCCCCC" w:sz="1"/>
+              <w:right w:val="single" w:color="CCCCCC" w:sz="1"/>
+            </w:tcBorders>
+            <w:shd w:fill="FFFFFF" w:val="clear"/>
+            <w:tcMar>
+              <w:top w:type="dxa" w:w="80"/>
+              <w:left w:type="dxa" w:w="120"/>
+              <w:bottom w:type="dxa" w:w="80"/>
+              <w:right w:type="dxa" w:w="120"/>
+            </w:tcMar>
+          </w:tcPr>
+          <w:p>
+            <w:r>
+              <w:rPr>
+                <w:rFonts w:ascii="Arial" w:cs="Arial" w:eastAsia="Arial" w:hAnsi="Arial"/>
+                <w:color w:val="000000"/>
+                <w:sz w:val="22"/>
+                <w:szCs w:val="22"/>
+              </w:rPr>
+              <w:t xml:space="preserve">float</w:t>
+            </w:r>
+          </w:p>
+        </w:tc>
+        <w:tc>
+          <w:tcPr>
+            <w:tcW w:type="dxa" w:w="3120"/>
+            <w:tcBorders>
+              <w:top w:val="single" w:color="CCCCCC" w:sz="1"/>
+              <w:left w:val="single" w:color="CCCCCC" w:sz="1"/>
+              <w:bottom w:val="single" w:color="CCCCCC" w:sz="1"/>
+              <w:right w:val="single" w:color="CCCCCC" w:sz="1"/>
+            </w:tcBorders>
+            <w:shd w:fill="FFFFFF" w:val="clear"/>
+            <w:tcMar>
+              <w:top w:type="dxa" w:w="80"/>
+              <w:left w:type="dxa" w:w="120"/>
+              <w:bottom w:type="dxa" w:w="80"/>
+              <w:right w:type="dxa" w:w="120"/>
+            </w:tcMar>
+          </w:tcPr>
+          <w:p>
+            <w:r>
+              <w:rPr>
+                <w:rFonts w:ascii="Arial" w:cs="Arial" w:eastAsia="Arial" w:hAnsi="Arial"/>
+                <w:color w:val="000000"/>
+                <w:sz w:val="22"/>
+                <w:szCs w:val="22"/>
+              </w:rPr>
+              <w:t xml:space="preserve">Historical clicks</w:t>
+            </w:r>
+          </w:p>
+        </w:tc>
+      </w:tr>
+      <w:tr>
+        <w:tc>
+          <w:tcPr>
+            <w:tcW w:type="dxa" w:w="3120"/>
+            <w:tcBorders>
+              <w:top w:val="single" w:color="CCCCCC" w:sz="1"/>
+              <w:left w:val="single" w:color="CCCCCC" w:sz="1"/>
+              <w:bottom w:val="single" w:color="CCCCCC" w:sz="1"/>
+              <w:right w:val="single" w:color="CCCCCC" w:sz="1"/>
+            </w:tcBorders>
+            <w:shd w:fill="f0f4f8" w:val="clear"/>
+            <w:tcMar>
+              <w:top w:type="dxa" w:w="80"/>
+              <w:left w:type="dxa" w:w="120"/>
+              <w:bottom w:type="dxa" w:w="80"/>
+              <w:right w:type="dxa" w:w="120"/>
+            </w:tcMar>
+          </w:tcPr>
+          <w:p>
+            <w:r>
+              <w:rPr>
+                <w:rFonts w:ascii="Arial" w:cs="Arial" w:eastAsia="Arial" w:hAnsi="Arial"/>
+                <w:color w:val="000000"/>
+                <w:sz w:val="22"/>
+                <w:szCs w:val="22"/>
+              </w:rPr>
+              <w:t xml:space="preserve">impressions</w:t>
+            </w:r>
+          </w:p>
+        </w:tc>
+        <w:tc>
+          <w:tcPr>
+            <w:tcW w:type="dxa" w:w="3120"/>
+            <w:tcBorders>
+              <w:top w:val="single" w:color="CCCCCC" w:sz="1"/>
+              <w:left w:val="single" w:color="CCCCCC" w:sz="1"/>
+              <w:bottom w:val="single" w:color="CCCCCC" w:sz="1"/>
+              <w:right w:val="single" w:color="CCCCCC" w:sz="1"/>
+            </w:tcBorders>
+            <w:shd w:fill="f0f4f8" w:val="clear"/>
+            <w:tcMar>
+              <w:top w:type="dxa" w:w="80"/>
+              <w:left w:type="dxa" w:w="120"/>
+              <w:bottom w:type="dxa" w:w="80"/>
+              <w:right w:type="dxa" w:w="120"/>
+            </w:tcMar>
+          </w:tcPr>
+          <w:p>
+            <w:r>
+              <w:rPr>
+                <w:rFonts w:ascii="Arial" w:cs="Arial" w:eastAsia="Arial" w:hAnsi="Arial"/>
+                <w:color w:val="000000"/>
+                <w:sz w:val="22"/>
+                <w:szCs w:val="22"/>
+              </w:rPr>
+              <w:t xml:space="preserve">float</w:t>
+            </w:r>
+          </w:p>
+        </w:tc>
+        <w:tc>
+          <w:tcPr>
+            <w:tcW w:type="dxa" w:w="3120"/>
+            <w:tcBorders>
+              <w:top w:val="single" w:color="CCCCCC" w:sz="1"/>
+              <w:left w:val="single" w:color="CCCCCC" w:sz="1"/>
+              <w:bottom w:val="single" w:color="CCCCCC" w:sz="1"/>
+              <w:right w:val="single" w:color="CCCCCC" w:sz="1"/>
+            </w:tcBorders>
+            <w:shd w:fill="f0f4f8" w:val="clear"/>
+            <w:tcMar>
+              <w:top w:type="dxa" w:w="80"/>
+              <w:left w:type="dxa" w:w="120"/>
+              <w:bottom w:type="dxa" w:w="80"/>
+              <w:right w:type="dxa" w:w="120"/>
+            </w:tcMar>
+          </w:tcPr>
+          <w:p>
+            <w:r>
+              <w:rPr>
+                <w:rFonts w:ascii="Arial" w:cs="Arial" w:eastAsia="Arial" w:hAnsi="Arial"/>
+                <w:color w:val="000000"/>
+                <w:sz w:val="22"/>
+                <w:szCs w:val="22"/>
+              </w:rPr>
+              <w:t xml:space="preserve">Historical impressions</w:t>
+            </w:r>
+          </w:p>
+        </w:tc>
+      </w:tr>
+      <w:tr>
+        <w:tc>
+          <w:tcPr>
+            <w:tcW w:type="dxa" w:w="3120"/>
+            <w:tcBorders>
+              <w:top w:val="single" w:color="CCCCCC" w:sz="1"/>
+              <w:left w:val="single" w:color="CCCCCC" w:sz="1"/>
+              <w:bottom w:val="single" w:color="CCCCCC" w:sz="1"/>
+              <w:right w:val="single" w:color="CCCCCC" w:sz="1"/>
+            </w:tcBorders>
+            <w:shd w:fill="FFFFFF" w:val="clear"/>
+            <w:tcMar>
+              <w:top w:type="dxa" w:w="80"/>
+              <w:left w:type="dxa" w:w="120"/>
+              <w:bottom w:type="dxa" w:w="80"/>
+              <w:right w:type="dxa" w:w="120"/>
+            </w:tcMar>
+          </w:tcPr>
+          <w:p>
+            <w:r>
+              <w:rPr>
+                <w:rFonts w:ascii="Arial" w:cs="Arial" w:eastAsia="Arial" w:hAnsi="Arial"/>
+                <w:color w:val="000000"/>
+                <w:sz w:val="22"/>
+                <w:szCs w:val="22"/>
+              </w:rPr>
+              <w:t xml:space="preserve">sessions</w:t>
+            </w:r>
+          </w:p>
+        </w:tc>
+        <w:tc>
+          <w:tcPr>
+            <w:tcW w:type="dxa" w:w="3120"/>
+            <w:tcBorders>
+              <w:top w:val="single" w:color="CCCCCC" w:sz="1"/>
+              <w:left w:val="single" w:color="CCCCCC" w:sz="1"/>
+              <w:bottom w:val="single" w:color="CCCCCC" w:sz="1"/>
+              <w:right w:val="single" w:color="CCCCCC" w:sz="1"/>
+            </w:tcBorders>
+            <w:shd w:fill="FFFFFF" w:val="clear"/>
+            <w:tcMar>
+              <w:top w:type="dxa" w:w="80"/>
+              <w:left w:type="dxa" w:w="120"/>
+              <w:bottom w:type="dxa" w:w="80"/>
+              <w:right w:type="dxa" w:w="120"/>
+            </w:tcMar>
+          </w:tcPr>
+          <w:p>
+            <w:r>
+              <w:rPr>
+                <w:rFonts w:ascii="Arial" w:cs="Arial" w:eastAsia="Arial" w:hAnsi="Arial"/>
+                <w:color w:val="000000"/>
+                <w:sz w:val="22"/>
+                <w:szCs w:val="22"/>
+              </w:rPr>
+              <w:t xml:space="preserve">float</w:t>
+            </w:r>
+          </w:p>
+        </w:tc>
+        <w:tc>
+          <w:tcPr>
+            <w:tcW w:type="dxa" w:w="3120"/>
+            <w:tcBorders>
+              <w:top w:val="single" w:color="CCCCCC" w:sz="1"/>
+              <w:left w:val="single" w:color="CCCCCC" w:sz="1"/>
+              <w:bottom w:val="single" w:color="CCCCCC" w:sz="1"/>
+              <w:right w:val="single" w:color="CCCCCC" w:sz="1"/>
+            </w:tcBorders>
+            <w:shd w:fill="FFFFFF" w:val="clear"/>
+            <w:tcMar>
+              <w:top w:type="dxa" w:w="80"/>
+              <w:left w:type="dxa" w:w="120"/>
+              <w:bottom w:type="dxa" w:w="80"/>
+              <w:right w:type="dxa" w:w="120"/>
+            </w:tcMar>
+          </w:tcPr>
+          <w:p>
+            <w:r>
+              <w:rPr>
+                <w:rFonts w:ascii="Arial" w:cs="Arial" w:eastAsia="Arial" w:hAnsi="Arial"/>
+                <w:color w:val="000000"/>
+                <w:sz w:val="22"/>
+                <w:szCs w:val="22"/>
+              </w:rPr>
+              <w:t xml:space="preserve">Historical sessions</w:t>
+            </w:r>
+          </w:p>
+        </w:tc>
+      </w:tr>
+      <w:tr>
+        <w:tc>
+          <w:tcPr>
+            <w:tcW w:type="dxa" w:w="3120"/>
+            <w:tcBorders>
+              <w:top w:val="single" w:color="CCCCCC" w:sz="1"/>
+              <w:left w:val="single" w:color="CCCCCC" w:sz="1"/>
+              <w:bottom w:val="single" w:color="CCCCCC" w:sz="1"/>
+              <w:right w:val="single" w:color="CCCCCC" w:sz="1"/>
+            </w:tcBorders>
+            <w:shd w:fill="f0f4f8" w:val="clear"/>
+            <w:tcMar>
+              <w:top w:type="dxa" w:w="80"/>
+              <w:left w:type="dxa" w:w="120"/>
+              <w:bottom w:type="dxa" w:w="80"/>
+              <w:right w:type="dxa" w:w="120"/>
+            </w:tcMar>
+          </w:tcPr>
+          <w:p>
+            <w:r>
+              <w:rPr>
+                <w:rFonts w:ascii="Arial" w:cs="Arial" w:eastAsia="Arial" w:hAnsi="Arial"/>
+                <w:color w:val="000000"/>
+                <w:sz w:val="22"/>
+                <w:szCs w:val="22"/>
+              </w:rPr>
+              <w:t xml:space="preserve">aov</w:t>
+            </w:r>
+          </w:p>
+        </w:tc>
+        <w:tc>
+          <w:tcPr>
+            <w:tcW w:type="dxa" w:w="3120"/>
+            <w:tcBorders>
+              <w:top w:val="single" w:color="CCCCCC" w:sz="1"/>
+              <w:left w:val="single" w:color="CCCCCC" w:sz="1"/>
+              <w:bottom w:val="single" w:color="CCCCCC" w:sz="1"/>
+              <w:right w:val="single" w:color="CCCCCC" w:sz="1"/>
+            </w:tcBorders>
+            <w:shd w:fill="f0f4f8" w:val="clear"/>
+            <w:tcMar>
+              <w:top w:type="dxa" w:w="80"/>
+              <w:left w:type="dxa" w:w="120"/>
+              <w:bottom w:type="dxa" w:w="80"/>
+              <w:right w:type="dxa" w:w="120"/>
+            </w:tcMar>
+          </w:tcPr>
+          <w:p>
+            <w:r>
+              <w:rPr>
+                <w:rFonts w:ascii="Arial" w:cs="Arial" w:eastAsia="Arial" w:hAnsi="Arial"/>
+                <w:color w:val="000000"/>
+                <w:sz w:val="22"/>
+                <w:szCs w:val="22"/>
+              </w:rPr>
+              <w:t xml:space="preserve">float</w:t>
+            </w:r>
+          </w:p>
+        </w:tc>
+        <w:tc>
+          <w:tcPr>
+            <w:tcW w:type="dxa" w:w="3120"/>
+            <w:tcBorders>
+              <w:top w:val="single" w:color="CCCCCC" w:sz="1"/>
+              <w:left w:val="single" w:color="CCCCCC" w:sz="1"/>
+              <w:bottom w:val="single" w:color="CCCCCC" w:sz="1"/>
+              <w:right w:val="single" w:color="CCCCCC" w:sz="1"/>
+            </w:tcBorders>
+            <w:shd w:fill="f0f4f8" w:val="clear"/>
+            <w:tcMar>
+              <w:top w:type="dxa" w:w="80"/>
+              <w:left w:type="dxa" w:w="120"/>
+              <w:bottom w:type="dxa" w:w="80"/>
+              <w:right w:type="dxa" w:w="120"/>
+            </w:tcMar>
+          </w:tcPr>
+          <w:p>
+            <w:r>
+              <w:rPr>
+                <w:rFonts w:ascii="Arial" w:cs="Arial" w:eastAsia="Arial" w:hAnsi="Arial"/>
+                <w:color w:val="000000"/>
+                <w:sz w:val="22"/>
+                <w:szCs w:val="22"/>
+              </w:rPr>
+              <w:t xml:space="preserve">Average order value ($)</w:t>
+            </w:r>
+          </w:p>
+        </w:tc>
+      </w:tr>
+      <w:tr>
+        <w:tc>
+          <w:tcPr>
+            <w:tcW w:type="dxa" w:w="3120"/>
+            <w:tcBorders>
+              <w:top w:val="single" w:color="CCCCCC" w:sz="1"/>
+              <w:left w:val="single" w:color="CCCCCC" w:sz="1"/>
+              <w:bottom w:val="single" w:color="CCCCCC" w:sz="1"/>
+              <w:right w:val="single" w:color="CCCCCC" w:sz="1"/>
+            </w:tcBorders>
+            <w:shd w:fill="FFFFFF" w:val="clear"/>
+            <w:tcMar>
+              <w:top w:type="dxa" w:w="80"/>
+              <w:left w:type="dxa" w:w="120"/>
+              <w:bottom w:type="dxa" w:w="80"/>
+              <w:right w:type="dxa" w:w="120"/>
+            </w:tcMar>
+          </w:tcPr>
+          <w:p>
+            <w:r>
+              <w:rPr>
+                <w:rFonts w:ascii="Arial" w:cs="Arial" w:eastAsia="Arial" w:hAnsi="Arial"/>
+                <w:color w:val="000000"/>
+                <w:sz w:val="22"/>
+                <w:szCs w:val="22"/>
+              </w:rPr>
+              <w:t xml:space="preserve">forecast_window_days</w:t>
+            </w:r>
+          </w:p>
+        </w:tc>
+        <w:tc>
+          <w:tcPr>
+            <w:tcW w:type="dxa" w:w="3120"/>
+            <w:tcBorders>
+              <w:top w:val="single" w:color="CCCCCC" w:sz="1"/>
+              <w:left w:val="single" w:color="CCCCCC" w:sz="1"/>
+              <w:bottom w:val="single" w:color="CCCCCC" w:sz="1"/>
+              <w:right w:val="single" w:color="CCCCCC" w:sz="1"/>
+            </w:tcBorders>
+            <w:shd w:fill="FFFFFF" w:val="clear"/>
+            <w:tcMar>
+              <w:top w:type="dxa" w:w="80"/>
+              <w:left w:type="dxa" w:w="120"/>
+              <w:bottom w:type="dxa" w:w="80"/>
+              <w:right w:type="dxa" w:w="120"/>
+            </w:tcMar>
+          </w:tcPr>
+          <w:p>
+            <w:r>
+              <w:rPr>
+                <w:rFonts w:ascii="Arial" w:cs="Arial" w:eastAsia="Arial" w:hAnsi="Arial"/>
+                <w:color w:val="000000"/>
+                <w:sz w:val="22"/>
+                <w:szCs w:val="22"/>
+              </w:rPr>
+              <w:t xml:space="preserve">int</w:t>
+            </w:r>
+          </w:p>
+        </w:tc>
+        <w:tc>
+          <w:tcPr>
+            <w:tcW w:type="dxa" w:w="3120"/>
+            <w:tcBorders>
+              <w:top w:val="single" w:color="CCCCCC" w:sz="1"/>
+              <w:left w:val="single" w:color="CCCCCC" w:sz="1"/>
+              <w:bottom w:val="single" w:color="CCCCCC" w:sz="1"/>
+              <w:right w:val="single" w:color="CCCCCC" w:sz="1"/>
+            </w:tcBorders>
+            <w:shd w:fill="FFFFFF" w:val="clear"/>
+            <w:tcMar>
+              <w:top w:type="dxa" w:w="80"/>
+              <w:left w:type="dxa" w:w="120"/>
+              <w:bottom w:type="dxa" w:w="80"/>
+              <w:right w:type="dxa" w:w="120"/>
+            </w:tcMar>
+          </w:tcPr>
+          <w:p>
+            <w:r>
+              <w:rPr>
+                <w:rFonts w:ascii="Arial" w:cs="Arial" w:eastAsia="Arial" w:hAnsi="Arial"/>
+                <w:color w:val="000000"/>
+                <w:sz w:val="22"/>
+                <w:szCs w:val="22"/>
+              </w:rPr>
+              <w:t xml:space="preserve">30, 60, or 90</w:t>
+            </w:r>
+          </w:p>
+        </w:tc>
+      </w:tr>
+      <w:tr>
+        <w:tc>
+          <w:tcPr>
+            <w:tcW w:type="dxa" w:w="3120"/>
+            <w:tcBorders>
+              <w:top w:val="single" w:color="CCCCCC" w:sz="1"/>
+              <w:left w:val="single" w:color="CCCCCC" w:sz="1"/>
+              <w:bottom w:val="single" w:color="CCCCCC" w:sz="1"/>
+              <w:right w:val="single" w:color="CCCCCC" w:sz="1"/>
+            </w:tcBorders>
+            <w:shd w:fill="f0f4f8" w:val="clear"/>
+            <w:tcMar>
+              <w:top w:type="dxa" w:w="80"/>
+              <w:left w:type="dxa" w:w="120"/>
+              <w:bottom w:type="dxa" w:w="80"/>
+              <w:right w:type="dxa" w:w="120"/>
+            </w:tcMar>
+          </w:tcPr>
+          <w:p>
+            <w:r>
+              <w:rPr>
+                <w:rFonts w:ascii="Arial" w:cs="Arial" w:eastAsia="Arial" w:hAnsi="Arial"/>
+                <w:color w:val="000000"/>
+                <w:sz w:val="22"/>
+                <w:szCs w:val="22"/>
+              </w:rPr>
+              <w:t xml:space="preserve">forecasted_revenue_p10</w:t>
+            </w:r>
+          </w:p>
+        </w:tc>
+        <w:tc>
+          <w:tcPr>
+            <w:tcW w:type="dxa" w:w="3120"/>
+            <w:tcBorders>
+              <w:top w:val="single" w:color="CCCCCC" w:sz="1"/>
+              <w:left w:val="single" w:color="CCCCCC" w:sz="1"/>
+              <w:bottom w:val="single" w:color="CCCCCC" w:sz="1"/>
+              <w:right w:val="single" w:color="CCCCCC" w:sz="1"/>
+            </w:tcBorders>
+            <w:shd w:fill="f0f4f8" w:val="clear"/>
+            <w:tcMar>
+              <w:top w:type="dxa" w:w="80"/>
+              <w:left w:type="dxa" w:w="120"/>
+              <w:bottom w:type="dxa" w:w="80"/>
+              <w:right w:type="dxa" w:w="120"/>
+            </w:tcMar>
+          </w:tcPr>
+          <w:p>
+            <w:r>
+              <w:rPr>
+                <w:rFonts w:ascii="Arial" w:cs="Arial" w:eastAsia="Arial" w:hAnsi="Arial"/>
+                <w:color w:val="000000"/>
+                <w:sz w:val="22"/>
+                <w:szCs w:val="22"/>
+              </w:rPr>
+              <w:t xml:space="preserve">float</w:t>
+            </w:r>
+          </w:p>
+        </w:tc>
+        <w:tc>
+          <w:tcPr>
+            <w:tcW w:type="dxa" w:w="3120"/>
+            <w:tcBorders>
+              <w:top w:val="single" w:color="CCCCCC" w:sz="1"/>
+              <w:left w:val="single" w:color="CCCCCC" w:sz="1"/>
+              <w:bottom w:val="single" w:color="CCCCCC" w:sz="1"/>
+              <w:right w:val="single" w:color="CCCCCC" w:sz="1"/>
+            </w:tcBorders>
+            <w:shd w:fill="f0f4f8" w:val="clear"/>
+            <w:tcMar>
+              <w:top w:type="dxa" w:w="80"/>
+              <w:left w:type="dxa" w:w="120"/>
+              <w:bottom w:type="dxa" w:w="80"/>
+              <w:right w:type="dxa" w:w="120"/>
+            </w:tcMar>
+          </w:tcPr>
+          <w:p>
+            <w:r>
+              <w:rPr>
+                <w:rFonts w:ascii="Arial" w:cs="Arial" w:eastAsia="Arial" w:hAnsi="Arial"/>
+                <w:color w:val="000000"/>
+                <w:sz w:val="22"/>
+                <w:szCs w:val="22"/>
+              </w:rPr>
+              <w:t xml:space="preserve">Conservative revenue forecast ($)</w:t>
+            </w:r>
+          </w:p>
+        </w:tc>
+      </w:tr>
+      <w:tr>
+        <w:tc>
+          <w:tcPr>
+            <w:tcW w:type="dxa" w:w="3120"/>
+            <w:tcBorders>
+              <w:top w:val="single" w:color="CCCCCC" w:sz="1"/>
+              <w:left w:val="single" w:color="CCCCCC" w:sz="1"/>
+              <w:bottom w:val="single" w:color="CCCCCC" w:sz="1"/>
+              <w:right w:val="single" w:color="CCCCCC" w:sz="1"/>
+            </w:tcBorders>
+            <w:shd w:fill="FFFFFF" w:val="clear"/>
+            <w:tcMar>
+              <w:top w:type="dxa" w:w="80"/>
+              <w:left w:type="dxa" w:w="120"/>
+              <w:bottom w:type="dxa" w:w="80"/>
+              <w:right w:type="dxa" w:w="120"/>
+            </w:tcMar>
+          </w:tcPr>
+          <w:p>
+            <w:r>
+              <w:rPr>
+                <w:rFonts w:ascii="Arial" w:cs="Arial" w:eastAsia="Arial" w:hAnsi="Arial"/>
+                <w:color w:val="000000"/>
+                <w:sz w:val="22"/>
+                <w:szCs w:val="22"/>
+              </w:rPr>
+              <w:t xml:space="preserve">forecasted_revenue_p50</w:t>
+            </w:r>
+          </w:p>
+        </w:tc>
+        <w:tc>
+          <w:tcPr>
+            <w:tcW w:type="dxa" w:w="3120"/>
+            <w:tcBorders>
+              <w:top w:val="single" w:color="CCCCCC" w:sz="1"/>
+              <w:left w:val="single" w:color="CCCCCC" w:sz="1"/>
+              <w:bottom w:val="single" w:color="CCCCCC" w:sz="1"/>
+              <w:right w:val="single" w:color="CCCCCC" w:sz="1"/>
+            </w:tcBorders>
+            <w:shd w:fill="FFFFFF" w:val="clear"/>
+            <w:tcMar>
+              <w:top w:type="dxa" w:w="80"/>
+              <w:left w:type="dxa" w:w="120"/>
+              <w:bottom w:type="dxa" w:w="80"/>
+              <w:right w:type="dxa" w:w="120"/>
+            </w:tcMar>
+          </w:tcPr>
+          <w:p>
+            <w:r>
+              <w:rPr>
+                <w:rFonts w:ascii="Arial" w:cs="Arial" w:eastAsia="Arial" w:hAnsi="Arial"/>
+                <w:color w:val="000000"/>
+                <w:sz w:val="22"/>
+                <w:szCs w:val="22"/>
+              </w:rPr>
+              <w:t xml:space="preserve">float</w:t>
+            </w:r>
+          </w:p>
+        </w:tc>
+        <w:tc>
+          <w:tcPr>
+            <w:tcW w:type="dxa" w:w="3120"/>
+            <w:tcBorders>
+              <w:top w:val="single" w:color="CCCCCC" w:sz="1"/>
+              <w:left w:val="single" w:color="CCCCCC" w:sz="1"/>
+              <w:bottom w:val="single" w:color="CCCCCC" w:sz="1"/>
+              <w:right w:val="single" w:color="CCCCCC" w:sz="1"/>
+            </w:tcBorders>
+            <w:shd w:fill="FFFFFF" w:val="clear"/>
+            <w:tcMar>
+              <w:top w:type="dxa" w:w="80"/>
+              <w:left w:type="dxa" w:w="120"/>
+              <w:bottom w:type="dxa" w:w="80"/>
+              <w:right w:type="dxa" w:w="120"/>
+            </w:tcMar>
+          </w:tcPr>
+          <w:p>
+            <w:r>
+              <w:rPr>
+                <w:rFonts w:ascii="Arial" w:cs="Arial" w:eastAsia="Arial" w:hAnsi="Arial"/>
+                <w:color w:val="000000"/>
+                <w:sz w:val="22"/>
+                <w:szCs w:val="22"/>
+              </w:rPr>
+              <w:t xml:space="preserve">Most likely revenue forecast ($)</w:t>
+            </w:r>
+          </w:p>
+        </w:tc>
+      </w:tr>
+      <w:tr>
+        <w:tc>
+          <w:tcPr>
+            <w:tcW w:type="dxa" w:w="3120"/>
+            <w:tcBorders>
+              <w:top w:val="single" w:color="CCCCCC" w:sz="1"/>
+              <w:left w:val="single" w:color="CCCCCC" w:sz="1"/>
+              <w:bottom w:val="single" w:color="CCCCCC" w:sz="1"/>
+              <w:right w:val="single" w:color="CCCCCC" w:sz="1"/>
+            </w:tcBorders>
+            <w:shd w:fill="f0f4f8" w:val="clear"/>
+            <w:tcMar>
+              <w:top w:type="dxa" w:w="80"/>
+              <w:left w:type="dxa" w:w="120"/>
+              <w:bottom w:type="dxa" w:w="80"/>
+              <w:right w:type="dxa" w:w="120"/>
+            </w:tcMar>
+          </w:tcPr>
+          <w:p>
+            <w:r>
+              <w:rPr>
+                <w:rFonts w:ascii="Arial" w:cs="Arial" w:eastAsia="Arial" w:hAnsi="Arial"/>
+                <w:color w:val="000000"/>
+                <w:sz w:val="22"/>
+                <w:szCs w:val="22"/>
+              </w:rPr>
+              <w:t xml:space="preserve">forecasted_revenue_p90</w:t>
+            </w:r>
+          </w:p>
+        </w:tc>
+        <w:tc>
+          <w:tcPr>
+            <w:tcW w:type="dxa" w:w="3120"/>
+            <w:tcBorders>
+              <w:top w:val="single" w:color="CCCCCC" w:sz="1"/>
+              <w:left w:val="single" w:color="CCCCCC" w:sz="1"/>
+              <w:bottom w:val="single" w:color="CCCCCC" w:sz="1"/>
+              <w:right w:val="single" w:color="CCCCCC" w:sz="1"/>
+            </w:tcBorders>
+            <w:shd w:fill="f0f4f8" w:val="clear"/>
+            <w:tcMar>
+              <w:top w:type="dxa" w:w="80"/>
+              <w:left w:type="dxa" w:w="120"/>
+              <w:bottom w:type="dxa" w:w="80"/>
+              <w:right w:type="dxa" w:w="120"/>
+            </w:tcMar>
+          </w:tcPr>
+          <w:p>
+            <w:r>
+              <w:rPr>
+                <w:rFonts w:ascii="Arial" w:cs="Arial" w:eastAsia="Arial" w:hAnsi="Arial"/>
+                <w:color w:val="000000"/>
+                <w:sz w:val="22"/>
+                <w:szCs w:val="22"/>
+              </w:rPr>
+              <w:t xml:space="preserve">float</w:t>
+            </w:r>
+          </w:p>
+        </w:tc>
+        <w:tc>
+          <w:tcPr>
+            <w:tcW w:type="dxa" w:w="3120"/>
+            <w:tcBorders>
+              <w:top w:val="single" w:color="CCCCCC" w:sz="1"/>
+              <w:left w:val="single" w:color="CCCCCC" w:sz="1"/>
+              <w:bottom w:val="single" w:color="CCCCCC" w:sz="1"/>
+              <w:right w:val="single" w:color="CCCCCC" w:sz="1"/>
+            </w:tcBorders>
+            <w:shd w:fill="f0f4f8" w:val="clear"/>
+            <w:tcMar>
+              <w:top w:type="dxa" w:w="80"/>
+              <w:left w:type="dxa" w:w="120"/>
+              <w:bottom w:type="dxa" w:w="80"/>
+              <w:right w:type="dxa" w:w="120"/>
+            </w:tcMar>
+          </w:tcPr>
+          <w:p>
+            <w:r>
+              <w:rPr>
+                <w:rFonts w:ascii="Arial" w:cs="Arial" w:eastAsia="Arial" w:hAnsi="Arial"/>
+                <w:color w:val="000000"/>
+                <w:sz w:val="22"/>
+                <w:szCs w:val="22"/>
+              </w:rPr>
+              <w:t xml:space="preserve">Optimistic revenue forecast ($)</w:t>
+            </w:r>
+          </w:p>
+        </w:tc>
+      </w:tr>
+      <w:tr>
+        <w:tc>
+          <w:tcPr>
+            <w:tcW w:type="dxa" w:w="3120"/>
+            <w:tcBorders>
+              <w:top w:val="single" w:color="CCCCCC" w:sz="1"/>
+              <w:left w:val="single" w:color="CCCCCC" w:sz="1"/>
+              <w:bottom w:val="single" w:color="CCCCCC" w:sz="1"/>
+              <w:right w:val="single" w:color="CCCCCC" w:sz="1"/>
+            </w:tcBorders>
+            <w:shd w:fill="FFFFFF" w:val="clear"/>
+            <w:tcMar>
+              <w:top w:type="dxa" w:w="80"/>
+              <w:left w:type="dxa" w:w="120"/>
+              <w:bottom w:type="dxa" w:w="80"/>
+              <w:right w:type="dxa" w:w="120"/>
+            </w:tcMar>
+          </w:tcPr>
+          <w:p>
+            <w:r>
+              <w:rPr>
+                <w:rFonts w:ascii="Arial" w:cs="Arial" w:eastAsia="Arial" w:hAnsi="Arial"/>
+                <w:color w:val="000000"/>
+                <w:sz w:val="22"/>
+                <w:szCs w:val="22"/>
+              </w:rPr>
+              <w:t xml:space="preserve">forecasted_roas_p10</w:t>
+            </w:r>
+          </w:p>
+        </w:tc>
+        <w:tc>
+          <w:tcPr>
+            <w:tcW w:type="dxa" w:w="3120"/>
+            <w:tcBorders>
+              <w:top w:val="single" w:color="CCCCCC" w:sz="1"/>
+              <w:left w:val="single" w:color="CCCCCC" w:sz="1"/>
+              <w:bottom w:val="single" w:color="CCCCCC" w:sz="1"/>
+              <w:right w:val="single" w:color="CCCCCC" w:sz="1"/>
+            </w:tcBorders>
+            <w:shd w:fill="FFFFFF" w:val="clear"/>
+            <w:tcMar>
+              <w:top w:type="dxa" w:w="80"/>
+              <w:left w:type="dxa" w:w="120"/>
+              <w:bottom w:type="dxa" w:w="80"/>
+              <w:right w:type="dxa" w:w="120"/>
+            </w:tcMar>
+          </w:tcPr>
+          <w:p>
+            <w:r>
+              <w:rPr>
+                <w:rFonts w:ascii="Arial" w:cs="Arial" w:eastAsia="Arial" w:hAnsi="Arial"/>
+                <w:color w:val="000000"/>
+                <w:sz w:val="22"/>
+                <w:szCs w:val="22"/>
+              </w:rPr>
+              <w:t xml:space="preserve">float</w:t>
+            </w:r>
+          </w:p>
+        </w:tc>
+        <w:tc>
+          <w:tcPr>
+            <w:tcW w:type="dxa" w:w="3120"/>
+            <w:tcBorders>
+              <w:top w:val="single" w:color="CCCCCC" w:sz="1"/>
+              <w:left w:val="single" w:color="CCCCCC" w:sz="1"/>
+              <w:bottom w:val="single" w:color="CCCCCC" w:sz="1"/>
+              <w:right w:val="single" w:color="CCCCCC" w:sz="1"/>
+            </w:tcBorders>
+            <w:shd w:fill="FFFFFF" w:val="clear"/>
+            <w:tcMar>
+              <w:top w:type="dxa" w:w="80"/>
+              <w:left w:type="dxa" w:w="120"/>
+              <w:bottom w:type="dxa" w:w="80"/>
+              <w:right w:type="dxa" w:w="120"/>
+            </w:tcMar>
+          </w:tcPr>
+          <w:p>
+            <w:r>
+              <w:rPr>
+                <w:rFonts w:ascii="Arial" w:cs="Arial" w:eastAsia="Arial" w:hAnsi="Arial"/>
+                <w:color w:val="000000"/>
+                <w:sz w:val="22"/>
+                <w:szCs w:val="22"/>
+              </w:rPr>
+              <w:t xml:space="preserve">Conservative ROAS forecast</w:t>
+            </w:r>
+          </w:p>
+        </w:tc>
+      </w:tr>
+      <w:tr>
+        <w:tc>
+          <w:tcPr>
+            <w:tcW w:type="dxa" w:w="3120"/>
+            <w:tcBorders>
+              <w:top w:val="single" w:color="CCCCCC" w:sz="1"/>
+              <w:left w:val="single" w:color="CCCCCC" w:sz="1"/>
+              <w:bottom w:val="single" w:color="CCCCCC" w:sz="1"/>
+              <w:right w:val="single" w:color="CCCCCC" w:sz="1"/>
+            </w:tcBorders>
+            <w:shd w:fill="f0f4f8" w:val="clear"/>
+            <w:tcMar>
+              <w:top w:type="dxa" w:w="80"/>
+              <w:left w:type="dxa" w:w="120"/>
+              <w:bottom w:type="dxa" w:w="80"/>
+              <w:right w:type="dxa" w:w="120"/>
+            </w:tcMar>
+          </w:tcPr>
+          <w:p>
+            <w:r>
+              <w:rPr>
+                <w:rFonts w:ascii="Arial" w:cs="Arial" w:eastAsia="Arial" w:hAnsi="Arial"/>
+                <w:color w:val="000000"/>
+                <w:sz w:val="22"/>
+                <w:szCs w:val="22"/>
+              </w:rPr>
+              <w:t xml:space="preserve">forecasted_roas_p50</w:t>
+            </w:r>
+          </w:p>
+        </w:tc>
+        <w:tc>
+          <w:tcPr>
+            <w:tcW w:type="dxa" w:w="3120"/>
+            <w:tcBorders>
+              <w:top w:val="single" w:color="CCCCCC" w:sz="1"/>
+              <w:left w:val="single" w:color="CCCCCC" w:sz="1"/>
+              <w:bottom w:val="single" w:color="CCCCCC" w:sz="1"/>
+              <w:right w:val="single" w:color="CCCCCC" w:sz="1"/>
+            </w:tcBorders>
+            <w:shd w:fill="f0f4f8" w:val="clear"/>
+            <w:tcMar>
+              <w:top w:type="dxa" w:w="80"/>
+              <w:left w:type="dxa" w:w="120"/>
+              <w:bottom w:type="dxa" w:w="80"/>
+              <w:right w:type="dxa" w:w="120"/>
+            </w:tcMar>
+          </w:tcPr>
+          <w:p>
+            <w:r>
+              <w:rPr>
+                <w:rFonts w:ascii="Arial" w:cs="Arial" w:eastAsia="Arial" w:hAnsi="Arial"/>
+                <w:color w:val="000000"/>
+                <w:sz w:val="22"/>
+                <w:szCs w:val="22"/>
+              </w:rPr>
+              <w:t xml:space="preserve">float</w:t>
+            </w:r>
+          </w:p>
+        </w:tc>
+        <w:tc>
+          <w:tcPr>
+            <w:tcW w:type="dxa" w:w="3120"/>
+            <w:tcBorders>
+              <w:top w:val="single" w:color="CCCCCC" w:sz="1"/>
+              <w:left w:val="single" w:color="CCCCCC" w:sz="1"/>
+              <w:bottom w:val="single" w:color="CCCCCC" w:sz="1"/>
+              <w:right w:val="single" w:color="CCCCCC" w:sz="1"/>
+            </w:tcBorders>
+            <w:shd w:fill="f0f4f8" w:val="clear"/>
+            <w:tcMar>
+              <w:top w:type="dxa" w:w="80"/>
+              <w:left w:type="dxa" w:w="120"/>
+              <w:bottom w:type="dxa" w:w="80"/>
+              <w:right w:type="dxa" w:w="120"/>
+            </w:tcMar>
+          </w:tcPr>
+          <w:p>
+            <w:r>
+              <w:rPr>
+                <w:rFonts w:ascii="Arial" w:cs="Arial" w:eastAsia="Arial" w:hAnsi="Arial"/>
+                <w:color w:val="000000"/>
+                <w:sz w:val="22"/>
+                <w:szCs w:val="22"/>
+              </w:rPr>
+              <w:t xml:space="preserve">Most likely ROAS forecast</w:t>
+            </w:r>
+          </w:p>
+        </w:tc>
+      </w:tr>
+      <w:tr>
+        <w:tc>
+          <w:tcPr>
+            <w:tcW w:type="dxa" w:w="3120"/>
+            <w:tcBorders>
+              <w:top w:val="single" w:color="CCCCCC" w:sz="1"/>
+              <w:left w:val="single" w:color="CCCCCC" w:sz="1"/>
+              <w:bottom w:val="single" w:color="CCCCCC" w:sz="1"/>
+              <w:right w:val="single" w:color="CCCCCC" w:sz="1"/>
+            </w:tcBorders>
+            <w:shd w:fill="FFFFFF" w:val="clear"/>
+            <w:tcMar>
+              <w:top w:type="dxa" w:w="80"/>
+              <w:left w:type="dxa" w:w="120"/>
+              <w:bottom w:type="dxa" w:w="80"/>
+              <w:right w:type="dxa" w:w="120"/>
+            </w:tcMar>
+          </w:tcPr>
+          <w:p>
+            <w:r>
+              <w:rPr>
+                <w:rFonts w:ascii="Arial" w:cs="Arial" w:eastAsia="Arial" w:hAnsi="Arial"/>
+                <w:color w:val="000000"/>
+                <w:sz w:val="22"/>
+                <w:szCs w:val="22"/>
+              </w:rPr>
+              <w:t xml:space="preserve">forecasted_roas_p90</w:t>
+            </w:r>
+          </w:p>
+        </w:tc>
+        <w:tc>
+          <w:tcPr>
+            <w:tcW w:type="dxa" w:w="3120"/>
+            <w:tcBorders>
+              <w:top w:val="single" w:color="CCCCCC" w:sz="1"/>
+              <w:left w:val="single" w:color="CCCCCC" w:sz="1"/>
+              <w:bottom w:val="single" w:color="CCCCCC" w:sz="1"/>
+              <w:right w:val="single" w:color="CCCCCC" w:sz="1"/>
+            </w:tcBorders>
+            <w:shd w:fill="FFFFFF" w:val="clear"/>
+            <w:tcMar>
+              <w:top w:type="dxa" w:w="80"/>
+              <w:left w:type="dxa" w:w="120"/>
+              <w:bottom w:type="dxa" w:w="80"/>
+              <w:right w:type="dxa" w:w="120"/>
+            </w:tcMar>
+          </w:tcPr>
+          <w:p>
+            <w:r>
+              <w:rPr>
+                <w:rFonts w:ascii="Arial" w:cs="Arial" w:eastAsia="Arial" w:hAnsi="Arial"/>
+                <w:color w:val="000000"/>
+                <w:sz w:val="22"/>
+                <w:szCs w:val="22"/>
+              </w:rPr>
+              <w:t xml:space="preserve">float</w:t>
+            </w:r>
+          </w:p>
+        </w:tc>
+        <w:tc>
+          <w:tcPr>
+            <w:tcW w:type="dxa" w:w="3120"/>
+            <w:tcBorders>
+              <w:top w:val="single" w:color="CCCCCC" w:sz="1"/>
+              <w:left w:val="single" w:color="CCCCCC" w:sz="1"/>
+              <w:bottom w:val="single" w:color="CCCCCC" w:sz="1"/>
+              <w:right w:val="single" w:color="CCCCCC" w:sz="1"/>
+            </w:tcBorders>
+            <w:shd w:fill="FFFFFF" w:val="clear"/>
+            <w:tcMar>
+              <w:top w:type="dxa" w:w="80"/>
+              <w:left w:type="dxa" w:w="120"/>
+              <w:bottom w:type="dxa" w:w="80"/>
+              <w:right w:type="dxa" w:w="120"/>
+            </w:tcMar>
+          </w:tcPr>
+          <w:p>
+            <w:r>
+              <w:rPr>
+                <w:rFonts w:ascii="Arial" w:cs="Arial" w:eastAsia="Arial" w:hAnsi="Arial"/>
+                <w:color w:val="000000"/>
+                <w:sz w:val="22"/>
+                <w:szCs w:val="22"/>
+              </w:rPr>
+              <w:t xml:space="preserve">Optimistic ROAS forecast</w:t>
             </w:r>
           </w:p>
         </w:tc>
@@ -3459,130 +7698,7 @@
           <w:sz w:val="32"/>
           <w:szCs w:val="32"/>
         </w:rPr>
-        <w:t xml:space="preserve">6. Limitations</w:t>
-      </w:r>
-    </w:p>
-    <w:p>
-      <w:pPr>
-        <w:pStyle w:val="ListParagraph"/>
-        <w:numPr>
-          <w:ilvl w:val="0"/>
-          <w:numId w:val="2"/>
-        </w:numPr>
-        <w:spacing w:after="40" w:before="40"/>
-      </w:pPr>
-      <w:r>
-        <w:rPr>
-          <w:rFonts w:ascii="Arial" w:cs="Arial" w:eastAsia="Arial" w:hAnsi="Arial"/>
-          <w:color w:val="000000"/>
-          <w:sz w:val="22"/>
-          <w:szCs w:val="22"/>
-        </w:rPr>
-        <w:t xml:space="preserve">No cross-channel interaction effects: the model treats each channel as independent. In reality, a Meta retargeting campaign's performance depends partly on the top-of-funnel volume that Google Search is generating.</w:t>
-      </w:r>
-    </w:p>
-    <w:p>
-      <w:pPr>
-        <w:pStyle w:val="ListParagraph"/>
-        <w:numPr>
-          <w:ilvl w:val="0"/>
-          <w:numId w:val="2"/>
-        </w:numPr>
-        <w:spacing w:after="40" w:before="40"/>
-      </w:pPr>
-      <w:r>
-        <w:rPr>
-          <w:rFonts w:ascii="Arial" w:cs="Arial" w:eastAsia="Arial" w:hAnsi="Arial"/>
-          <w:color w:val="000000"/>
-          <w:sz w:val="22"/>
-          <w:szCs w:val="22"/>
-        </w:rPr>
-        <w:t xml:space="preserve">No external signals: macro events (holidays, competitor activity, economic shifts) are not modelled. The forecast assumes the future environment resembles the historical one.</w:t>
-      </w:r>
-    </w:p>
-    <w:p>
-      <w:pPr>
-        <w:pStyle w:val="ListParagraph"/>
-        <w:numPr>
-          <w:ilvl w:val="0"/>
-          <w:numId w:val="2"/>
-        </w:numPr>
-        <w:spacing w:after="40" w:before="40"/>
-      </w:pPr>
-      <w:r>
-        <w:rPr>
-          <w:rFonts w:ascii="Arial" w:cs="Arial" w:eastAsia="Arial" w:hAnsi="Arial"/>
-          <w:color w:val="000000"/>
-          <w:sz w:val="22"/>
-          <w:szCs w:val="22"/>
-        </w:rPr>
-        <w:t xml:space="preserve">Short-history channels are uncertain: MS Ads in the sample data has a very wide standard deviation (8.7x), producing a wide confidence band. This is honest — there is genuine uncertainty — but it can appear alarming. More historical data would narrow it.</w:t>
-      </w:r>
-    </w:p>
-    <w:p>
-      <w:pPr>
-        <w:pStyle w:val="ListParagraph"/>
-        <w:numPr>
-          <w:ilvl w:val="0"/>
-          <w:numId w:val="2"/>
-        </w:numPr>
-        <w:spacing w:after="40" w:before="40"/>
-      </w:pPr>
-      <w:r>
-        <w:rPr>
-          <w:rFonts w:ascii="Arial" w:cs="Arial" w:eastAsia="Arial" w:hAnsi="Arial"/>
-          <w:color w:val="000000"/>
-          <w:sz w:val="22"/>
-          <w:szCs w:val="22"/>
-        </w:rPr>
-        <w:t xml:space="preserve">Budget scaling is linear: projecting a 60-day forecast by doubling the 30-day budget assumes no diminishing returns to spend. Real CPCs tend to rise as budgets grow.</w:t>
-      </w:r>
-    </w:p>
-    <w:p>
-      <w:pPr>
-        <w:pStyle w:val="ListParagraph"/>
-        <w:numPr>
-          <w:ilvl w:val="0"/>
-          <w:numId w:val="2"/>
-        </w:numPr>
-        <w:spacing w:after="40" w:before="40"/>
-      </w:pPr>
-      <w:r>
-        <w:rPr>
-          <w:rFonts w:ascii="Arial" w:cs="Arial" w:eastAsia="Arial" w:hAnsi="Arial"/>
-          <w:color w:val="000000"/>
-          <w:sz w:val="22"/>
-          <w:szCs w:val="22"/>
-        </w:rPr>
-        <w:t xml:space="preserve">Output schema is a placeholder: the column format in predictions.csv will be updated the moment the official schema is confirmed by the organizers.</w:t>
-      </w:r>
-    </w:p>
-    <w:p>
-      <w:pPr>
-        <w:spacing w:after="80" w:before="80"/>
-      </w:pPr>
-      <w:r>
-        <w:t xml:space="preserve"/>
-      </w:r>
-    </w:p>
-    <w:p>
-      <w:pPr>
-        <w:pStyle w:val="Heading1"/>
-        <w:pBdr>
-          <w:bottom w:val="single" w:color="1e6fef" w:sz="6" w:space="4"/>
-        </w:pBdr>
-        <w:spacing w:after="160" w:before="320"/>
-      </w:pPr>
-      <w:r>
-        <w:rPr>
-          <w:rFonts w:ascii="Arial" w:cs="Arial" w:eastAsia="Arial" w:hAnsi="Arial"/>
-          <w:b/>
-          <w:bCs/>
-          <w:color w:val="1454b8"/>
-          <w:sz w:val="32"/>
-          <w:szCs w:val="32"/>
-        </w:rPr>
-        <w:t xml:space="preserve">7. AI Integration Strategy</w:t>
+        <w:t xml:space="preserve">7. Assumptions and Limitations</w:t>
       </w:r>
     </w:p>
     <w:p>
@@ -3599,479 +7715,7 @@
           <w:sz w:val="26"/>
           <w:szCs w:val="26"/>
         </w:rPr>
-        <w:t xml:space="preserve">7.1  Role of the LLM</w:t>
-      </w:r>
-    </w:p>
-    <w:p>
-      <w:pPr>
-        <w:spacing w:after="120" w:before="80"/>
-      </w:pPr>
-      <w:r>
-        <w:rPr>
-          <w:rFonts w:ascii="Arial" w:cs="Arial" w:eastAsia="Arial" w:hAnsi="Arial"/>
-          <w:color w:val="000000"/>
-          <w:sz w:val="22"/>
-          <w:szCs w:val="22"/>
-        </w:rPr>
-        <w:t xml:space="preserve">The Claude API (claude-sonnet-4-6) is used for four distinct analytical tasks, each with a purpose-built prompt that injects the actual computed forecast numbers rather than asking the model to reason from scratch:</w:t>
-      </w:r>
-    </w:p>
-    <w:p>
-      <w:pPr>
-        <w:spacing w:after="80" w:before="80"/>
-      </w:pPr>
-      <w:r>
-        <w:t xml:space="preserve"/>
-      </w:r>
-    </w:p>
-    <w:tbl>
-      <w:tblPr>
-        <w:tblW w:type="dxa" w:w="9360"/>
-        <w:tblBorders>
-          <w:top w:val="single" w:color="auto" w:sz="4"/>
-          <w:left w:val="single" w:color="auto" w:sz="4"/>
-          <w:bottom w:val="single" w:color="auto" w:sz="4"/>
-          <w:right w:val="single" w:color="auto" w:sz="4"/>
-          <w:insideH w:val="single" w:color="auto" w:sz="4"/>
-          <w:insideV w:val="single" w:color="auto" w:sz="4"/>
-        </w:tblBorders>
-      </w:tblPr>
-      <w:tblGrid>
-        <w:gridCol w:w="3200"/>
-        <w:gridCol w:w="6160"/>
-      </w:tblGrid>
-      <w:tr>
-        <w:tc>
-          <w:tcPr>
-            <w:tcW w:type="dxa" w:w="3200"/>
-            <w:tcBorders>
-              <w:top w:val="single" w:color="CCCCCC" w:sz="1"/>
-              <w:left w:val="single" w:color="CCCCCC" w:sz="1"/>
-              <w:bottom w:val="single" w:color="CCCCCC" w:sz="1"/>
-              <w:right w:val="single" w:color="CCCCCC" w:sz="1"/>
-            </w:tcBorders>
-            <w:shd w:fill="f0f4f8" w:val="clear"/>
-            <w:tcMar>
-              <w:top w:type="dxa" w:w="80"/>
-              <w:left w:type="dxa" w:w="120"/>
-              <w:bottom w:type="dxa" w:w="80"/>
-              <w:right w:type="dxa" w:w="120"/>
-            </w:tcMar>
-          </w:tcPr>
-          <w:p>
-            <w:r>
-              <w:rPr>
-                <w:rFonts w:ascii="Arial" w:cs="Arial" w:eastAsia="Arial" w:hAnsi="Arial"/>
-                <w:b/>
-                <w:bCs/>
-                <w:color w:val="000000"/>
-                <w:sz w:val="22"/>
-                <w:szCs w:val="22"/>
-              </w:rPr>
-              <w:t xml:space="preserve">Executive Summary</w:t>
-            </w:r>
-          </w:p>
-        </w:tc>
-        <w:tc>
-          <w:tcPr>
-            <w:tcW w:type="dxa" w:w="6160"/>
-            <w:tcBorders>
-              <w:top w:val="single" w:color="CCCCCC" w:sz="1"/>
-              <w:left w:val="single" w:color="CCCCCC" w:sz="1"/>
-              <w:bottom w:val="single" w:color="CCCCCC" w:sz="1"/>
-              <w:right w:val="single" w:color="CCCCCC" w:sz="1"/>
-            </w:tcBorders>
-            <w:shd w:fill="f0f4f8" w:val="clear"/>
-            <w:tcMar>
-              <w:top w:type="dxa" w:w="80"/>
-              <w:left w:type="dxa" w:w="120"/>
-              <w:bottom w:type="dxa" w:w="80"/>
-              <w:right w:type="dxa" w:w="120"/>
-            </w:tcMar>
-          </w:tcPr>
-          <w:p>
-            <w:r>
-              <w:rPr>
-                <w:rFonts w:ascii="Arial" w:cs="Arial" w:eastAsia="Arial" w:hAnsi="Arial"/>
-                <w:color w:val="000000"/>
-                <w:sz w:val="22"/>
-                <w:szCs w:val="22"/>
-              </w:rPr>
-              <w:t xml:space="preserve">5-sentence board-level brief: revenue range, strongest/weakest channel, P10 trigger, one specific budget action.</w:t>
-            </w:r>
-          </w:p>
-        </w:tc>
-      </w:tr>
-      <w:tr>
-        <w:tc>
-          <w:tcPr>
-            <w:tcW w:type="dxa" w:w="3200"/>
-            <w:tcBorders>
-              <w:top w:val="single" w:color="CCCCCC" w:sz="1"/>
-              <w:left w:val="single" w:color="CCCCCC" w:sz="1"/>
-              <w:bottom w:val="single" w:color="CCCCCC" w:sz="1"/>
-              <w:right w:val="single" w:color="CCCCCC" w:sz="1"/>
-            </w:tcBorders>
-            <w:shd w:fill="FFFFFF" w:val="clear"/>
-            <w:tcMar>
-              <w:top w:type="dxa" w:w="80"/>
-              <w:left w:type="dxa" w:w="120"/>
-              <w:bottom w:type="dxa" w:w="80"/>
-              <w:right w:type="dxa" w:w="120"/>
-            </w:tcMar>
-          </w:tcPr>
-          <w:p>
-            <w:r>
-              <w:rPr>
-                <w:rFonts w:ascii="Arial" w:cs="Arial" w:eastAsia="Arial" w:hAnsi="Arial"/>
-                <w:b/>
-                <w:bCs/>
-                <w:color w:val="000000"/>
-                <w:sz w:val="22"/>
-                <w:szCs w:val="22"/>
-              </w:rPr>
-              <w:t xml:space="preserve">Anomaly Interpretation</w:t>
-            </w:r>
-          </w:p>
-        </w:tc>
-        <w:tc>
-          <w:tcPr>
-            <w:tcW w:type="dxa" w:w="6160"/>
-            <w:tcBorders>
-              <w:top w:val="single" w:color="CCCCCC" w:sz="1"/>
-              <w:left w:val="single" w:color="CCCCCC" w:sz="1"/>
-              <w:bottom w:val="single" w:color="CCCCCC" w:sz="1"/>
-              <w:right w:val="single" w:color="CCCCCC" w:sz="1"/>
-            </w:tcBorders>
-            <w:shd w:fill="FFFFFF" w:val="clear"/>
-            <w:tcMar>
-              <w:top w:type="dxa" w:w="80"/>
-              <w:left w:type="dxa" w:w="120"/>
-              <w:bottom w:type="dxa" w:w="80"/>
-              <w:right w:type="dxa" w:w="120"/>
-            </w:tcMar>
-          </w:tcPr>
-          <w:p>
-            <w:r>
-              <w:rPr>
-                <w:rFonts w:ascii="Arial" w:cs="Arial" w:eastAsia="Arial" w:hAnsi="Arial"/>
-                <w:color w:val="000000"/>
-                <w:sz w:val="22"/>
-                <w:szCs w:val="22"/>
-              </w:rPr>
-              <w:t xml:space="preserve">Causal reasoning about statistically detected outlier campaigns — likely causes, compounding trends, operational risks.</w:t>
-            </w:r>
-          </w:p>
-        </w:tc>
-      </w:tr>
-      <w:tr>
-        <w:tc>
-          <w:tcPr>
-            <w:tcW w:type="dxa" w:w="3200"/>
-            <w:tcBorders>
-              <w:top w:val="single" w:color="CCCCCC" w:sz="1"/>
-              <w:left w:val="single" w:color="CCCCCC" w:sz="1"/>
-              <w:bottom w:val="single" w:color="CCCCCC" w:sz="1"/>
-              <w:right w:val="single" w:color="CCCCCC" w:sz="1"/>
-            </w:tcBorders>
-            <w:shd w:fill="f0f4f8" w:val="clear"/>
-            <w:tcMar>
-              <w:top w:type="dxa" w:w="80"/>
-              <w:left w:type="dxa" w:w="120"/>
-              <w:bottom w:type="dxa" w:w="80"/>
-              <w:right w:type="dxa" w:w="120"/>
-            </w:tcMar>
-          </w:tcPr>
-          <w:p>
-            <w:r>
-              <w:rPr>
-                <w:rFonts w:ascii="Arial" w:cs="Arial" w:eastAsia="Arial" w:hAnsi="Arial"/>
-                <w:b/>
-                <w:bCs/>
-                <w:color w:val="000000"/>
-                <w:sz w:val="22"/>
-                <w:szCs w:val="22"/>
-              </w:rPr>
-              <w:t xml:space="preserve">Budget Reallocation</w:t>
-            </w:r>
-          </w:p>
-        </w:tc>
-        <w:tc>
-          <w:tcPr>
-            <w:tcW w:type="dxa" w:w="6160"/>
-            <w:tcBorders>
-              <w:top w:val="single" w:color="CCCCCC" w:sz="1"/>
-              <w:left w:val="single" w:color="CCCCCC" w:sz="1"/>
-              <w:bottom w:val="single" w:color="CCCCCC" w:sz="1"/>
-              <w:right w:val="single" w:color="CCCCCC" w:sz="1"/>
-            </w:tcBorders>
-            <w:shd w:fill="f0f4f8" w:val="clear"/>
-            <w:tcMar>
-              <w:top w:type="dxa" w:w="80"/>
-              <w:left w:type="dxa" w:w="120"/>
-              <w:bottom w:type="dxa" w:w="80"/>
-              <w:right w:type="dxa" w:w="120"/>
-            </w:tcMar>
-          </w:tcPr>
-          <w:p>
-            <w:r>
-              <w:rPr>
-                <w:rFonts w:ascii="Arial" w:cs="Arial" w:eastAsia="Arial" w:hAnsi="Arial"/>
-                <w:color w:val="000000"/>
-                <w:sz w:val="22"/>
-                <w:szCs w:val="22"/>
-              </w:rPr>
-              <w:t xml:space="preserve">One specific reallocation recommendation with exact dollar amounts and projected ROAS improvement.</w:t>
-            </w:r>
-          </w:p>
-        </w:tc>
-      </w:tr>
-      <w:tr>
-        <w:tc>
-          <w:tcPr>
-            <w:tcW w:type="dxa" w:w="3200"/>
-            <w:tcBorders>
-              <w:top w:val="single" w:color="CCCCCC" w:sz="1"/>
-              <w:left w:val="single" w:color="CCCCCC" w:sz="1"/>
-              <w:bottom w:val="single" w:color="CCCCCC" w:sz="1"/>
-              <w:right w:val="single" w:color="CCCCCC" w:sz="1"/>
-            </w:tcBorders>
-            <w:shd w:fill="FFFFFF" w:val="clear"/>
-            <w:tcMar>
-              <w:top w:type="dxa" w:w="80"/>
-              <w:left w:type="dxa" w:w="120"/>
-              <w:bottom w:type="dxa" w:w="80"/>
-              <w:right w:type="dxa" w:w="120"/>
-            </w:tcMar>
-          </w:tcPr>
-          <w:p>
-            <w:r>
-              <w:rPr>
-                <w:rFonts w:ascii="Arial" w:cs="Arial" w:eastAsia="Arial" w:hAnsi="Arial"/>
-                <w:b/>
-                <w:bCs/>
-                <w:color w:val="000000"/>
-                <w:sz w:val="22"/>
-                <w:szCs w:val="22"/>
-              </w:rPr>
-              <w:t xml:space="preserve">Risk Assessment</w:t>
-            </w:r>
-          </w:p>
-        </w:tc>
-        <w:tc>
-          <w:tcPr>
-            <w:tcW w:type="dxa" w:w="6160"/>
-            <w:tcBorders>
-              <w:top w:val="single" w:color="CCCCCC" w:sz="1"/>
-              <w:left w:val="single" w:color="CCCCCC" w:sz="1"/>
-              <w:bottom w:val="single" w:color="CCCCCC" w:sz="1"/>
-              <w:right w:val="single" w:color="CCCCCC" w:sz="1"/>
-            </w:tcBorders>
-            <w:shd w:fill="FFFFFF" w:val="clear"/>
-            <w:tcMar>
-              <w:top w:type="dxa" w:w="80"/>
-              <w:left w:type="dxa" w:w="120"/>
-              <w:bottom w:type="dxa" w:w="80"/>
-              <w:right w:type="dxa" w:w="120"/>
-            </w:tcMar>
-          </w:tcPr>
-          <w:p>
-            <w:r>
-              <w:rPr>
-                <w:rFonts w:ascii="Arial" w:cs="Arial" w:eastAsia="Arial" w:hAnsi="Arial"/>
-                <w:color w:val="000000"/>
-                <w:sz w:val="22"/>
-                <w:szCs w:val="22"/>
-              </w:rPr>
-              <w:t xml:space="preserve">Top 3 operational risks that could push actual revenue below P10, with specific triggers and mitigations.</w:t>
-            </w:r>
-          </w:p>
-        </w:tc>
-      </w:tr>
-    </w:tbl>
-    <w:p>
-      <w:pPr>
-        <w:spacing w:after="80" w:before="80"/>
-      </w:pPr>
-      <w:r>
-        <w:t xml:space="preserve"/>
-      </w:r>
-    </w:p>
-    <w:p>
-      <w:pPr>
-        <w:pStyle w:val="Heading2"/>
-        <w:spacing w:after="120" w:before="240"/>
-      </w:pPr>
-      <w:r>
-        <w:rPr>
-          <w:rFonts w:ascii="Arial" w:cs="Arial" w:eastAsia="Arial" w:hAnsi="Arial"/>
-          <w:b/>
-          <w:bCs/>
-          <w:color w:val="2d3748"/>
-          <w:sz w:val="26"/>
-          <w:szCs w:val="26"/>
-        </w:rPr>
-        <w:t xml:space="preserve">7.2  Prompt Design Principles</w:t>
-      </w:r>
-    </w:p>
-    <w:p>
-      <w:pPr>
-        <w:pStyle w:val="ListParagraph"/>
-        <w:numPr>
-          <w:ilvl w:val="0"/>
-          <w:numId w:val="2"/>
-        </w:numPr>
-        <w:spacing w:after="40" w:before="40"/>
-      </w:pPr>
-      <w:r>
-        <w:rPr>
-          <w:rFonts w:ascii="Arial" w:cs="Arial" w:eastAsia="Arial" w:hAnsi="Arial"/>
-          <w:color w:val="000000"/>
-          <w:sz w:val="22"/>
-          <w:szCs w:val="22"/>
-        </w:rPr>
-        <w:t xml:space="preserve">All prompts inject real computed numbers (ROAS, budgets, P10/P50/P90, anomaly details) — the LLM interprets data, it does not generate it.</w:t>
-      </w:r>
-    </w:p>
-    <w:p>
-      <w:pPr>
-        <w:pStyle w:val="ListParagraph"/>
-        <w:numPr>
-          <w:ilvl w:val="0"/>
-          <w:numId w:val="2"/>
-        </w:numPr>
-        <w:spacing w:after="40" w:before="40"/>
-      </w:pPr>
-      <w:r>
-        <w:rPr>
-          <w:rFonts w:ascii="Arial" w:cs="Arial" w:eastAsia="Arial" w:hAnsi="Arial"/>
-          <w:color w:val="000000"/>
-          <w:sz w:val="22"/>
-          <w:szCs w:val="22"/>
-        </w:rPr>
-        <w:t xml:space="preserve">Each prompt constrains the output format (e.g. 'exactly 5 sentences', '3 sentences only') to prevent verbose or vague responses that are hard to act on.</w:t>
-      </w:r>
-    </w:p>
-    <w:p>
-      <w:pPr>
-        <w:pStyle w:val="ListParagraph"/>
-        <w:numPr>
-          <w:ilvl w:val="0"/>
-          <w:numId w:val="2"/>
-        </w:numPr>
-        <w:spacing w:after="40" w:before="40"/>
-      </w:pPr>
-      <w:r>
-        <w:rPr>
-          <w:rFonts w:ascii="Arial" w:cs="Arial" w:eastAsia="Arial" w:hAnsi="Arial"/>
-          <w:color w:val="000000"/>
-          <w:sz w:val="22"/>
-          <w:szCs w:val="22"/>
-        </w:rPr>
-        <w:t xml:space="preserve">Role framing is used to set the analytical perspective: 'You are a senior ecommerce performance analyst writing a board-level brief.'</w:t>
-      </w:r>
-    </w:p>
-    <w:p>
-      <w:pPr>
-        <w:pStyle w:val="ListParagraph"/>
-        <w:numPr>
-          <w:ilvl w:val="0"/>
-          <w:numId w:val="2"/>
-        </w:numPr>
-        <w:spacing w:after="40" w:before="40"/>
-      </w:pPr>
-      <w:r>
-        <w:rPr>
-          <w:rFonts w:ascii="Arial" w:cs="Arial" w:eastAsia="Arial" w:hAnsi="Arial"/>
-          <w:color w:val="000000"/>
-          <w:sz w:val="22"/>
-          <w:szCs w:val="22"/>
-        </w:rPr>
-        <w:t xml:space="preserve">Prompts are independent — each analysis can be regenerated individually without re-running the full forecast.</w:t>
-      </w:r>
-    </w:p>
-    <w:p>
-      <w:pPr>
-        <w:spacing w:after="80" w:before="80"/>
-      </w:pPr>
-      <w:r>
-        <w:t xml:space="preserve"/>
-      </w:r>
-    </w:p>
-    <w:p>
-      <w:pPr>
-        <w:pStyle w:val="Heading2"/>
-        <w:spacing w:after="120" w:before="240"/>
-      </w:pPr>
-      <w:r>
-        <w:rPr>
-          <w:rFonts w:ascii="Arial" w:cs="Arial" w:eastAsia="Arial" w:hAnsi="Arial"/>
-          <w:b/>
-          <w:bCs/>
-          <w:color w:val="2d3748"/>
-          <w:sz w:val="26"/>
-          <w:szCs w:val="26"/>
-        </w:rPr>
-        <w:t xml:space="preserve">7.3  Offline / Online Split</w:t>
-      </w:r>
-    </w:p>
-    <w:p>
-      <w:pPr>
-        <w:spacing w:after="120" w:before="80"/>
-      </w:pPr>
-      <w:r>
-        <w:rPr>
-          <w:rFonts w:ascii="Arial" w:cs="Arial" w:eastAsia="Arial" w:hAnsi="Arial"/>
-          <w:color w:val="000000"/>
-          <w:sz w:val="22"/>
-          <w:szCs w:val="22"/>
-        </w:rPr>
-        <w:t xml:space="preserve">The scored pipeline (run.sh) makes no network calls. All LLM-generated analysis is produced exclusively through the interactive RevenueIQ browser application. This satisfies the submission contract's no-network-at-runtime requirement while still demonstrating meaningful AI integration through the demo workflow.</w:t>
-      </w:r>
-    </w:p>
-    <w:p>
-      <w:pPr>
-        <w:spacing w:after="80" w:before="80"/>
-      </w:pPr>
-      <w:r>
-        <w:t xml:space="preserve"/>
-      </w:r>
-    </w:p>
-    <w:p>
-      <w:pPr>
-        <w:pStyle w:val="Heading1"/>
-        <w:pBdr>
-          <w:bottom w:val="single" w:color="1e6fef" w:sz="6" w:space="4"/>
-        </w:pBdr>
-        <w:spacing w:after="160" w:before="320"/>
-      </w:pPr>
-      <w:r>
-        <w:rPr>
-          <w:rFonts w:ascii="Arial" w:cs="Arial" w:eastAsia="Arial" w:hAnsi="Arial"/>
-          <w:b/>
-          <w:bCs/>
-          <w:color w:val="1454b8"/>
-          <w:sz w:val="32"/>
-          <w:szCs w:val="32"/>
-        </w:rPr>
-        <w:t xml:space="preserve">8. Architecture Overview</w:t>
-      </w:r>
-    </w:p>
-    <w:p>
-      <w:pPr>
-        <w:pStyle w:val="Heading2"/>
-        <w:spacing w:after="120" w:before="240"/>
-      </w:pPr>
-      <w:r>
-        <w:rPr>
-          <w:rFonts w:ascii="Arial" w:cs="Arial" w:eastAsia="Arial" w:hAnsi="Arial"/>
-          <w:b/>
-          <w:bCs/>
-          <w:color w:val="2d3748"/>
-          <w:sz w:val="26"/>
-          <w:szCs w:val="26"/>
-        </w:rPr>
-        <w:t xml:space="preserve">8.1  Offline Scoring Pipeline</w:t>
+        <w:t xml:space="preserve">7.1 Assumptions</w:t>
       </w:r>
     </w:p>
     <w:tbl>
@@ -4119,7 +7763,7 @@
                 <w:sz w:val="20"/>
                 <w:szCs w:val="20"/>
               </w:rPr>
-              <w:t xml:space="preserve">Stage</w:t>
+              <w:t xml:space="preserve">Assumption</w:t>
             </w:r>
           </w:p>
         </w:tc>
@@ -4150,7 +7794,7 @@
                 <w:sz w:val="20"/>
                 <w:szCs w:val="20"/>
               </w:rPr>
-              <w:t xml:space="preserve">File</w:t>
+              <w:t xml:space="preserve">Justification</w:t>
             </w:r>
           </w:p>
         </w:tc>
@@ -4181,7 +7825,7 @@
                 <w:sz w:val="20"/>
                 <w:szCs w:val="20"/>
               </w:rPr>
-              <w:t xml:space="preserve">What It Does</w:t>
+              <w:t xml:space="preserve">Risk if Wrong</w:t>
             </w:r>
           </w:p>
         </w:tc>
@@ -4212,65 +7856,65 @@
                 <w:sz w:val="22"/>
                 <w:szCs w:val="22"/>
               </w:rPr>
-              <w:t xml:space="preserve">Entry point</w:t>
-            </w:r>
-          </w:p>
-        </w:tc>
-        <w:tc>
-          <w:tcPr>
-            <w:tcW w:type="dxa" w:w="3120"/>
-            <w:tcBorders>
-              <w:top w:val="single" w:color="CCCCCC" w:sz="1"/>
-              <w:left w:val="single" w:color="CCCCCC" w:sz="1"/>
-              <w:bottom w:val="single" w:color="CCCCCC" w:sz="1"/>
-              <w:right w:val="single" w:color="CCCCCC" w:sz="1"/>
-            </w:tcBorders>
-            <w:shd w:fill="FFFFFF" w:val="clear"/>
-            <w:tcMar>
-              <w:top w:type="dxa" w:w="80"/>
-              <w:left w:type="dxa" w:w="120"/>
-              <w:bottom w:type="dxa" w:w="80"/>
-              <w:right w:type="dxa" w:w="120"/>
-            </w:tcMar>
-          </w:tcPr>
-          <w:p>
-            <w:r>
-              <w:rPr>
-                <w:rFonts w:ascii="Arial" w:cs="Arial" w:eastAsia="Arial" w:hAnsi="Arial"/>
-                <w:color w:val="000000"/>
-                <w:sz w:val="22"/>
-                <w:szCs w:val="22"/>
-              </w:rPr>
-              <w:t xml:space="preserve">run.sh</w:t>
-            </w:r>
-          </w:p>
-        </w:tc>
-        <w:tc>
-          <w:tcPr>
-            <w:tcW w:type="dxa" w:w="3120"/>
-            <w:tcBorders>
-              <w:top w:val="single" w:color="CCCCCC" w:sz="1"/>
-              <w:left w:val="single" w:color="CCCCCC" w:sz="1"/>
-              <w:bottom w:val="single" w:color="CCCCCC" w:sz="1"/>
-              <w:right w:val="single" w:color="CCCCCC" w:sz="1"/>
-            </w:tcBorders>
-            <w:shd w:fill="FFFFFF" w:val="clear"/>
-            <w:tcMar>
-              <w:top w:type="dxa" w:w="80"/>
-              <w:left w:type="dxa" w:w="120"/>
-              <w:bottom w:type="dxa" w:w="80"/>
-              <w:right w:type="dxa" w:w="120"/>
-            </w:tcMar>
-          </w:tcPr>
-          <w:p>
-            <w:r>
-              <w:rPr>
-                <w:rFonts w:ascii="Arial" w:cs="Arial" w:eastAsia="Arial" w:hAnsi="Arial"/>
-                <w:color w:val="000000"/>
-                <w:sz w:val="22"/>
-                <w:szCs w:val="22"/>
-              </w:rPr>
-              <w:t xml:space="preserve">Orchestrates the two-stage pipeline. Accepts DATA_DIR, MODEL_PATH, OUTPUT_PATH as positional arguments with sensible defaults.</w:t>
+              <w:t xml:space="preserve">Historical patterns predict near-future performance</w:t>
+            </w:r>
+          </w:p>
+        </w:tc>
+        <w:tc>
+          <w:tcPr>
+            <w:tcW w:type="dxa" w:w="3120"/>
+            <w:tcBorders>
+              <w:top w:val="single" w:color="CCCCCC" w:sz="1"/>
+              <w:left w:val="single" w:color="CCCCCC" w:sz="1"/>
+              <w:bottom w:val="single" w:color="CCCCCC" w:sz="1"/>
+              <w:right w:val="single" w:color="CCCCCC" w:sz="1"/>
+            </w:tcBorders>
+            <w:shd w:fill="FFFFFF" w:val="clear"/>
+            <w:tcMar>
+              <w:top w:type="dxa" w:w="80"/>
+              <w:left w:type="dxa" w:w="120"/>
+              <w:bottom w:type="dxa" w:w="80"/>
+              <w:right w:type="dxa" w:w="120"/>
+            </w:tcMar>
+          </w:tcPr>
+          <w:p>
+            <w:r>
+              <w:rPr>
+                <w:rFonts w:ascii="Arial" w:cs="Arial" w:eastAsia="Arial" w:hAnsi="Arial"/>
+                <w:color w:val="000000"/>
+                <w:sz w:val="22"/>
+                <w:szCs w:val="22"/>
+              </w:rPr>
+              <w:t xml:space="preserve">Standard for short-horizon ad forecasting. Agencies routinely plan budgets from trailing ROAS.</w:t>
+            </w:r>
+          </w:p>
+        </w:tc>
+        <w:tc>
+          <w:tcPr>
+            <w:tcW w:type="dxa" w:w="3120"/>
+            <w:tcBorders>
+              <w:top w:val="single" w:color="CCCCCC" w:sz="1"/>
+              <w:left w:val="single" w:color="CCCCCC" w:sz="1"/>
+              <w:bottom w:val="single" w:color="CCCCCC" w:sz="1"/>
+              <w:right w:val="single" w:color="CCCCCC" w:sz="1"/>
+            </w:tcBorders>
+            <w:shd w:fill="FFFFFF" w:val="clear"/>
+            <w:tcMar>
+              <w:top w:type="dxa" w:w="80"/>
+              <w:left w:type="dxa" w:w="120"/>
+              <w:bottom w:type="dxa" w:w="80"/>
+              <w:right w:type="dxa" w:w="120"/>
+            </w:tcMar>
+          </w:tcPr>
+          <w:p>
+            <w:r>
+              <w:rPr>
+                <w:rFonts w:ascii="Arial" w:cs="Arial" w:eastAsia="Arial" w:hAnsi="Arial"/>
+                <w:color w:val="000000"/>
+                <w:sz w:val="22"/>
+                <w:szCs w:val="22"/>
+              </w:rPr>
+              <w:t xml:space="preserve">Major creative/audience changes at the end of the history window would not be captured.</w:t>
             </w:r>
           </w:p>
         </w:tc>
@@ -4301,65 +7945,65 @@
                 <w:sz w:val="22"/>
                 <w:szCs w:val="22"/>
               </w:rPr>
-              <w:t xml:space="preserve">Stage 1</w:t>
-            </w:r>
-          </w:p>
-        </w:tc>
-        <w:tc>
-          <w:tcPr>
-            <w:tcW w:type="dxa" w:w="3120"/>
-            <w:tcBorders>
-              <w:top w:val="single" w:color="CCCCCC" w:sz="1"/>
-              <w:left w:val="single" w:color="CCCCCC" w:sz="1"/>
-              <w:bottom w:val="single" w:color="CCCCCC" w:sz="1"/>
-              <w:right w:val="single" w:color="CCCCCC" w:sz="1"/>
-            </w:tcBorders>
-            <w:shd w:fill="f0f4f8" w:val="clear"/>
-            <w:tcMar>
-              <w:top w:type="dxa" w:w="80"/>
-              <w:left w:type="dxa" w:w="120"/>
-              <w:bottom w:type="dxa" w:w="80"/>
-              <w:right w:type="dxa" w:w="120"/>
-            </w:tcMar>
-          </w:tcPr>
-          <w:p>
-            <w:r>
-              <w:rPr>
-                <w:rFonts w:ascii="Arial" w:cs="Arial" w:eastAsia="Arial" w:hAnsi="Arial"/>
-                <w:color w:val="000000"/>
-                <w:sz w:val="22"/>
-                <w:szCs w:val="22"/>
-              </w:rPr>
-              <w:t xml:space="preserve">src/generate_features.py</w:t>
-            </w:r>
-          </w:p>
-        </w:tc>
-        <w:tc>
-          <w:tcPr>
-            <w:tcW w:type="dxa" w:w="3120"/>
-            <w:tcBorders>
-              <w:top w:val="single" w:color="CCCCCC" w:sz="1"/>
-              <w:left w:val="single" w:color="CCCCCC" w:sz="1"/>
-              <w:bottom w:val="single" w:color="CCCCCC" w:sz="1"/>
-              <w:right w:val="single" w:color="CCCCCC" w:sz="1"/>
-            </w:tcBorders>
-            <w:shd w:fill="f0f4f8" w:val="clear"/>
-            <w:tcMar>
-              <w:top w:type="dxa" w:w="80"/>
-              <w:left w:type="dxa" w:w="120"/>
-              <w:bottom w:type="dxa" w:w="80"/>
-              <w:right w:type="dxa" w:w="120"/>
-            </w:tcMar>
-          </w:tcPr>
-          <w:p>
-            <w:r>
-              <w:rPr>
-                <w:rFonts w:ascii="Arial" w:cs="Arial" w:eastAsia="Arial" w:hAnsi="Arial"/>
-                <w:color w:val="000000"/>
-                <w:sz w:val="22"/>
-                <w:szCs w:val="22"/>
-              </w:rPr>
-              <w:t xml:space="preserve">Reads every CSV from data/, auto-detects platform by column signature, normalizes to canonical schema, validates campaign consistency, applies cleaning rules, writes features.parquet.</w:t>
+              <w:t xml:space="preserve">Attribution data is source of truth</w:t>
+            </w:r>
+          </w:p>
+        </w:tc>
+        <w:tc>
+          <w:tcPr>
+            <w:tcW w:type="dxa" w:w="3120"/>
+            <w:tcBorders>
+              <w:top w:val="single" w:color="CCCCCC" w:sz="1"/>
+              <w:left w:val="single" w:color="CCCCCC" w:sz="1"/>
+              <w:bottom w:val="single" w:color="CCCCCC" w:sz="1"/>
+              <w:right w:val="single" w:color="CCCCCC" w:sz="1"/>
+            </w:tcBorders>
+            <w:shd w:fill="f0f4f8" w:val="clear"/>
+            <w:tcMar>
+              <w:top w:type="dxa" w:w="80"/>
+              <w:left w:type="dxa" w:w="120"/>
+              <w:bottom w:type="dxa" w:w="80"/>
+              <w:right w:type="dxa" w:w="120"/>
+            </w:tcMar>
+          </w:tcPr>
+          <w:p>
+            <w:r>
+              <w:rPr>
+                <w:rFonts w:ascii="Arial" w:cs="Arial" w:eastAsia="Arial" w:hAnsi="Arial"/>
+                <w:color w:val="000000"/>
+                <w:sz w:val="22"/>
+                <w:szCs w:val="22"/>
+              </w:rPr>
+              <w:t xml:space="preserve">Explicitly required by challenge brief.</w:t>
+            </w:r>
+          </w:p>
+        </w:tc>
+        <w:tc>
+          <w:tcPr>
+            <w:tcW w:type="dxa" w:w="3120"/>
+            <w:tcBorders>
+              <w:top w:val="single" w:color="CCCCCC" w:sz="1"/>
+              <w:left w:val="single" w:color="CCCCCC" w:sz="1"/>
+              <w:bottom w:val="single" w:color="CCCCCC" w:sz="1"/>
+              <w:right w:val="single" w:color="CCCCCC" w:sz="1"/>
+            </w:tcBorders>
+            <w:shd w:fill="f0f4f8" w:val="clear"/>
+            <w:tcMar>
+              <w:top w:type="dxa" w:w="80"/>
+              <w:left w:type="dxa" w:w="120"/>
+              <w:bottom w:type="dxa" w:w="80"/>
+              <w:right w:type="dxa" w:w="120"/>
+            </w:tcMar>
+          </w:tcPr>
+          <w:p>
+            <w:r>
+              <w:rPr>
+                <w:rFonts w:ascii="Arial" w:cs="Arial" w:eastAsia="Arial" w:hAnsi="Arial"/>
+                <w:color w:val="000000"/>
+                <w:sz w:val="22"/>
+                <w:szCs w:val="22"/>
+              </w:rPr>
+              <w:t xml:space="preserve">Cross-platform attribution overlap (view-through vs click-through) may double-count conversions.</w:t>
             </w:r>
           </w:p>
         </w:tc>
@@ -4390,65 +8034,65 @@
                 <w:sz w:val="22"/>
                 <w:szCs w:val="22"/>
               </w:rPr>
-              <w:t xml:space="preserve">Stage 2</w:t>
-            </w:r>
-          </w:p>
-        </w:tc>
-        <w:tc>
-          <w:tcPr>
-            <w:tcW w:type="dxa" w:w="3120"/>
-            <w:tcBorders>
-              <w:top w:val="single" w:color="CCCCCC" w:sz="1"/>
-              <w:left w:val="single" w:color="CCCCCC" w:sz="1"/>
-              <w:bottom w:val="single" w:color="CCCCCC" w:sz="1"/>
-              <w:right w:val="single" w:color="CCCCCC" w:sz="1"/>
-            </w:tcBorders>
-            <w:shd w:fill="FFFFFF" w:val="clear"/>
-            <w:tcMar>
-              <w:top w:type="dxa" w:w="80"/>
-              <w:left w:type="dxa" w:w="120"/>
-              <w:bottom w:type="dxa" w:w="80"/>
-              <w:right w:type="dxa" w:w="120"/>
-            </w:tcMar>
-          </w:tcPr>
-          <w:p>
-            <w:r>
-              <w:rPr>
-                <w:rFonts w:ascii="Arial" w:cs="Arial" w:eastAsia="Arial" w:hAnsi="Arial"/>
-                <w:color w:val="000000"/>
-                <w:sz w:val="22"/>
-                <w:szCs w:val="22"/>
-              </w:rPr>
-              <w:t xml:space="preserve">src/predict.py</w:t>
-            </w:r>
-          </w:p>
-        </w:tc>
-        <w:tc>
-          <w:tcPr>
-            <w:tcW w:type="dxa" w:w="3120"/>
-            <w:tcBorders>
-              <w:top w:val="single" w:color="CCCCCC" w:sz="1"/>
-              <w:left w:val="single" w:color="CCCCCC" w:sz="1"/>
-              <w:bottom w:val="single" w:color="CCCCCC" w:sz="1"/>
-              <w:right w:val="single" w:color="CCCCCC" w:sz="1"/>
-            </w:tcBorders>
-            <w:shd w:fill="FFFFFF" w:val="clear"/>
-            <w:tcMar>
-              <w:top w:type="dxa" w:w="80"/>
-              <w:left w:type="dxa" w:w="120"/>
-              <w:bottom w:type="dxa" w:w="80"/>
-              <w:right w:type="dxa" w:w="120"/>
-            </w:tcMar>
-          </w:tcPr>
-          <w:p>
-            <w:r>
-              <w:rPr>
-                <w:rFonts w:ascii="Arial" w:cs="Arial" w:eastAsia="Arial" w:hAnsi="Arial"/>
-                <w:color w:val="000000"/>
-                <w:sz w:val="22"/>
-                <w:szCs w:val="22"/>
-              </w:rPr>
-              <w:t xml:space="preserve">Loads pickle/model.pkl, reads features.parquet, derives budgets (from data/budget.csv if present, else from recent spend run-rate), runs Monte Carlo for 30/60/90-day windows, writes predictions.csv.</w:t>
+              <w:t xml:space="preserve">Meta conversion column = revenue proxy</w:t>
+            </w:r>
+          </w:p>
+        </w:tc>
+        <w:tc>
+          <w:tcPr>
+            <w:tcW w:type="dxa" w:w="3120"/>
+            <w:tcBorders>
+              <w:top w:val="single" w:color="CCCCCC" w:sz="1"/>
+              <w:left w:val="single" w:color="CCCCCC" w:sz="1"/>
+              <w:bottom w:val="single" w:color="CCCCCC" w:sz="1"/>
+              <w:right w:val="single" w:color="CCCCCC" w:sz="1"/>
+            </w:tcBorders>
+            <w:shd w:fill="FFFFFF" w:val="clear"/>
+            <w:tcMar>
+              <w:top w:type="dxa" w:w="80"/>
+              <w:left w:type="dxa" w:w="120"/>
+              <w:bottom w:type="dxa" w:w="80"/>
+              <w:right w:type="dxa" w:w="120"/>
+            </w:tcMar>
+          </w:tcPr>
+          <w:p>
+            <w:r>
+              <w:rPr>
+                <w:rFonts w:ascii="Arial" w:cs="Arial" w:eastAsia="Arial" w:hAnsi="Arial"/>
+                <w:color w:val="000000"/>
+                <w:sz w:val="22"/>
+                <w:szCs w:val="22"/>
+              </w:rPr>
+              <w:t xml:space="preserve">Meta export has no separate revenue field. Fractional values are consistent with value attribution.</w:t>
+            </w:r>
+          </w:p>
+        </w:tc>
+        <w:tc>
+          <w:tcPr>
+            <w:tcW w:type="dxa" w:w="3120"/>
+            <w:tcBorders>
+              <w:top w:val="single" w:color="CCCCCC" w:sz="1"/>
+              <w:left w:val="single" w:color="CCCCCC" w:sz="1"/>
+              <w:bottom w:val="single" w:color="CCCCCC" w:sz="1"/>
+              <w:right w:val="single" w:color="CCCCCC" w:sz="1"/>
+            </w:tcBorders>
+            <w:shd w:fill="FFFFFF" w:val="clear"/>
+            <w:tcMar>
+              <w:top w:type="dxa" w:w="80"/>
+              <w:left w:type="dxa" w:w="120"/>
+              <w:bottom w:type="dxa" w:w="80"/>
+              <w:right w:type="dxa" w:w="120"/>
+            </w:tcMar>
+          </w:tcPr>
+          <w:p>
+            <w:r>
+              <w:rPr>
+                <w:rFonts w:ascii="Arial" w:cs="Arial" w:eastAsia="Arial" w:hAnsi="Arial"/>
+                <w:color w:val="000000"/>
+                <w:sz w:val="22"/>
+                <w:szCs w:val="22"/>
+              </w:rPr>
+              <w:t xml:space="preserve">If the column is a count not a value, Meta ROAS will be overstated.</w:t>
             </w:r>
           </w:p>
         </w:tc>
@@ -4479,65 +8123,65 @@
                 <w:sz w:val="22"/>
                 <w:szCs w:val="22"/>
               </w:rPr>
-              <w:t xml:space="preserve">Core library</w:t>
-            </w:r>
-          </w:p>
-        </w:tc>
-        <w:tc>
-          <w:tcPr>
-            <w:tcW w:type="dxa" w:w="3120"/>
-            <w:tcBorders>
-              <w:top w:val="single" w:color="CCCCCC" w:sz="1"/>
-              <w:left w:val="single" w:color="CCCCCC" w:sz="1"/>
-              <w:bottom w:val="single" w:color="CCCCCC" w:sz="1"/>
-              <w:right w:val="single" w:color="CCCCCC" w:sz="1"/>
-            </w:tcBorders>
-            <w:shd w:fill="f0f4f8" w:val="clear"/>
-            <w:tcMar>
-              <w:top w:type="dxa" w:w="80"/>
-              <w:left w:type="dxa" w:w="120"/>
-              <w:bottom w:type="dxa" w:w="80"/>
-              <w:right w:type="dxa" w:w="120"/>
-            </w:tcMar>
-          </w:tcPr>
-          <w:p>
-            <w:r>
-              <w:rPr>
-                <w:rFonts w:ascii="Arial" w:cs="Arial" w:eastAsia="Arial" w:hAnsi="Arial"/>
-                <w:color w:val="000000"/>
-                <w:sz w:val="22"/>
-                <w:szCs w:val="22"/>
-              </w:rPr>
-              <w:t xml:space="preserve">src/forecast_lib.py</w:t>
-            </w:r>
-          </w:p>
-        </w:tc>
-        <w:tc>
-          <w:tcPr>
-            <w:tcW w:type="dxa" w:w="3120"/>
-            <w:tcBorders>
-              <w:top w:val="single" w:color="CCCCCC" w:sz="1"/>
-              <w:left w:val="single" w:color="CCCCCC" w:sz="1"/>
-              <w:bottom w:val="single" w:color="CCCCCC" w:sz="1"/>
-              <w:right w:val="single" w:color="CCCCCC" w:sz="1"/>
-            </w:tcBorders>
-            <w:shd w:fill="f0f4f8" w:val="clear"/>
-            <w:tcMar>
-              <w:top w:type="dxa" w:w="80"/>
-              <w:left w:type="dxa" w:w="120"/>
-              <w:bottom w:type="dxa" w:w="80"/>
-              <w:right w:type="dxa" w:w="120"/>
-            </w:tcMar>
-          </w:tcPr>
-          <w:p>
-            <w:r>
-              <w:rPr>
-                <w:rFonts w:ascii="Arial" w:cs="Arial" w:eastAsia="Arial" w:hAnsi="Arial"/>
-                <w:color w:val="000000"/>
-                <w:sz w:val="22"/>
-                <w:szCs w:val="22"/>
-              </w:rPr>
-              <w:t xml:space="preserve">Shared logic used by both stages: normalizers, cleaning, validation, spend-weighted stats engine, Monte Carlo simulation. No UI dependencies.</w:t>
+              <w:t xml:space="preserve">GA4 and Shopify data not required</w:t>
+            </w:r>
+          </w:p>
+        </w:tc>
+        <w:tc>
+          <w:tcPr>
+            <w:tcW w:type="dxa" w:w="3120"/>
+            <w:tcBorders>
+              <w:top w:val="single" w:color="CCCCCC" w:sz="1"/>
+              <w:left w:val="single" w:color="CCCCCC" w:sz="1"/>
+              <w:bottom w:val="single" w:color="CCCCCC" w:sz="1"/>
+              <w:right w:val="single" w:color="CCCCCC" w:sz="1"/>
+            </w:tcBorders>
+            <w:shd w:fill="f0f4f8" w:val="clear"/>
+            <w:tcMar>
+              <w:top w:type="dxa" w:w="80"/>
+              <w:left w:type="dxa" w:w="120"/>
+              <w:bottom w:type="dxa" w:w="80"/>
+              <w:right w:type="dxa" w:w="120"/>
+            </w:tcMar>
+          </w:tcPr>
+          <w:p>
+            <w:r>
+              <w:rPr>
+                <w:rFonts w:ascii="Arial" w:cs="Arial" w:eastAsia="Arial" w:hAnsi="Arial"/>
+                <w:color w:val="000000"/>
+                <w:sz w:val="22"/>
+                <w:szCs w:val="22"/>
+              </w:rPr>
+              <w:t xml:space="preserve">Confirmed in Q&amp;A: only Google/Meta/Bing ad data required.</w:t>
+            </w:r>
+          </w:p>
+        </w:tc>
+        <w:tc>
+          <w:tcPr>
+            <w:tcW w:type="dxa" w:w="3120"/>
+            <w:tcBorders>
+              <w:top w:val="single" w:color="CCCCCC" w:sz="1"/>
+              <w:left w:val="single" w:color="CCCCCC" w:sz="1"/>
+              <w:bottom w:val="single" w:color="CCCCCC" w:sz="1"/>
+              <w:right w:val="single" w:color="CCCCCC" w:sz="1"/>
+            </w:tcBorders>
+            <w:shd w:fill="f0f4f8" w:val="clear"/>
+            <w:tcMar>
+              <w:top w:type="dxa" w:w="80"/>
+              <w:left w:type="dxa" w:w="120"/>
+              <w:bottom w:type="dxa" w:w="80"/>
+              <w:right w:type="dxa" w:w="120"/>
+            </w:tcMar>
+          </w:tcPr>
+          <w:p>
+            <w:r>
+              <w:rPr>
+                <w:rFonts w:ascii="Arial" w:cs="Arial" w:eastAsia="Arial" w:hAnsi="Arial"/>
+                <w:color w:val="000000"/>
+                <w:sz w:val="22"/>
+                <w:szCs w:val="22"/>
+              </w:rPr>
+              <w:t xml:space="preserve">Session and order data could improve AOV and CVR forecasts if available.</w:t>
             </w:r>
           </w:p>
         </w:tc>
@@ -4568,65 +8212,65 @@
                 <w:sz w:val="22"/>
                 <w:szCs w:val="22"/>
               </w:rPr>
-              <w:t xml:space="preserve">Training (one-time)</w:t>
-            </w:r>
-          </w:p>
-        </w:tc>
-        <w:tc>
-          <w:tcPr>
-            <w:tcW w:type="dxa" w:w="3120"/>
-            <w:tcBorders>
-              <w:top w:val="single" w:color="CCCCCC" w:sz="1"/>
-              <w:left w:val="single" w:color="CCCCCC" w:sz="1"/>
-              <w:bottom w:val="single" w:color="CCCCCC" w:sz="1"/>
-              <w:right w:val="single" w:color="CCCCCC" w:sz="1"/>
-            </w:tcBorders>
-            <w:shd w:fill="FFFFFF" w:val="clear"/>
-            <w:tcMar>
-              <w:top w:type="dxa" w:w="80"/>
-              <w:left w:type="dxa" w:w="120"/>
-              <w:bottom w:type="dxa" w:w="80"/>
-              <w:right w:type="dxa" w:w="120"/>
-            </w:tcMar>
-          </w:tcPr>
-          <w:p>
-            <w:r>
-              <w:rPr>
-                <w:rFonts w:ascii="Arial" w:cs="Arial" w:eastAsia="Arial" w:hAnsi="Arial"/>
-                <w:color w:val="000000"/>
-                <w:sz w:val="22"/>
-                <w:szCs w:val="22"/>
-              </w:rPr>
-              <w:t xml:space="preserve">src/train_model.py</w:t>
-            </w:r>
-          </w:p>
-        </w:tc>
-        <w:tc>
-          <w:tcPr>
-            <w:tcW w:type="dxa" w:w="3120"/>
-            <w:tcBorders>
-              <w:top w:val="single" w:color="CCCCCC" w:sz="1"/>
-              <w:left w:val="single" w:color="CCCCCC" w:sz="1"/>
-              <w:bottom w:val="single" w:color="CCCCCC" w:sz="1"/>
-              <w:right w:val="single" w:color="CCCCCC" w:sz="1"/>
-            </w:tcBorders>
-            <w:shd w:fill="FFFFFF" w:val="clear"/>
-            <w:tcMar>
-              <w:top w:type="dxa" w:w="80"/>
-              <w:left w:type="dxa" w:w="120"/>
-              <w:bottom w:type="dxa" w:w="80"/>
-              <w:right w:type="dxa" w:w="120"/>
-            </w:tcMar>
-          </w:tcPr>
-          <w:p>
-            <w:r>
-              <w:rPr>
-                <w:rFonts w:ascii="Arial" w:cs="Arial" w:eastAsia="Arial" w:hAnsi="Arial"/>
-                <w:color w:val="000000"/>
-                <w:sz w:val="22"/>
-                <w:szCs w:val="22"/>
-              </w:rPr>
-              <w:t xml:space="preserve">Fits channel-level priors from our historical data and serialises them to pickle/model.pkl. Run once before submission; not executed at test time.</w:t>
+              <w:t xml:space="preserve">Budget scaling is linear across windows</w:t>
+            </w:r>
+          </w:p>
+        </w:tc>
+        <w:tc>
+          <w:tcPr>
+            <w:tcW w:type="dxa" w:w="3120"/>
+            <w:tcBorders>
+              <w:top w:val="single" w:color="CCCCCC" w:sz="1"/>
+              <w:left w:val="single" w:color="CCCCCC" w:sz="1"/>
+              <w:bottom w:val="single" w:color="CCCCCC" w:sz="1"/>
+              <w:right w:val="single" w:color="CCCCCC" w:sz="1"/>
+            </w:tcBorders>
+            <w:shd w:fill="FFFFFF" w:val="clear"/>
+            <w:tcMar>
+              <w:top w:type="dxa" w:w="80"/>
+              <w:left w:type="dxa" w:w="120"/>
+              <w:bottom w:type="dxa" w:w="80"/>
+              <w:right w:type="dxa" w:w="120"/>
+            </w:tcMar>
+          </w:tcPr>
+          <w:p>
+            <w:r>
+              <w:rPr>
+                <w:rFonts w:ascii="Arial" w:cs="Arial" w:eastAsia="Arial" w:hAnsi="Arial"/>
+                <w:color w:val="000000"/>
+                <w:sz w:val="22"/>
+                <w:szCs w:val="22"/>
+              </w:rPr>
+              <w:t xml:space="preserve">Simplifying assumption for 60/90-day projections.</w:t>
+            </w:r>
+          </w:p>
+        </w:tc>
+        <w:tc>
+          <w:tcPr>
+            <w:tcW w:type="dxa" w:w="3120"/>
+            <w:tcBorders>
+              <w:top w:val="single" w:color="CCCCCC" w:sz="1"/>
+              <w:left w:val="single" w:color="CCCCCC" w:sz="1"/>
+              <w:bottom w:val="single" w:color="CCCCCC" w:sz="1"/>
+              <w:right w:val="single" w:color="CCCCCC" w:sz="1"/>
+            </w:tcBorders>
+            <w:shd w:fill="FFFFFF" w:val="clear"/>
+            <w:tcMar>
+              <w:top w:type="dxa" w:w="80"/>
+              <w:left w:type="dxa" w:w="120"/>
+              <w:bottom w:type="dxa" w:w="80"/>
+              <w:right w:type="dxa" w:w="120"/>
+            </w:tcMar>
+          </w:tcPr>
+          <w:p>
+            <w:r>
+              <w:rPr>
+                <w:rFonts w:ascii="Arial" w:cs="Arial" w:eastAsia="Arial" w:hAnsi="Arial"/>
+                <w:color w:val="000000"/>
+                <w:sz w:val="22"/>
+                <w:szCs w:val="22"/>
+              </w:rPr>
+              <w:t xml:space="preserve">Real CPCs rise as budgets grow — diminishing returns are not currently modelled.</w:t>
             </w:r>
           </w:p>
         </w:tc>
@@ -4654,7 +8298,714 @@
           <w:sz w:val="26"/>
           <w:szCs w:val="26"/>
         </w:rPr>
-        <w:t xml:space="preserve">8.2  Interactive Application</w:t>
+        <w:t xml:space="preserve">7.2 Limitations</w:t>
+      </w:r>
+    </w:p>
+    <w:p>
+      <w:pPr>
+        <w:pStyle w:val="ListParagraph"/>
+        <w:numPr>
+          <w:ilvl w:val="0"/>
+          <w:numId w:val="2"/>
+        </w:numPr>
+        <w:spacing w:after="40" w:before="40"/>
+      </w:pPr>
+      <w:r>
+        <w:rPr>
+          <w:rFonts w:ascii="Arial" w:cs="Arial" w:eastAsia="Arial" w:hAnsi="Arial"/>
+          <w:color w:val="000000"/>
+          <w:sz w:val="22"/>
+          <w:szCs w:val="22"/>
+        </w:rPr>
+        <w:t xml:space="preserve">No cross-channel interactions: each channel is modelled independently. Meta retargeting performance partly depends on Google top-of-funnel volume — this is not captured.</w:t>
+      </w:r>
+    </w:p>
+    <w:p>
+      <w:pPr>
+        <w:pStyle w:val="ListParagraph"/>
+        <w:numPr>
+          <w:ilvl w:val="0"/>
+          <w:numId w:val="2"/>
+        </w:numPr>
+        <w:spacing w:after="40" w:before="40"/>
+      </w:pPr>
+      <w:r>
+        <w:rPr>
+          <w:rFonts w:ascii="Arial" w:cs="Arial" w:eastAsia="Arial" w:hAnsi="Arial"/>
+          <w:color w:val="000000"/>
+          <w:sz w:val="22"/>
+          <w:szCs w:val="22"/>
+        </w:rPr>
+        <w:t xml:space="preserve">No external signals: competitor activity, macro events, and platform algorithm changes are not modelled.</w:t>
+      </w:r>
+    </w:p>
+    <w:p>
+      <w:pPr>
+        <w:pStyle w:val="ListParagraph"/>
+        <w:numPr>
+          <w:ilvl w:val="0"/>
+          <w:numId w:val="2"/>
+        </w:numPr>
+        <w:spacing w:after="40" w:before="40"/>
+      </w:pPr>
+      <w:r>
+        <w:rPr>
+          <w:rFonts w:ascii="Arial" w:cs="Arial" w:eastAsia="Arial" w:hAnsi="Arial"/>
+          <w:color w:val="000000"/>
+          <w:sz w:val="22"/>
+          <w:szCs w:val="22"/>
+        </w:rPr>
+        <w:t xml:space="preserve">MS Ads confidence band is wide (std=8.7x): reflects genuinely thin historical data for that channel. More data would narrow it.</w:t>
+      </w:r>
+    </w:p>
+    <w:p>
+      <w:pPr>
+        <w:pStyle w:val="ListParagraph"/>
+        <w:numPr>
+          <w:ilvl w:val="0"/>
+          <w:numId w:val="2"/>
+        </w:numPr>
+        <w:spacing w:after="40" w:before="40"/>
+      </w:pPr>
+      <w:r>
+        <w:rPr>
+          <w:rFonts w:ascii="Arial" w:cs="Arial" w:eastAsia="Arial" w:hAnsi="Arial"/>
+          <w:color w:val="000000"/>
+          <w:sz w:val="22"/>
+          <w:szCs w:val="22"/>
+        </w:rPr>
+        <w:t xml:space="preserve">R²=0.66: 34% of revenue variance is unpredictable from available features — inherent noise in daily ad performance.</w:t>
+      </w:r>
+    </w:p>
+    <w:p>
+      <w:pPr>
+        <w:spacing w:after="80" w:before="80"/>
+      </w:pPr>
+      <w:r>
+        <w:t xml:space="preserve"/>
+      </w:r>
+    </w:p>
+    <w:p>
+      <w:pPr>
+        <w:pStyle w:val="Heading1"/>
+        <w:pBdr>
+          <w:bottom w:val="single" w:color="1e6fef" w:sz="6" w:space="4"/>
+        </w:pBdr>
+        <w:spacing w:after="160" w:before="320"/>
+      </w:pPr>
+      <w:r>
+        <w:rPr>
+          <w:rFonts w:ascii="Arial" w:cs="Arial" w:eastAsia="Arial" w:hAnsi="Arial"/>
+          <w:b/>
+          <w:bCs/>
+          <w:color w:val="1454b8"/>
+          <w:sz w:val="32"/>
+          <w:szCs w:val="32"/>
+        </w:rPr>
+        <w:t xml:space="preserve">8. Architecture Overview</w:t>
+      </w:r>
+    </w:p>
+    <w:p>
+      <w:pPr>
+        <w:pStyle w:val="Heading2"/>
+        <w:spacing w:after="120" w:before="240"/>
+      </w:pPr>
+      <w:r>
+        <w:rPr>
+          <w:rFonts w:ascii="Arial" w:cs="Arial" w:eastAsia="Arial" w:hAnsi="Arial"/>
+          <w:b/>
+          <w:bCs/>
+          <w:color w:val="2d3748"/>
+          <w:sz w:val="26"/>
+          <w:szCs w:val="26"/>
+        </w:rPr>
+        <w:t xml:space="preserve">8.1 Offline Scoring Pipeline</w:t>
+      </w:r>
+    </w:p>
+    <w:tbl>
+      <w:tblPr>
+        <w:tblW w:type="dxa" w:w="9360"/>
+        <w:tblBorders>
+          <w:top w:val="single" w:color="auto" w:sz="4"/>
+          <w:left w:val="single" w:color="auto" w:sz="4"/>
+          <w:bottom w:val="single" w:color="auto" w:sz="4"/>
+          <w:right w:val="single" w:color="auto" w:sz="4"/>
+          <w:insideH w:val="single" w:color="auto" w:sz="4"/>
+          <w:insideV w:val="single" w:color="auto" w:sz="4"/>
+        </w:tblBorders>
+      </w:tblPr>
+      <w:tblGrid>
+        <w:gridCol w:w="4680"/>
+        <w:gridCol w:w="4680"/>
+      </w:tblGrid>
+      <w:tr>
+        <w:tc>
+          <w:tcPr>
+            <w:tcW w:type="dxa" w:w="4680"/>
+            <w:tcBorders>
+              <w:top w:val="single" w:color="CCCCCC" w:sz="1"/>
+              <w:left w:val="single" w:color="CCCCCC" w:sz="1"/>
+              <w:bottom w:val="single" w:color="CCCCCC" w:sz="1"/>
+              <w:right w:val="single" w:color="CCCCCC" w:sz="1"/>
+            </w:tcBorders>
+            <w:shd w:fill="1454b8" w:val="clear"/>
+            <w:tcMar>
+              <w:top w:type="dxa" w:w="80"/>
+              <w:left w:type="dxa" w:w="120"/>
+              <w:bottom w:type="dxa" w:w="80"/>
+              <w:right w:type="dxa" w:w="120"/>
+            </w:tcMar>
+          </w:tcPr>
+          <w:p>
+            <w:r>
+              <w:rPr>
+                <w:rFonts w:ascii="Arial" w:cs="Arial" w:eastAsia="Arial" w:hAnsi="Arial"/>
+                <w:b/>
+                <w:bCs/>
+                <w:color w:val="FFFFFF"/>
+                <w:sz w:val="20"/>
+                <w:szCs w:val="20"/>
+              </w:rPr>
+              <w:t xml:space="preserve">File</w:t>
+            </w:r>
+          </w:p>
+        </w:tc>
+        <w:tc>
+          <w:tcPr>
+            <w:tcW w:type="dxa" w:w="4680"/>
+            <w:tcBorders>
+              <w:top w:val="single" w:color="CCCCCC" w:sz="1"/>
+              <w:left w:val="single" w:color="CCCCCC" w:sz="1"/>
+              <w:bottom w:val="single" w:color="CCCCCC" w:sz="1"/>
+              <w:right w:val="single" w:color="CCCCCC" w:sz="1"/>
+            </w:tcBorders>
+            <w:shd w:fill="1454b8" w:val="clear"/>
+            <w:tcMar>
+              <w:top w:type="dxa" w:w="80"/>
+              <w:left w:type="dxa" w:w="120"/>
+              <w:bottom w:type="dxa" w:w="80"/>
+              <w:right w:type="dxa" w:w="120"/>
+            </w:tcMar>
+          </w:tcPr>
+          <w:p>
+            <w:r>
+              <w:rPr>
+                <w:rFonts w:ascii="Arial" w:cs="Arial" w:eastAsia="Arial" w:hAnsi="Arial"/>
+                <w:b/>
+                <w:bCs/>
+                <w:color w:val="FFFFFF"/>
+                <w:sz w:val="20"/>
+                <w:szCs w:val="20"/>
+              </w:rPr>
+              <w:t xml:space="preserve">Role</w:t>
+            </w:r>
+          </w:p>
+        </w:tc>
+      </w:tr>
+      <w:tr>
+        <w:tc>
+          <w:tcPr>
+            <w:tcW w:type="dxa" w:w="4680"/>
+            <w:tcBorders>
+              <w:top w:val="single" w:color="CCCCCC" w:sz="1"/>
+              <w:left w:val="single" w:color="CCCCCC" w:sz="1"/>
+              <w:bottom w:val="single" w:color="CCCCCC" w:sz="1"/>
+              <w:right w:val="single" w:color="CCCCCC" w:sz="1"/>
+            </w:tcBorders>
+            <w:shd w:fill="FFFFFF" w:val="clear"/>
+            <w:tcMar>
+              <w:top w:type="dxa" w:w="80"/>
+              <w:left w:type="dxa" w:w="120"/>
+              <w:bottom w:type="dxa" w:w="80"/>
+              <w:right w:type="dxa" w:w="120"/>
+            </w:tcMar>
+          </w:tcPr>
+          <w:p>
+            <w:r>
+              <w:rPr>
+                <w:rFonts w:ascii="Arial" w:cs="Arial" w:eastAsia="Arial" w:hAnsi="Arial"/>
+                <w:color w:val="000000"/>
+                <w:sz w:val="22"/>
+                <w:szCs w:val="22"/>
+              </w:rPr>
+              <w:t xml:space="preserve">run.sh</w:t>
+            </w:r>
+          </w:p>
+        </w:tc>
+        <w:tc>
+          <w:tcPr>
+            <w:tcW w:type="dxa" w:w="4680"/>
+            <w:tcBorders>
+              <w:top w:val="single" w:color="CCCCCC" w:sz="1"/>
+              <w:left w:val="single" w:color="CCCCCC" w:sz="1"/>
+              <w:bottom w:val="single" w:color="CCCCCC" w:sz="1"/>
+              <w:right w:val="single" w:color="CCCCCC" w:sz="1"/>
+            </w:tcBorders>
+            <w:shd w:fill="FFFFFF" w:val="clear"/>
+            <w:tcMar>
+              <w:top w:type="dxa" w:w="80"/>
+              <w:left w:type="dxa" w:w="120"/>
+              <w:bottom w:type="dxa" w:w="80"/>
+              <w:right w:type="dxa" w:w="120"/>
+            </w:tcMar>
+          </w:tcPr>
+          <w:p>
+            <w:r>
+              <w:rPr>
+                <w:rFonts w:ascii="Arial" w:cs="Arial" w:eastAsia="Arial" w:hAnsi="Arial"/>
+                <w:color w:val="000000"/>
+                <w:sz w:val="22"/>
+                <w:szCs w:val="22"/>
+              </w:rPr>
+              <w:t xml:space="preserve">Single entry point. Accepts DATA_DIR, MODEL_PATH, OUTPUT_PATH. Orchestrates both stages.</w:t>
+            </w:r>
+          </w:p>
+        </w:tc>
+      </w:tr>
+      <w:tr>
+        <w:tc>
+          <w:tcPr>
+            <w:tcW w:type="dxa" w:w="4680"/>
+            <w:tcBorders>
+              <w:top w:val="single" w:color="CCCCCC" w:sz="1"/>
+              <w:left w:val="single" w:color="CCCCCC" w:sz="1"/>
+              <w:bottom w:val="single" w:color="CCCCCC" w:sz="1"/>
+              <w:right w:val="single" w:color="CCCCCC" w:sz="1"/>
+            </w:tcBorders>
+            <w:shd w:fill="f0f4f8" w:val="clear"/>
+            <w:tcMar>
+              <w:top w:type="dxa" w:w="80"/>
+              <w:left w:type="dxa" w:w="120"/>
+              <w:bottom w:type="dxa" w:w="80"/>
+              <w:right w:type="dxa" w:w="120"/>
+            </w:tcMar>
+          </w:tcPr>
+          <w:p>
+            <w:r>
+              <w:rPr>
+                <w:rFonts w:ascii="Arial" w:cs="Arial" w:eastAsia="Arial" w:hAnsi="Arial"/>
+                <w:color w:val="000000"/>
+                <w:sz w:val="22"/>
+                <w:szCs w:val="22"/>
+              </w:rPr>
+              <w:t xml:space="preserve">src/generate_features.py</w:t>
+            </w:r>
+          </w:p>
+        </w:tc>
+        <w:tc>
+          <w:tcPr>
+            <w:tcW w:type="dxa" w:w="4680"/>
+            <w:tcBorders>
+              <w:top w:val="single" w:color="CCCCCC" w:sz="1"/>
+              <w:left w:val="single" w:color="CCCCCC" w:sz="1"/>
+              <w:bottom w:val="single" w:color="CCCCCC" w:sz="1"/>
+              <w:right w:val="single" w:color="CCCCCC" w:sz="1"/>
+            </w:tcBorders>
+            <w:shd w:fill="f0f4f8" w:val="clear"/>
+            <w:tcMar>
+              <w:top w:type="dxa" w:w="80"/>
+              <w:left w:type="dxa" w:w="120"/>
+              <w:bottom w:type="dxa" w:w="80"/>
+              <w:right w:type="dxa" w:w="120"/>
+            </w:tcMar>
+          </w:tcPr>
+          <w:p>
+            <w:r>
+              <w:rPr>
+                <w:rFonts w:ascii="Arial" w:cs="Arial" w:eastAsia="Arial" w:hAnsi="Arial"/>
+                <w:color w:val="000000"/>
+                <w:sz w:val="22"/>
+                <w:szCs w:val="22"/>
+              </w:rPr>
+              <w:t xml:space="preserve">Stage 1: reads all CSVs, detects platforms, normalizes, validates, cleans, writes features.parquet.</w:t>
+            </w:r>
+          </w:p>
+        </w:tc>
+      </w:tr>
+      <w:tr>
+        <w:tc>
+          <w:tcPr>
+            <w:tcW w:type="dxa" w:w="4680"/>
+            <w:tcBorders>
+              <w:top w:val="single" w:color="CCCCCC" w:sz="1"/>
+              <w:left w:val="single" w:color="CCCCCC" w:sz="1"/>
+              <w:bottom w:val="single" w:color="CCCCCC" w:sz="1"/>
+              <w:right w:val="single" w:color="CCCCCC" w:sz="1"/>
+            </w:tcBorders>
+            <w:shd w:fill="FFFFFF" w:val="clear"/>
+            <w:tcMar>
+              <w:top w:type="dxa" w:w="80"/>
+              <w:left w:type="dxa" w:w="120"/>
+              <w:bottom w:type="dxa" w:w="80"/>
+              <w:right w:type="dxa" w:w="120"/>
+            </w:tcMar>
+          </w:tcPr>
+          <w:p>
+            <w:r>
+              <w:rPr>
+                <w:rFonts w:ascii="Arial" w:cs="Arial" w:eastAsia="Arial" w:hAnsi="Arial"/>
+                <w:color w:val="000000"/>
+                <w:sz w:val="22"/>
+                <w:szCs w:val="22"/>
+              </w:rPr>
+              <w:t xml:space="preserve">src/features.py</w:t>
+            </w:r>
+          </w:p>
+        </w:tc>
+        <w:tc>
+          <w:tcPr>
+            <w:tcW w:type="dxa" w:w="4680"/>
+            <w:tcBorders>
+              <w:top w:val="single" w:color="CCCCCC" w:sz="1"/>
+              <w:left w:val="single" w:color="CCCCCC" w:sz="1"/>
+              <w:bottom w:val="single" w:color="CCCCCC" w:sz="1"/>
+              <w:right w:val="single" w:color="CCCCCC" w:sz="1"/>
+            </w:tcBorders>
+            <w:shd w:fill="FFFFFF" w:val="clear"/>
+            <w:tcMar>
+              <w:top w:type="dxa" w:w="80"/>
+              <w:left w:type="dxa" w:w="120"/>
+              <w:bottom w:type="dxa" w:w="80"/>
+              <w:right w:type="dxa" w:w="120"/>
+            </w:tcMar>
+          </w:tcPr>
+          <w:p>
+            <w:r>
+              <w:rPr>
+                <w:rFonts w:ascii="Arial" w:cs="Arial" w:eastAsia="Arial" w:hAnsi="Arial"/>
+                <w:color w:val="000000"/>
+                <w:sz w:val="22"/>
+                <w:szCs w:val="22"/>
+              </w:rPr>
+              <w:t xml:space="preserve">Feature engineering logic shared between training and inference. Defines all 15 features.</w:t>
+            </w:r>
+          </w:p>
+        </w:tc>
+      </w:tr>
+      <w:tr>
+        <w:tc>
+          <w:tcPr>
+            <w:tcW w:type="dxa" w:w="4680"/>
+            <w:tcBorders>
+              <w:top w:val="single" w:color="CCCCCC" w:sz="1"/>
+              <w:left w:val="single" w:color="CCCCCC" w:sz="1"/>
+              <w:bottom w:val="single" w:color="CCCCCC" w:sz="1"/>
+              <w:right w:val="single" w:color="CCCCCC" w:sz="1"/>
+            </w:tcBorders>
+            <w:shd w:fill="f0f4f8" w:val="clear"/>
+            <w:tcMar>
+              <w:top w:type="dxa" w:w="80"/>
+              <w:left w:type="dxa" w:w="120"/>
+              <w:bottom w:type="dxa" w:w="80"/>
+              <w:right w:type="dxa" w:w="120"/>
+            </w:tcMar>
+          </w:tcPr>
+          <w:p>
+            <w:r>
+              <w:rPr>
+                <w:rFonts w:ascii="Arial" w:cs="Arial" w:eastAsia="Arial" w:hAnsi="Arial"/>
+                <w:color w:val="000000"/>
+                <w:sz w:val="22"/>
+                <w:szCs w:val="22"/>
+              </w:rPr>
+              <w:t xml:space="preserve">src/predict.py</w:t>
+            </w:r>
+          </w:p>
+        </w:tc>
+        <w:tc>
+          <w:tcPr>
+            <w:tcW w:type="dxa" w:w="4680"/>
+            <w:tcBorders>
+              <w:top w:val="single" w:color="CCCCCC" w:sz="1"/>
+              <w:left w:val="single" w:color="CCCCCC" w:sz="1"/>
+              <w:bottom w:val="single" w:color="CCCCCC" w:sz="1"/>
+              <w:right w:val="single" w:color="CCCCCC" w:sz="1"/>
+            </w:tcBorders>
+            <w:shd w:fill="f0f4f8" w:val="clear"/>
+            <w:tcMar>
+              <w:top w:type="dxa" w:w="80"/>
+              <w:left w:type="dxa" w:w="120"/>
+              <w:bottom w:type="dxa" w:w="80"/>
+              <w:right w:type="dxa" w:w="120"/>
+            </w:tcMar>
+          </w:tcPr>
+          <w:p>
+            <w:r>
+              <w:rPr>
+                <w:rFonts w:ascii="Arial" w:cs="Arial" w:eastAsia="Arial" w:hAnsi="Arial"/>
+                <w:color w:val="000000"/>
+                <w:sz w:val="22"/>
+                <w:szCs w:val="22"/>
+              </w:rPr>
+              <w:t xml:space="preserve">Stage 2: loads model.pkl, runs XGBoost inference, builds Monte Carlo ranges, writes predictions.csv.</w:t>
+            </w:r>
+          </w:p>
+        </w:tc>
+      </w:tr>
+      <w:tr>
+        <w:tc>
+          <w:tcPr>
+            <w:tcW w:type="dxa" w:w="4680"/>
+            <w:tcBorders>
+              <w:top w:val="single" w:color="CCCCCC" w:sz="1"/>
+              <w:left w:val="single" w:color="CCCCCC" w:sz="1"/>
+              <w:bottom w:val="single" w:color="CCCCCC" w:sz="1"/>
+              <w:right w:val="single" w:color="CCCCCC" w:sz="1"/>
+            </w:tcBorders>
+            <w:shd w:fill="FFFFFF" w:val="clear"/>
+            <w:tcMar>
+              <w:top w:type="dxa" w:w="80"/>
+              <w:left w:type="dxa" w:w="120"/>
+              <w:bottom w:type="dxa" w:w="80"/>
+              <w:right w:type="dxa" w:w="120"/>
+            </w:tcMar>
+          </w:tcPr>
+          <w:p>
+            <w:r>
+              <w:rPr>
+                <w:rFonts w:ascii="Arial" w:cs="Arial" w:eastAsia="Arial" w:hAnsi="Arial"/>
+                <w:color w:val="000000"/>
+                <w:sz w:val="22"/>
+                <w:szCs w:val="22"/>
+              </w:rPr>
+              <w:t xml:space="preserve">src/forecast_lib.py</w:t>
+            </w:r>
+          </w:p>
+        </w:tc>
+        <w:tc>
+          <w:tcPr>
+            <w:tcW w:type="dxa" w:w="4680"/>
+            <w:tcBorders>
+              <w:top w:val="single" w:color="CCCCCC" w:sz="1"/>
+              <w:left w:val="single" w:color="CCCCCC" w:sz="1"/>
+              <w:bottom w:val="single" w:color="CCCCCC" w:sz="1"/>
+              <w:right w:val="single" w:color="CCCCCC" w:sz="1"/>
+            </w:tcBorders>
+            <w:shd w:fill="FFFFFF" w:val="clear"/>
+            <w:tcMar>
+              <w:top w:type="dxa" w:w="80"/>
+              <w:left w:type="dxa" w:w="120"/>
+              <w:bottom w:type="dxa" w:w="80"/>
+              <w:right w:type="dxa" w:w="120"/>
+            </w:tcMar>
+          </w:tcPr>
+          <w:p>
+            <w:r>
+              <w:rPr>
+                <w:rFonts w:ascii="Arial" w:cs="Arial" w:eastAsia="Arial" w:hAnsi="Arial"/>
+                <w:color w:val="000000"/>
+                <w:sz w:val="22"/>
+                <w:szCs w:val="22"/>
+              </w:rPr>
+              <w:t xml:space="preserve">Core shared library: normalizers, cleaning, spend-weighted stats, Monte Carlo engine.</w:t>
+            </w:r>
+          </w:p>
+        </w:tc>
+      </w:tr>
+      <w:tr>
+        <w:tc>
+          <w:tcPr>
+            <w:tcW w:type="dxa" w:w="4680"/>
+            <w:tcBorders>
+              <w:top w:val="single" w:color="CCCCCC" w:sz="1"/>
+              <w:left w:val="single" w:color="CCCCCC" w:sz="1"/>
+              <w:bottom w:val="single" w:color="CCCCCC" w:sz="1"/>
+              <w:right w:val="single" w:color="CCCCCC" w:sz="1"/>
+            </w:tcBorders>
+            <w:shd w:fill="f0f4f8" w:val="clear"/>
+            <w:tcMar>
+              <w:top w:type="dxa" w:w="80"/>
+              <w:left w:type="dxa" w:w="120"/>
+              <w:bottom w:type="dxa" w:w="80"/>
+              <w:right w:type="dxa" w:w="120"/>
+            </w:tcMar>
+          </w:tcPr>
+          <w:p>
+            <w:r>
+              <w:rPr>
+                <w:rFonts w:ascii="Arial" w:cs="Arial" w:eastAsia="Arial" w:hAnsi="Arial"/>
+                <w:color w:val="000000"/>
+                <w:sz w:val="22"/>
+                <w:szCs w:val="22"/>
+              </w:rPr>
+              <w:t xml:space="preserve">src/train_model.py</w:t>
+            </w:r>
+          </w:p>
+        </w:tc>
+        <w:tc>
+          <w:tcPr>
+            <w:tcW w:type="dxa" w:w="4680"/>
+            <w:tcBorders>
+              <w:top w:val="single" w:color="CCCCCC" w:sz="1"/>
+              <w:left w:val="single" w:color="CCCCCC" w:sz="1"/>
+              <w:bottom w:val="single" w:color="CCCCCC" w:sz="1"/>
+              <w:right w:val="single" w:color="CCCCCC" w:sz="1"/>
+            </w:tcBorders>
+            <w:shd w:fill="f0f4f8" w:val="clear"/>
+            <w:tcMar>
+              <w:top w:type="dxa" w:w="80"/>
+              <w:left w:type="dxa" w:w="120"/>
+              <w:bottom w:type="dxa" w:w="80"/>
+              <w:right w:type="dxa" w:w="120"/>
+            </w:tcMar>
+          </w:tcPr>
+          <w:p>
+            <w:r>
+              <w:rPr>
+                <w:rFonts w:ascii="Arial" w:cs="Arial" w:eastAsia="Arial" w:hAnsi="Arial"/>
+                <w:color w:val="000000"/>
+                <w:sz w:val="22"/>
+                <w:szCs w:val="22"/>
+              </w:rPr>
+              <w:t xml:space="preserve">One-time training script. Run before submission. Not executed by judges.</w:t>
+            </w:r>
+          </w:p>
+        </w:tc>
+      </w:tr>
+      <w:tr>
+        <w:tc>
+          <w:tcPr>
+            <w:tcW w:type="dxa" w:w="4680"/>
+            <w:tcBorders>
+              <w:top w:val="single" w:color="CCCCCC" w:sz="1"/>
+              <w:left w:val="single" w:color="CCCCCC" w:sz="1"/>
+              <w:bottom w:val="single" w:color="CCCCCC" w:sz="1"/>
+              <w:right w:val="single" w:color="CCCCCC" w:sz="1"/>
+            </w:tcBorders>
+            <w:shd w:fill="FFFFFF" w:val="clear"/>
+            <w:tcMar>
+              <w:top w:type="dxa" w:w="80"/>
+              <w:left w:type="dxa" w:w="120"/>
+              <w:bottom w:type="dxa" w:w="80"/>
+              <w:right w:type="dxa" w:w="120"/>
+            </w:tcMar>
+          </w:tcPr>
+          <w:p>
+            <w:r>
+              <w:rPr>
+                <w:rFonts w:ascii="Arial" w:cs="Arial" w:eastAsia="Arial" w:hAnsi="Arial"/>
+                <w:color w:val="000000"/>
+                <w:sz w:val="22"/>
+                <w:szCs w:val="22"/>
+              </w:rPr>
+              <w:t xml:space="preserve">src/ai_insights.py</w:t>
+            </w:r>
+          </w:p>
+        </w:tc>
+        <w:tc>
+          <w:tcPr>
+            <w:tcW w:type="dxa" w:w="4680"/>
+            <w:tcBorders>
+              <w:top w:val="single" w:color="CCCCCC" w:sz="1"/>
+              <w:left w:val="single" w:color="CCCCCC" w:sz="1"/>
+              <w:bottom w:val="single" w:color="CCCCCC" w:sz="1"/>
+              <w:right w:val="single" w:color="CCCCCC" w:sz="1"/>
+            </w:tcBorders>
+            <w:shd w:fill="FFFFFF" w:val="clear"/>
+            <w:tcMar>
+              <w:top w:type="dxa" w:w="80"/>
+              <w:left w:type="dxa" w:w="120"/>
+              <w:bottom w:type="dxa" w:w="80"/>
+              <w:right w:type="dxa" w:w="120"/>
+            </w:tcMar>
+          </w:tcPr>
+          <w:p>
+            <w:r>
+              <w:rPr>
+                <w:rFonts w:ascii="Arial" w:cs="Arial" w:eastAsia="Arial" w:hAnsi="Arial"/>
+                <w:color w:val="000000"/>
+                <w:sz w:val="22"/>
+                <w:szCs w:val="22"/>
+              </w:rPr>
+              <w:t xml:space="preserve">Backend AI function. Reads predictions.csv, calls Claude API for four analyses.</w:t>
+            </w:r>
+          </w:p>
+        </w:tc>
+      </w:tr>
+      <w:tr>
+        <w:tc>
+          <w:tcPr>
+            <w:tcW w:type="dxa" w:w="4680"/>
+            <w:tcBorders>
+              <w:top w:val="single" w:color="CCCCCC" w:sz="1"/>
+              <w:left w:val="single" w:color="CCCCCC" w:sz="1"/>
+              <w:bottom w:val="single" w:color="CCCCCC" w:sz="1"/>
+              <w:right w:val="single" w:color="CCCCCC" w:sz="1"/>
+            </w:tcBorders>
+            <w:shd w:fill="f0f4f8" w:val="clear"/>
+            <w:tcMar>
+              <w:top w:type="dxa" w:w="80"/>
+              <w:left w:type="dxa" w:w="120"/>
+              <w:bottom w:type="dxa" w:w="80"/>
+              <w:right w:type="dxa" w:w="120"/>
+            </w:tcMar>
+          </w:tcPr>
+          <w:p>
+            <w:r>
+              <w:rPr>
+                <w:rFonts w:ascii="Arial" w:cs="Arial" w:eastAsia="Arial" w:hAnsi="Arial"/>
+                <w:color w:val="000000"/>
+                <w:sz w:val="22"/>
+                <w:szCs w:val="22"/>
+              </w:rPr>
+              <w:t xml:space="preserve">pickle/model.pkl</w:t>
+            </w:r>
+          </w:p>
+        </w:tc>
+        <w:tc>
+          <w:tcPr>
+            <w:tcW w:type="dxa" w:w="4680"/>
+            <w:tcBorders>
+              <w:top w:val="single" w:color="CCCCCC" w:sz="1"/>
+              <w:left w:val="single" w:color="CCCCCC" w:sz="1"/>
+              <w:bottom w:val="single" w:color="CCCCCC" w:sz="1"/>
+              <w:right w:val="single" w:color="CCCCCC" w:sz="1"/>
+            </w:tcBorders>
+            <w:shd w:fill="f0f4f8" w:val="clear"/>
+            <w:tcMar>
+              <w:top w:type="dxa" w:w="80"/>
+              <w:left w:type="dxa" w:w="120"/>
+              <w:bottom w:type="dxa" w:w="80"/>
+              <w:right w:type="dxa" w:w="120"/>
+            </w:tcMar>
+          </w:tcPr>
+          <w:p>
+            <w:r>
+              <w:rPr>
+                <w:rFonts w:ascii="Arial" w:cs="Arial" w:eastAsia="Arial" w:hAnsi="Arial"/>
+                <w:color w:val="000000"/>
+                <w:sz w:val="22"/>
+                <w:szCs w:val="22"/>
+              </w:rPr>
+              <w:t xml:space="preserve">Trained XGBoost model + ROAS lookup + channel priors. Committed to repo.</w:t>
+            </w:r>
+          </w:p>
+        </w:tc>
+      </w:tr>
+    </w:tbl>
+    <w:p>
+      <w:pPr>
+        <w:spacing w:after="80" w:before="80"/>
+      </w:pPr>
+      <w:r>
+        <w:t xml:space="preserve"/>
+      </w:r>
+    </w:p>
+    <w:p>
+      <w:pPr>
+        <w:pStyle w:val="Heading2"/>
+        <w:spacing w:after="120" w:before="240"/>
+      </w:pPr>
+      <w:r>
+        <w:rPr>
+          <w:rFonts w:ascii="Arial" w:cs="Arial" w:eastAsia="Arial" w:hAnsi="Arial"/>
+          <w:b/>
+          <w:bCs/>
+          <w:color w:val="2d3748"/>
+          <w:sz w:val="26"/>
+          <w:szCs w:val="26"/>
+        </w:rPr>
+        <w:t xml:space="preserve">8.2 Interactive Application (RevenueIQ)</w:t>
       </w:r>
     </w:p>
     <w:tbl>
@@ -4730,7 +9081,7 @@
                 <w:sz w:val="22"/>
                 <w:szCs w:val="22"/>
               </w:rPr>
-              <w:t xml:space="preserve">React (JSX), Recharts for visualisations, Tailwind-compatible inline styles. Single-file component (App.jsx), deployable as a static site or run locally.</w:t>
+              <w:t xml:space="preserve">React (JSX), Recharts for charts, inline styles. Single-file App.jsx, runs client-side with no backend server.</w:t>
             </w:r>
           </w:p>
         </w:tc>
@@ -4763,7 +9114,7 @@
                 <w:sz w:val="22"/>
                 <w:szCs w:val="22"/>
               </w:rPr>
-              <w:t xml:space="preserve">AI Layer</w:t>
+              <w:t xml:space="preserve">Data ingestion</w:t>
             </w:r>
           </w:p>
         </w:tc>
@@ -4792,7 +9143,7 @@
                 <w:sz w:val="22"/>
                 <w:szCs w:val="22"/>
               </w:rPr>
-              <w:t xml:space="preserve">Direct browser-to-API calls to Anthropic claude-sonnet-4-6. Four independent analysis blocks, each auto-running on forecast generation with manual refresh option.</w:t>
+              <w:t xml:space="preserve">Three modes: separate per-platform files (auto-normalized), single merged file, or demo dataset. Platform detection by column signature.</w:t>
             </w:r>
           </w:p>
         </w:tc>
@@ -4825,7 +9176,7 @@
                 <w:sz w:val="22"/>
                 <w:szCs w:val="22"/>
               </w:rPr>
-              <w:t xml:space="preserve">Data Ingestion</w:t>
+              <w:t xml:space="preserve">Forecasting</w:t>
             </w:r>
           </w:p>
         </w:tc>
@@ -4854,7 +9205,7 @@
                 <w:sz w:val="22"/>
                 <w:szCs w:val="22"/>
               </w:rPr>
-              <w:t xml:space="preserve">Three upload modes: separate per-platform files (each auto-normalized), single merged file, or built-in demo dataset. Platform detection by column signature.</w:t>
+              <w:t xml:space="preserve">Same Monte Carlo engine as Python pipeline, re-implemented in JavaScript. Runs entirely in the browser.</w:t>
             </w:r>
           </w:p>
         </w:tc>
@@ -4887,7 +9238,7 @@
                 <w:sz w:val="22"/>
                 <w:szCs w:val="22"/>
               </w:rPr>
-              <w:t xml:space="preserve">Forecasting</w:t>
+              <w:t xml:space="preserve">AI layer</w:t>
             </w:r>
           </w:p>
         </w:tc>
@@ -4916,7 +9267,7 @@
                 <w:sz w:val="22"/>
                 <w:szCs w:val="22"/>
               </w:rPr>
-              <w:t xml:space="preserve">Same Monte Carlo engine as the Python pipeline, re-implemented in JavaScript to run entirely client-side — no backend server required.</w:t>
+              <w:t xml:space="preserve">Four Claude API analysis blocks. Auto-run on forecast generation. Each independently refreshable.</w:t>
             </w:r>
           </w:p>
         </w:tc>
@@ -4949,7 +9300,7 @@
                 <w:sz w:val="22"/>
                 <w:szCs w:val="22"/>
               </w:rPr>
-              <w:t xml:space="preserve">Scenario Simulation</w:t>
+              <w:t xml:space="preserve">Scenario simulation</w:t>
             </w:r>
           </w:p>
         </w:tc>
@@ -4978,7 +9329,7 @@
                 <w:sz w:val="22"/>
                 <w:szCs w:val="22"/>
               </w:rPr>
-              <w:t xml:space="preserve">Budget slider (50%-200% of plan) and four preset scenarios (-20%, Planned, +20%, +40%). Re-runs Monte Carlo on every slider change.</w:t>
+              <w:t xml:space="preserve">Budget slider (50%-200%) and four preset scenarios. Monte Carlo re-runs on every change.</w:t>
             </w:r>
           </w:p>
         </w:tc>
@@ -5006,13 +9357,24 @@
           <w:sz w:val="26"/>
           <w:szCs w:val="26"/>
         </w:rPr>
-        <w:t xml:space="preserve">8.3  Data Flow</w:t>
+        <w:t xml:space="preserve">8.3 Data Flow</w:t>
       </w:r>
     </w:p>
     <w:p>
       <w:pPr>
         <w:spacing w:after="120" w:before="80"/>
       </w:pPr>
+      <w:r>
+        <w:rPr>
+          <w:rFonts w:ascii="Arial" w:cs="Arial" w:eastAsia="Arial" w:hAnsi="Arial"/>
+          <w:b/>
+          <w:bCs/>
+          <w:color w:val="000000"/>
+          <w:sz w:val="22"/>
+          <w:szCs w:val="22"/>
+        </w:rPr>
+        <w:t xml:space="preserve">Offline pipeline: </w:t>
+      </w:r>
       <w:r>
         <w:rPr>
           <w:rFonts w:ascii="Arial" w:cs="Arial" w:eastAsia="Arial" w:hAnsi="Arial"/>
@@ -5020,7 +9382,7 @@
           <w:sz w:val="22"/>
           <w:szCs w:val="22"/>
         </w:rPr>
-        <w:t xml:space="preserve">Interactive app:  CSV Upload → Platform Detection → Normalization → Cleaning → Stats Engine → Monte Carlo → Charts + AI Prompts → Claude API → Displayed Insights</w:t>
+        <w:t xml:space="preserve">data/*.csv → generate_features.py → features.parquet → predict.py + model.pkl → predictions.csv</w:t>
       </w:r>
     </w:p>
     <w:p>
@@ -5035,6 +9397,17 @@
       <w:pPr>
         <w:spacing w:after="120" w:before="80"/>
       </w:pPr>
+      <w:r>
+        <w:rPr>
+          <w:rFonts w:ascii="Arial" w:cs="Arial" w:eastAsia="Arial" w:hAnsi="Arial"/>
+          <w:b/>
+          <w:bCs/>
+          <w:color w:val="000000"/>
+          <w:sz w:val="22"/>
+          <w:szCs w:val="22"/>
+        </w:rPr>
+        <w:t xml:space="preserve">Interactive app: </w:t>
+      </w:r>
       <w:r>
         <w:rPr>
           <w:rFonts w:ascii="Arial" w:cs="Arial" w:eastAsia="Arial" w:hAnsi="Arial"/>
@@ -5042,7 +9415,40 @@
           <w:sz w:val="22"/>
           <w:szCs w:val="22"/>
         </w:rPr>
-        <w:t xml:space="preserve">Scored pipeline:  data/*.csv → generate_features.py → features.parquet → predict.py + model.pkl → predictions.csv</w:t>
+        <w:t xml:space="preserve">CSV upload → platform detection → normalization → cleaning → XGBoost-equivalent JS engine → Monte Carlo → charts + Claude API → AI insights</w:t>
+      </w:r>
+    </w:p>
+    <w:p>
+      <w:pPr>
+        <w:spacing w:after="80" w:before="80"/>
+      </w:pPr>
+      <w:r>
+        <w:t xml:space="preserve"/>
+      </w:r>
+    </w:p>
+    <w:p>
+      <w:pPr>
+        <w:spacing w:after="120" w:before="80"/>
+      </w:pPr>
+      <w:r>
+        <w:rPr>
+          <w:rFonts w:ascii="Arial" w:cs="Arial" w:eastAsia="Arial" w:hAnsi="Arial"/>
+          <w:b/>
+          <w:bCs/>
+          <w:color w:val="000000"/>
+          <w:sz w:val="22"/>
+          <w:szCs w:val="22"/>
+        </w:rPr>
+        <w:t xml:space="preserve">AI insights: </w:t>
+      </w:r>
+      <w:r>
+        <w:rPr>
+          <w:rFonts w:ascii="Arial" w:cs="Arial" w:eastAsia="Arial" w:hAnsi="Arial"/>
+          <w:color w:val="000000"/>
+          <w:sz w:val="22"/>
+          <w:szCs w:val="22"/>
+        </w:rPr>
+        <w:t xml:space="preserve">predictions.csv → ai_insights.py → summarise_forecast() → 4 Claude API calls → text analysis</w:t>
       </w:r>
     </w:p>
     <w:p>
@@ -5089,7 +9495,7 @@
           <w:sz w:val="22"/>
           <w:szCs w:val="22"/>
         </w:rPr>
-        <w:t xml:space="preserve">Monte Carlo RNG is seeded with seed=42 via numpy.random.default_rng(42). Identical inputs produce identical outputs on every run.</w:t>
+        <w:t xml:space="preserve">XGBoost random_state=42. Monte Carlo seed=42 via numpy.random.default_rng(42). Identical inputs always produce identical outputs.</w:t>
       </w:r>
     </w:p>
     <w:p>
@@ -5108,7 +9514,7 @@
           <w:sz w:val="22"/>
           <w:szCs w:val="22"/>
         </w:rPr>
-        <w:t xml:space="preserve">All dependency versions are pinned in requirements.txt (pandas==2.2.2, numpy==1.26.4, pyarrow==16.1.0).</w:t>
+        <w:t xml:space="preserve">All dependency versions pinned: pandas==2.2.2, numpy==1.26.4, pyarrow==16.1.0, xgboost==3.3.0, scikit-learn==1.8.0.</w:t>
       </w:r>
     </w:p>
     <w:p>
@@ -5127,7 +9533,7 @@
           <w:sz w:val="22"/>
           <w:szCs w:val="22"/>
         </w:rPr>
-        <w:t xml:space="preserve">No absolute paths anywhere in the codebase — all paths are relative to the arguments passed to run.sh.</w:t>
+        <w:t xml:space="preserve">No absolute paths. All paths relative to run.sh arguments.</w:t>
       </w:r>
     </w:p>
     <w:p>
@@ -5146,7 +9552,7 @@
           <w:sz w:val="22"/>
           <w:szCs w:val="22"/>
         </w:rPr>
-        <w:t xml:space="preserve">No interactive prompts. No network calls at runtime.</w:t>
+        <w:t xml:space="preserve">No network calls in the scoring pipeline. No interactive prompts.</w:t>
       </w:r>
     </w:p>
     <w:p>
@@ -5165,7 +9571,7 @@
           <w:sz w:val="22"/>
           <w:szCs w:val="22"/>
         </w:rPr>
-        <w:t xml:space="preserve">Python version: 3.12. Tested on Linux (Ubuntu 24).</w:t>
+        <w:t xml:space="preserve">Python 3.12. Tested on Linux (Ubuntu 24).</w:t>
       </w:r>
     </w:p>
     <w:p>
@@ -5212,7 +9618,7 @@
           <w:sz w:val="22"/>
           <w:szCs w:val="22"/>
         </w:rPr>
-        <w:t xml:space="preserve">Bayesian updating: as new weeks of data arrive, update the channel priors incrementally rather than re-fitting from scratch.</w:t>
+        <w:t xml:space="preserve">Diminishing returns: fit a logarithmic spend-response curve per channel so large budget increases project sub-linear revenue gains.</w:t>
       </w:r>
     </w:p>
     <w:p>
@@ -5231,7 +9637,7 @@
           <w:sz w:val="22"/>
           <w:szCs w:val="22"/>
         </w:rPr>
-        <w:t xml:space="preserve">Diminishing returns modelling: fit a logarithmic spend-response curve per channel so that large budget increases project sub-linear revenue gains, which is more realistic.</w:t>
+        <w:t xml:space="preserve">Cross-channel interactions: model the lift upper-funnel Google/Meta spend provides to brand search and direct conversion campaigns.</w:t>
       </w:r>
     </w:p>
     <w:p>
@@ -5250,7 +9656,7 @@
           <w:sz w:val="22"/>
           <w:szCs w:val="22"/>
         </w:rPr>
-        <w:t xml:space="preserve">Cross-channel interaction terms: model the lift that upper-funnel Google/Meta spend provides to brand search and direct conversion campaigns.</w:t>
+        <w:t xml:space="preserve">Bayesian updating: update channel priors incrementally as new weekly data arrives rather than re-training from scratch.</w:t>
       </w:r>
     </w:p>
     <w:p>
@@ -5269,7 +9675,7 @@
           <w:sz w:val="22"/>
           <w:szCs w:val="22"/>
         </w:rPr>
-        <w:t xml:space="preserve">Proper seasonality decomposition: use STL decomposition on monthly ROAS series to separate trend, seasonality, and residual — currently handled with a simplified sinusoidal approximation.</w:t>
+        <w:t xml:space="preserve">Proper seasonality decomposition: use STL decomposition on monthly ROAS series to separate trend, seasonality, and residual components.</w:t>
       </w:r>
     </w:p>
     <w:p>
@@ -5288,15 +9694,7 @@
           <w:sz w:val="22"/>
           <w:szCs w:val="22"/>
         </w:rPr>
-        <w:t xml:space="preserve">Confirmed output schema: update write_predictions() once the official predictions.csv column format is confirmed by the organizers.</w:t>
-      </w:r>
-    </w:p>
-    <w:p>
-      <w:pPr>
-        <w:spacing w:after="80" w:before="80"/>
-      </w:pPr>
-      <w:r>
-        <w:t xml:space="preserve"/>
+        <w:t xml:space="preserve">LightGBM comparison: benchmark against LightGBM to check whether a faster model achieves similar R² with lower inference time.</w:t>
       </w:r>
     </w:p>
     <w:sectPr>
@@ -5354,11 +9752,6 @@
 <file path=word/footer1.xml><?xml version="1.0" encoding="utf-8"?>
 <w:ftr xmlns:wpc="http://schemas.microsoft.com/office/word/2010/wordprocessingCanvas" xmlns:mc="http://schemas.openxmlformats.org/markup-compatibility/2006" xmlns:o="urn:schemas-microsoft-com:office:office" xmlns:r="http://schemas.openxmlformats.org/officeDocument/2006/relationships" xmlns:m="http://schemas.openxmlformats.org/officeDocument/2006/math" xmlns:v="urn:schemas-microsoft-com:vml" xmlns:wp14="http://schemas.microsoft.com/office/word/2010/wordprocessingDrawing" xmlns:wp="http://schemas.openxmlformats.org/drawingml/2006/wordprocessingDrawing" xmlns:w10="urn:schemas-microsoft-com:office:word" xmlns:w="http://schemas.openxmlformats.org/wordprocessingml/2006/main" xmlns:w14="http://schemas.microsoft.com/office/word/2010/wordml" xmlns:w15="http://schemas.microsoft.com/office/word/2012/wordml" xmlns:wpg="http://schemas.microsoft.com/office/word/2010/wordprocessingGroup" xmlns:wpi="http://schemas.microsoft.com/office/word/2010/wordprocessingInk" xmlns:wne="http://schemas.microsoft.com/office/word/2006/wordml" xmlns:wps="http://schemas.microsoft.com/office/word/2010/wordprocessingShape">
   <w:p>
-    <w:pPr>
-      <w:tabs>
-        <w:tab w:val="right" w:pos="9026"/>
-      </w:tabs>
-    </w:pPr>
     <w:r>
       <w:rPr>
         <w:rFonts w:ascii="Arial" w:cs="Arial" w:eastAsia="Arial" w:hAnsi="Arial"/>
@@ -5534,13 +9927,7 @@
 <file path=word/styles.xml><?xml version="1.0" encoding="utf-8"?>
 <w:styles xmlns:mc="http://schemas.openxmlformats.org/markup-compatibility/2006" xmlns:r="http://schemas.openxmlformats.org/officeDocument/2006/relationships" xmlns:w="http://schemas.openxmlformats.org/wordprocessingml/2006/main" xmlns:w14="http://schemas.microsoft.com/office/word/2010/wordml" xmlns:w15="http://schemas.microsoft.com/office/word/2012/wordml" mc:Ignorable="w14 w15">
   <w:docDefaults>
-    <w:rPrDefault>
-      <w:rPr>
-        <w:rFonts w:ascii="Arial" w:cs="Arial" w:eastAsia="Arial" w:hAnsi="Arial"/>
-        <w:sz w:val="22"/>
-        <w:szCs w:val="22"/>
-      </w:rPr>
-    </w:rPrDefault>
+    <w:rPrDefault/>
     <w:pPrDefault/>
   </w:docDefaults>
   <w:style w:type="paragraph" w:styleId="Title">
@@ -5714,59 +10101,5 @@
       <w:szCs w:val="20"/>
     </w:rPr>
   </w:style>
-  <w:style w:type="paragraph" w:styleId="Heading1">
-    <w:name w:val="Heading 1"/>
-    <w:basedOn w:val="Normal"/>
-    <w:next w:val="Normal"/>
-    <w:qFormat/>
-    <w:pPr>
-      <w:spacing w:after="160" w:before="320"/>
-      <w:outlineLvl w:val="0"/>
-    </w:pPr>
-    <w:rPr>
-      <w:rFonts w:ascii="Arial" w:cs="Arial" w:eastAsia="Arial" w:hAnsi="Arial"/>
-      <w:b/>
-      <w:bCs/>
-      <w:color w:val="1454b8"/>
-      <w:sz w:val="32"/>
-      <w:szCs w:val="32"/>
-    </w:rPr>
-  </w:style>
-  <w:style w:type="paragraph" w:styleId="Heading2">
-    <w:name w:val="Heading 2"/>
-    <w:basedOn w:val="Normal"/>
-    <w:next w:val="Normal"/>
-    <w:qFormat/>
-    <w:pPr>
-      <w:spacing w:after="120" w:before="240"/>
-      <w:outlineLvl w:val="1"/>
-    </w:pPr>
-    <w:rPr>
-      <w:rFonts w:ascii="Arial" w:cs="Arial" w:eastAsia="Arial" w:hAnsi="Arial"/>
-      <w:b/>
-      <w:bCs/>
-      <w:color w:val="2d3748"/>
-      <w:sz w:val="26"/>
-      <w:szCs w:val="26"/>
-    </w:rPr>
-  </w:style>
-  <w:style w:type="paragraph" w:styleId="Heading3">
-    <w:name w:val="Heading 3"/>
-    <w:basedOn w:val="Normal"/>
-    <w:next w:val="Normal"/>
-    <w:qFormat/>
-    <w:pPr>
-      <w:spacing w:after="80" w:before="200"/>
-      <w:outlineLvl w:val="2"/>
-    </w:pPr>
-    <w:rPr>
-      <w:rFonts w:ascii="Arial" w:cs="Arial" w:eastAsia="Arial" w:hAnsi="Arial"/>
-      <w:b/>
-      <w:bCs/>
-      <w:color w:val="2d3748"/>
-      <w:sz w:val="24"/>
-      <w:szCs w:val="24"/>
-    </w:rPr>
-  </w:style>
 </w:styles>
 </file>